--- a/系統文件/第4章/第四章 專案時程與組織分工.docx
+++ b/系統文件/第4章/第四章 專案時程與組織分工.docx
@@ -7594,6 +7594,12 @@
                 <w:rFonts w:hint="eastAsia"/>
               </w:rPr>
             </w:pPr>
+            <w:r>
+              <w:rPr>
+                <w:rFonts w:hint="eastAsia"/>
+              </w:rPr>
+              <w:t>前端開發</w:t>
+            </w:r>
           </w:p>
         </w:tc>
         <w:tc>
@@ -7609,6 +7615,24 @@
                 <w:rFonts w:hint="eastAsia"/>
               </w:rPr>
             </w:pPr>
+            <w:r>
+              <w:rPr>
+                <w:rFonts w:hint="eastAsia"/>
+              </w:rPr>
+              <w:t>登入</w:t>
+            </w:r>
+            <w:r>
+              <w:rPr>
+                <w:rFonts w:hint="eastAsia"/>
+              </w:rPr>
+              <w:t>/</w:t>
+            </w:r>
+            <w:r>
+              <w:rPr>
+                <w:rFonts w:hint="eastAsia"/>
+              </w:rPr>
+              <w:t>登出</w:t>
+            </w:r>
           </w:p>
         </w:tc>
         <w:tc>
@@ -7706,6 +7730,12 @@
                 <w:rFonts w:hint="eastAsia"/>
               </w:rPr>
             </w:pPr>
+            <w:r>
+              <w:rPr>
+                <w:rFonts w:hint="eastAsia"/>
+              </w:rPr>
+              <w:t>首頁</w:t>
+            </w:r>
           </w:p>
         </w:tc>
         <w:tc>
@@ -7803,6 +7833,12 @@
                 <w:rFonts w:hint="eastAsia"/>
               </w:rPr>
             </w:pPr>
+            <w:r>
+              <w:rPr>
+                <w:rFonts w:hint="eastAsia"/>
+              </w:rPr>
+              <w:t>拍照功能</w:t>
+            </w:r>
           </w:p>
         </w:tc>
         <w:tc>
@@ -7900,6 +7936,12 @@
                 <w:rFonts w:hint="eastAsia"/>
               </w:rPr>
             </w:pPr>
+            <w:r>
+              <w:rPr>
+                <w:rFonts w:hint="eastAsia"/>
+              </w:rPr>
+              <w:t>手動建立情境</w:t>
+            </w:r>
           </w:p>
         </w:tc>
         <w:tc>
@@ -7997,6 +8039,12 @@
                 <w:rFonts w:hint="eastAsia"/>
               </w:rPr>
             </w:pPr>
+            <w:r>
+              <w:rPr>
+                <w:rFonts w:hint="eastAsia"/>
+              </w:rPr>
+              <w:t>我的單字探險</w:t>
+            </w:r>
           </w:p>
         </w:tc>
         <w:tc>
@@ -8094,6 +8142,12 @@
                 <w:rFonts w:hint="eastAsia"/>
               </w:rPr>
             </w:pPr>
+            <w:r>
+              <w:rPr>
+                <w:rFonts w:hint="eastAsia"/>
+              </w:rPr>
+              <w:t>學習小組</w:t>
+            </w:r>
           </w:p>
         </w:tc>
         <w:tc>
@@ -8191,6 +8245,12 @@
                 <w:rFonts w:hint="eastAsia"/>
               </w:rPr>
             </w:pPr>
+            <w:r>
+              <w:rPr>
+                <w:rFonts w:hint="eastAsia"/>
+              </w:rPr>
+              <w:t>個人檔案</w:t>
+            </w:r>
           </w:p>
         </w:tc>
         <w:tc>
@@ -8288,6 +8348,12 @@
                 <w:rFonts w:hint="eastAsia"/>
               </w:rPr>
             </w:pPr>
+            <w:r>
+              <w:rPr>
+                <w:rFonts w:hint="eastAsia"/>
+              </w:rPr>
+              <w:t>好友</w:t>
+            </w:r>
           </w:p>
         </w:tc>
         <w:tc>
@@ -8385,6 +8451,12 @@
                 <w:rFonts w:hint="eastAsia"/>
               </w:rPr>
             </w:pPr>
+            <w:r>
+              <w:rPr>
+                <w:rFonts w:hint="eastAsia"/>
+              </w:rPr>
+              <w:t>訂閱與點數</w:t>
+            </w:r>
           </w:p>
         </w:tc>
         <w:tc>
@@ -8482,6 +8554,12 @@
                 <w:rFonts w:hint="eastAsia"/>
               </w:rPr>
             </w:pPr>
+            <w:r>
+              <w:rPr>
+                <w:rFonts w:hint="eastAsia"/>
+              </w:rPr>
+              <w:t>系統設定</w:t>
+            </w:r>
           </w:p>
         </w:tc>
         <w:tc>

--- a/系統文件/第4章/第四章 專案時程與組織分工.docx
+++ b/系統文件/第4章/第四章 專案時程與組織分工.docx
@@ -8642,6 +8642,12 @@
                 <w:rFonts w:hint="eastAsia"/>
               </w:rPr>
             </w:pPr>
+            <w:r>
+              <w:rPr>
+                <w:rFonts w:hint="eastAsia"/>
+              </w:rPr>
+              <w:t>美術設計</w:t>
+            </w:r>
           </w:p>
         </w:tc>
         <w:tc>
@@ -8657,6 +8663,15 @@
                 <w:rFonts w:hint="eastAsia"/>
               </w:rPr>
             </w:pPr>
+            <w:r>
+              <w:rPr>
+                <w:rFonts w:hint="eastAsia"/>
+              </w:rPr>
+              <w:t>U</w:t>
+            </w:r>
+            <w:r>
+              <w:t>I/UX</w:t>
+            </w:r>
           </w:p>
         </w:tc>
         <w:tc>
@@ -8756,6 +8771,21 @@
                 <w:rFonts w:hint="eastAsia"/>
               </w:rPr>
             </w:pPr>
+            <w:r>
+              <w:rPr>
+                <w:rFonts w:hint="eastAsia"/>
+              </w:rPr>
+              <w:t>We</w:t>
+            </w:r>
+            <w:r>
+              <w:t>b/APP</w:t>
+            </w:r>
+            <w:r>
+              <w:rPr>
+                <w:rFonts w:hint="eastAsia"/>
+              </w:rPr>
+              <w:t xml:space="preserve"> </w:t>
+            </w:r>
           </w:p>
         </w:tc>
         <w:tc>
@@ -8860,6 +8890,12 @@
                 <w:rFonts w:hint="eastAsia"/>
               </w:rPr>
             </w:pPr>
+            <w:r>
+              <w:rPr>
+                <w:rFonts w:hint="eastAsia"/>
+              </w:rPr>
+              <w:t>介面設計</w:t>
+            </w:r>
           </w:p>
         </w:tc>
         <w:tc>
@@ -8962,6 +8998,12 @@
                 <w:rFonts w:hint="eastAsia"/>
               </w:rPr>
             </w:pPr>
+            <w:r>
+              <w:rPr>
+                <w:rFonts w:hint="eastAsia"/>
+              </w:rPr>
+              <w:t>色彩設計</w:t>
+            </w:r>
           </w:p>
         </w:tc>
         <w:tc>
@@ -9059,6 +9101,15 @@
                 <w:rFonts w:hint="eastAsia"/>
               </w:rPr>
             </w:pPr>
+            <w:r>
+              <w:t>Logo</w:t>
+            </w:r>
+            <w:r>
+              <w:rPr>
+                <w:rFonts w:hint="eastAsia"/>
+              </w:rPr>
+              <w:t>設計</w:t>
+            </w:r>
           </w:p>
         </w:tc>
         <w:tc>
@@ -9156,6 +9207,12 @@
                 <w:rFonts w:hint="eastAsia"/>
               </w:rPr>
             </w:pPr>
+            <w:r>
+              <w:rPr>
+                <w:rFonts w:hint="eastAsia"/>
+              </w:rPr>
+              <w:t>素材設計</w:t>
+            </w:r>
           </w:p>
         </w:tc>
         <w:tc>

--- a/系統文件/第4章/第四章 專案時程與組織分工.docx
+++ b/系統文件/第4章/第四章 專案時程與組織分工.docx
@@ -6213,8 +6213,16 @@
               <w:rPr>
                 <w:rFonts w:hint="eastAsia"/>
               </w:rPr>
-              <w:t>蘇品璇</w:t>
-            </w:r>
+              <w:t>蘇品</w:t>
+            </w:r>
+            <w:proofErr w:type="gramStart"/>
+            <w:r>
+              <w:rPr>
+                <w:rFonts w:hint="eastAsia"/>
+              </w:rPr>
+              <w:t>璇</w:t>
+            </w:r>
+            <w:proofErr w:type="gramEnd"/>
           </w:p>
         </w:tc>
         <w:tc>
@@ -9291,10 +9299,54 @@
             <w:pPr>
               <w:pStyle w:val="ae"/>
               <w:jc w:val="center"/>
-              <w:rPr>
-                <w:rFonts w:hint="eastAsia"/>
-              </w:rPr>
-            </w:pPr>
+            </w:pPr>
+            <w:r>
+              <w:rPr>
+                <w:rFonts w:hint="eastAsia"/>
+              </w:rPr>
+              <w:t>文</w:t>
+            </w:r>
+          </w:p>
+          <w:p>
+            <w:pPr>
+              <w:pStyle w:val="ae"/>
+              <w:jc w:val="center"/>
+            </w:pPr>
+            <w:r>
+              <w:rPr>
+                <w:rFonts w:hint="eastAsia"/>
+              </w:rPr>
+              <w:t>件</w:t>
+            </w:r>
+          </w:p>
+          <w:p>
+            <w:pPr>
+              <w:pStyle w:val="ae"/>
+              <w:jc w:val="center"/>
+            </w:pPr>
+            <w:proofErr w:type="gramStart"/>
+            <w:r>
+              <w:rPr>
+                <w:rFonts w:hint="eastAsia"/>
+              </w:rPr>
+              <w:t>撰</w:t>
+            </w:r>
+            <w:proofErr w:type="gramEnd"/>
+          </w:p>
+          <w:p>
+            <w:pPr>
+              <w:pStyle w:val="ae"/>
+              <w:jc w:val="center"/>
+              <w:rPr>
+                <w:rFonts w:hint="eastAsia"/>
+              </w:rPr>
+            </w:pPr>
+            <w:r>
+              <w:rPr>
+                <w:rFonts w:hint="eastAsia"/>
+              </w:rPr>
+              <w:t>寫</w:t>
+            </w:r>
           </w:p>
         </w:tc>
         <w:tc>
@@ -9310,6 +9362,12 @@
                 <w:rFonts w:hint="eastAsia"/>
               </w:rPr>
             </w:pPr>
+            <w:r>
+              <w:rPr>
+                <w:rFonts w:hint="eastAsia"/>
+              </w:rPr>
+              <w:t>統整</w:t>
+            </w:r>
           </w:p>
         </w:tc>
         <w:tc>
@@ -9407,6 +9465,36 @@
                 <w:rFonts w:hint="eastAsia"/>
               </w:rPr>
             </w:pPr>
+            <w:r>
+              <w:rPr>
+                <w:rFonts w:hint="eastAsia"/>
+              </w:rPr>
+              <w:t>第</w:t>
+            </w:r>
+            <w:r>
+              <w:rPr>
+                <w:rFonts w:hint="eastAsia"/>
+              </w:rPr>
+              <w:t>1</w:t>
+            </w:r>
+            <w:r>
+              <w:rPr>
+                <w:rFonts w:hint="eastAsia"/>
+              </w:rPr>
+              <w:t>章</w:t>
+            </w:r>
+            <w:r>
+              <w:rPr>
+                <w:rFonts w:hint="eastAsia"/>
+              </w:rPr>
+              <w:t xml:space="preserve"> </w:t>
+            </w:r>
+            <w:r>
+              <w:rPr>
+                <w:rFonts w:hint="eastAsia"/>
+              </w:rPr>
+              <w:t>前言</w:t>
+            </w:r>
           </w:p>
         </w:tc>
         <w:tc>
@@ -9504,6 +9592,36 @@
                 <w:rFonts w:hint="eastAsia"/>
               </w:rPr>
             </w:pPr>
+            <w:r>
+              <w:rPr>
+                <w:rFonts w:hint="eastAsia"/>
+              </w:rPr>
+              <w:t>第</w:t>
+            </w:r>
+            <w:r>
+              <w:rPr>
+                <w:rFonts w:hint="eastAsia"/>
+              </w:rPr>
+              <w:t>2</w:t>
+            </w:r>
+            <w:r>
+              <w:rPr>
+                <w:rFonts w:hint="eastAsia"/>
+              </w:rPr>
+              <w:t>章</w:t>
+            </w:r>
+            <w:r>
+              <w:rPr>
+                <w:rFonts w:hint="eastAsia"/>
+              </w:rPr>
+              <w:t xml:space="preserve"> </w:t>
+            </w:r>
+            <w:r>
+              <w:rPr>
+                <w:rFonts w:hint="eastAsia"/>
+              </w:rPr>
+              <w:t>營運計畫</w:t>
+            </w:r>
           </w:p>
         </w:tc>
         <w:tc>
@@ -9601,6 +9719,36 @@
                 <w:rFonts w:hint="eastAsia"/>
               </w:rPr>
             </w:pPr>
+            <w:r>
+              <w:rPr>
+                <w:rFonts w:hint="eastAsia"/>
+              </w:rPr>
+              <w:t>第</w:t>
+            </w:r>
+            <w:r>
+              <w:rPr>
+                <w:rFonts w:hint="eastAsia"/>
+              </w:rPr>
+              <w:t>3</w:t>
+            </w:r>
+            <w:r>
+              <w:rPr>
+                <w:rFonts w:hint="eastAsia"/>
+              </w:rPr>
+              <w:t>章</w:t>
+            </w:r>
+            <w:r>
+              <w:rPr>
+                <w:rFonts w:hint="eastAsia"/>
+              </w:rPr>
+              <w:tab/>
+            </w:r>
+            <w:r>
+              <w:rPr>
+                <w:rFonts w:hint="eastAsia"/>
+              </w:rPr>
+              <w:t>系統規格</w:t>
+            </w:r>
           </w:p>
         </w:tc>
         <w:tc>
@@ -9694,10 +9842,52 @@
             <w:pPr>
               <w:pStyle w:val="ae"/>
               <w:jc w:val="both"/>
-              <w:rPr>
-                <w:rFonts w:hint="eastAsia"/>
-              </w:rPr>
-            </w:pPr>
+            </w:pPr>
+            <w:r>
+              <w:rPr>
+                <w:rFonts w:hint="eastAsia"/>
+              </w:rPr>
+              <w:t>第</w:t>
+            </w:r>
+            <w:r>
+              <w:rPr>
+                <w:rFonts w:hint="eastAsia"/>
+              </w:rPr>
+              <w:t>4</w:t>
+            </w:r>
+            <w:r>
+              <w:rPr>
+                <w:rFonts w:hint="eastAsia"/>
+              </w:rPr>
+              <w:t>章</w:t>
+            </w:r>
+            <w:r>
+              <w:rPr>
+                <w:rFonts w:hint="eastAsia"/>
+              </w:rPr>
+              <w:tab/>
+            </w:r>
+            <w:r>
+              <w:rPr>
+                <w:rFonts w:hint="eastAsia"/>
+              </w:rPr>
+              <w:t>專案時程</w:t>
+            </w:r>
+          </w:p>
+          <w:p>
+            <w:pPr>
+              <w:pStyle w:val="ae"/>
+              <w:jc w:val="both"/>
+              <w:rPr>
+                <w:rFonts w:hint="eastAsia"/>
+              </w:rPr>
+            </w:pPr>
+            <w:r>
+              <w:rPr>
+                <w:rFonts w:hint="eastAsia"/>
+              </w:rPr>
+              <w:t>與組織分工</w:t>
+            </w:r>
           </w:p>
         </w:tc>
         <w:tc>
@@ -9795,6 +9985,36 @@
                 <w:rFonts w:hint="eastAsia"/>
               </w:rPr>
             </w:pPr>
+            <w:r>
+              <w:rPr>
+                <w:rFonts w:hint="eastAsia"/>
+              </w:rPr>
+              <w:t>第</w:t>
+            </w:r>
+            <w:r>
+              <w:rPr>
+                <w:rFonts w:hint="eastAsia"/>
+              </w:rPr>
+              <w:t>5</w:t>
+            </w:r>
+            <w:r>
+              <w:rPr>
+                <w:rFonts w:hint="eastAsia"/>
+              </w:rPr>
+              <w:t>章</w:t>
+            </w:r>
+            <w:r>
+              <w:rPr>
+                <w:rFonts w:hint="eastAsia"/>
+              </w:rPr>
+              <w:tab/>
+            </w:r>
+            <w:r>
+              <w:rPr>
+                <w:rFonts w:hint="eastAsia"/>
+              </w:rPr>
+              <w:t>需求模型</w:t>
+            </w:r>
           </w:p>
         </w:tc>
         <w:tc>
@@ -9892,6 +10112,36 @@
                 <w:rFonts w:hint="eastAsia"/>
               </w:rPr>
             </w:pPr>
+            <w:r>
+              <w:rPr>
+                <w:rFonts w:hint="eastAsia"/>
+              </w:rPr>
+              <w:t>第</w:t>
+            </w:r>
+            <w:r>
+              <w:rPr>
+                <w:rFonts w:hint="eastAsia"/>
+              </w:rPr>
+              <w:t>6</w:t>
+            </w:r>
+            <w:r>
+              <w:rPr>
+                <w:rFonts w:hint="eastAsia"/>
+              </w:rPr>
+              <w:t>章</w:t>
+            </w:r>
+            <w:r>
+              <w:rPr>
+                <w:rFonts w:hint="eastAsia"/>
+              </w:rPr>
+              <w:tab/>
+            </w:r>
+            <w:r>
+              <w:rPr>
+                <w:rFonts w:hint="eastAsia"/>
+              </w:rPr>
+              <w:t>程序模型</w:t>
+            </w:r>
           </w:p>
         </w:tc>
         <w:tc>
@@ -9989,6 +10239,36 @@
                 <w:rFonts w:hint="eastAsia"/>
               </w:rPr>
             </w:pPr>
+            <w:r>
+              <w:rPr>
+                <w:rFonts w:hint="eastAsia"/>
+              </w:rPr>
+              <w:t>第</w:t>
+            </w:r>
+            <w:r>
+              <w:rPr>
+                <w:rFonts w:hint="eastAsia"/>
+              </w:rPr>
+              <w:t>7</w:t>
+            </w:r>
+            <w:r>
+              <w:rPr>
+                <w:rFonts w:hint="eastAsia"/>
+              </w:rPr>
+              <w:t>章</w:t>
+            </w:r>
+            <w:r>
+              <w:rPr>
+                <w:rFonts w:hint="eastAsia"/>
+              </w:rPr>
+              <w:tab/>
+            </w:r>
+            <w:r>
+              <w:rPr>
+                <w:rFonts w:hint="eastAsia"/>
+              </w:rPr>
+              <w:t>資料模型</w:t>
+            </w:r>
           </w:p>
         </w:tc>
         <w:tc>
@@ -10086,6 +10366,36 @@
                 <w:rFonts w:hint="eastAsia"/>
               </w:rPr>
             </w:pPr>
+            <w:r>
+              <w:rPr>
+                <w:rFonts w:hint="eastAsia"/>
+              </w:rPr>
+              <w:t>第</w:t>
+            </w:r>
+            <w:r>
+              <w:rPr>
+                <w:rFonts w:hint="eastAsia"/>
+              </w:rPr>
+              <w:t>8</w:t>
+            </w:r>
+            <w:r>
+              <w:rPr>
+                <w:rFonts w:hint="eastAsia"/>
+              </w:rPr>
+              <w:t>章</w:t>
+            </w:r>
+            <w:r>
+              <w:rPr>
+                <w:rFonts w:hint="eastAsia"/>
+              </w:rPr>
+              <w:tab/>
+            </w:r>
+            <w:r>
+              <w:rPr>
+                <w:rFonts w:hint="eastAsia"/>
+              </w:rPr>
+              <w:t>資料庫設計</w:t>
+            </w:r>
           </w:p>
         </w:tc>
         <w:tc>
@@ -10183,6 +10493,36 @@
                 <w:rFonts w:hint="eastAsia"/>
               </w:rPr>
             </w:pPr>
+            <w:r>
+              <w:rPr>
+                <w:rFonts w:hint="eastAsia"/>
+              </w:rPr>
+              <w:t>第</w:t>
+            </w:r>
+            <w:r>
+              <w:rPr>
+                <w:rFonts w:hint="eastAsia"/>
+              </w:rPr>
+              <w:t>9</w:t>
+            </w:r>
+            <w:r>
+              <w:rPr>
+                <w:rFonts w:hint="eastAsia"/>
+              </w:rPr>
+              <w:t>章</w:t>
+            </w:r>
+            <w:r>
+              <w:rPr>
+                <w:rFonts w:hint="eastAsia"/>
+              </w:rPr>
+              <w:tab/>
+            </w:r>
+            <w:r>
+              <w:rPr>
+                <w:rFonts w:hint="eastAsia"/>
+              </w:rPr>
+              <w:t>程式</w:t>
+            </w:r>
           </w:p>
         </w:tc>
         <w:tc>
@@ -10280,6 +10620,36 @@
                 <w:rFonts w:hint="eastAsia"/>
               </w:rPr>
             </w:pPr>
+            <w:r>
+              <w:rPr>
+                <w:rFonts w:hint="eastAsia"/>
+              </w:rPr>
+              <w:t>第</w:t>
+            </w:r>
+            <w:r>
+              <w:rPr>
+                <w:rFonts w:hint="eastAsia"/>
+              </w:rPr>
+              <w:t>10</w:t>
+            </w:r>
+            <w:r>
+              <w:rPr>
+                <w:rFonts w:hint="eastAsia"/>
+              </w:rPr>
+              <w:t>章</w:t>
+            </w:r>
+            <w:r>
+              <w:rPr>
+                <w:rFonts w:hint="eastAsia"/>
+              </w:rPr>
+              <w:t xml:space="preserve"> </w:t>
+            </w:r>
+            <w:r>
+              <w:rPr>
+                <w:rFonts w:hint="eastAsia"/>
+              </w:rPr>
+              <w:t>測試模型</w:t>
+            </w:r>
           </w:p>
         </w:tc>
         <w:tc>
@@ -10377,6 +10747,36 @@
                 <w:rFonts w:hint="eastAsia"/>
               </w:rPr>
             </w:pPr>
+            <w:r>
+              <w:rPr>
+                <w:rFonts w:hint="eastAsia"/>
+              </w:rPr>
+              <w:t>第</w:t>
+            </w:r>
+            <w:r>
+              <w:rPr>
+                <w:rFonts w:hint="eastAsia"/>
+              </w:rPr>
+              <w:t>11</w:t>
+            </w:r>
+            <w:r>
+              <w:rPr>
+                <w:rFonts w:hint="eastAsia"/>
+              </w:rPr>
+              <w:t>章</w:t>
+            </w:r>
+            <w:r>
+              <w:rPr>
+                <w:rFonts w:hint="eastAsia"/>
+              </w:rPr>
+              <w:t xml:space="preserve"> </w:t>
+            </w:r>
+            <w:r>
+              <w:rPr>
+                <w:rFonts w:hint="eastAsia"/>
+              </w:rPr>
+              <w:t>操作手冊</w:t>
+            </w:r>
           </w:p>
         </w:tc>
         <w:tc>
@@ -10474,6 +10874,36 @@
                 <w:rFonts w:hint="eastAsia"/>
               </w:rPr>
             </w:pPr>
+            <w:r>
+              <w:rPr>
+                <w:rFonts w:hint="eastAsia"/>
+              </w:rPr>
+              <w:t>第</w:t>
+            </w:r>
+            <w:r>
+              <w:rPr>
+                <w:rFonts w:hint="eastAsia"/>
+              </w:rPr>
+              <w:t>12</w:t>
+            </w:r>
+            <w:r>
+              <w:rPr>
+                <w:rFonts w:hint="eastAsia"/>
+              </w:rPr>
+              <w:t>章</w:t>
+            </w:r>
+            <w:r>
+              <w:rPr>
+                <w:rFonts w:hint="eastAsia"/>
+              </w:rPr>
+              <w:t xml:space="preserve"> </w:t>
+            </w:r>
+            <w:r>
+              <w:rPr>
+                <w:rFonts w:hint="eastAsia"/>
+              </w:rPr>
+              <w:t>使用手冊</w:t>
+            </w:r>
           </w:p>
         </w:tc>
         <w:tc>
@@ -10555,6 +10985,12 @@
                 <w:rFonts w:hint="eastAsia"/>
               </w:rPr>
             </w:pPr>
+            <w:r>
+              <w:rPr>
+                <w:rFonts w:hint="eastAsia"/>
+              </w:rPr>
+              <w:t>報告</w:t>
+            </w:r>
           </w:p>
         </w:tc>
         <w:tc>
@@ -10570,6 +11006,12 @@
                 <w:rFonts w:hint="eastAsia"/>
               </w:rPr>
             </w:pPr>
+            <w:r>
+              <w:rPr>
+                <w:rFonts w:hint="eastAsia"/>
+              </w:rPr>
+              <w:t>簡報製作</w:t>
+            </w:r>
           </w:p>
         </w:tc>
         <w:tc>

--- a/系統文件/第4章/第四章 專案時程與組織分工.docx
+++ b/系統文件/第4章/第四章 專案時程與組織分工.docx
@@ -6034,19 +6034,13 @@
     </w:p>
     <w:p>
       <w:pPr>
-        <w:pStyle w:val="-"/>
+        <w:pStyle w:val="a7"/>
       </w:pPr>
       <w:r>
         <w:rPr>
           <w:rFonts w:hint="eastAsia"/>
         </w:rPr>
-        <w:t>表</w:t>
-      </w:r>
-      <w:r>
-        <w:rPr>
-          <w:rFonts w:hint="eastAsia"/>
-        </w:rPr>
-        <w:t>4</w:t>
+        <w:t>表4</w:t>
       </w:r>
       <w:r>
         <w:t xml:space="preserve">-2-1 </w:t>
@@ -6062,21 +6056,22 @@
       <w:tblPr>
         <w:tblStyle w:val="a9"/>
         <w:tblW w:w="5000" w:type="pct"/>
+        <w:tblLayout w:type="fixed"/>
         <w:tblLook w:val="04A0" w:firstRow="1" w:lastRow="0" w:firstColumn="1" w:lastColumn="0" w:noHBand="0" w:noVBand="1"/>
       </w:tblPr>
       <w:tblGrid>
-        <w:gridCol w:w="562"/>
-        <w:gridCol w:w="2870"/>
-        <w:gridCol w:w="1352"/>
-        <w:gridCol w:w="1352"/>
-        <w:gridCol w:w="1352"/>
-        <w:gridCol w:w="1354"/>
-        <w:gridCol w:w="1352"/>
+        <w:gridCol w:w="847"/>
+        <w:gridCol w:w="2694"/>
+        <w:gridCol w:w="1107"/>
+        <w:gridCol w:w="1386"/>
+        <w:gridCol w:w="1388"/>
+        <w:gridCol w:w="1386"/>
+        <w:gridCol w:w="1386"/>
       </w:tblGrid>
       <w:tr>
         <w:tc>
           <w:tcPr>
-            <w:tcW w:w="1683" w:type="pct"/>
+            <w:tcW w:w="1736" w:type="pct"/>
             <w:gridSpan w:val="2"/>
             <w:tcBorders>
               <w:tl2br w:val="single" w:sz="4" w:space="0" w:color="auto"/>
@@ -6097,9 +6092,6 @@
           <w:p>
             <w:pPr>
               <w:pStyle w:val="ae"/>
-              <w:rPr>
-                <w:rFonts w:hint="eastAsia"/>
-              </w:rPr>
             </w:pPr>
             <w:r>
               <w:rPr>
@@ -6111,7 +6103,7 @@
         </w:tc>
         <w:tc>
           <w:tcPr>
-            <w:tcW w:w="663" w:type="pct"/>
+            <w:tcW w:w="543" w:type="pct"/>
             <w:vAlign w:val="center"/>
           </w:tcPr>
           <w:p>
@@ -6133,9 +6125,6 @@
             <w:pPr>
               <w:pStyle w:val="ae"/>
               <w:jc w:val="center"/>
-              <w:rPr>
-                <w:rFonts w:hint="eastAsia"/>
-              </w:rPr>
             </w:pPr>
             <w:r>
               <w:rPr>
@@ -6147,7 +6136,7 @@
         </w:tc>
         <w:tc>
           <w:tcPr>
-            <w:tcW w:w="663" w:type="pct"/>
+            <w:tcW w:w="680" w:type="pct"/>
             <w:vAlign w:val="center"/>
           </w:tcPr>
           <w:p>
@@ -6169,9 +6158,6 @@
             <w:pPr>
               <w:pStyle w:val="ae"/>
               <w:jc w:val="center"/>
-              <w:rPr>
-                <w:rFonts w:hint="eastAsia"/>
-              </w:rPr>
             </w:pPr>
             <w:r>
               <w:rPr>
@@ -6183,7 +6169,7 @@
         </w:tc>
         <w:tc>
           <w:tcPr>
-            <w:tcW w:w="663" w:type="pct"/>
+            <w:tcW w:w="681" w:type="pct"/>
             <w:vAlign w:val="center"/>
           </w:tcPr>
           <w:p>
@@ -6205,9 +6191,6 @@
             <w:pPr>
               <w:pStyle w:val="ae"/>
               <w:jc w:val="center"/>
-              <w:rPr>
-                <w:rFonts w:hint="eastAsia"/>
-              </w:rPr>
             </w:pPr>
             <w:r>
               <w:rPr>
@@ -6227,7 +6210,7 @@
         </w:tc>
         <w:tc>
           <w:tcPr>
-            <w:tcW w:w="664" w:type="pct"/>
+            <w:tcW w:w="680" w:type="pct"/>
             <w:vAlign w:val="center"/>
           </w:tcPr>
           <w:p>
@@ -6249,9 +6232,6 @@
             <w:pPr>
               <w:pStyle w:val="ae"/>
               <w:jc w:val="center"/>
-              <w:rPr>
-                <w:rFonts w:hint="eastAsia"/>
-              </w:rPr>
             </w:pPr>
             <w:r>
               <w:rPr>
@@ -6263,7 +6243,7 @@
         </w:tc>
         <w:tc>
           <w:tcPr>
-            <w:tcW w:w="663" w:type="pct"/>
+            <w:tcW w:w="681" w:type="pct"/>
             <w:vAlign w:val="center"/>
           </w:tcPr>
           <w:p>
@@ -6285,9 +6265,6 @@
             <w:pPr>
               <w:pStyle w:val="ae"/>
               <w:jc w:val="center"/>
-              <w:rPr>
-                <w:rFonts w:hint="eastAsia"/>
-              </w:rPr>
             </w:pPr>
             <w:r>
               <w:rPr>
@@ -6301,7 +6278,7 @@
       <w:tr>
         <w:tc>
           <w:tcPr>
-            <w:tcW w:w="276" w:type="pct"/>
+            <w:tcW w:w="415" w:type="pct"/>
             <w:vMerge w:val="restart"/>
           </w:tcPr>
           <w:p>
@@ -6313,61 +6290,19 @@
               <w:rPr>
                 <w:rFonts w:hint="eastAsia"/>
               </w:rPr>
-              <w:t>後</w:t>
-            </w:r>
-          </w:p>
-          <w:p>
-            <w:pPr>
-              <w:pStyle w:val="ae"/>
-              <w:jc w:val="center"/>
-            </w:pPr>
-            <w:r>
-              <w:rPr>
-                <w:rFonts w:hint="eastAsia"/>
-              </w:rPr>
-              <w:t>端</w:t>
-            </w:r>
-          </w:p>
-          <w:p>
-            <w:pPr>
-              <w:pStyle w:val="ae"/>
-              <w:jc w:val="center"/>
-            </w:pPr>
-            <w:r>
-              <w:rPr>
-                <w:rFonts w:hint="eastAsia"/>
-              </w:rPr>
-              <w:t>開</w:t>
-            </w:r>
-          </w:p>
-          <w:p>
-            <w:pPr>
-              <w:pStyle w:val="ae"/>
-              <w:jc w:val="center"/>
-              <w:rPr>
-                <w:rFonts w:hint="eastAsia"/>
-              </w:rPr>
-            </w:pPr>
-            <w:r>
-              <w:rPr>
-                <w:rFonts w:hint="eastAsia"/>
-              </w:rPr>
-              <w:t>發</w:t>
-            </w:r>
-          </w:p>
-        </w:tc>
-        <w:tc>
-          <w:tcPr>
-            <w:tcW w:w="1408" w:type="pct"/>
+              <w:t>後端開發</w:t>
+            </w:r>
+          </w:p>
+        </w:tc>
+        <w:tc>
+          <w:tcPr>
+            <w:tcW w:w="1320" w:type="pct"/>
             <w:vAlign w:val="center"/>
           </w:tcPr>
           <w:p>
             <w:pPr>
               <w:pStyle w:val="ae"/>
               <w:jc w:val="both"/>
-              <w:rPr>
-                <w:rFonts w:hint="eastAsia"/>
-              </w:rPr>
             </w:pPr>
             <w:r>
               <w:rPr>
@@ -6379,66 +6314,51 @@
         </w:tc>
         <w:tc>
           <w:tcPr>
-            <w:tcW w:w="663" w:type="pct"/>
-          </w:tcPr>
-          <w:p>
-            <w:pPr>
-              <w:pStyle w:val="ae"/>
-              <w:rPr>
-                <w:rFonts w:hint="eastAsia"/>
-              </w:rPr>
-            </w:pPr>
-          </w:p>
-        </w:tc>
-        <w:tc>
-          <w:tcPr>
-            <w:tcW w:w="663" w:type="pct"/>
-          </w:tcPr>
-          <w:p>
-            <w:pPr>
-              <w:pStyle w:val="ae"/>
-              <w:rPr>
-                <w:rFonts w:hint="eastAsia"/>
-              </w:rPr>
-            </w:pPr>
-          </w:p>
-        </w:tc>
-        <w:tc>
-          <w:tcPr>
-            <w:tcW w:w="663" w:type="pct"/>
-          </w:tcPr>
-          <w:p>
-            <w:pPr>
-              <w:pStyle w:val="ae"/>
-              <w:rPr>
-                <w:rFonts w:hint="eastAsia"/>
-              </w:rPr>
-            </w:pPr>
-          </w:p>
-        </w:tc>
-        <w:tc>
-          <w:tcPr>
-            <w:tcW w:w="664" w:type="pct"/>
-          </w:tcPr>
-          <w:p>
-            <w:pPr>
-              <w:pStyle w:val="ae"/>
-              <w:rPr>
-                <w:rFonts w:hint="eastAsia"/>
-              </w:rPr>
-            </w:pPr>
-          </w:p>
-        </w:tc>
-        <w:tc>
-          <w:tcPr>
-            <w:tcW w:w="663" w:type="pct"/>
-          </w:tcPr>
-          <w:p>
-            <w:pPr>
-              <w:pStyle w:val="ae"/>
-              <w:rPr>
-                <w:rFonts w:hint="eastAsia"/>
-              </w:rPr>
+            <w:tcW w:w="543" w:type="pct"/>
+          </w:tcPr>
+          <w:p>
+            <w:pPr>
+              <w:pStyle w:val="ae"/>
+            </w:pPr>
+          </w:p>
+        </w:tc>
+        <w:tc>
+          <w:tcPr>
+            <w:tcW w:w="680" w:type="pct"/>
+          </w:tcPr>
+          <w:p>
+            <w:pPr>
+              <w:pStyle w:val="ae"/>
+            </w:pPr>
+          </w:p>
+        </w:tc>
+        <w:tc>
+          <w:tcPr>
+            <w:tcW w:w="681" w:type="pct"/>
+          </w:tcPr>
+          <w:p>
+            <w:pPr>
+              <w:pStyle w:val="ae"/>
+            </w:pPr>
+          </w:p>
+        </w:tc>
+        <w:tc>
+          <w:tcPr>
+            <w:tcW w:w="680" w:type="pct"/>
+          </w:tcPr>
+          <w:p>
+            <w:pPr>
+              <w:pStyle w:val="ae"/>
+            </w:pPr>
+          </w:p>
+        </w:tc>
+        <w:tc>
+          <w:tcPr>
+            <w:tcW w:w="681" w:type="pct"/>
+          </w:tcPr>
+          <w:p>
+            <w:pPr>
+              <w:pStyle w:val="ae"/>
             </w:pPr>
           </w:p>
         </w:tc>
@@ -6446,31 +6366,25 @@
       <w:tr>
         <w:tc>
           <w:tcPr>
-            <w:tcW w:w="276" w:type="pct"/>
+            <w:tcW w:w="415" w:type="pct"/>
             <w:vMerge/>
           </w:tcPr>
           <w:p>
             <w:pPr>
               <w:pStyle w:val="ae"/>
               <w:jc w:val="center"/>
-              <w:rPr>
-                <w:rFonts w:hint="eastAsia"/>
-              </w:rPr>
-            </w:pPr>
-          </w:p>
-        </w:tc>
-        <w:tc>
-          <w:tcPr>
-            <w:tcW w:w="1408" w:type="pct"/>
+            </w:pPr>
+          </w:p>
+        </w:tc>
+        <w:tc>
+          <w:tcPr>
+            <w:tcW w:w="1320" w:type="pct"/>
             <w:vAlign w:val="center"/>
           </w:tcPr>
           <w:p>
             <w:pPr>
               <w:pStyle w:val="ae"/>
               <w:jc w:val="both"/>
-              <w:rPr>
-                <w:rFonts w:hint="eastAsia"/>
-              </w:rPr>
             </w:pPr>
             <w:r>
               <w:rPr>
@@ -6482,66 +6396,51 @@
         </w:tc>
         <w:tc>
           <w:tcPr>
-            <w:tcW w:w="663" w:type="pct"/>
-          </w:tcPr>
-          <w:p>
-            <w:pPr>
-              <w:pStyle w:val="ae"/>
-              <w:rPr>
-                <w:rFonts w:hint="eastAsia"/>
-              </w:rPr>
-            </w:pPr>
-          </w:p>
-        </w:tc>
-        <w:tc>
-          <w:tcPr>
-            <w:tcW w:w="663" w:type="pct"/>
-          </w:tcPr>
-          <w:p>
-            <w:pPr>
-              <w:pStyle w:val="ae"/>
-              <w:rPr>
-                <w:rFonts w:hint="eastAsia"/>
-              </w:rPr>
-            </w:pPr>
-          </w:p>
-        </w:tc>
-        <w:tc>
-          <w:tcPr>
-            <w:tcW w:w="663" w:type="pct"/>
-          </w:tcPr>
-          <w:p>
-            <w:pPr>
-              <w:pStyle w:val="ae"/>
-              <w:rPr>
-                <w:rFonts w:hint="eastAsia"/>
-              </w:rPr>
-            </w:pPr>
-          </w:p>
-        </w:tc>
-        <w:tc>
-          <w:tcPr>
-            <w:tcW w:w="664" w:type="pct"/>
-          </w:tcPr>
-          <w:p>
-            <w:pPr>
-              <w:pStyle w:val="ae"/>
-              <w:rPr>
-                <w:rFonts w:hint="eastAsia"/>
-              </w:rPr>
-            </w:pPr>
-          </w:p>
-        </w:tc>
-        <w:tc>
-          <w:tcPr>
-            <w:tcW w:w="663" w:type="pct"/>
-          </w:tcPr>
-          <w:p>
-            <w:pPr>
-              <w:pStyle w:val="ae"/>
-              <w:rPr>
-                <w:rFonts w:hint="eastAsia"/>
-              </w:rPr>
+            <w:tcW w:w="543" w:type="pct"/>
+          </w:tcPr>
+          <w:p>
+            <w:pPr>
+              <w:pStyle w:val="ae"/>
+            </w:pPr>
+          </w:p>
+        </w:tc>
+        <w:tc>
+          <w:tcPr>
+            <w:tcW w:w="680" w:type="pct"/>
+          </w:tcPr>
+          <w:p>
+            <w:pPr>
+              <w:pStyle w:val="ae"/>
+            </w:pPr>
+          </w:p>
+        </w:tc>
+        <w:tc>
+          <w:tcPr>
+            <w:tcW w:w="681" w:type="pct"/>
+          </w:tcPr>
+          <w:p>
+            <w:pPr>
+              <w:pStyle w:val="ae"/>
+            </w:pPr>
+          </w:p>
+        </w:tc>
+        <w:tc>
+          <w:tcPr>
+            <w:tcW w:w="680" w:type="pct"/>
+          </w:tcPr>
+          <w:p>
+            <w:pPr>
+              <w:pStyle w:val="ae"/>
+            </w:pPr>
+          </w:p>
+        </w:tc>
+        <w:tc>
+          <w:tcPr>
+            <w:tcW w:w="681" w:type="pct"/>
+          </w:tcPr>
+          <w:p>
+            <w:pPr>
+              <w:pStyle w:val="ae"/>
             </w:pPr>
           </w:p>
         </w:tc>
@@ -6549,31 +6448,25 @@
       <w:tr>
         <w:tc>
           <w:tcPr>
-            <w:tcW w:w="276" w:type="pct"/>
+            <w:tcW w:w="415" w:type="pct"/>
             <w:vMerge/>
           </w:tcPr>
           <w:p>
             <w:pPr>
               <w:pStyle w:val="ae"/>
               <w:jc w:val="center"/>
-              <w:rPr>
-                <w:rFonts w:hint="eastAsia"/>
-              </w:rPr>
-            </w:pPr>
-          </w:p>
-        </w:tc>
-        <w:tc>
-          <w:tcPr>
-            <w:tcW w:w="1408" w:type="pct"/>
+            </w:pPr>
+          </w:p>
+        </w:tc>
+        <w:tc>
+          <w:tcPr>
+            <w:tcW w:w="1320" w:type="pct"/>
             <w:vAlign w:val="center"/>
           </w:tcPr>
           <w:p>
             <w:pPr>
               <w:pStyle w:val="ae"/>
               <w:jc w:val="both"/>
-              <w:rPr>
-                <w:rFonts w:hint="eastAsia"/>
-              </w:rPr>
             </w:pPr>
             <w:r>
               <w:rPr>
@@ -6597,66 +6490,51 @@
         </w:tc>
         <w:tc>
           <w:tcPr>
-            <w:tcW w:w="663" w:type="pct"/>
-          </w:tcPr>
-          <w:p>
-            <w:pPr>
-              <w:pStyle w:val="ae"/>
-              <w:rPr>
-                <w:rFonts w:hint="eastAsia"/>
-              </w:rPr>
-            </w:pPr>
-          </w:p>
-        </w:tc>
-        <w:tc>
-          <w:tcPr>
-            <w:tcW w:w="663" w:type="pct"/>
-          </w:tcPr>
-          <w:p>
-            <w:pPr>
-              <w:pStyle w:val="ae"/>
-              <w:rPr>
-                <w:rFonts w:hint="eastAsia"/>
-              </w:rPr>
-            </w:pPr>
-          </w:p>
-        </w:tc>
-        <w:tc>
-          <w:tcPr>
-            <w:tcW w:w="663" w:type="pct"/>
-          </w:tcPr>
-          <w:p>
-            <w:pPr>
-              <w:pStyle w:val="ae"/>
-              <w:rPr>
-                <w:rFonts w:hint="eastAsia"/>
-              </w:rPr>
-            </w:pPr>
-          </w:p>
-        </w:tc>
-        <w:tc>
-          <w:tcPr>
-            <w:tcW w:w="664" w:type="pct"/>
-          </w:tcPr>
-          <w:p>
-            <w:pPr>
-              <w:pStyle w:val="ae"/>
-              <w:rPr>
-                <w:rFonts w:hint="eastAsia"/>
-              </w:rPr>
-            </w:pPr>
-          </w:p>
-        </w:tc>
-        <w:tc>
-          <w:tcPr>
-            <w:tcW w:w="663" w:type="pct"/>
-          </w:tcPr>
-          <w:p>
-            <w:pPr>
-              <w:pStyle w:val="ae"/>
-              <w:rPr>
-                <w:rFonts w:hint="eastAsia"/>
-              </w:rPr>
+            <w:tcW w:w="543" w:type="pct"/>
+          </w:tcPr>
+          <w:p>
+            <w:pPr>
+              <w:pStyle w:val="ae"/>
+            </w:pPr>
+          </w:p>
+        </w:tc>
+        <w:tc>
+          <w:tcPr>
+            <w:tcW w:w="680" w:type="pct"/>
+          </w:tcPr>
+          <w:p>
+            <w:pPr>
+              <w:pStyle w:val="ae"/>
+            </w:pPr>
+          </w:p>
+        </w:tc>
+        <w:tc>
+          <w:tcPr>
+            <w:tcW w:w="681" w:type="pct"/>
+          </w:tcPr>
+          <w:p>
+            <w:pPr>
+              <w:pStyle w:val="ae"/>
+            </w:pPr>
+          </w:p>
+        </w:tc>
+        <w:tc>
+          <w:tcPr>
+            <w:tcW w:w="680" w:type="pct"/>
+          </w:tcPr>
+          <w:p>
+            <w:pPr>
+              <w:pStyle w:val="ae"/>
+            </w:pPr>
+          </w:p>
+        </w:tc>
+        <w:tc>
+          <w:tcPr>
+            <w:tcW w:w="681" w:type="pct"/>
+          </w:tcPr>
+          <w:p>
+            <w:pPr>
+              <w:pStyle w:val="ae"/>
             </w:pPr>
           </w:p>
         </w:tc>
@@ -6664,31 +6542,25 @@
       <w:tr>
         <w:tc>
           <w:tcPr>
-            <w:tcW w:w="276" w:type="pct"/>
+            <w:tcW w:w="415" w:type="pct"/>
             <w:vMerge/>
           </w:tcPr>
           <w:p>
             <w:pPr>
               <w:pStyle w:val="ae"/>
               <w:jc w:val="center"/>
-              <w:rPr>
-                <w:rFonts w:hint="eastAsia"/>
-              </w:rPr>
-            </w:pPr>
-          </w:p>
-        </w:tc>
-        <w:tc>
-          <w:tcPr>
-            <w:tcW w:w="1408" w:type="pct"/>
+            </w:pPr>
+          </w:p>
+        </w:tc>
+        <w:tc>
+          <w:tcPr>
+            <w:tcW w:w="1320" w:type="pct"/>
             <w:vAlign w:val="center"/>
           </w:tcPr>
           <w:p>
             <w:pPr>
               <w:pStyle w:val="ae"/>
               <w:jc w:val="both"/>
-              <w:rPr>
-                <w:rFonts w:hint="eastAsia"/>
-              </w:rPr>
             </w:pPr>
             <w:r>
               <w:rPr>
@@ -6700,66 +6572,51 @@
         </w:tc>
         <w:tc>
           <w:tcPr>
-            <w:tcW w:w="663" w:type="pct"/>
-          </w:tcPr>
-          <w:p>
-            <w:pPr>
-              <w:pStyle w:val="ae"/>
-              <w:rPr>
-                <w:rFonts w:hint="eastAsia"/>
-              </w:rPr>
-            </w:pPr>
-          </w:p>
-        </w:tc>
-        <w:tc>
-          <w:tcPr>
-            <w:tcW w:w="663" w:type="pct"/>
-          </w:tcPr>
-          <w:p>
-            <w:pPr>
-              <w:pStyle w:val="ae"/>
-              <w:rPr>
-                <w:rFonts w:hint="eastAsia"/>
-              </w:rPr>
-            </w:pPr>
-          </w:p>
-        </w:tc>
-        <w:tc>
-          <w:tcPr>
-            <w:tcW w:w="663" w:type="pct"/>
-          </w:tcPr>
-          <w:p>
-            <w:pPr>
-              <w:pStyle w:val="ae"/>
-              <w:rPr>
-                <w:rFonts w:hint="eastAsia"/>
-              </w:rPr>
-            </w:pPr>
-          </w:p>
-        </w:tc>
-        <w:tc>
-          <w:tcPr>
-            <w:tcW w:w="664" w:type="pct"/>
-          </w:tcPr>
-          <w:p>
-            <w:pPr>
-              <w:pStyle w:val="ae"/>
-              <w:rPr>
-                <w:rFonts w:hint="eastAsia"/>
-              </w:rPr>
-            </w:pPr>
-          </w:p>
-        </w:tc>
-        <w:tc>
-          <w:tcPr>
-            <w:tcW w:w="663" w:type="pct"/>
-          </w:tcPr>
-          <w:p>
-            <w:pPr>
-              <w:pStyle w:val="ae"/>
-              <w:rPr>
-                <w:rFonts w:hint="eastAsia"/>
-              </w:rPr>
+            <w:tcW w:w="543" w:type="pct"/>
+          </w:tcPr>
+          <w:p>
+            <w:pPr>
+              <w:pStyle w:val="ae"/>
+            </w:pPr>
+          </w:p>
+        </w:tc>
+        <w:tc>
+          <w:tcPr>
+            <w:tcW w:w="680" w:type="pct"/>
+          </w:tcPr>
+          <w:p>
+            <w:pPr>
+              <w:pStyle w:val="ae"/>
+            </w:pPr>
+          </w:p>
+        </w:tc>
+        <w:tc>
+          <w:tcPr>
+            <w:tcW w:w="681" w:type="pct"/>
+          </w:tcPr>
+          <w:p>
+            <w:pPr>
+              <w:pStyle w:val="ae"/>
+            </w:pPr>
+          </w:p>
+        </w:tc>
+        <w:tc>
+          <w:tcPr>
+            <w:tcW w:w="680" w:type="pct"/>
+          </w:tcPr>
+          <w:p>
+            <w:pPr>
+              <w:pStyle w:val="ae"/>
+            </w:pPr>
+          </w:p>
+        </w:tc>
+        <w:tc>
+          <w:tcPr>
+            <w:tcW w:w="681" w:type="pct"/>
+          </w:tcPr>
+          <w:p>
+            <w:pPr>
+              <w:pStyle w:val="ae"/>
             </w:pPr>
           </w:p>
         </w:tc>
@@ -6767,31 +6624,25 @@
       <w:tr>
         <w:tc>
           <w:tcPr>
-            <w:tcW w:w="276" w:type="pct"/>
+            <w:tcW w:w="415" w:type="pct"/>
             <w:vMerge/>
           </w:tcPr>
           <w:p>
             <w:pPr>
               <w:pStyle w:val="ae"/>
               <w:jc w:val="center"/>
-              <w:rPr>
-                <w:rFonts w:hint="eastAsia"/>
-              </w:rPr>
-            </w:pPr>
-          </w:p>
-        </w:tc>
-        <w:tc>
-          <w:tcPr>
-            <w:tcW w:w="1408" w:type="pct"/>
+            </w:pPr>
+          </w:p>
+        </w:tc>
+        <w:tc>
+          <w:tcPr>
+            <w:tcW w:w="1320" w:type="pct"/>
             <w:vAlign w:val="center"/>
           </w:tcPr>
           <w:p>
             <w:pPr>
               <w:pStyle w:val="ae"/>
               <w:jc w:val="both"/>
-              <w:rPr>
-                <w:rFonts w:hint="eastAsia"/>
-              </w:rPr>
             </w:pPr>
             <w:r>
               <w:rPr>
@@ -6803,66 +6654,51 @@
         </w:tc>
         <w:tc>
           <w:tcPr>
-            <w:tcW w:w="663" w:type="pct"/>
-          </w:tcPr>
-          <w:p>
-            <w:pPr>
-              <w:pStyle w:val="ae"/>
-              <w:rPr>
-                <w:rFonts w:hint="eastAsia"/>
-              </w:rPr>
-            </w:pPr>
-          </w:p>
-        </w:tc>
-        <w:tc>
-          <w:tcPr>
-            <w:tcW w:w="663" w:type="pct"/>
-          </w:tcPr>
-          <w:p>
-            <w:pPr>
-              <w:pStyle w:val="ae"/>
-              <w:rPr>
-                <w:rFonts w:hint="eastAsia"/>
-              </w:rPr>
-            </w:pPr>
-          </w:p>
-        </w:tc>
-        <w:tc>
-          <w:tcPr>
-            <w:tcW w:w="663" w:type="pct"/>
-          </w:tcPr>
-          <w:p>
-            <w:pPr>
-              <w:pStyle w:val="ae"/>
-              <w:rPr>
-                <w:rFonts w:hint="eastAsia"/>
-              </w:rPr>
-            </w:pPr>
-          </w:p>
-        </w:tc>
-        <w:tc>
-          <w:tcPr>
-            <w:tcW w:w="664" w:type="pct"/>
-          </w:tcPr>
-          <w:p>
-            <w:pPr>
-              <w:pStyle w:val="ae"/>
-              <w:rPr>
-                <w:rFonts w:hint="eastAsia"/>
-              </w:rPr>
-            </w:pPr>
-          </w:p>
-        </w:tc>
-        <w:tc>
-          <w:tcPr>
-            <w:tcW w:w="663" w:type="pct"/>
-          </w:tcPr>
-          <w:p>
-            <w:pPr>
-              <w:pStyle w:val="ae"/>
-              <w:rPr>
-                <w:rFonts w:hint="eastAsia"/>
-              </w:rPr>
+            <w:tcW w:w="543" w:type="pct"/>
+          </w:tcPr>
+          <w:p>
+            <w:pPr>
+              <w:pStyle w:val="ae"/>
+            </w:pPr>
+          </w:p>
+        </w:tc>
+        <w:tc>
+          <w:tcPr>
+            <w:tcW w:w="680" w:type="pct"/>
+          </w:tcPr>
+          <w:p>
+            <w:pPr>
+              <w:pStyle w:val="ae"/>
+            </w:pPr>
+          </w:p>
+        </w:tc>
+        <w:tc>
+          <w:tcPr>
+            <w:tcW w:w="681" w:type="pct"/>
+          </w:tcPr>
+          <w:p>
+            <w:pPr>
+              <w:pStyle w:val="ae"/>
+            </w:pPr>
+          </w:p>
+        </w:tc>
+        <w:tc>
+          <w:tcPr>
+            <w:tcW w:w="680" w:type="pct"/>
+          </w:tcPr>
+          <w:p>
+            <w:pPr>
+              <w:pStyle w:val="ae"/>
+            </w:pPr>
+          </w:p>
+        </w:tc>
+        <w:tc>
+          <w:tcPr>
+            <w:tcW w:w="681" w:type="pct"/>
+          </w:tcPr>
+          <w:p>
+            <w:pPr>
+              <w:pStyle w:val="ae"/>
             </w:pPr>
           </w:p>
         </w:tc>
@@ -6870,31 +6706,25 @@
       <w:tr>
         <w:tc>
           <w:tcPr>
-            <w:tcW w:w="276" w:type="pct"/>
+            <w:tcW w:w="415" w:type="pct"/>
             <w:vMerge/>
           </w:tcPr>
           <w:p>
             <w:pPr>
               <w:pStyle w:val="ae"/>
               <w:jc w:val="center"/>
-              <w:rPr>
-                <w:rFonts w:hint="eastAsia"/>
-              </w:rPr>
-            </w:pPr>
-          </w:p>
-        </w:tc>
-        <w:tc>
-          <w:tcPr>
-            <w:tcW w:w="1408" w:type="pct"/>
+            </w:pPr>
+          </w:p>
+        </w:tc>
+        <w:tc>
+          <w:tcPr>
+            <w:tcW w:w="1320" w:type="pct"/>
             <w:vAlign w:val="center"/>
           </w:tcPr>
           <w:p>
             <w:pPr>
               <w:pStyle w:val="ae"/>
               <w:jc w:val="both"/>
-              <w:rPr>
-                <w:rFonts w:hint="eastAsia"/>
-              </w:rPr>
             </w:pPr>
             <w:r>
               <w:rPr>
@@ -6906,66 +6736,51 @@
         </w:tc>
         <w:tc>
           <w:tcPr>
-            <w:tcW w:w="663" w:type="pct"/>
-          </w:tcPr>
-          <w:p>
-            <w:pPr>
-              <w:pStyle w:val="ae"/>
-              <w:rPr>
-                <w:rFonts w:hint="eastAsia"/>
-              </w:rPr>
-            </w:pPr>
-          </w:p>
-        </w:tc>
-        <w:tc>
-          <w:tcPr>
-            <w:tcW w:w="663" w:type="pct"/>
-          </w:tcPr>
-          <w:p>
-            <w:pPr>
-              <w:pStyle w:val="ae"/>
-              <w:rPr>
-                <w:rFonts w:hint="eastAsia"/>
-              </w:rPr>
-            </w:pPr>
-          </w:p>
-        </w:tc>
-        <w:tc>
-          <w:tcPr>
-            <w:tcW w:w="663" w:type="pct"/>
-          </w:tcPr>
-          <w:p>
-            <w:pPr>
-              <w:pStyle w:val="ae"/>
-              <w:rPr>
-                <w:rFonts w:hint="eastAsia"/>
-              </w:rPr>
-            </w:pPr>
-          </w:p>
-        </w:tc>
-        <w:tc>
-          <w:tcPr>
-            <w:tcW w:w="664" w:type="pct"/>
-          </w:tcPr>
-          <w:p>
-            <w:pPr>
-              <w:pStyle w:val="ae"/>
-              <w:rPr>
-                <w:rFonts w:hint="eastAsia"/>
-              </w:rPr>
-            </w:pPr>
-          </w:p>
-        </w:tc>
-        <w:tc>
-          <w:tcPr>
-            <w:tcW w:w="663" w:type="pct"/>
-          </w:tcPr>
-          <w:p>
-            <w:pPr>
-              <w:pStyle w:val="ae"/>
-              <w:rPr>
-                <w:rFonts w:hint="eastAsia"/>
-              </w:rPr>
+            <w:tcW w:w="543" w:type="pct"/>
+          </w:tcPr>
+          <w:p>
+            <w:pPr>
+              <w:pStyle w:val="ae"/>
+            </w:pPr>
+          </w:p>
+        </w:tc>
+        <w:tc>
+          <w:tcPr>
+            <w:tcW w:w="680" w:type="pct"/>
+          </w:tcPr>
+          <w:p>
+            <w:pPr>
+              <w:pStyle w:val="ae"/>
+            </w:pPr>
+          </w:p>
+        </w:tc>
+        <w:tc>
+          <w:tcPr>
+            <w:tcW w:w="681" w:type="pct"/>
+          </w:tcPr>
+          <w:p>
+            <w:pPr>
+              <w:pStyle w:val="ae"/>
+            </w:pPr>
+          </w:p>
+        </w:tc>
+        <w:tc>
+          <w:tcPr>
+            <w:tcW w:w="680" w:type="pct"/>
+          </w:tcPr>
+          <w:p>
+            <w:pPr>
+              <w:pStyle w:val="ae"/>
+            </w:pPr>
+          </w:p>
+        </w:tc>
+        <w:tc>
+          <w:tcPr>
+            <w:tcW w:w="681" w:type="pct"/>
+          </w:tcPr>
+          <w:p>
+            <w:pPr>
+              <w:pStyle w:val="ae"/>
             </w:pPr>
           </w:p>
         </w:tc>
@@ -6973,31 +6788,25 @@
       <w:tr>
         <w:tc>
           <w:tcPr>
-            <w:tcW w:w="276" w:type="pct"/>
+            <w:tcW w:w="415" w:type="pct"/>
             <w:vMerge/>
           </w:tcPr>
           <w:p>
             <w:pPr>
               <w:pStyle w:val="ae"/>
               <w:jc w:val="center"/>
-              <w:rPr>
-                <w:rFonts w:hint="eastAsia"/>
-              </w:rPr>
-            </w:pPr>
-          </w:p>
-        </w:tc>
-        <w:tc>
-          <w:tcPr>
-            <w:tcW w:w="1408" w:type="pct"/>
+            </w:pPr>
+          </w:p>
+        </w:tc>
+        <w:tc>
+          <w:tcPr>
+            <w:tcW w:w="1320" w:type="pct"/>
             <w:vAlign w:val="center"/>
           </w:tcPr>
           <w:p>
             <w:pPr>
               <w:pStyle w:val="ae"/>
               <w:jc w:val="both"/>
-              <w:rPr>
-                <w:rFonts w:hint="eastAsia"/>
-              </w:rPr>
             </w:pPr>
             <w:r>
               <w:rPr>
@@ -7009,66 +6818,51 @@
         </w:tc>
         <w:tc>
           <w:tcPr>
-            <w:tcW w:w="663" w:type="pct"/>
-          </w:tcPr>
-          <w:p>
-            <w:pPr>
-              <w:pStyle w:val="ae"/>
-              <w:rPr>
-                <w:rFonts w:hint="eastAsia"/>
-              </w:rPr>
-            </w:pPr>
-          </w:p>
-        </w:tc>
-        <w:tc>
-          <w:tcPr>
-            <w:tcW w:w="663" w:type="pct"/>
-          </w:tcPr>
-          <w:p>
-            <w:pPr>
-              <w:pStyle w:val="ae"/>
-              <w:rPr>
-                <w:rFonts w:hint="eastAsia"/>
-              </w:rPr>
-            </w:pPr>
-          </w:p>
-        </w:tc>
-        <w:tc>
-          <w:tcPr>
-            <w:tcW w:w="663" w:type="pct"/>
-          </w:tcPr>
-          <w:p>
-            <w:pPr>
-              <w:pStyle w:val="ae"/>
-              <w:rPr>
-                <w:rFonts w:hint="eastAsia"/>
-              </w:rPr>
-            </w:pPr>
-          </w:p>
-        </w:tc>
-        <w:tc>
-          <w:tcPr>
-            <w:tcW w:w="664" w:type="pct"/>
-          </w:tcPr>
-          <w:p>
-            <w:pPr>
-              <w:pStyle w:val="ae"/>
-              <w:rPr>
-                <w:rFonts w:hint="eastAsia"/>
-              </w:rPr>
-            </w:pPr>
-          </w:p>
-        </w:tc>
-        <w:tc>
-          <w:tcPr>
-            <w:tcW w:w="663" w:type="pct"/>
-          </w:tcPr>
-          <w:p>
-            <w:pPr>
-              <w:pStyle w:val="ae"/>
-              <w:rPr>
-                <w:rFonts w:hint="eastAsia"/>
-              </w:rPr>
+            <w:tcW w:w="543" w:type="pct"/>
+          </w:tcPr>
+          <w:p>
+            <w:pPr>
+              <w:pStyle w:val="ae"/>
+            </w:pPr>
+          </w:p>
+        </w:tc>
+        <w:tc>
+          <w:tcPr>
+            <w:tcW w:w="680" w:type="pct"/>
+          </w:tcPr>
+          <w:p>
+            <w:pPr>
+              <w:pStyle w:val="ae"/>
+            </w:pPr>
+          </w:p>
+        </w:tc>
+        <w:tc>
+          <w:tcPr>
+            <w:tcW w:w="681" w:type="pct"/>
+          </w:tcPr>
+          <w:p>
+            <w:pPr>
+              <w:pStyle w:val="ae"/>
+            </w:pPr>
+          </w:p>
+        </w:tc>
+        <w:tc>
+          <w:tcPr>
+            <w:tcW w:w="680" w:type="pct"/>
+          </w:tcPr>
+          <w:p>
+            <w:pPr>
+              <w:pStyle w:val="ae"/>
+            </w:pPr>
+          </w:p>
+        </w:tc>
+        <w:tc>
+          <w:tcPr>
+            <w:tcW w:w="681" w:type="pct"/>
+          </w:tcPr>
+          <w:p>
+            <w:pPr>
+              <w:pStyle w:val="ae"/>
             </w:pPr>
           </w:p>
         </w:tc>
@@ -7076,31 +6870,25 @@
       <w:tr>
         <w:tc>
           <w:tcPr>
-            <w:tcW w:w="276" w:type="pct"/>
+            <w:tcW w:w="415" w:type="pct"/>
             <w:vMerge/>
           </w:tcPr>
           <w:p>
             <w:pPr>
               <w:pStyle w:val="ae"/>
               <w:jc w:val="center"/>
-              <w:rPr>
-                <w:rFonts w:hint="eastAsia"/>
-              </w:rPr>
-            </w:pPr>
-          </w:p>
-        </w:tc>
-        <w:tc>
-          <w:tcPr>
-            <w:tcW w:w="1408" w:type="pct"/>
+            </w:pPr>
+          </w:p>
+        </w:tc>
+        <w:tc>
+          <w:tcPr>
+            <w:tcW w:w="1320" w:type="pct"/>
             <w:vAlign w:val="center"/>
           </w:tcPr>
           <w:p>
             <w:pPr>
               <w:pStyle w:val="ae"/>
               <w:jc w:val="both"/>
-              <w:rPr>
-                <w:rFonts w:hint="eastAsia"/>
-              </w:rPr>
             </w:pPr>
             <w:r>
               <w:rPr>
@@ -7112,66 +6900,51 @@
         </w:tc>
         <w:tc>
           <w:tcPr>
-            <w:tcW w:w="663" w:type="pct"/>
-          </w:tcPr>
-          <w:p>
-            <w:pPr>
-              <w:pStyle w:val="ae"/>
-              <w:rPr>
-                <w:rFonts w:hint="eastAsia"/>
-              </w:rPr>
-            </w:pPr>
-          </w:p>
-        </w:tc>
-        <w:tc>
-          <w:tcPr>
-            <w:tcW w:w="663" w:type="pct"/>
-          </w:tcPr>
-          <w:p>
-            <w:pPr>
-              <w:pStyle w:val="ae"/>
-              <w:rPr>
-                <w:rFonts w:hint="eastAsia"/>
-              </w:rPr>
-            </w:pPr>
-          </w:p>
-        </w:tc>
-        <w:tc>
-          <w:tcPr>
-            <w:tcW w:w="663" w:type="pct"/>
-          </w:tcPr>
-          <w:p>
-            <w:pPr>
-              <w:pStyle w:val="ae"/>
-              <w:rPr>
-                <w:rFonts w:hint="eastAsia"/>
-              </w:rPr>
-            </w:pPr>
-          </w:p>
-        </w:tc>
-        <w:tc>
-          <w:tcPr>
-            <w:tcW w:w="664" w:type="pct"/>
-          </w:tcPr>
-          <w:p>
-            <w:pPr>
-              <w:pStyle w:val="ae"/>
-              <w:rPr>
-                <w:rFonts w:hint="eastAsia"/>
-              </w:rPr>
-            </w:pPr>
-          </w:p>
-        </w:tc>
-        <w:tc>
-          <w:tcPr>
-            <w:tcW w:w="663" w:type="pct"/>
-          </w:tcPr>
-          <w:p>
-            <w:pPr>
-              <w:pStyle w:val="ae"/>
-              <w:rPr>
-                <w:rFonts w:hint="eastAsia"/>
-              </w:rPr>
+            <w:tcW w:w="543" w:type="pct"/>
+          </w:tcPr>
+          <w:p>
+            <w:pPr>
+              <w:pStyle w:val="ae"/>
+            </w:pPr>
+          </w:p>
+        </w:tc>
+        <w:tc>
+          <w:tcPr>
+            <w:tcW w:w="680" w:type="pct"/>
+          </w:tcPr>
+          <w:p>
+            <w:pPr>
+              <w:pStyle w:val="ae"/>
+            </w:pPr>
+          </w:p>
+        </w:tc>
+        <w:tc>
+          <w:tcPr>
+            <w:tcW w:w="681" w:type="pct"/>
+          </w:tcPr>
+          <w:p>
+            <w:pPr>
+              <w:pStyle w:val="ae"/>
+            </w:pPr>
+          </w:p>
+        </w:tc>
+        <w:tc>
+          <w:tcPr>
+            <w:tcW w:w="680" w:type="pct"/>
+          </w:tcPr>
+          <w:p>
+            <w:pPr>
+              <w:pStyle w:val="ae"/>
+            </w:pPr>
+          </w:p>
+        </w:tc>
+        <w:tc>
+          <w:tcPr>
+            <w:tcW w:w="681" w:type="pct"/>
+          </w:tcPr>
+          <w:p>
+            <w:pPr>
+              <w:pStyle w:val="ae"/>
             </w:pPr>
           </w:p>
         </w:tc>
@@ -7179,31 +6952,25 @@
       <w:tr>
         <w:tc>
           <w:tcPr>
-            <w:tcW w:w="276" w:type="pct"/>
+            <w:tcW w:w="415" w:type="pct"/>
             <w:vMerge/>
           </w:tcPr>
           <w:p>
             <w:pPr>
               <w:pStyle w:val="ae"/>
               <w:jc w:val="center"/>
-              <w:rPr>
-                <w:rFonts w:hint="eastAsia"/>
-              </w:rPr>
-            </w:pPr>
-          </w:p>
-        </w:tc>
-        <w:tc>
-          <w:tcPr>
-            <w:tcW w:w="1408" w:type="pct"/>
+            </w:pPr>
+          </w:p>
+        </w:tc>
+        <w:tc>
+          <w:tcPr>
+            <w:tcW w:w="1320" w:type="pct"/>
             <w:vAlign w:val="center"/>
           </w:tcPr>
           <w:p>
             <w:pPr>
               <w:pStyle w:val="ae"/>
               <w:jc w:val="both"/>
-              <w:rPr>
-                <w:rFonts w:hint="eastAsia"/>
-              </w:rPr>
             </w:pPr>
             <w:r>
               <w:rPr>
@@ -7215,66 +6982,51 @@
         </w:tc>
         <w:tc>
           <w:tcPr>
-            <w:tcW w:w="663" w:type="pct"/>
-          </w:tcPr>
-          <w:p>
-            <w:pPr>
-              <w:pStyle w:val="ae"/>
-              <w:rPr>
-                <w:rFonts w:hint="eastAsia"/>
-              </w:rPr>
-            </w:pPr>
-          </w:p>
-        </w:tc>
-        <w:tc>
-          <w:tcPr>
-            <w:tcW w:w="663" w:type="pct"/>
-          </w:tcPr>
-          <w:p>
-            <w:pPr>
-              <w:pStyle w:val="ae"/>
-              <w:rPr>
-                <w:rFonts w:hint="eastAsia"/>
-              </w:rPr>
-            </w:pPr>
-          </w:p>
-        </w:tc>
-        <w:tc>
-          <w:tcPr>
-            <w:tcW w:w="663" w:type="pct"/>
-          </w:tcPr>
-          <w:p>
-            <w:pPr>
-              <w:pStyle w:val="ae"/>
-              <w:rPr>
-                <w:rFonts w:hint="eastAsia"/>
-              </w:rPr>
-            </w:pPr>
-          </w:p>
-        </w:tc>
-        <w:tc>
-          <w:tcPr>
-            <w:tcW w:w="664" w:type="pct"/>
-          </w:tcPr>
-          <w:p>
-            <w:pPr>
-              <w:pStyle w:val="ae"/>
-              <w:rPr>
-                <w:rFonts w:hint="eastAsia"/>
-              </w:rPr>
-            </w:pPr>
-          </w:p>
-        </w:tc>
-        <w:tc>
-          <w:tcPr>
-            <w:tcW w:w="663" w:type="pct"/>
-          </w:tcPr>
-          <w:p>
-            <w:pPr>
-              <w:pStyle w:val="ae"/>
-              <w:rPr>
-                <w:rFonts w:hint="eastAsia"/>
-              </w:rPr>
+            <w:tcW w:w="543" w:type="pct"/>
+          </w:tcPr>
+          <w:p>
+            <w:pPr>
+              <w:pStyle w:val="ae"/>
+            </w:pPr>
+          </w:p>
+        </w:tc>
+        <w:tc>
+          <w:tcPr>
+            <w:tcW w:w="680" w:type="pct"/>
+          </w:tcPr>
+          <w:p>
+            <w:pPr>
+              <w:pStyle w:val="ae"/>
+            </w:pPr>
+          </w:p>
+        </w:tc>
+        <w:tc>
+          <w:tcPr>
+            <w:tcW w:w="681" w:type="pct"/>
+          </w:tcPr>
+          <w:p>
+            <w:pPr>
+              <w:pStyle w:val="ae"/>
+            </w:pPr>
+          </w:p>
+        </w:tc>
+        <w:tc>
+          <w:tcPr>
+            <w:tcW w:w="680" w:type="pct"/>
+          </w:tcPr>
+          <w:p>
+            <w:pPr>
+              <w:pStyle w:val="ae"/>
+            </w:pPr>
+          </w:p>
+        </w:tc>
+        <w:tc>
+          <w:tcPr>
+            <w:tcW w:w="681" w:type="pct"/>
+          </w:tcPr>
+          <w:p>
+            <w:pPr>
+              <w:pStyle w:val="ae"/>
             </w:pPr>
           </w:p>
         </w:tc>
@@ -7282,31 +7034,25 @@
       <w:tr>
         <w:tc>
           <w:tcPr>
-            <w:tcW w:w="276" w:type="pct"/>
+            <w:tcW w:w="415" w:type="pct"/>
             <w:vMerge/>
           </w:tcPr>
           <w:p>
             <w:pPr>
               <w:pStyle w:val="ae"/>
               <w:jc w:val="center"/>
-              <w:rPr>
-                <w:rFonts w:hint="eastAsia"/>
-              </w:rPr>
-            </w:pPr>
-          </w:p>
-        </w:tc>
-        <w:tc>
-          <w:tcPr>
-            <w:tcW w:w="1408" w:type="pct"/>
+            </w:pPr>
+          </w:p>
+        </w:tc>
+        <w:tc>
+          <w:tcPr>
+            <w:tcW w:w="1320" w:type="pct"/>
             <w:vAlign w:val="center"/>
           </w:tcPr>
           <w:p>
             <w:pPr>
               <w:pStyle w:val="ae"/>
               <w:jc w:val="both"/>
-              <w:rPr>
-                <w:rFonts w:hint="eastAsia"/>
-              </w:rPr>
             </w:pPr>
             <w:r>
               <w:rPr>
@@ -7318,66 +7064,51 @@
         </w:tc>
         <w:tc>
           <w:tcPr>
-            <w:tcW w:w="663" w:type="pct"/>
-          </w:tcPr>
-          <w:p>
-            <w:pPr>
-              <w:pStyle w:val="ae"/>
-              <w:rPr>
-                <w:rFonts w:hint="eastAsia"/>
-              </w:rPr>
-            </w:pPr>
-          </w:p>
-        </w:tc>
-        <w:tc>
-          <w:tcPr>
-            <w:tcW w:w="663" w:type="pct"/>
-          </w:tcPr>
-          <w:p>
-            <w:pPr>
-              <w:pStyle w:val="ae"/>
-              <w:rPr>
-                <w:rFonts w:hint="eastAsia"/>
-              </w:rPr>
-            </w:pPr>
-          </w:p>
-        </w:tc>
-        <w:tc>
-          <w:tcPr>
-            <w:tcW w:w="663" w:type="pct"/>
-          </w:tcPr>
-          <w:p>
-            <w:pPr>
-              <w:pStyle w:val="ae"/>
-              <w:rPr>
-                <w:rFonts w:hint="eastAsia"/>
-              </w:rPr>
-            </w:pPr>
-          </w:p>
-        </w:tc>
-        <w:tc>
-          <w:tcPr>
-            <w:tcW w:w="664" w:type="pct"/>
-          </w:tcPr>
-          <w:p>
-            <w:pPr>
-              <w:pStyle w:val="ae"/>
-              <w:rPr>
-                <w:rFonts w:hint="eastAsia"/>
-              </w:rPr>
-            </w:pPr>
-          </w:p>
-        </w:tc>
-        <w:tc>
-          <w:tcPr>
-            <w:tcW w:w="663" w:type="pct"/>
-          </w:tcPr>
-          <w:p>
-            <w:pPr>
-              <w:pStyle w:val="ae"/>
-              <w:rPr>
-                <w:rFonts w:hint="eastAsia"/>
-              </w:rPr>
+            <w:tcW w:w="543" w:type="pct"/>
+          </w:tcPr>
+          <w:p>
+            <w:pPr>
+              <w:pStyle w:val="ae"/>
+            </w:pPr>
+          </w:p>
+        </w:tc>
+        <w:tc>
+          <w:tcPr>
+            <w:tcW w:w="680" w:type="pct"/>
+          </w:tcPr>
+          <w:p>
+            <w:pPr>
+              <w:pStyle w:val="ae"/>
+            </w:pPr>
+          </w:p>
+        </w:tc>
+        <w:tc>
+          <w:tcPr>
+            <w:tcW w:w="681" w:type="pct"/>
+          </w:tcPr>
+          <w:p>
+            <w:pPr>
+              <w:pStyle w:val="ae"/>
+            </w:pPr>
+          </w:p>
+        </w:tc>
+        <w:tc>
+          <w:tcPr>
+            <w:tcW w:w="680" w:type="pct"/>
+          </w:tcPr>
+          <w:p>
+            <w:pPr>
+              <w:pStyle w:val="ae"/>
+            </w:pPr>
+          </w:p>
+        </w:tc>
+        <w:tc>
+          <w:tcPr>
+            <w:tcW w:w="681" w:type="pct"/>
+          </w:tcPr>
+          <w:p>
+            <w:pPr>
+              <w:pStyle w:val="ae"/>
             </w:pPr>
           </w:p>
         </w:tc>
@@ -7385,31 +7116,25 @@
       <w:tr>
         <w:tc>
           <w:tcPr>
-            <w:tcW w:w="276" w:type="pct"/>
+            <w:tcW w:w="415" w:type="pct"/>
             <w:vMerge/>
           </w:tcPr>
           <w:p>
             <w:pPr>
               <w:pStyle w:val="ae"/>
               <w:jc w:val="center"/>
-              <w:rPr>
-                <w:rFonts w:hint="eastAsia"/>
-              </w:rPr>
-            </w:pPr>
-          </w:p>
-        </w:tc>
-        <w:tc>
-          <w:tcPr>
-            <w:tcW w:w="1408" w:type="pct"/>
+            </w:pPr>
+          </w:p>
+        </w:tc>
+        <w:tc>
+          <w:tcPr>
+            <w:tcW w:w="1320" w:type="pct"/>
             <w:vAlign w:val="center"/>
           </w:tcPr>
           <w:p>
             <w:pPr>
               <w:pStyle w:val="ae"/>
               <w:jc w:val="both"/>
-              <w:rPr>
-                <w:rFonts w:hint="eastAsia"/>
-              </w:rPr>
             </w:pPr>
             <w:r>
               <w:rPr>
@@ -7421,66 +7146,51 @@
         </w:tc>
         <w:tc>
           <w:tcPr>
-            <w:tcW w:w="663" w:type="pct"/>
-          </w:tcPr>
-          <w:p>
-            <w:pPr>
-              <w:pStyle w:val="ae"/>
-              <w:rPr>
-                <w:rFonts w:hint="eastAsia"/>
-              </w:rPr>
-            </w:pPr>
-          </w:p>
-        </w:tc>
-        <w:tc>
-          <w:tcPr>
-            <w:tcW w:w="663" w:type="pct"/>
-          </w:tcPr>
-          <w:p>
-            <w:pPr>
-              <w:pStyle w:val="ae"/>
-              <w:rPr>
-                <w:rFonts w:hint="eastAsia"/>
-              </w:rPr>
-            </w:pPr>
-          </w:p>
-        </w:tc>
-        <w:tc>
-          <w:tcPr>
-            <w:tcW w:w="663" w:type="pct"/>
-          </w:tcPr>
-          <w:p>
-            <w:pPr>
-              <w:pStyle w:val="ae"/>
-              <w:rPr>
-                <w:rFonts w:hint="eastAsia"/>
-              </w:rPr>
-            </w:pPr>
-          </w:p>
-        </w:tc>
-        <w:tc>
-          <w:tcPr>
-            <w:tcW w:w="664" w:type="pct"/>
-          </w:tcPr>
-          <w:p>
-            <w:pPr>
-              <w:pStyle w:val="ae"/>
-              <w:rPr>
-                <w:rFonts w:hint="eastAsia"/>
-              </w:rPr>
-            </w:pPr>
-          </w:p>
-        </w:tc>
-        <w:tc>
-          <w:tcPr>
-            <w:tcW w:w="663" w:type="pct"/>
-          </w:tcPr>
-          <w:p>
-            <w:pPr>
-              <w:pStyle w:val="ae"/>
-              <w:rPr>
-                <w:rFonts w:hint="eastAsia"/>
-              </w:rPr>
+            <w:tcW w:w="543" w:type="pct"/>
+          </w:tcPr>
+          <w:p>
+            <w:pPr>
+              <w:pStyle w:val="ae"/>
+            </w:pPr>
+          </w:p>
+        </w:tc>
+        <w:tc>
+          <w:tcPr>
+            <w:tcW w:w="680" w:type="pct"/>
+          </w:tcPr>
+          <w:p>
+            <w:pPr>
+              <w:pStyle w:val="ae"/>
+            </w:pPr>
+          </w:p>
+        </w:tc>
+        <w:tc>
+          <w:tcPr>
+            <w:tcW w:w="681" w:type="pct"/>
+          </w:tcPr>
+          <w:p>
+            <w:pPr>
+              <w:pStyle w:val="ae"/>
+            </w:pPr>
+          </w:p>
+        </w:tc>
+        <w:tc>
+          <w:tcPr>
+            <w:tcW w:w="680" w:type="pct"/>
+          </w:tcPr>
+          <w:p>
+            <w:pPr>
+              <w:pStyle w:val="ae"/>
+            </w:pPr>
+          </w:p>
+        </w:tc>
+        <w:tc>
+          <w:tcPr>
+            <w:tcW w:w="681" w:type="pct"/>
+          </w:tcPr>
+          <w:p>
+            <w:pPr>
+              <w:pStyle w:val="ae"/>
             </w:pPr>
           </w:p>
         </w:tc>
@@ -7488,31 +7198,25 @@
       <w:tr>
         <w:tc>
           <w:tcPr>
-            <w:tcW w:w="276" w:type="pct"/>
+            <w:tcW w:w="415" w:type="pct"/>
             <w:vMerge/>
           </w:tcPr>
           <w:p>
             <w:pPr>
               <w:pStyle w:val="ae"/>
               <w:jc w:val="center"/>
-              <w:rPr>
-                <w:rFonts w:hint="eastAsia"/>
-              </w:rPr>
-            </w:pPr>
-          </w:p>
-        </w:tc>
-        <w:tc>
-          <w:tcPr>
-            <w:tcW w:w="1408" w:type="pct"/>
+            </w:pPr>
+          </w:p>
+        </w:tc>
+        <w:tc>
+          <w:tcPr>
+            <w:tcW w:w="1320" w:type="pct"/>
             <w:vAlign w:val="center"/>
           </w:tcPr>
           <w:p>
             <w:pPr>
               <w:pStyle w:val="ae"/>
               <w:jc w:val="both"/>
-              <w:rPr>
-                <w:rFonts w:hint="eastAsia"/>
-              </w:rPr>
             </w:pPr>
             <w:r>
               <w:rPr>
@@ -7524,66 +7228,51 @@
         </w:tc>
         <w:tc>
           <w:tcPr>
-            <w:tcW w:w="663" w:type="pct"/>
-          </w:tcPr>
-          <w:p>
-            <w:pPr>
-              <w:pStyle w:val="ae"/>
-              <w:rPr>
-                <w:rFonts w:hint="eastAsia"/>
-              </w:rPr>
-            </w:pPr>
-          </w:p>
-        </w:tc>
-        <w:tc>
-          <w:tcPr>
-            <w:tcW w:w="663" w:type="pct"/>
-          </w:tcPr>
-          <w:p>
-            <w:pPr>
-              <w:pStyle w:val="ae"/>
-              <w:rPr>
-                <w:rFonts w:hint="eastAsia"/>
-              </w:rPr>
-            </w:pPr>
-          </w:p>
-        </w:tc>
-        <w:tc>
-          <w:tcPr>
-            <w:tcW w:w="663" w:type="pct"/>
-          </w:tcPr>
-          <w:p>
-            <w:pPr>
-              <w:pStyle w:val="ae"/>
-              <w:rPr>
-                <w:rFonts w:hint="eastAsia"/>
-              </w:rPr>
-            </w:pPr>
-          </w:p>
-        </w:tc>
-        <w:tc>
-          <w:tcPr>
-            <w:tcW w:w="664" w:type="pct"/>
-          </w:tcPr>
-          <w:p>
-            <w:pPr>
-              <w:pStyle w:val="ae"/>
-              <w:rPr>
-                <w:rFonts w:hint="eastAsia"/>
-              </w:rPr>
-            </w:pPr>
-          </w:p>
-        </w:tc>
-        <w:tc>
-          <w:tcPr>
-            <w:tcW w:w="663" w:type="pct"/>
-          </w:tcPr>
-          <w:p>
-            <w:pPr>
-              <w:pStyle w:val="ae"/>
-              <w:rPr>
-                <w:rFonts w:hint="eastAsia"/>
-              </w:rPr>
+            <w:tcW w:w="543" w:type="pct"/>
+          </w:tcPr>
+          <w:p>
+            <w:pPr>
+              <w:pStyle w:val="ae"/>
+            </w:pPr>
+          </w:p>
+        </w:tc>
+        <w:tc>
+          <w:tcPr>
+            <w:tcW w:w="680" w:type="pct"/>
+          </w:tcPr>
+          <w:p>
+            <w:pPr>
+              <w:pStyle w:val="ae"/>
+            </w:pPr>
+          </w:p>
+        </w:tc>
+        <w:tc>
+          <w:tcPr>
+            <w:tcW w:w="681" w:type="pct"/>
+          </w:tcPr>
+          <w:p>
+            <w:pPr>
+              <w:pStyle w:val="ae"/>
+            </w:pPr>
+          </w:p>
+        </w:tc>
+        <w:tc>
+          <w:tcPr>
+            <w:tcW w:w="680" w:type="pct"/>
+          </w:tcPr>
+          <w:p>
+            <w:pPr>
+              <w:pStyle w:val="ae"/>
+            </w:pPr>
+          </w:p>
+        </w:tc>
+        <w:tc>
+          <w:tcPr>
+            <w:tcW w:w="681" w:type="pct"/>
+          </w:tcPr>
+          <w:p>
+            <w:pPr>
+              <w:pStyle w:val="ae"/>
             </w:pPr>
           </w:p>
         </w:tc>
@@ -7591,16 +7280,13 @@
       <w:tr>
         <w:tc>
           <w:tcPr>
-            <w:tcW w:w="276" w:type="pct"/>
+            <w:tcW w:w="415" w:type="pct"/>
             <w:vMerge w:val="restart"/>
           </w:tcPr>
           <w:p>
             <w:pPr>
               <w:pStyle w:val="ae"/>
               <w:jc w:val="center"/>
-              <w:rPr>
-                <w:rFonts w:hint="eastAsia"/>
-              </w:rPr>
             </w:pPr>
             <w:r>
               <w:rPr>
@@ -7612,16 +7298,13 @@
         </w:tc>
         <w:tc>
           <w:tcPr>
-            <w:tcW w:w="1408" w:type="pct"/>
+            <w:tcW w:w="1320" w:type="pct"/>
             <w:vAlign w:val="center"/>
           </w:tcPr>
           <w:p>
             <w:pPr>
               <w:pStyle w:val="ae"/>
               <w:jc w:val="both"/>
-              <w:rPr>
-                <w:rFonts w:hint="eastAsia"/>
-              </w:rPr>
             </w:pPr>
             <w:r>
               <w:rPr>
@@ -7645,66 +7328,51 @@
         </w:tc>
         <w:tc>
           <w:tcPr>
-            <w:tcW w:w="663" w:type="pct"/>
-          </w:tcPr>
-          <w:p>
-            <w:pPr>
-              <w:pStyle w:val="ae"/>
-              <w:rPr>
-                <w:rFonts w:hint="eastAsia"/>
-              </w:rPr>
-            </w:pPr>
-          </w:p>
-        </w:tc>
-        <w:tc>
-          <w:tcPr>
-            <w:tcW w:w="663" w:type="pct"/>
-          </w:tcPr>
-          <w:p>
-            <w:pPr>
-              <w:pStyle w:val="ae"/>
-              <w:rPr>
-                <w:rFonts w:hint="eastAsia"/>
-              </w:rPr>
-            </w:pPr>
-          </w:p>
-        </w:tc>
-        <w:tc>
-          <w:tcPr>
-            <w:tcW w:w="663" w:type="pct"/>
-          </w:tcPr>
-          <w:p>
-            <w:pPr>
-              <w:pStyle w:val="ae"/>
-              <w:rPr>
-                <w:rFonts w:hint="eastAsia"/>
-              </w:rPr>
-            </w:pPr>
-          </w:p>
-        </w:tc>
-        <w:tc>
-          <w:tcPr>
-            <w:tcW w:w="664" w:type="pct"/>
-          </w:tcPr>
-          <w:p>
-            <w:pPr>
-              <w:pStyle w:val="ae"/>
-              <w:rPr>
-                <w:rFonts w:hint="eastAsia"/>
-              </w:rPr>
-            </w:pPr>
-          </w:p>
-        </w:tc>
-        <w:tc>
-          <w:tcPr>
-            <w:tcW w:w="663" w:type="pct"/>
-          </w:tcPr>
-          <w:p>
-            <w:pPr>
-              <w:pStyle w:val="ae"/>
-              <w:rPr>
-                <w:rFonts w:hint="eastAsia"/>
-              </w:rPr>
+            <w:tcW w:w="543" w:type="pct"/>
+          </w:tcPr>
+          <w:p>
+            <w:pPr>
+              <w:pStyle w:val="ae"/>
+            </w:pPr>
+          </w:p>
+        </w:tc>
+        <w:tc>
+          <w:tcPr>
+            <w:tcW w:w="680" w:type="pct"/>
+          </w:tcPr>
+          <w:p>
+            <w:pPr>
+              <w:pStyle w:val="ae"/>
+            </w:pPr>
+          </w:p>
+        </w:tc>
+        <w:tc>
+          <w:tcPr>
+            <w:tcW w:w="681" w:type="pct"/>
+          </w:tcPr>
+          <w:p>
+            <w:pPr>
+              <w:pStyle w:val="ae"/>
+            </w:pPr>
+          </w:p>
+        </w:tc>
+        <w:tc>
+          <w:tcPr>
+            <w:tcW w:w="680" w:type="pct"/>
+          </w:tcPr>
+          <w:p>
+            <w:pPr>
+              <w:pStyle w:val="ae"/>
+            </w:pPr>
+          </w:p>
+        </w:tc>
+        <w:tc>
+          <w:tcPr>
+            <w:tcW w:w="681" w:type="pct"/>
+          </w:tcPr>
+          <w:p>
+            <w:pPr>
+              <w:pStyle w:val="ae"/>
             </w:pPr>
           </w:p>
         </w:tc>
@@ -7712,31 +7380,25 @@
       <w:tr>
         <w:tc>
           <w:tcPr>
-            <w:tcW w:w="276" w:type="pct"/>
+            <w:tcW w:w="415" w:type="pct"/>
             <w:vMerge/>
           </w:tcPr>
           <w:p>
             <w:pPr>
               <w:pStyle w:val="ae"/>
               <w:jc w:val="center"/>
-              <w:rPr>
-                <w:rFonts w:hint="eastAsia"/>
-              </w:rPr>
-            </w:pPr>
-          </w:p>
-        </w:tc>
-        <w:tc>
-          <w:tcPr>
-            <w:tcW w:w="1408" w:type="pct"/>
+            </w:pPr>
+          </w:p>
+        </w:tc>
+        <w:tc>
+          <w:tcPr>
+            <w:tcW w:w="1320" w:type="pct"/>
             <w:vAlign w:val="center"/>
           </w:tcPr>
           <w:p>
             <w:pPr>
               <w:pStyle w:val="ae"/>
               <w:jc w:val="both"/>
-              <w:rPr>
-                <w:rFonts w:hint="eastAsia"/>
-              </w:rPr>
             </w:pPr>
             <w:r>
               <w:rPr>
@@ -7748,66 +7410,51 @@
         </w:tc>
         <w:tc>
           <w:tcPr>
-            <w:tcW w:w="663" w:type="pct"/>
-          </w:tcPr>
-          <w:p>
-            <w:pPr>
-              <w:pStyle w:val="ae"/>
-              <w:rPr>
-                <w:rFonts w:hint="eastAsia"/>
-              </w:rPr>
-            </w:pPr>
-          </w:p>
-        </w:tc>
-        <w:tc>
-          <w:tcPr>
-            <w:tcW w:w="663" w:type="pct"/>
-          </w:tcPr>
-          <w:p>
-            <w:pPr>
-              <w:pStyle w:val="ae"/>
-              <w:rPr>
-                <w:rFonts w:hint="eastAsia"/>
-              </w:rPr>
-            </w:pPr>
-          </w:p>
-        </w:tc>
-        <w:tc>
-          <w:tcPr>
-            <w:tcW w:w="663" w:type="pct"/>
-          </w:tcPr>
-          <w:p>
-            <w:pPr>
-              <w:pStyle w:val="ae"/>
-              <w:rPr>
-                <w:rFonts w:hint="eastAsia"/>
-              </w:rPr>
-            </w:pPr>
-          </w:p>
-        </w:tc>
-        <w:tc>
-          <w:tcPr>
-            <w:tcW w:w="664" w:type="pct"/>
-          </w:tcPr>
-          <w:p>
-            <w:pPr>
-              <w:pStyle w:val="ae"/>
-              <w:rPr>
-                <w:rFonts w:hint="eastAsia"/>
-              </w:rPr>
-            </w:pPr>
-          </w:p>
-        </w:tc>
-        <w:tc>
-          <w:tcPr>
-            <w:tcW w:w="663" w:type="pct"/>
-          </w:tcPr>
-          <w:p>
-            <w:pPr>
-              <w:pStyle w:val="ae"/>
-              <w:rPr>
-                <w:rFonts w:hint="eastAsia"/>
-              </w:rPr>
+            <w:tcW w:w="543" w:type="pct"/>
+          </w:tcPr>
+          <w:p>
+            <w:pPr>
+              <w:pStyle w:val="ae"/>
+            </w:pPr>
+          </w:p>
+        </w:tc>
+        <w:tc>
+          <w:tcPr>
+            <w:tcW w:w="680" w:type="pct"/>
+          </w:tcPr>
+          <w:p>
+            <w:pPr>
+              <w:pStyle w:val="ae"/>
+            </w:pPr>
+          </w:p>
+        </w:tc>
+        <w:tc>
+          <w:tcPr>
+            <w:tcW w:w="681" w:type="pct"/>
+          </w:tcPr>
+          <w:p>
+            <w:pPr>
+              <w:pStyle w:val="ae"/>
+            </w:pPr>
+          </w:p>
+        </w:tc>
+        <w:tc>
+          <w:tcPr>
+            <w:tcW w:w="680" w:type="pct"/>
+          </w:tcPr>
+          <w:p>
+            <w:pPr>
+              <w:pStyle w:val="ae"/>
+            </w:pPr>
+          </w:p>
+        </w:tc>
+        <w:tc>
+          <w:tcPr>
+            <w:tcW w:w="681" w:type="pct"/>
+          </w:tcPr>
+          <w:p>
+            <w:pPr>
+              <w:pStyle w:val="ae"/>
             </w:pPr>
           </w:p>
         </w:tc>
@@ -7815,31 +7462,25 @@
       <w:tr>
         <w:tc>
           <w:tcPr>
-            <w:tcW w:w="276" w:type="pct"/>
+            <w:tcW w:w="415" w:type="pct"/>
             <w:vMerge/>
           </w:tcPr>
           <w:p>
             <w:pPr>
               <w:pStyle w:val="ae"/>
               <w:jc w:val="center"/>
-              <w:rPr>
-                <w:rFonts w:hint="eastAsia"/>
-              </w:rPr>
-            </w:pPr>
-          </w:p>
-        </w:tc>
-        <w:tc>
-          <w:tcPr>
-            <w:tcW w:w="1408" w:type="pct"/>
+            </w:pPr>
+          </w:p>
+        </w:tc>
+        <w:tc>
+          <w:tcPr>
+            <w:tcW w:w="1320" w:type="pct"/>
             <w:vAlign w:val="center"/>
           </w:tcPr>
           <w:p>
             <w:pPr>
               <w:pStyle w:val="ae"/>
               <w:jc w:val="both"/>
-              <w:rPr>
-                <w:rFonts w:hint="eastAsia"/>
-              </w:rPr>
             </w:pPr>
             <w:r>
               <w:rPr>
@@ -7851,66 +7492,51 @@
         </w:tc>
         <w:tc>
           <w:tcPr>
-            <w:tcW w:w="663" w:type="pct"/>
-          </w:tcPr>
-          <w:p>
-            <w:pPr>
-              <w:pStyle w:val="ae"/>
-              <w:rPr>
-                <w:rFonts w:hint="eastAsia"/>
-              </w:rPr>
-            </w:pPr>
-          </w:p>
-        </w:tc>
-        <w:tc>
-          <w:tcPr>
-            <w:tcW w:w="663" w:type="pct"/>
-          </w:tcPr>
-          <w:p>
-            <w:pPr>
-              <w:pStyle w:val="ae"/>
-              <w:rPr>
-                <w:rFonts w:hint="eastAsia"/>
-              </w:rPr>
-            </w:pPr>
-          </w:p>
-        </w:tc>
-        <w:tc>
-          <w:tcPr>
-            <w:tcW w:w="663" w:type="pct"/>
-          </w:tcPr>
-          <w:p>
-            <w:pPr>
-              <w:pStyle w:val="ae"/>
-              <w:rPr>
-                <w:rFonts w:hint="eastAsia"/>
-              </w:rPr>
-            </w:pPr>
-          </w:p>
-        </w:tc>
-        <w:tc>
-          <w:tcPr>
-            <w:tcW w:w="664" w:type="pct"/>
-          </w:tcPr>
-          <w:p>
-            <w:pPr>
-              <w:pStyle w:val="ae"/>
-              <w:rPr>
-                <w:rFonts w:hint="eastAsia"/>
-              </w:rPr>
-            </w:pPr>
-          </w:p>
-        </w:tc>
-        <w:tc>
-          <w:tcPr>
-            <w:tcW w:w="663" w:type="pct"/>
-          </w:tcPr>
-          <w:p>
-            <w:pPr>
-              <w:pStyle w:val="ae"/>
-              <w:rPr>
-                <w:rFonts w:hint="eastAsia"/>
-              </w:rPr>
+            <w:tcW w:w="543" w:type="pct"/>
+          </w:tcPr>
+          <w:p>
+            <w:pPr>
+              <w:pStyle w:val="ae"/>
+            </w:pPr>
+          </w:p>
+        </w:tc>
+        <w:tc>
+          <w:tcPr>
+            <w:tcW w:w="680" w:type="pct"/>
+          </w:tcPr>
+          <w:p>
+            <w:pPr>
+              <w:pStyle w:val="ae"/>
+            </w:pPr>
+          </w:p>
+        </w:tc>
+        <w:tc>
+          <w:tcPr>
+            <w:tcW w:w="681" w:type="pct"/>
+          </w:tcPr>
+          <w:p>
+            <w:pPr>
+              <w:pStyle w:val="ae"/>
+            </w:pPr>
+          </w:p>
+        </w:tc>
+        <w:tc>
+          <w:tcPr>
+            <w:tcW w:w="680" w:type="pct"/>
+          </w:tcPr>
+          <w:p>
+            <w:pPr>
+              <w:pStyle w:val="ae"/>
+            </w:pPr>
+          </w:p>
+        </w:tc>
+        <w:tc>
+          <w:tcPr>
+            <w:tcW w:w="681" w:type="pct"/>
+          </w:tcPr>
+          <w:p>
+            <w:pPr>
+              <w:pStyle w:val="ae"/>
             </w:pPr>
           </w:p>
         </w:tc>
@@ -7918,31 +7544,25 @@
       <w:tr>
         <w:tc>
           <w:tcPr>
-            <w:tcW w:w="276" w:type="pct"/>
+            <w:tcW w:w="415" w:type="pct"/>
             <w:vMerge/>
           </w:tcPr>
           <w:p>
             <w:pPr>
               <w:pStyle w:val="ae"/>
               <w:jc w:val="center"/>
-              <w:rPr>
-                <w:rFonts w:hint="eastAsia"/>
-              </w:rPr>
-            </w:pPr>
-          </w:p>
-        </w:tc>
-        <w:tc>
-          <w:tcPr>
-            <w:tcW w:w="1408" w:type="pct"/>
+            </w:pPr>
+          </w:p>
+        </w:tc>
+        <w:tc>
+          <w:tcPr>
+            <w:tcW w:w="1320" w:type="pct"/>
             <w:vAlign w:val="center"/>
           </w:tcPr>
           <w:p>
             <w:pPr>
               <w:pStyle w:val="ae"/>
               <w:jc w:val="both"/>
-              <w:rPr>
-                <w:rFonts w:hint="eastAsia"/>
-              </w:rPr>
             </w:pPr>
             <w:r>
               <w:rPr>
@@ -7954,66 +7574,51 @@
         </w:tc>
         <w:tc>
           <w:tcPr>
-            <w:tcW w:w="663" w:type="pct"/>
-          </w:tcPr>
-          <w:p>
-            <w:pPr>
-              <w:pStyle w:val="ae"/>
-              <w:rPr>
-                <w:rFonts w:hint="eastAsia"/>
-              </w:rPr>
-            </w:pPr>
-          </w:p>
-        </w:tc>
-        <w:tc>
-          <w:tcPr>
-            <w:tcW w:w="663" w:type="pct"/>
-          </w:tcPr>
-          <w:p>
-            <w:pPr>
-              <w:pStyle w:val="ae"/>
-              <w:rPr>
-                <w:rFonts w:hint="eastAsia"/>
-              </w:rPr>
-            </w:pPr>
-          </w:p>
-        </w:tc>
-        <w:tc>
-          <w:tcPr>
-            <w:tcW w:w="663" w:type="pct"/>
-          </w:tcPr>
-          <w:p>
-            <w:pPr>
-              <w:pStyle w:val="ae"/>
-              <w:rPr>
-                <w:rFonts w:hint="eastAsia"/>
-              </w:rPr>
-            </w:pPr>
-          </w:p>
-        </w:tc>
-        <w:tc>
-          <w:tcPr>
-            <w:tcW w:w="664" w:type="pct"/>
-          </w:tcPr>
-          <w:p>
-            <w:pPr>
-              <w:pStyle w:val="ae"/>
-              <w:rPr>
-                <w:rFonts w:hint="eastAsia"/>
-              </w:rPr>
-            </w:pPr>
-          </w:p>
-        </w:tc>
-        <w:tc>
-          <w:tcPr>
-            <w:tcW w:w="663" w:type="pct"/>
-          </w:tcPr>
-          <w:p>
-            <w:pPr>
-              <w:pStyle w:val="ae"/>
-              <w:rPr>
-                <w:rFonts w:hint="eastAsia"/>
-              </w:rPr>
+            <w:tcW w:w="543" w:type="pct"/>
+          </w:tcPr>
+          <w:p>
+            <w:pPr>
+              <w:pStyle w:val="ae"/>
+            </w:pPr>
+          </w:p>
+        </w:tc>
+        <w:tc>
+          <w:tcPr>
+            <w:tcW w:w="680" w:type="pct"/>
+          </w:tcPr>
+          <w:p>
+            <w:pPr>
+              <w:pStyle w:val="ae"/>
+            </w:pPr>
+          </w:p>
+        </w:tc>
+        <w:tc>
+          <w:tcPr>
+            <w:tcW w:w="681" w:type="pct"/>
+          </w:tcPr>
+          <w:p>
+            <w:pPr>
+              <w:pStyle w:val="ae"/>
+            </w:pPr>
+          </w:p>
+        </w:tc>
+        <w:tc>
+          <w:tcPr>
+            <w:tcW w:w="680" w:type="pct"/>
+          </w:tcPr>
+          <w:p>
+            <w:pPr>
+              <w:pStyle w:val="ae"/>
+            </w:pPr>
+          </w:p>
+        </w:tc>
+        <w:tc>
+          <w:tcPr>
+            <w:tcW w:w="681" w:type="pct"/>
+          </w:tcPr>
+          <w:p>
+            <w:pPr>
+              <w:pStyle w:val="ae"/>
             </w:pPr>
           </w:p>
         </w:tc>
@@ -8021,31 +7626,25 @@
       <w:tr>
         <w:tc>
           <w:tcPr>
-            <w:tcW w:w="276" w:type="pct"/>
+            <w:tcW w:w="415" w:type="pct"/>
             <w:vMerge/>
           </w:tcPr>
           <w:p>
             <w:pPr>
               <w:pStyle w:val="ae"/>
               <w:jc w:val="center"/>
-              <w:rPr>
-                <w:rFonts w:hint="eastAsia"/>
-              </w:rPr>
-            </w:pPr>
-          </w:p>
-        </w:tc>
-        <w:tc>
-          <w:tcPr>
-            <w:tcW w:w="1408" w:type="pct"/>
+            </w:pPr>
+          </w:p>
+        </w:tc>
+        <w:tc>
+          <w:tcPr>
+            <w:tcW w:w="1320" w:type="pct"/>
             <w:vAlign w:val="center"/>
           </w:tcPr>
           <w:p>
             <w:pPr>
               <w:pStyle w:val="ae"/>
               <w:jc w:val="both"/>
-              <w:rPr>
-                <w:rFonts w:hint="eastAsia"/>
-              </w:rPr>
             </w:pPr>
             <w:r>
               <w:rPr>
@@ -8057,66 +7656,51 @@
         </w:tc>
         <w:tc>
           <w:tcPr>
-            <w:tcW w:w="663" w:type="pct"/>
-          </w:tcPr>
-          <w:p>
-            <w:pPr>
-              <w:pStyle w:val="ae"/>
-              <w:rPr>
-                <w:rFonts w:hint="eastAsia"/>
-              </w:rPr>
-            </w:pPr>
-          </w:p>
-        </w:tc>
-        <w:tc>
-          <w:tcPr>
-            <w:tcW w:w="663" w:type="pct"/>
-          </w:tcPr>
-          <w:p>
-            <w:pPr>
-              <w:pStyle w:val="ae"/>
-              <w:rPr>
-                <w:rFonts w:hint="eastAsia"/>
-              </w:rPr>
-            </w:pPr>
-          </w:p>
-        </w:tc>
-        <w:tc>
-          <w:tcPr>
-            <w:tcW w:w="663" w:type="pct"/>
-          </w:tcPr>
-          <w:p>
-            <w:pPr>
-              <w:pStyle w:val="ae"/>
-              <w:rPr>
-                <w:rFonts w:hint="eastAsia"/>
-              </w:rPr>
-            </w:pPr>
-          </w:p>
-        </w:tc>
-        <w:tc>
-          <w:tcPr>
-            <w:tcW w:w="664" w:type="pct"/>
-          </w:tcPr>
-          <w:p>
-            <w:pPr>
-              <w:pStyle w:val="ae"/>
-              <w:rPr>
-                <w:rFonts w:hint="eastAsia"/>
-              </w:rPr>
-            </w:pPr>
-          </w:p>
-        </w:tc>
-        <w:tc>
-          <w:tcPr>
-            <w:tcW w:w="663" w:type="pct"/>
-          </w:tcPr>
-          <w:p>
-            <w:pPr>
-              <w:pStyle w:val="ae"/>
-              <w:rPr>
-                <w:rFonts w:hint="eastAsia"/>
-              </w:rPr>
+            <w:tcW w:w="543" w:type="pct"/>
+          </w:tcPr>
+          <w:p>
+            <w:pPr>
+              <w:pStyle w:val="ae"/>
+            </w:pPr>
+          </w:p>
+        </w:tc>
+        <w:tc>
+          <w:tcPr>
+            <w:tcW w:w="680" w:type="pct"/>
+          </w:tcPr>
+          <w:p>
+            <w:pPr>
+              <w:pStyle w:val="ae"/>
+            </w:pPr>
+          </w:p>
+        </w:tc>
+        <w:tc>
+          <w:tcPr>
+            <w:tcW w:w="681" w:type="pct"/>
+          </w:tcPr>
+          <w:p>
+            <w:pPr>
+              <w:pStyle w:val="ae"/>
+            </w:pPr>
+          </w:p>
+        </w:tc>
+        <w:tc>
+          <w:tcPr>
+            <w:tcW w:w="680" w:type="pct"/>
+          </w:tcPr>
+          <w:p>
+            <w:pPr>
+              <w:pStyle w:val="ae"/>
+            </w:pPr>
+          </w:p>
+        </w:tc>
+        <w:tc>
+          <w:tcPr>
+            <w:tcW w:w="681" w:type="pct"/>
+          </w:tcPr>
+          <w:p>
+            <w:pPr>
+              <w:pStyle w:val="ae"/>
             </w:pPr>
           </w:p>
         </w:tc>
@@ -8124,31 +7708,25 @@
       <w:tr>
         <w:tc>
           <w:tcPr>
-            <w:tcW w:w="276" w:type="pct"/>
+            <w:tcW w:w="415" w:type="pct"/>
             <w:vMerge/>
           </w:tcPr>
           <w:p>
             <w:pPr>
               <w:pStyle w:val="ae"/>
               <w:jc w:val="center"/>
-              <w:rPr>
-                <w:rFonts w:hint="eastAsia"/>
-              </w:rPr>
-            </w:pPr>
-          </w:p>
-        </w:tc>
-        <w:tc>
-          <w:tcPr>
-            <w:tcW w:w="1408" w:type="pct"/>
+            </w:pPr>
+          </w:p>
+        </w:tc>
+        <w:tc>
+          <w:tcPr>
+            <w:tcW w:w="1320" w:type="pct"/>
             <w:vAlign w:val="center"/>
           </w:tcPr>
           <w:p>
             <w:pPr>
               <w:pStyle w:val="ae"/>
               <w:jc w:val="both"/>
-              <w:rPr>
-                <w:rFonts w:hint="eastAsia"/>
-              </w:rPr>
             </w:pPr>
             <w:r>
               <w:rPr>
@@ -8160,66 +7738,51 @@
         </w:tc>
         <w:tc>
           <w:tcPr>
-            <w:tcW w:w="663" w:type="pct"/>
-          </w:tcPr>
-          <w:p>
-            <w:pPr>
-              <w:pStyle w:val="ae"/>
-              <w:rPr>
-                <w:rFonts w:hint="eastAsia"/>
-              </w:rPr>
-            </w:pPr>
-          </w:p>
-        </w:tc>
-        <w:tc>
-          <w:tcPr>
-            <w:tcW w:w="663" w:type="pct"/>
-          </w:tcPr>
-          <w:p>
-            <w:pPr>
-              <w:pStyle w:val="ae"/>
-              <w:rPr>
-                <w:rFonts w:hint="eastAsia"/>
-              </w:rPr>
-            </w:pPr>
-          </w:p>
-        </w:tc>
-        <w:tc>
-          <w:tcPr>
-            <w:tcW w:w="663" w:type="pct"/>
-          </w:tcPr>
-          <w:p>
-            <w:pPr>
-              <w:pStyle w:val="ae"/>
-              <w:rPr>
-                <w:rFonts w:hint="eastAsia"/>
-              </w:rPr>
-            </w:pPr>
-          </w:p>
-        </w:tc>
-        <w:tc>
-          <w:tcPr>
-            <w:tcW w:w="664" w:type="pct"/>
-          </w:tcPr>
-          <w:p>
-            <w:pPr>
-              <w:pStyle w:val="ae"/>
-              <w:rPr>
-                <w:rFonts w:hint="eastAsia"/>
-              </w:rPr>
-            </w:pPr>
-          </w:p>
-        </w:tc>
-        <w:tc>
-          <w:tcPr>
-            <w:tcW w:w="663" w:type="pct"/>
-          </w:tcPr>
-          <w:p>
-            <w:pPr>
-              <w:pStyle w:val="ae"/>
-              <w:rPr>
-                <w:rFonts w:hint="eastAsia"/>
-              </w:rPr>
+            <w:tcW w:w="543" w:type="pct"/>
+          </w:tcPr>
+          <w:p>
+            <w:pPr>
+              <w:pStyle w:val="ae"/>
+            </w:pPr>
+          </w:p>
+        </w:tc>
+        <w:tc>
+          <w:tcPr>
+            <w:tcW w:w="680" w:type="pct"/>
+          </w:tcPr>
+          <w:p>
+            <w:pPr>
+              <w:pStyle w:val="ae"/>
+            </w:pPr>
+          </w:p>
+        </w:tc>
+        <w:tc>
+          <w:tcPr>
+            <w:tcW w:w="681" w:type="pct"/>
+          </w:tcPr>
+          <w:p>
+            <w:pPr>
+              <w:pStyle w:val="ae"/>
+            </w:pPr>
+          </w:p>
+        </w:tc>
+        <w:tc>
+          <w:tcPr>
+            <w:tcW w:w="680" w:type="pct"/>
+          </w:tcPr>
+          <w:p>
+            <w:pPr>
+              <w:pStyle w:val="ae"/>
+            </w:pPr>
+          </w:p>
+        </w:tc>
+        <w:tc>
+          <w:tcPr>
+            <w:tcW w:w="681" w:type="pct"/>
+          </w:tcPr>
+          <w:p>
+            <w:pPr>
+              <w:pStyle w:val="ae"/>
             </w:pPr>
           </w:p>
         </w:tc>
@@ -8227,31 +7790,25 @@
       <w:tr>
         <w:tc>
           <w:tcPr>
-            <w:tcW w:w="276" w:type="pct"/>
+            <w:tcW w:w="415" w:type="pct"/>
             <w:vMerge/>
           </w:tcPr>
           <w:p>
             <w:pPr>
               <w:pStyle w:val="ae"/>
               <w:jc w:val="center"/>
-              <w:rPr>
-                <w:rFonts w:hint="eastAsia"/>
-              </w:rPr>
-            </w:pPr>
-          </w:p>
-        </w:tc>
-        <w:tc>
-          <w:tcPr>
-            <w:tcW w:w="1408" w:type="pct"/>
+            </w:pPr>
+          </w:p>
+        </w:tc>
+        <w:tc>
+          <w:tcPr>
+            <w:tcW w:w="1320" w:type="pct"/>
             <w:vAlign w:val="center"/>
           </w:tcPr>
           <w:p>
             <w:pPr>
               <w:pStyle w:val="ae"/>
               <w:jc w:val="both"/>
-              <w:rPr>
-                <w:rFonts w:hint="eastAsia"/>
-              </w:rPr>
             </w:pPr>
             <w:r>
               <w:rPr>
@@ -8263,66 +7820,51 @@
         </w:tc>
         <w:tc>
           <w:tcPr>
-            <w:tcW w:w="663" w:type="pct"/>
-          </w:tcPr>
-          <w:p>
-            <w:pPr>
-              <w:pStyle w:val="ae"/>
-              <w:rPr>
-                <w:rFonts w:hint="eastAsia"/>
-              </w:rPr>
-            </w:pPr>
-          </w:p>
-        </w:tc>
-        <w:tc>
-          <w:tcPr>
-            <w:tcW w:w="663" w:type="pct"/>
-          </w:tcPr>
-          <w:p>
-            <w:pPr>
-              <w:pStyle w:val="ae"/>
-              <w:rPr>
-                <w:rFonts w:hint="eastAsia"/>
-              </w:rPr>
-            </w:pPr>
-          </w:p>
-        </w:tc>
-        <w:tc>
-          <w:tcPr>
-            <w:tcW w:w="663" w:type="pct"/>
-          </w:tcPr>
-          <w:p>
-            <w:pPr>
-              <w:pStyle w:val="ae"/>
-              <w:rPr>
-                <w:rFonts w:hint="eastAsia"/>
-              </w:rPr>
-            </w:pPr>
-          </w:p>
-        </w:tc>
-        <w:tc>
-          <w:tcPr>
-            <w:tcW w:w="664" w:type="pct"/>
-          </w:tcPr>
-          <w:p>
-            <w:pPr>
-              <w:pStyle w:val="ae"/>
-              <w:rPr>
-                <w:rFonts w:hint="eastAsia"/>
-              </w:rPr>
-            </w:pPr>
-          </w:p>
-        </w:tc>
-        <w:tc>
-          <w:tcPr>
-            <w:tcW w:w="663" w:type="pct"/>
-          </w:tcPr>
-          <w:p>
-            <w:pPr>
-              <w:pStyle w:val="ae"/>
-              <w:rPr>
-                <w:rFonts w:hint="eastAsia"/>
-              </w:rPr>
+            <w:tcW w:w="543" w:type="pct"/>
+          </w:tcPr>
+          <w:p>
+            <w:pPr>
+              <w:pStyle w:val="ae"/>
+            </w:pPr>
+          </w:p>
+        </w:tc>
+        <w:tc>
+          <w:tcPr>
+            <w:tcW w:w="680" w:type="pct"/>
+          </w:tcPr>
+          <w:p>
+            <w:pPr>
+              <w:pStyle w:val="ae"/>
+            </w:pPr>
+          </w:p>
+        </w:tc>
+        <w:tc>
+          <w:tcPr>
+            <w:tcW w:w="681" w:type="pct"/>
+          </w:tcPr>
+          <w:p>
+            <w:pPr>
+              <w:pStyle w:val="ae"/>
+            </w:pPr>
+          </w:p>
+        </w:tc>
+        <w:tc>
+          <w:tcPr>
+            <w:tcW w:w="680" w:type="pct"/>
+          </w:tcPr>
+          <w:p>
+            <w:pPr>
+              <w:pStyle w:val="ae"/>
+            </w:pPr>
+          </w:p>
+        </w:tc>
+        <w:tc>
+          <w:tcPr>
+            <w:tcW w:w="681" w:type="pct"/>
+          </w:tcPr>
+          <w:p>
+            <w:pPr>
+              <w:pStyle w:val="ae"/>
             </w:pPr>
           </w:p>
         </w:tc>
@@ -8330,31 +7872,25 @@
       <w:tr>
         <w:tc>
           <w:tcPr>
-            <w:tcW w:w="276" w:type="pct"/>
+            <w:tcW w:w="415" w:type="pct"/>
             <w:vMerge/>
           </w:tcPr>
           <w:p>
             <w:pPr>
               <w:pStyle w:val="ae"/>
               <w:jc w:val="center"/>
-              <w:rPr>
-                <w:rFonts w:hint="eastAsia"/>
-              </w:rPr>
-            </w:pPr>
-          </w:p>
-        </w:tc>
-        <w:tc>
-          <w:tcPr>
-            <w:tcW w:w="1408" w:type="pct"/>
+            </w:pPr>
+          </w:p>
+        </w:tc>
+        <w:tc>
+          <w:tcPr>
+            <w:tcW w:w="1320" w:type="pct"/>
             <w:vAlign w:val="center"/>
           </w:tcPr>
           <w:p>
             <w:pPr>
               <w:pStyle w:val="ae"/>
               <w:jc w:val="both"/>
-              <w:rPr>
-                <w:rFonts w:hint="eastAsia"/>
-              </w:rPr>
             </w:pPr>
             <w:r>
               <w:rPr>
@@ -8366,66 +7902,51 @@
         </w:tc>
         <w:tc>
           <w:tcPr>
-            <w:tcW w:w="663" w:type="pct"/>
-          </w:tcPr>
-          <w:p>
-            <w:pPr>
-              <w:pStyle w:val="ae"/>
-              <w:rPr>
-                <w:rFonts w:hint="eastAsia"/>
-              </w:rPr>
-            </w:pPr>
-          </w:p>
-        </w:tc>
-        <w:tc>
-          <w:tcPr>
-            <w:tcW w:w="663" w:type="pct"/>
-          </w:tcPr>
-          <w:p>
-            <w:pPr>
-              <w:pStyle w:val="ae"/>
-              <w:rPr>
-                <w:rFonts w:hint="eastAsia"/>
-              </w:rPr>
-            </w:pPr>
-          </w:p>
-        </w:tc>
-        <w:tc>
-          <w:tcPr>
-            <w:tcW w:w="663" w:type="pct"/>
-          </w:tcPr>
-          <w:p>
-            <w:pPr>
-              <w:pStyle w:val="ae"/>
-              <w:rPr>
-                <w:rFonts w:hint="eastAsia"/>
-              </w:rPr>
-            </w:pPr>
-          </w:p>
-        </w:tc>
-        <w:tc>
-          <w:tcPr>
-            <w:tcW w:w="664" w:type="pct"/>
-          </w:tcPr>
-          <w:p>
-            <w:pPr>
-              <w:pStyle w:val="ae"/>
-              <w:rPr>
-                <w:rFonts w:hint="eastAsia"/>
-              </w:rPr>
-            </w:pPr>
-          </w:p>
-        </w:tc>
-        <w:tc>
-          <w:tcPr>
-            <w:tcW w:w="663" w:type="pct"/>
-          </w:tcPr>
-          <w:p>
-            <w:pPr>
-              <w:pStyle w:val="ae"/>
-              <w:rPr>
-                <w:rFonts w:hint="eastAsia"/>
-              </w:rPr>
+            <w:tcW w:w="543" w:type="pct"/>
+          </w:tcPr>
+          <w:p>
+            <w:pPr>
+              <w:pStyle w:val="ae"/>
+            </w:pPr>
+          </w:p>
+        </w:tc>
+        <w:tc>
+          <w:tcPr>
+            <w:tcW w:w="680" w:type="pct"/>
+          </w:tcPr>
+          <w:p>
+            <w:pPr>
+              <w:pStyle w:val="ae"/>
+            </w:pPr>
+          </w:p>
+        </w:tc>
+        <w:tc>
+          <w:tcPr>
+            <w:tcW w:w="681" w:type="pct"/>
+          </w:tcPr>
+          <w:p>
+            <w:pPr>
+              <w:pStyle w:val="ae"/>
+            </w:pPr>
+          </w:p>
+        </w:tc>
+        <w:tc>
+          <w:tcPr>
+            <w:tcW w:w="680" w:type="pct"/>
+          </w:tcPr>
+          <w:p>
+            <w:pPr>
+              <w:pStyle w:val="ae"/>
+            </w:pPr>
+          </w:p>
+        </w:tc>
+        <w:tc>
+          <w:tcPr>
+            <w:tcW w:w="681" w:type="pct"/>
+          </w:tcPr>
+          <w:p>
+            <w:pPr>
+              <w:pStyle w:val="ae"/>
             </w:pPr>
           </w:p>
         </w:tc>
@@ -8433,31 +7954,25 @@
       <w:tr>
         <w:tc>
           <w:tcPr>
-            <w:tcW w:w="276" w:type="pct"/>
+            <w:tcW w:w="415" w:type="pct"/>
             <w:vMerge/>
           </w:tcPr>
           <w:p>
             <w:pPr>
               <w:pStyle w:val="ae"/>
               <w:jc w:val="center"/>
-              <w:rPr>
-                <w:rFonts w:hint="eastAsia"/>
-              </w:rPr>
-            </w:pPr>
-          </w:p>
-        </w:tc>
-        <w:tc>
-          <w:tcPr>
-            <w:tcW w:w="1408" w:type="pct"/>
+            </w:pPr>
+          </w:p>
+        </w:tc>
+        <w:tc>
+          <w:tcPr>
+            <w:tcW w:w="1320" w:type="pct"/>
             <w:vAlign w:val="center"/>
           </w:tcPr>
           <w:p>
             <w:pPr>
               <w:pStyle w:val="ae"/>
               <w:jc w:val="both"/>
-              <w:rPr>
-                <w:rFonts w:hint="eastAsia"/>
-              </w:rPr>
             </w:pPr>
             <w:r>
               <w:rPr>
@@ -8469,66 +7984,51 @@
         </w:tc>
         <w:tc>
           <w:tcPr>
-            <w:tcW w:w="663" w:type="pct"/>
-          </w:tcPr>
-          <w:p>
-            <w:pPr>
-              <w:pStyle w:val="ae"/>
-              <w:rPr>
-                <w:rFonts w:hint="eastAsia"/>
-              </w:rPr>
-            </w:pPr>
-          </w:p>
-        </w:tc>
-        <w:tc>
-          <w:tcPr>
-            <w:tcW w:w="663" w:type="pct"/>
-          </w:tcPr>
-          <w:p>
-            <w:pPr>
-              <w:pStyle w:val="ae"/>
-              <w:rPr>
-                <w:rFonts w:hint="eastAsia"/>
-              </w:rPr>
-            </w:pPr>
-          </w:p>
-        </w:tc>
-        <w:tc>
-          <w:tcPr>
-            <w:tcW w:w="663" w:type="pct"/>
-          </w:tcPr>
-          <w:p>
-            <w:pPr>
-              <w:pStyle w:val="ae"/>
-              <w:rPr>
-                <w:rFonts w:hint="eastAsia"/>
-              </w:rPr>
-            </w:pPr>
-          </w:p>
-        </w:tc>
-        <w:tc>
-          <w:tcPr>
-            <w:tcW w:w="664" w:type="pct"/>
-          </w:tcPr>
-          <w:p>
-            <w:pPr>
-              <w:pStyle w:val="ae"/>
-              <w:rPr>
-                <w:rFonts w:hint="eastAsia"/>
-              </w:rPr>
-            </w:pPr>
-          </w:p>
-        </w:tc>
-        <w:tc>
-          <w:tcPr>
-            <w:tcW w:w="663" w:type="pct"/>
-          </w:tcPr>
-          <w:p>
-            <w:pPr>
-              <w:pStyle w:val="ae"/>
-              <w:rPr>
-                <w:rFonts w:hint="eastAsia"/>
-              </w:rPr>
+            <w:tcW w:w="543" w:type="pct"/>
+          </w:tcPr>
+          <w:p>
+            <w:pPr>
+              <w:pStyle w:val="ae"/>
+            </w:pPr>
+          </w:p>
+        </w:tc>
+        <w:tc>
+          <w:tcPr>
+            <w:tcW w:w="680" w:type="pct"/>
+          </w:tcPr>
+          <w:p>
+            <w:pPr>
+              <w:pStyle w:val="ae"/>
+            </w:pPr>
+          </w:p>
+        </w:tc>
+        <w:tc>
+          <w:tcPr>
+            <w:tcW w:w="681" w:type="pct"/>
+          </w:tcPr>
+          <w:p>
+            <w:pPr>
+              <w:pStyle w:val="ae"/>
+            </w:pPr>
+          </w:p>
+        </w:tc>
+        <w:tc>
+          <w:tcPr>
+            <w:tcW w:w="680" w:type="pct"/>
+          </w:tcPr>
+          <w:p>
+            <w:pPr>
+              <w:pStyle w:val="ae"/>
+            </w:pPr>
+          </w:p>
+        </w:tc>
+        <w:tc>
+          <w:tcPr>
+            <w:tcW w:w="681" w:type="pct"/>
+          </w:tcPr>
+          <w:p>
+            <w:pPr>
+              <w:pStyle w:val="ae"/>
             </w:pPr>
           </w:p>
         </w:tc>
@@ -8536,31 +8036,25 @@
       <w:tr>
         <w:tc>
           <w:tcPr>
-            <w:tcW w:w="276" w:type="pct"/>
+            <w:tcW w:w="415" w:type="pct"/>
             <w:vMerge/>
           </w:tcPr>
           <w:p>
             <w:pPr>
               <w:pStyle w:val="ae"/>
               <w:jc w:val="center"/>
-              <w:rPr>
-                <w:rFonts w:hint="eastAsia"/>
-              </w:rPr>
-            </w:pPr>
-          </w:p>
-        </w:tc>
-        <w:tc>
-          <w:tcPr>
-            <w:tcW w:w="1408" w:type="pct"/>
+            </w:pPr>
+          </w:p>
+        </w:tc>
+        <w:tc>
+          <w:tcPr>
+            <w:tcW w:w="1320" w:type="pct"/>
             <w:vAlign w:val="center"/>
           </w:tcPr>
           <w:p>
             <w:pPr>
               <w:pStyle w:val="ae"/>
               <w:jc w:val="both"/>
-              <w:rPr>
-                <w:rFonts w:hint="eastAsia"/>
-              </w:rPr>
             </w:pPr>
             <w:r>
               <w:rPr>
@@ -8572,212 +8066,173 @@
         </w:tc>
         <w:tc>
           <w:tcPr>
-            <w:tcW w:w="663" w:type="pct"/>
-          </w:tcPr>
-          <w:p>
-            <w:pPr>
-              <w:pStyle w:val="ae"/>
-              <w:rPr>
-                <w:rFonts w:hint="eastAsia"/>
-              </w:rPr>
-            </w:pPr>
-          </w:p>
-        </w:tc>
-        <w:tc>
-          <w:tcPr>
-            <w:tcW w:w="663" w:type="pct"/>
-          </w:tcPr>
-          <w:p>
-            <w:pPr>
-              <w:pStyle w:val="ae"/>
-              <w:rPr>
-                <w:rFonts w:hint="eastAsia"/>
-              </w:rPr>
-            </w:pPr>
-          </w:p>
-        </w:tc>
-        <w:tc>
-          <w:tcPr>
-            <w:tcW w:w="663" w:type="pct"/>
-          </w:tcPr>
-          <w:p>
-            <w:pPr>
-              <w:pStyle w:val="ae"/>
-              <w:rPr>
-                <w:rFonts w:hint="eastAsia"/>
-              </w:rPr>
-            </w:pPr>
-          </w:p>
-        </w:tc>
-        <w:tc>
-          <w:tcPr>
-            <w:tcW w:w="664" w:type="pct"/>
-          </w:tcPr>
-          <w:p>
-            <w:pPr>
-              <w:pStyle w:val="ae"/>
-              <w:rPr>
-                <w:rFonts w:hint="eastAsia"/>
-              </w:rPr>
-            </w:pPr>
-          </w:p>
-        </w:tc>
-        <w:tc>
-          <w:tcPr>
-            <w:tcW w:w="663" w:type="pct"/>
-          </w:tcPr>
-          <w:p>
-            <w:pPr>
-              <w:pStyle w:val="ae"/>
-              <w:rPr>
-                <w:rFonts w:hint="eastAsia"/>
-              </w:rPr>
-            </w:pPr>
-          </w:p>
-        </w:tc>
-      </w:tr>
-      <w:tr>
-        <w:tc>
-          <w:tcPr>
-            <w:tcW w:w="276" w:type="pct"/>
-            <w:vMerge w:val="restart"/>
-          </w:tcPr>
-          <w:p>
-            <w:pPr>
-              <w:pStyle w:val="ae"/>
-              <w:jc w:val="center"/>
-              <w:rPr>
-                <w:rFonts w:hint="eastAsia"/>
-              </w:rPr>
-            </w:pPr>
-            <w:r>
-              <w:rPr>
-                <w:rFonts w:hint="eastAsia"/>
-              </w:rPr>
-              <w:t>美術設計</w:t>
-            </w:r>
-          </w:p>
-        </w:tc>
-        <w:tc>
-          <w:tcPr>
-            <w:tcW w:w="1408" w:type="pct"/>
-            <w:vAlign w:val="center"/>
-          </w:tcPr>
-          <w:p>
-            <w:pPr>
-              <w:pStyle w:val="ae"/>
-              <w:jc w:val="both"/>
-              <w:rPr>
-                <w:rFonts w:hint="eastAsia"/>
-              </w:rPr>
-            </w:pPr>
-            <w:r>
-              <w:rPr>
-                <w:rFonts w:hint="eastAsia"/>
-              </w:rPr>
-              <w:t>U</w:t>
-            </w:r>
-            <w:r>
-              <w:t>I/UX</w:t>
-            </w:r>
-          </w:p>
-        </w:tc>
-        <w:tc>
-          <w:tcPr>
-            <w:tcW w:w="663" w:type="pct"/>
-          </w:tcPr>
-          <w:p>
-            <w:pPr>
-              <w:pStyle w:val="ae"/>
-              <w:rPr>
-                <w:rFonts w:hint="eastAsia"/>
-              </w:rPr>
-            </w:pPr>
-          </w:p>
-        </w:tc>
-        <w:tc>
-          <w:tcPr>
-            <w:tcW w:w="663" w:type="pct"/>
-          </w:tcPr>
-          <w:p>
-            <w:pPr>
-              <w:pStyle w:val="ae"/>
-              <w:rPr>
-                <w:rFonts w:hint="eastAsia"/>
-              </w:rPr>
-            </w:pPr>
-          </w:p>
-        </w:tc>
-        <w:tc>
-          <w:tcPr>
-            <w:tcW w:w="663" w:type="pct"/>
-          </w:tcPr>
-          <w:p>
-            <w:pPr>
-              <w:pStyle w:val="ae"/>
-              <w:rPr>
-                <w:rFonts w:hint="eastAsia"/>
-              </w:rPr>
-            </w:pPr>
-          </w:p>
-        </w:tc>
-        <w:tc>
-          <w:tcPr>
-            <w:tcW w:w="664" w:type="pct"/>
-          </w:tcPr>
-          <w:p>
-            <w:pPr>
-              <w:pStyle w:val="ae"/>
-              <w:rPr>
-                <w:rFonts w:hint="eastAsia"/>
-              </w:rPr>
-            </w:pPr>
-          </w:p>
-        </w:tc>
-        <w:tc>
-          <w:tcPr>
-            <w:tcW w:w="663" w:type="pct"/>
-          </w:tcPr>
-          <w:p>
-            <w:pPr>
-              <w:pStyle w:val="ae"/>
-              <w:rPr>
-                <w:rFonts w:hint="eastAsia"/>
-              </w:rPr>
+            <w:tcW w:w="543" w:type="pct"/>
+          </w:tcPr>
+          <w:p>
+            <w:pPr>
+              <w:pStyle w:val="ae"/>
+            </w:pPr>
+          </w:p>
+        </w:tc>
+        <w:tc>
+          <w:tcPr>
+            <w:tcW w:w="680" w:type="pct"/>
+          </w:tcPr>
+          <w:p>
+            <w:pPr>
+              <w:pStyle w:val="ae"/>
+            </w:pPr>
+          </w:p>
+        </w:tc>
+        <w:tc>
+          <w:tcPr>
+            <w:tcW w:w="681" w:type="pct"/>
+          </w:tcPr>
+          <w:p>
+            <w:pPr>
+              <w:pStyle w:val="ae"/>
+            </w:pPr>
+          </w:p>
+        </w:tc>
+        <w:tc>
+          <w:tcPr>
+            <w:tcW w:w="680" w:type="pct"/>
+          </w:tcPr>
+          <w:p>
+            <w:pPr>
+              <w:pStyle w:val="ae"/>
+            </w:pPr>
+          </w:p>
+        </w:tc>
+        <w:tc>
+          <w:tcPr>
+            <w:tcW w:w="681" w:type="pct"/>
+          </w:tcPr>
+          <w:p>
+            <w:pPr>
+              <w:pStyle w:val="ae"/>
             </w:pPr>
           </w:p>
         </w:tc>
       </w:tr>
       <w:tr>
         <w:trPr>
-          <w:trHeight w:val="514"/>
+          <w:trHeight w:val="707"/>
         </w:trPr>
         <w:tc>
           <w:tcPr>
-            <w:tcW w:w="276" w:type="pct"/>
+            <w:tcW w:w="415" w:type="pct"/>
+            <w:vMerge w:val="restart"/>
+          </w:tcPr>
+          <w:p>
+            <w:pPr>
+              <w:pStyle w:val="ae"/>
+              <w:jc w:val="center"/>
+            </w:pPr>
+            <w:r>
+              <w:rPr>
+                <w:rFonts w:hint="eastAsia"/>
+              </w:rPr>
+              <w:t>美術設計</w:t>
+            </w:r>
+          </w:p>
+        </w:tc>
+        <w:tc>
+          <w:tcPr>
+            <w:tcW w:w="1320" w:type="pct"/>
+            <w:vAlign w:val="center"/>
+          </w:tcPr>
+          <w:p>
+            <w:pPr>
+              <w:pStyle w:val="ae"/>
+              <w:jc w:val="both"/>
+            </w:pPr>
+            <w:r>
+              <w:rPr>
+                <w:rFonts w:hint="eastAsia"/>
+              </w:rPr>
+              <w:t>U</w:t>
+            </w:r>
+            <w:r>
+              <w:t>I/UX</w:t>
+            </w:r>
+          </w:p>
+        </w:tc>
+        <w:tc>
+          <w:tcPr>
+            <w:tcW w:w="543" w:type="pct"/>
+          </w:tcPr>
+          <w:p>
+            <w:pPr>
+              <w:pStyle w:val="ae"/>
+            </w:pPr>
+          </w:p>
+        </w:tc>
+        <w:tc>
+          <w:tcPr>
+            <w:tcW w:w="680" w:type="pct"/>
+          </w:tcPr>
+          <w:p>
+            <w:pPr>
+              <w:pStyle w:val="ae"/>
+            </w:pPr>
+          </w:p>
+        </w:tc>
+        <w:tc>
+          <w:tcPr>
+            <w:tcW w:w="681" w:type="pct"/>
+          </w:tcPr>
+          <w:p>
+            <w:pPr>
+              <w:pStyle w:val="ae"/>
+            </w:pPr>
+          </w:p>
+        </w:tc>
+        <w:tc>
+          <w:tcPr>
+            <w:tcW w:w="680" w:type="pct"/>
+          </w:tcPr>
+          <w:p>
+            <w:pPr>
+              <w:pStyle w:val="ae"/>
+            </w:pPr>
+          </w:p>
+        </w:tc>
+        <w:tc>
+          <w:tcPr>
+            <w:tcW w:w="681" w:type="pct"/>
+          </w:tcPr>
+          <w:p>
+            <w:pPr>
+              <w:pStyle w:val="ae"/>
+            </w:pPr>
+          </w:p>
+        </w:tc>
+      </w:tr>
+      <w:tr>
+        <w:trPr>
+          <w:trHeight w:val="702"/>
+        </w:trPr>
+        <w:tc>
+          <w:tcPr>
+            <w:tcW w:w="415" w:type="pct"/>
             <w:vMerge/>
           </w:tcPr>
           <w:p>
             <w:pPr>
               <w:pStyle w:val="ae"/>
               <w:jc w:val="center"/>
-              <w:rPr>
-                <w:rFonts w:hint="eastAsia"/>
-              </w:rPr>
-            </w:pPr>
-          </w:p>
-        </w:tc>
-        <w:tc>
-          <w:tcPr>
-            <w:tcW w:w="1408" w:type="pct"/>
+            </w:pPr>
+          </w:p>
+        </w:tc>
+        <w:tc>
+          <w:tcPr>
+            <w:tcW w:w="1320" w:type="pct"/>
             <w:vAlign w:val="center"/>
           </w:tcPr>
           <w:p>
             <w:pPr>
               <w:pStyle w:val="ae"/>
-              <w:rPr>
-                <w:rFonts w:hint="eastAsia"/>
-              </w:rPr>
             </w:pPr>
             <w:r>
               <w:rPr>
@@ -8798,71 +8253,56 @@
         </w:tc>
         <w:tc>
           <w:tcPr>
-            <w:tcW w:w="663" w:type="pct"/>
+            <w:tcW w:w="543" w:type="pct"/>
             <w:vAlign w:val="center"/>
           </w:tcPr>
           <w:p>
             <w:pPr>
               <w:pStyle w:val="ae"/>
-              <w:rPr>
-                <w:rFonts w:hint="eastAsia"/>
-              </w:rPr>
-            </w:pPr>
-          </w:p>
-        </w:tc>
-        <w:tc>
-          <w:tcPr>
-            <w:tcW w:w="663" w:type="pct"/>
+            </w:pPr>
+          </w:p>
+        </w:tc>
+        <w:tc>
+          <w:tcPr>
+            <w:tcW w:w="680" w:type="pct"/>
             <w:vAlign w:val="center"/>
           </w:tcPr>
           <w:p>
             <w:pPr>
               <w:pStyle w:val="ae"/>
-              <w:rPr>
-                <w:rFonts w:hint="eastAsia"/>
-              </w:rPr>
-            </w:pPr>
-          </w:p>
-        </w:tc>
-        <w:tc>
-          <w:tcPr>
-            <w:tcW w:w="663" w:type="pct"/>
+            </w:pPr>
+          </w:p>
+        </w:tc>
+        <w:tc>
+          <w:tcPr>
+            <w:tcW w:w="681" w:type="pct"/>
             <w:vAlign w:val="center"/>
           </w:tcPr>
           <w:p>
             <w:pPr>
               <w:pStyle w:val="ae"/>
-              <w:rPr>
-                <w:rFonts w:hint="eastAsia"/>
-              </w:rPr>
-            </w:pPr>
-          </w:p>
-        </w:tc>
-        <w:tc>
-          <w:tcPr>
-            <w:tcW w:w="664" w:type="pct"/>
+            </w:pPr>
+          </w:p>
+        </w:tc>
+        <w:tc>
+          <w:tcPr>
+            <w:tcW w:w="680" w:type="pct"/>
             <w:vAlign w:val="center"/>
           </w:tcPr>
           <w:p>
             <w:pPr>
               <w:pStyle w:val="ae"/>
-              <w:rPr>
-                <w:rFonts w:hint="eastAsia"/>
-              </w:rPr>
-            </w:pPr>
-          </w:p>
-        </w:tc>
-        <w:tc>
-          <w:tcPr>
-            <w:tcW w:w="663" w:type="pct"/>
+            </w:pPr>
+          </w:p>
+        </w:tc>
+        <w:tc>
+          <w:tcPr>
+            <w:tcW w:w="681" w:type="pct"/>
             <w:vAlign w:val="center"/>
           </w:tcPr>
           <w:p>
             <w:pPr>
               <w:pStyle w:val="ae"/>
-              <w:rPr>
-                <w:rFonts w:hint="eastAsia"/>
-              </w:rPr>
             </w:pPr>
           </w:p>
         </w:tc>
@@ -8873,30 +8313,24 @@
         </w:trPr>
         <w:tc>
           <w:tcPr>
-            <w:tcW w:w="276" w:type="pct"/>
+            <w:tcW w:w="415" w:type="pct"/>
             <w:vMerge/>
           </w:tcPr>
           <w:p>
             <w:pPr>
               <w:pStyle w:val="ae"/>
               <w:jc w:val="center"/>
-              <w:rPr>
-                <w:rFonts w:hint="eastAsia"/>
-              </w:rPr>
-            </w:pPr>
-          </w:p>
-        </w:tc>
-        <w:tc>
-          <w:tcPr>
-            <w:tcW w:w="1408" w:type="pct"/>
+            </w:pPr>
+          </w:p>
+        </w:tc>
+        <w:tc>
+          <w:tcPr>
+            <w:tcW w:w="1320" w:type="pct"/>
             <w:vAlign w:val="center"/>
           </w:tcPr>
           <w:p>
             <w:pPr>
               <w:pStyle w:val="ae"/>
-              <w:rPr>
-                <w:rFonts w:hint="eastAsia"/>
-              </w:rPr>
             </w:pPr>
             <w:r>
               <w:rPr>
@@ -8908,71 +8342,56 @@
         </w:tc>
         <w:tc>
           <w:tcPr>
-            <w:tcW w:w="663" w:type="pct"/>
+            <w:tcW w:w="543" w:type="pct"/>
             <w:vAlign w:val="center"/>
           </w:tcPr>
           <w:p>
             <w:pPr>
               <w:pStyle w:val="ae"/>
-              <w:rPr>
-                <w:rFonts w:hint="eastAsia"/>
-              </w:rPr>
-            </w:pPr>
-          </w:p>
-        </w:tc>
-        <w:tc>
-          <w:tcPr>
-            <w:tcW w:w="663" w:type="pct"/>
+            </w:pPr>
+          </w:p>
+        </w:tc>
+        <w:tc>
+          <w:tcPr>
+            <w:tcW w:w="680" w:type="pct"/>
             <w:vAlign w:val="center"/>
           </w:tcPr>
           <w:p>
             <w:pPr>
               <w:pStyle w:val="ae"/>
-              <w:rPr>
-                <w:rFonts w:hint="eastAsia"/>
-              </w:rPr>
-            </w:pPr>
-          </w:p>
-        </w:tc>
-        <w:tc>
-          <w:tcPr>
-            <w:tcW w:w="663" w:type="pct"/>
+            </w:pPr>
+          </w:p>
+        </w:tc>
+        <w:tc>
+          <w:tcPr>
+            <w:tcW w:w="681" w:type="pct"/>
             <w:vAlign w:val="center"/>
           </w:tcPr>
           <w:p>
             <w:pPr>
               <w:pStyle w:val="ae"/>
-              <w:rPr>
-                <w:rFonts w:hint="eastAsia"/>
-              </w:rPr>
-            </w:pPr>
-          </w:p>
-        </w:tc>
-        <w:tc>
-          <w:tcPr>
-            <w:tcW w:w="664" w:type="pct"/>
+            </w:pPr>
+          </w:p>
+        </w:tc>
+        <w:tc>
+          <w:tcPr>
+            <w:tcW w:w="680" w:type="pct"/>
             <w:vAlign w:val="center"/>
           </w:tcPr>
           <w:p>
             <w:pPr>
               <w:pStyle w:val="ae"/>
-              <w:rPr>
-                <w:rFonts w:hint="eastAsia"/>
-              </w:rPr>
-            </w:pPr>
-          </w:p>
-        </w:tc>
-        <w:tc>
-          <w:tcPr>
-            <w:tcW w:w="663" w:type="pct"/>
+            </w:pPr>
+          </w:p>
+        </w:tc>
+        <w:tc>
+          <w:tcPr>
+            <w:tcW w:w="681" w:type="pct"/>
             <w:vAlign w:val="center"/>
           </w:tcPr>
           <w:p>
             <w:pPr>
               <w:pStyle w:val="ae"/>
-              <w:rPr>
-                <w:rFonts w:hint="eastAsia"/>
-              </w:rPr>
             </w:pPr>
           </w:p>
         </w:tc>
@@ -8980,31 +8399,25 @@
       <w:tr>
         <w:tc>
           <w:tcPr>
-            <w:tcW w:w="276" w:type="pct"/>
+            <w:tcW w:w="415" w:type="pct"/>
             <w:vMerge/>
           </w:tcPr>
           <w:p>
             <w:pPr>
               <w:pStyle w:val="ae"/>
               <w:jc w:val="center"/>
-              <w:rPr>
-                <w:rFonts w:hint="eastAsia"/>
-              </w:rPr>
-            </w:pPr>
-          </w:p>
-        </w:tc>
-        <w:tc>
-          <w:tcPr>
-            <w:tcW w:w="1408" w:type="pct"/>
+            </w:pPr>
+          </w:p>
+        </w:tc>
+        <w:tc>
+          <w:tcPr>
+            <w:tcW w:w="1320" w:type="pct"/>
             <w:vAlign w:val="center"/>
           </w:tcPr>
           <w:p>
             <w:pPr>
               <w:pStyle w:val="ae"/>
               <w:jc w:val="both"/>
-              <w:rPr>
-                <w:rFonts w:hint="eastAsia"/>
-              </w:rPr>
             </w:pPr>
             <w:r>
               <w:rPr>
@@ -9016,66 +8429,51 @@
         </w:tc>
         <w:tc>
           <w:tcPr>
-            <w:tcW w:w="663" w:type="pct"/>
-          </w:tcPr>
-          <w:p>
-            <w:pPr>
-              <w:pStyle w:val="ae"/>
-              <w:rPr>
-                <w:rFonts w:hint="eastAsia"/>
-              </w:rPr>
-            </w:pPr>
-          </w:p>
-        </w:tc>
-        <w:tc>
-          <w:tcPr>
-            <w:tcW w:w="663" w:type="pct"/>
-          </w:tcPr>
-          <w:p>
-            <w:pPr>
-              <w:pStyle w:val="ae"/>
-              <w:rPr>
-                <w:rFonts w:hint="eastAsia"/>
-              </w:rPr>
-            </w:pPr>
-          </w:p>
-        </w:tc>
-        <w:tc>
-          <w:tcPr>
-            <w:tcW w:w="663" w:type="pct"/>
-          </w:tcPr>
-          <w:p>
-            <w:pPr>
-              <w:pStyle w:val="ae"/>
-              <w:rPr>
-                <w:rFonts w:hint="eastAsia"/>
-              </w:rPr>
-            </w:pPr>
-          </w:p>
-        </w:tc>
-        <w:tc>
-          <w:tcPr>
-            <w:tcW w:w="664" w:type="pct"/>
-          </w:tcPr>
-          <w:p>
-            <w:pPr>
-              <w:pStyle w:val="ae"/>
-              <w:rPr>
-                <w:rFonts w:hint="eastAsia"/>
-              </w:rPr>
-            </w:pPr>
-          </w:p>
-        </w:tc>
-        <w:tc>
-          <w:tcPr>
-            <w:tcW w:w="663" w:type="pct"/>
-          </w:tcPr>
-          <w:p>
-            <w:pPr>
-              <w:pStyle w:val="ae"/>
-              <w:rPr>
-                <w:rFonts w:hint="eastAsia"/>
-              </w:rPr>
+            <w:tcW w:w="543" w:type="pct"/>
+          </w:tcPr>
+          <w:p>
+            <w:pPr>
+              <w:pStyle w:val="ae"/>
+            </w:pPr>
+          </w:p>
+        </w:tc>
+        <w:tc>
+          <w:tcPr>
+            <w:tcW w:w="680" w:type="pct"/>
+          </w:tcPr>
+          <w:p>
+            <w:pPr>
+              <w:pStyle w:val="ae"/>
+            </w:pPr>
+          </w:p>
+        </w:tc>
+        <w:tc>
+          <w:tcPr>
+            <w:tcW w:w="681" w:type="pct"/>
+          </w:tcPr>
+          <w:p>
+            <w:pPr>
+              <w:pStyle w:val="ae"/>
+            </w:pPr>
+          </w:p>
+        </w:tc>
+        <w:tc>
+          <w:tcPr>
+            <w:tcW w:w="680" w:type="pct"/>
+          </w:tcPr>
+          <w:p>
+            <w:pPr>
+              <w:pStyle w:val="ae"/>
+            </w:pPr>
+          </w:p>
+        </w:tc>
+        <w:tc>
+          <w:tcPr>
+            <w:tcW w:w="681" w:type="pct"/>
+          </w:tcPr>
+          <w:p>
+            <w:pPr>
+              <w:pStyle w:val="ae"/>
             </w:pPr>
           </w:p>
         </w:tc>
@@ -9083,31 +8481,25 @@
       <w:tr>
         <w:tc>
           <w:tcPr>
-            <w:tcW w:w="276" w:type="pct"/>
+            <w:tcW w:w="415" w:type="pct"/>
             <w:vMerge/>
           </w:tcPr>
           <w:p>
             <w:pPr>
               <w:pStyle w:val="ae"/>
               <w:jc w:val="center"/>
-              <w:rPr>
-                <w:rFonts w:hint="eastAsia"/>
-              </w:rPr>
-            </w:pPr>
-          </w:p>
-        </w:tc>
-        <w:tc>
-          <w:tcPr>
-            <w:tcW w:w="1408" w:type="pct"/>
+            </w:pPr>
+          </w:p>
+        </w:tc>
+        <w:tc>
+          <w:tcPr>
+            <w:tcW w:w="1320" w:type="pct"/>
             <w:vAlign w:val="center"/>
           </w:tcPr>
           <w:p>
             <w:pPr>
               <w:pStyle w:val="ae"/>
               <w:jc w:val="both"/>
-              <w:rPr>
-                <w:rFonts w:hint="eastAsia"/>
-              </w:rPr>
             </w:pPr>
             <w:r>
               <w:t>Logo</w:t>
@@ -9122,66 +8514,51 @@
         </w:tc>
         <w:tc>
           <w:tcPr>
-            <w:tcW w:w="663" w:type="pct"/>
-          </w:tcPr>
-          <w:p>
-            <w:pPr>
-              <w:pStyle w:val="ae"/>
-              <w:rPr>
-                <w:rFonts w:hint="eastAsia"/>
-              </w:rPr>
-            </w:pPr>
-          </w:p>
-        </w:tc>
-        <w:tc>
-          <w:tcPr>
-            <w:tcW w:w="663" w:type="pct"/>
-          </w:tcPr>
-          <w:p>
-            <w:pPr>
-              <w:pStyle w:val="ae"/>
-              <w:rPr>
-                <w:rFonts w:hint="eastAsia"/>
-              </w:rPr>
-            </w:pPr>
-          </w:p>
-        </w:tc>
-        <w:tc>
-          <w:tcPr>
-            <w:tcW w:w="663" w:type="pct"/>
-          </w:tcPr>
-          <w:p>
-            <w:pPr>
-              <w:pStyle w:val="ae"/>
-              <w:rPr>
-                <w:rFonts w:hint="eastAsia"/>
-              </w:rPr>
-            </w:pPr>
-          </w:p>
-        </w:tc>
-        <w:tc>
-          <w:tcPr>
-            <w:tcW w:w="664" w:type="pct"/>
-          </w:tcPr>
-          <w:p>
-            <w:pPr>
-              <w:pStyle w:val="ae"/>
-              <w:rPr>
-                <w:rFonts w:hint="eastAsia"/>
-              </w:rPr>
-            </w:pPr>
-          </w:p>
-        </w:tc>
-        <w:tc>
-          <w:tcPr>
-            <w:tcW w:w="663" w:type="pct"/>
-          </w:tcPr>
-          <w:p>
-            <w:pPr>
-              <w:pStyle w:val="ae"/>
-              <w:rPr>
-                <w:rFonts w:hint="eastAsia"/>
-              </w:rPr>
+            <w:tcW w:w="543" w:type="pct"/>
+          </w:tcPr>
+          <w:p>
+            <w:pPr>
+              <w:pStyle w:val="ae"/>
+            </w:pPr>
+          </w:p>
+        </w:tc>
+        <w:tc>
+          <w:tcPr>
+            <w:tcW w:w="680" w:type="pct"/>
+          </w:tcPr>
+          <w:p>
+            <w:pPr>
+              <w:pStyle w:val="ae"/>
+            </w:pPr>
+          </w:p>
+        </w:tc>
+        <w:tc>
+          <w:tcPr>
+            <w:tcW w:w="681" w:type="pct"/>
+          </w:tcPr>
+          <w:p>
+            <w:pPr>
+              <w:pStyle w:val="ae"/>
+            </w:pPr>
+          </w:p>
+        </w:tc>
+        <w:tc>
+          <w:tcPr>
+            <w:tcW w:w="680" w:type="pct"/>
+          </w:tcPr>
+          <w:p>
+            <w:pPr>
+              <w:pStyle w:val="ae"/>
+            </w:pPr>
+          </w:p>
+        </w:tc>
+        <w:tc>
+          <w:tcPr>
+            <w:tcW w:w="681" w:type="pct"/>
+          </w:tcPr>
+          <w:p>
+            <w:pPr>
+              <w:pStyle w:val="ae"/>
             </w:pPr>
           </w:p>
         </w:tc>
@@ -9189,31 +8566,25 @@
       <w:tr>
         <w:tc>
           <w:tcPr>
-            <w:tcW w:w="276" w:type="pct"/>
+            <w:tcW w:w="415" w:type="pct"/>
             <w:vMerge/>
           </w:tcPr>
           <w:p>
             <w:pPr>
               <w:pStyle w:val="ae"/>
               <w:jc w:val="center"/>
-              <w:rPr>
-                <w:rFonts w:hint="eastAsia"/>
-              </w:rPr>
-            </w:pPr>
-          </w:p>
-        </w:tc>
-        <w:tc>
-          <w:tcPr>
-            <w:tcW w:w="1408" w:type="pct"/>
+            </w:pPr>
+          </w:p>
+        </w:tc>
+        <w:tc>
+          <w:tcPr>
+            <w:tcW w:w="1320" w:type="pct"/>
             <w:vAlign w:val="center"/>
           </w:tcPr>
           <w:p>
             <w:pPr>
               <w:pStyle w:val="ae"/>
               <w:jc w:val="both"/>
-              <w:rPr>
-                <w:rFonts w:hint="eastAsia"/>
-              </w:rPr>
             </w:pPr>
             <w:r>
               <w:rPr>
@@ -9225,66 +8596,51 @@
         </w:tc>
         <w:tc>
           <w:tcPr>
-            <w:tcW w:w="663" w:type="pct"/>
-          </w:tcPr>
-          <w:p>
-            <w:pPr>
-              <w:pStyle w:val="ae"/>
-              <w:rPr>
-                <w:rFonts w:hint="eastAsia"/>
-              </w:rPr>
-            </w:pPr>
-          </w:p>
-        </w:tc>
-        <w:tc>
-          <w:tcPr>
-            <w:tcW w:w="663" w:type="pct"/>
-          </w:tcPr>
-          <w:p>
-            <w:pPr>
-              <w:pStyle w:val="ae"/>
-              <w:rPr>
-                <w:rFonts w:hint="eastAsia"/>
-              </w:rPr>
-            </w:pPr>
-          </w:p>
-        </w:tc>
-        <w:tc>
-          <w:tcPr>
-            <w:tcW w:w="663" w:type="pct"/>
-          </w:tcPr>
-          <w:p>
-            <w:pPr>
-              <w:pStyle w:val="ae"/>
-              <w:rPr>
-                <w:rFonts w:hint="eastAsia"/>
-              </w:rPr>
-            </w:pPr>
-          </w:p>
-        </w:tc>
-        <w:tc>
-          <w:tcPr>
-            <w:tcW w:w="664" w:type="pct"/>
-          </w:tcPr>
-          <w:p>
-            <w:pPr>
-              <w:pStyle w:val="ae"/>
-              <w:rPr>
-                <w:rFonts w:hint="eastAsia"/>
-              </w:rPr>
-            </w:pPr>
-          </w:p>
-        </w:tc>
-        <w:tc>
-          <w:tcPr>
-            <w:tcW w:w="663" w:type="pct"/>
-          </w:tcPr>
-          <w:p>
-            <w:pPr>
-              <w:pStyle w:val="ae"/>
-              <w:rPr>
-                <w:rFonts w:hint="eastAsia"/>
-              </w:rPr>
+            <w:tcW w:w="543" w:type="pct"/>
+          </w:tcPr>
+          <w:p>
+            <w:pPr>
+              <w:pStyle w:val="ae"/>
+            </w:pPr>
+          </w:p>
+        </w:tc>
+        <w:tc>
+          <w:tcPr>
+            <w:tcW w:w="680" w:type="pct"/>
+          </w:tcPr>
+          <w:p>
+            <w:pPr>
+              <w:pStyle w:val="ae"/>
+            </w:pPr>
+          </w:p>
+        </w:tc>
+        <w:tc>
+          <w:tcPr>
+            <w:tcW w:w="681" w:type="pct"/>
+          </w:tcPr>
+          <w:p>
+            <w:pPr>
+              <w:pStyle w:val="ae"/>
+            </w:pPr>
+          </w:p>
+        </w:tc>
+        <w:tc>
+          <w:tcPr>
+            <w:tcW w:w="680" w:type="pct"/>
+          </w:tcPr>
+          <w:p>
+            <w:pPr>
+              <w:pStyle w:val="ae"/>
+            </w:pPr>
+          </w:p>
+        </w:tc>
+        <w:tc>
+          <w:tcPr>
+            <w:tcW w:w="681" w:type="pct"/>
+          </w:tcPr>
+          <w:p>
+            <w:pPr>
+              <w:pStyle w:val="ae"/>
             </w:pPr>
           </w:p>
         </w:tc>
@@ -9292,7 +8648,7 @@
       <w:tr>
         <w:tc>
           <w:tcPr>
-            <w:tcW w:w="276" w:type="pct"/>
+            <w:tcW w:w="415" w:type="pct"/>
             <w:vMerge w:val="restart"/>
           </w:tcPr>
           <w:p>
@@ -9304,63 +8660,19 @@
               <w:rPr>
                 <w:rFonts w:hint="eastAsia"/>
               </w:rPr>
-              <w:t>文</w:t>
-            </w:r>
-          </w:p>
-          <w:p>
-            <w:pPr>
-              <w:pStyle w:val="ae"/>
-              <w:jc w:val="center"/>
-            </w:pPr>
-            <w:r>
-              <w:rPr>
-                <w:rFonts w:hint="eastAsia"/>
-              </w:rPr>
-              <w:t>件</w:t>
-            </w:r>
-          </w:p>
-          <w:p>
-            <w:pPr>
-              <w:pStyle w:val="ae"/>
-              <w:jc w:val="center"/>
-            </w:pPr>
-            <w:proofErr w:type="gramStart"/>
-            <w:r>
-              <w:rPr>
-                <w:rFonts w:hint="eastAsia"/>
-              </w:rPr>
-              <w:t>撰</w:t>
-            </w:r>
-            <w:proofErr w:type="gramEnd"/>
-          </w:p>
-          <w:p>
-            <w:pPr>
-              <w:pStyle w:val="ae"/>
-              <w:jc w:val="center"/>
-              <w:rPr>
-                <w:rFonts w:hint="eastAsia"/>
-              </w:rPr>
-            </w:pPr>
-            <w:r>
-              <w:rPr>
-                <w:rFonts w:hint="eastAsia"/>
-              </w:rPr>
-              <w:t>寫</w:t>
-            </w:r>
-          </w:p>
-        </w:tc>
-        <w:tc>
-          <w:tcPr>
-            <w:tcW w:w="1408" w:type="pct"/>
+              <w:t>文件撰寫</w:t>
+            </w:r>
+          </w:p>
+        </w:tc>
+        <w:tc>
+          <w:tcPr>
+            <w:tcW w:w="1320" w:type="pct"/>
             <w:vAlign w:val="center"/>
           </w:tcPr>
           <w:p>
             <w:pPr>
               <w:pStyle w:val="ae"/>
               <w:jc w:val="both"/>
-              <w:rPr>
-                <w:rFonts w:hint="eastAsia"/>
-              </w:rPr>
             </w:pPr>
             <w:r>
               <w:rPr>
@@ -9372,66 +8684,51 @@
         </w:tc>
         <w:tc>
           <w:tcPr>
-            <w:tcW w:w="663" w:type="pct"/>
-          </w:tcPr>
-          <w:p>
-            <w:pPr>
-              <w:pStyle w:val="ae"/>
-              <w:rPr>
-                <w:rFonts w:hint="eastAsia"/>
-              </w:rPr>
-            </w:pPr>
-          </w:p>
-        </w:tc>
-        <w:tc>
-          <w:tcPr>
-            <w:tcW w:w="663" w:type="pct"/>
-          </w:tcPr>
-          <w:p>
-            <w:pPr>
-              <w:pStyle w:val="ae"/>
-              <w:rPr>
-                <w:rFonts w:hint="eastAsia"/>
-              </w:rPr>
-            </w:pPr>
-          </w:p>
-        </w:tc>
-        <w:tc>
-          <w:tcPr>
-            <w:tcW w:w="663" w:type="pct"/>
-          </w:tcPr>
-          <w:p>
-            <w:pPr>
-              <w:pStyle w:val="ae"/>
-              <w:rPr>
-                <w:rFonts w:hint="eastAsia"/>
-              </w:rPr>
-            </w:pPr>
-          </w:p>
-        </w:tc>
-        <w:tc>
-          <w:tcPr>
-            <w:tcW w:w="664" w:type="pct"/>
-          </w:tcPr>
-          <w:p>
-            <w:pPr>
-              <w:pStyle w:val="ae"/>
-              <w:rPr>
-                <w:rFonts w:hint="eastAsia"/>
-              </w:rPr>
-            </w:pPr>
-          </w:p>
-        </w:tc>
-        <w:tc>
-          <w:tcPr>
-            <w:tcW w:w="663" w:type="pct"/>
-          </w:tcPr>
-          <w:p>
-            <w:pPr>
-              <w:pStyle w:val="ae"/>
-              <w:rPr>
-                <w:rFonts w:hint="eastAsia"/>
-              </w:rPr>
+            <w:tcW w:w="543" w:type="pct"/>
+          </w:tcPr>
+          <w:p>
+            <w:pPr>
+              <w:pStyle w:val="ae"/>
+            </w:pPr>
+          </w:p>
+        </w:tc>
+        <w:tc>
+          <w:tcPr>
+            <w:tcW w:w="680" w:type="pct"/>
+          </w:tcPr>
+          <w:p>
+            <w:pPr>
+              <w:pStyle w:val="ae"/>
+            </w:pPr>
+          </w:p>
+        </w:tc>
+        <w:tc>
+          <w:tcPr>
+            <w:tcW w:w="681" w:type="pct"/>
+          </w:tcPr>
+          <w:p>
+            <w:pPr>
+              <w:pStyle w:val="ae"/>
+            </w:pPr>
+          </w:p>
+        </w:tc>
+        <w:tc>
+          <w:tcPr>
+            <w:tcW w:w="680" w:type="pct"/>
+          </w:tcPr>
+          <w:p>
+            <w:pPr>
+              <w:pStyle w:val="ae"/>
+            </w:pPr>
+          </w:p>
+        </w:tc>
+        <w:tc>
+          <w:tcPr>
+            <w:tcW w:w="681" w:type="pct"/>
+          </w:tcPr>
+          <w:p>
+            <w:pPr>
+              <w:pStyle w:val="ae"/>
             </w:pPr>
           </w:p>
         </w:tc>
@@ -9439,31 +8736,25 @@
       <w:tr>
         <w:tc>
           <w:tcPr>
-            <w:tcW w:w="276" w:type="pct"/>
+            <w:tcW w:w="415" w:type="pct"/>
             <w:vMerge/>
           </w:tcPr>
           <w:p>
             <w:pPr>
               <w:pStyle w:val="ae"/>
               <w:jc w:val="center"/>
-              <w:rPr>
-                <w:rFonts w:hint="eastAsia"/>
-              </w:rPr>
-            </w:pPr>
-          </w:p>
-        </w:tc>
-        <w:tc>
-          <w:tcPr>
-            <w:tcW w:w="1408" w:type="pct"/>
+            </w:pPr>
+          </w:p>
+        </w:tc>
+        <w:tc>
+          <w:tcPr>
+            <w:tcW w:w="1320" w:type="pct"/>
             <w:vAlign w:val="center"/>
           </w:tcPr>
           <w:p>
             <w:pPr>
               <w:pStyle w:val="ae"/>
               <w:jc w:val="both"/>
-              <w:rPr>
-                <w:rFonts w:hint="eastAsia"/>
-              </w:rPr>
             </w:pPr>
             <w:r>
               <w:rPr>
@@ -9499,66 +8790,51 @@
         </w:tc>
         <w:tc>
           <w:tcPr>
-            <w:tcW w:w="663" w:type="pct"/>
-          </w:tcPr>
-          <w:p>
-            <w:pPr>
-              <w:pStyle w:val="ae"/>
-              <w:rPr>
-                <w:rFonts w:hint="eastAsia"/>
-              </w:rPr>
-            </w:pPr>
-          </w:p>
-        </w:tc>
-        <w:tc>
-          <w:tcPr>
-            <w:tcW w:w="663" w:type="pct"/>
-          </w:tcPr>
-          <w:p>
-            <w:pPr>
-              <w:pStyle w:val="ae"/>
-              <w:rPr>
-                <w:rFonts w:hint="eastAsia"/>
-              </w:rPr>
-            </w:pPr>
-          </w:p>
-        </w:tc>
-        <w:tc>
-          <w:tcPr>
-            <w:tcW w:w="663" w:type="pct"/>
-          </w:tcPr>
-          <w:p>
-            <w:pPr>
-              <w:pStyle w:val="ae"/>
-              <w:rPr>
-                <w:rFonts w:hint="eastAsia"/>
-              </w:rPr>
-            </w:pPr>
-          </w:p>
-        </w:tc>
-        <w:tc>
-          <w:tcPr>
-            <w:tcW w:w="664" w:type="pct"/>
-          </w:tcPr>
-          <w:p>
-            <w:pPr>
-              <w:pStyle w:val="ae"/>
-              <w:rPr>
-                <w:rFonts w:hint="eastAsia"/>
-              </w:rPr>
-            </w:pPr>
-          </w:p>
-        </w:tc>
-        <w:tc>
-          <w:tcPr>
-            <w:tcW w:w="663" w:type="pct"/>
-          </w:tcPr>
-          <w:p>
-            <w:pPr>
-              <w:pStyle w:val="ae"/>
-              <w:rPr>
-                <w:rFonts w:hint="eastAsia"/>
-              </w:rPr>
+            <w:tcW w:w="543" w:type="pct"/>
+          </w:tcPr>
+          <w:p>
+            <w:pPr>
+              <w:pStyle w:val="ae"/>
+            </w:pPr>
+          </w:p>
+        </w:tc>
+        <w:tc>
+          <w:tcPr>
+            <w:tcW w:w="680" w:type="pct"/>
+          </w:tcPr>
+          <w:p>
+            <w:pPr>
+              <w:pStyle w:val="ae"/>
+            </w:pPr>
+          </w:p>
+        </w:tc>
+        <w:tc>
+          <w:tcPr>
+            <w:tcW w:w="681" w:type="pct"/>
+          </w:tcPr>
+          <w:p>
+            <w:pPr>
+              <w:pStyle w:val="ae"/>
+            </w:pPr>
+          </w:p>
+        </w:tc>
+        <w:tc>
+          <w:tcPr>
+            <w:tcW w:w="680" w:type="pct"/>
+          </w:tcPr>
+          <w:p>
+            <w:pPr>
+              <w:pStyle w:val="ae"/>
+            </w:pPr>
+          </w:p>
+        </w:tc>
+        <w:tc>
+          <w:tcPr>
+            <w:tcW w:w="681" w:type="pct"/>
+          </w:tcPr>
+          <w:p>
+            <w:pPr>
+              <w:pStyle w:val="ae"/>
             </w:pPr>
           </w:p>
         </w:tc>
@@ -9566,31 +8842,25 @@
       <w:tr>
         <w:tc>
           <w:tcPr>
-            <w:tcW w:w="276" w:type="pct"/>
+            <w:tcW w:w="415" w:type="pct"/>
             <w:vMerge/>
           </w:tcPr>
           <w:p>
             <w:pPr>
               <w:pStyle w:val="ae"/>
               <w:jc w:val="center"/>
-              <w:rPr>
-                <w:rFonts w:hint="eastAsia"/>
-              </w:rPr>
-            </w:pPr>
-          </w:p>
-        </w:tc>
-        <w:tc>
-          <w:tcPr>
-            <w:tcW w:w="1408" w:type="pct"/>
+            </w:pPr>
+          </w:p>
+        </w:tc>
+        <w:tc>
+          <w:tcPr>
+            <w:tcW w:w="1320" w:type="pct"/>
             <w:vAlign w:val="center"/>
           </w:tcPr>
           <w:p>
             <w:pPr>
               <w:pStyle w:val="ae"/>
               <w:jc w:val="both"/>
-              <w:rPr>
-                <w:rFonts w:hint="eastAsia"/>
-              </w:rPr>
             </w:pPr>
             <w:r>
               <w:rPr>
@@ -9626,66 +8896,51 @@
         </w:tc>
         <w:tc>
           <w:tcPr>
-            <w:tcW w:w="663" w:type="pct"/>
-          </w:tcPr>
-          <w:p>
-            <w:pPr>
-              <w:pStyle w:val="ae"/>
-              <w:rPr>
-                <w:rFonts w:hint="eastAsia"/>
-              </w:rPr>
-            </w:pPr>
-          </w:p>
-        </w:tc>
-        <w:tc>
-          <w:tcPr>
-            <w:tcW w:w="663" w:type="pct"/>
-          </w:tcPr>
-          <w:p>
-            <w:pPr>
-              <w:pStyle w:val="ae"/>
-              <w:rPr>
-                <w:rFonts w:hint="eastAsia"/>
-              </w:rPr>
-            </w:pPr>
-          </w:p>
-        </w:tc>
-        <w:tc>
-          <w:tcPr>
-            <w:tcW w:w="663" w:type="pct"/>
-          </w:tcPr>
-          <w:p>
-            <w:pPr>
-              <w:pStyle w:val="ae"/>
-              <w:rPr>
-                <w:rFonts w:hint="eastAsia"/>
-              </w:rPr>
-            </w:pPr>
-          </w:p>
-        </w:tc>
-        <w:tc>
-          <w:tcPr>
-            <w:tcW w:w="664" w:type="pct"/>
-          </w:tcPr>
-          <w:p>
-            <w:pPr>
-              <w:pStyle w:val="ae"/>
-              <w:rPr>
-                <w:rFonts w:hint="eastAsia"/>
-              </w:rPr>
-            </w:pPr>
-          </w:p>
-        </w:tc>
-        <w:tc>
-          <w:tcPr>
-            <w:tcW w:w="663" w:type="pct"/>
-          </w:tcPr>
-          <w:p>
-            <w:pPr>
-              <w:pStyle w:val="ae"/>
-              <w:rPr>
-                <w:rFonts w:hint="eastAsia"/>
-              </w:rPr>
+            <w:tcW w:w="543" w:type="pct"/>
+          </w:tcPr>
+          <w:p>
+            <w:pPr>
+              <w:pStyle w:val="ae"/>
+            </w:pPr>
+          </w:p>
+        </w:tc>
+        <w:tc>
+          <w:tcPr>
+            <w:tcW w:w="680" w:type="pct"/>
+          </w:tcPr>
+          <w:p>
+            <w:pPr>
+              <w:pStyle w:val="ae"/>
+            </w:pPr>
+          </w:p>
+        </w:tc>
+        <w:tc>
+          <w:tcPr>
+            <w:tcW w:w="681" w:type="pct"/>
+          </w:tcPr>
+          <w:p>
+            <w:pPr>
+              <w:pStyle w:val="ae"/>
+            </w:pPr>
+          </w:p>
+        </w:tc>
+        <w:tc>
+          <w:tcPr>
+            <w:tcW w:w="680" w:type="pct"/>
+          </w:tcPr>
+          <w:p>
+            <w:pPr>
+              <w:pStyle w:val="ae"/>
+            </w:pPr>
+          </w:p>
+        </w:tc>
+        <w:tc>
+          <w:tcPr>
+            <w:tcW w:w="681" w:type="pct"/>
+          </w:tcPr>
+          <w:p>
+            <w:pPr>
+              <w:pStyle w:val="ae"/>
             </w:pPr>
           </w:p>
         </w:tc>
@@ -9693,31 +8948,25 @@
       <w:tr>
         <w:tc>
           <w:tcPr>
-            <w:tcW w:w="276" w:type="pct"/>
+            <w:tcW w:w="415" w:type="pct"/>
             <w:vMerge/>
           </w:tcPr>
           <w:p>
             <w:pPr>
               <w:pStyle w:val="ae"/>
               <w:jc w:val="center"/>
-              <w:rPr>
-                <w:rFonts w:hint="eastAsia"/>
-              </w:rPr>
-            </w:pPr>
-          </w:p>
-        </w:tc>
-        <w:tc>
-          <w:tcPr>
-            <w:tcW w:w="1408" w:type="pct"/>
+            </w:pPr>
+          </w:p>
+        </w:tc>
+        <w:tc>
+          <w:tcPr>
+            <w:tcW w:w="1320" w:type="pct"/>
             <w:vAlign w:val="center"/>
           </w:tcPr>
           <w:p>
             <w:pPr>
               <w:pStyle w:val="ae"/>
               <w:jc w:val="both"/>
-              <w:rPr>
-                <w:rFonts w:hint="eastAsia"/>
-              </w:rPr>
             </w:pPr>
             <w:r>
               <w:rPr>
@@ -9753,66 +9002,51 @@
         </w:tc>
         <w:tc>
           <w:tcPr>
-            <w:tcW w:w="663" w:type="pct"/>
-          </w:tcPr>
-          <w:p>
-            <w:pPr>
-              <w:pStyle w:val="ae"/>
-              <w:rPr>
-                <w:rFonts w:hint="eastAsia"/>
-              </w:rPr>
-            </w:pPr>
-          </w:p>
-        </w:tc>
-        <w:tc>
-          <w:tcPr>
-            <w:tcW w:w="663" w:type="pct"/>
-          </w:tcPr>
-          <w:p>
-            <w:pPr>
-              <w:pStyle w:val="ae"/>
-              <w:rPr>
-                <w:rFonts w:hint="eastAsia"/>
-              </w:rPr>
-            </w:pPr>
-          </w:p>
-        </w:tc>
-        <w:tc>
-          <w:tcPr>
-            <w:tcW w:w="663" w:type="pct"/>
-          </w:tcPr>
-          <w:p>
-            <w:pPr>
-              <w:pStyle w:val="ae"/>
-              <w:rPr>
-                <w:rFonts w:hint="eastAsia"/>
-              </w:rPr>
-            </w:pPr>
-          </w:p>
-        </w:tc>
-        <w:tc>
-          <w:tcPr>
-            <w:tcW w:w="664" w:type="pct"/>
-          </w:tcPr>
-          <w:p>
-            <w:pPr>
-              <w:pStyle w:val="ae"/>
-              <w:rPr>
-                <w:rFonts w:hint="eastAsia"/>
-              </w:rPr>
-            </w:pPr>
-          </w:p>
-        </w:tc>
-        <w:tc>
-          <w:tcPr>
-            <w:tcW w:w="663" w:type="pct"/>
-          </w:tcPr>
-          <w:p>
-            <w:pPr>
-              <w:pStyle w:val="ae"/>
-              <w:rPr>
-                <w:rFonts w:hint="eastAsia"/>
-              </w:rPr>
+            <w:tcW w:w="543" w:type="pct"/>
+          </w:tcPr>
+          <w:p>
+            <w:pPr>
+              <w:pStyle w:val="ae"/>
+            </w:pPr>
+          </w:p>
+        </w:tc>
+        <w:tc>
+          <w:tcPr>
+            <w:tcW w:w="680" w:type="pct"/>
+          </w:tcPr>
+          <w:p>
+            <w:pPr>
+              <w:pStyle w:val="ae"/>
+            </w:pPr>
+          </w:p>
+        </w:tc>
+        <w:tc>
+          <w:tcPr>
+            <w:tcW w:w="681" w:type="pct"/>
+          </w:tcPr>
+          <w:p>
+            <w:pPr>
+              <w:pStyle w:val="ae"/>
+            </w:pPr>
+          </w:p>
+        </w:tc>
+        <w:tc>
+          <w:tcPr>
+            <w:tcW w:w="680" w:type="pct"/>
+          </w:tcPr>
+          <w:p>
+            <w:pPr>
+              <w:pStyle w:val="ae"/>
+            </w:pPr>
+          </w:p>
+        </w:tc>
+        <w:tc>
+          <w:tcPr>
+            <w:tcW w:w="681" w:type="pct"/>
+          </w:tcPr>
+          <w:p>
+            <w:pPr>
+              <w:pStyle w:val="ae"/>
             </w:pPr>
           </w:p>
         </w:tc>
@@ -9820,22 +9054,19 @@
       <w:tr>
         <w:tc>
           <w:tcPr>
-            <w:tcW w:w="276" w:type="pct"/>
+            <w:tcW w:w="415" w:type="pct"/>
             <w:vMerge/>
           </w:tcPr>
           <w:p>
             <w:pPr>
               <w:pStyle w:val="ae"/>
               <w:jc w:val="center"/>
-              <w:rPr>
-                <w:rFonts w:hint="eastAsia"/>
-              </w:rPr>
-            </w:pPr>
-          </w:p>
-        </w:tc>
-        <w:tc>
-          <w:tcPr>
-            <w:tcW w:w="1408" w:type="pct"/>
+            </w:pPr>
+          </w:p>
+        </w:tc>
+        <w:tc>
+          <w:tcPr>
+            <w:tcW w:w="1320" w:type="pct"/>
             <w:vAlign w:val="center"/>
           </w:tcPr>
           <w:p>
@@ -9878,9 +9109,6 @@
             <w:pPr>
               <w:pStyle w:val="ae"/>
               <w:jc w:val="both"/>
-              <w:rPr>
-                <w:rFonts w:hint="eastAsia"/>
-              </w:rPr>
             </w:pPr>
             <w:r>
               <w:rPr>
@@ -9892,66 +9120,51 @@
         </w:tc>
         <w:tc>
           <w:tcPr>
-            <w:tcW w:w="663" w:type="pct"/>
-          </w:tcPr>
-          <w:p>
-            <w:pPr>
-              <w:pStyle w:val="ae"/>
-              <w:rPr>
-                <w:rFonts w:hint="eastAsia"/>
-              </w:rPr>
-            </w:pPr>
-          </w:p>
-        </w:tc>
-        <w:tc>
-          <w:tcPr>
-            <w:tcW w:w="663" w:type="pct"/>
-          </w:tcPr>
-          <w:p>
-            <w:pPr>
-              <w:pStyle w:val="ae"/>
-              <w:rPr>
-                <w:rFonts w:hint="eastAsia"/>
-              </w:rPr>
-            </w:pPr>
-          </w:p>
-        </w:tc>
-        <w:tc>
-          <w:tcPr>
-            <w:tcW w:w="663" w:type="pct"/>
-          </w:tcPr>
-          <w:p>
-            <w:pPr>
-              <w:pStyle w:val="ae"/>
-              <w:rPr>
-                <w:rFonts w:hint="eastAsia"/>
-              </w:rPr>
-            </w:pPr>
-          </w:p>
-        </w:tc>
-        <w:tc>
-          <w:tcPr>
-            <w:tcW w:w="664" w:type="pct"/>
-          </w:tcPr>
-          <w:p>
-            <w:pPr>
-              <w:pStyle w:val="ae"/>
-              <w:rPr>
-                <w:rFonts w:hint="eastAsia"/>
-              </w:rPr>
-            </w:pPr>
-          </w:p>
-        </w:tc>
-        <w:tc>
-          <w:tcPr>
-            <w:tcW w:w="663" w:type="pct"/>
-          </w:tcPr>
-          <w:p>
-            <w:pPr>
-              <w:pStyle w:val="ae"/>
-              <w:rPr>
-                <w:rFonts w:hint="eastAsia"/>
-              </w:rPr>
+            <w:tcW w:w="543" w:type="pct"/>
+          </w:tcPr>
+          <w:p>
+            <w:pPr>
+              <w:pStyle w:val="ae"/>
+            </w:pPr>
+          </w:p>
+        </w:tc>
+        <w:tc>
+          <w:tcPr>
+            <w:tcW w:w="680" w:type="pct"/>
+          </w:tcPr>
+          <w:p>
+            <w:pPr>
+              <w:pStyle w:val="ae"/>
+            </w:pPr>
+          </w:p>
+        </w:tc>
+        <w:tc>
+          <w:tcPr>
+            <w:tcW w:w="681" w:type="pct"/>
+          </w:tcPr>
+          <w:p>
+            <w:pPr>
+              <w:pStyle w:val="ae"/>
+            </w:pPr>
+          </w:p>
+        </w:tc>
+        <w:tc>
+          <w:tcPr>
+            <w:tcW w:w="680" w:type="pct"/>
+          </w:tcPr>
+          <w:p>
+            <w:pPr>
+              <w:pStyle w:val="ae"/>
+            </w:pPr>
+          </w:p>
+        </w:tc>
+        <w:tc>
+          <w:tcPr>
+            <w:tcW w:w="681" w:type="pct"/>
+          </w:tcPr>
+          <w:p>
+            <w:pPr>
+              <w:pStyle w:val="ae"/>
             </w:pPr>
           </w:p>
         </w:tc>
@@ -9959,31 +9172,25 @@
       <w:tr>
         <w:tc>
           <w:tcPr>
-            <w:tcW w:w="276" w:type="pct"/>
+            <w:tcW w:w="415" w:type="pct"/>
             <w:vMerge/>
           </w:tcPr>
           <w:p>
             <w:pPr>
               <w:pStyle w:val="ae"/>
               <w:jc w:val="center"/>
-              <w:rPr>
-                <w:rFonts w:hint="eastAsia"/>
-              </w:rPr>
-            </w:pPr>
-          </w:p>
-        </w:tc>
-        <w:tc>
-          <w:tcPr>
-            <w:tcW w:w="1408" w:type="pct"/>
+            </w:pPr>
+          </w:p>
+        </w:tc>
+        <w:tc>
+          <w:tcPr>
+            <w:tcW w:w="1320" w:type="pct"/>
             <w:vAlign w:val="center"/>
           </w:tcPr>
           <w:p>
             <w:pPr>
               <w:pStyle w:val="ae"/>
               <w:jc w:val="both"/>
-              <w:rPr>
-                <w:rFonts w:hint="eastAsia"/>
-              </w:rPr>
             </w:pPr>
             <w:r>
               <w:rPr>
@@ -10019,66 +9226,51 @@
         </w:tc>
         <w:tc>
           <w:tcPr>
-            <w:tcW w:w="663" w:type="pct"/>
-          </w:tcPr>
-          <w:p>
-            <w:pPr>
-              <w:pStyle w:val="ae"/>
-              <w:rPr>
-                <w:rFonts w:hint="eastAsia"/>
-              </w:rPr>
-            </w:pPr>
-          </w:p>
-        </w:tc>
-        <w:tc>
-          <w:tcPr>
-            <w:tcW w:w="663" w:type="pct"/>
-          </w:tcPr>
-          <w:p>
-            <w:pPr>
-              <w:pStyle w:val="ae"/>
-              <w:rPr>
-                <w:rFonts w:hint="eastAsia"/>
-              </w:rPr>
-            </w:pPr>
-          </w:p>
-        </w:tc>
-        <w:tc>
-          <w:tcPr>
-            <w:tcW w:w="663" w:type="pct"/>
-          </w:tcPr>
-          <w:p>
-            <w:pPr>
-              <w:pStyle w:val="ae"/>
-              <w:rPr>
-                <w:rFonts w:hint="eastAsia"/>
-              </w:rPr>
-            </w:pPr>
-          </w:p>
-        </w:tc>
-        <w:tc>
-          <w:tcPr>
-            <w:tcW w:w="664" w:type="pct"/>
-          </w:tcPr>
-          <w:p>
-            <w:pPr>
-              <w:pStyle w:val="ae"/>
-              <w:rPr>
-                <w:rFonts w:hint="eastAsia"/>
-              </w:rPr>
-            </w:pPr>
-          </w:p>
-        </w:tc>
-        <w:tc>
-          <w:tcPr>
-            <w:tcW w:w="663" w:type="pct"/>
-          </w:tcPr>
-          <w:p>
-            <w:pPr>
-              <w:pStyle w:val="ae"/>
-              <w:rPr>
-                <w:rFonts w:hint="eastAsia"/>
-              </w:rPr>
+            <w:tcW w:w="543" w:type="pct"/>
+          </w:tcPr>
+          <w:p>
+            <w:pPr>
+              <w:pStyle w:val="ae"/>
+            </w:pPr>
+          </w:p>
+        </w:tc>
+        <w:tc>
+          <w:tcPr>
+            <w:tcW w:w="680" w:type="pct"/>
+          </w:tcPr>
+          <w:p>
+            <w:pPr>
+              <w:pStyle w:val="ae"/>
+            </w:pPr>
+          </w:p>
+        </w:tc>
+        <w:tc>
+          <w:tcPr>
+            <w:tcW w:w="681" w:type="pct"/>
+          </w:tcPr>
+          <w:p>
+            <w:pPr>
+              <w:pStyle w:val="ae"/>
+            </w:pPr>
+          </w:p>
+        </w:tc>
+        <w:tc>
+          <w:tcPr>
+            <w:tcW w:w="680" w:type="pct"/>
+          </w:tcPr>
+          <w:p>
+            <w:pPr>
+              <w:pStyle w:val="ae"/>
+            </w:pPr>
+          </w:p>
+        </w:tc>
+        <w:tc>
+          <w:tcPr>
+            <w:tcW w:w="681" w:type="pct"/>
+          </w:tcPr>
+          <w:p>
+            <w:pPr>
+              <w:pStyle w:val="ae"/>
             </w:pPr>
           </w:p>
         </w:tc>
@@ -10086,31 +9278,25 @@
       <w:tr>
         <w:tc>
           <w:tcPr>
-            <w:tcW w:w="276" w:type="pct"/>
+            <w:tcW w:w="415" w:type="pct"/>
             <w:vMerge/>
           </w:tcPr>
           <w:p>
             <w:pPr>
               <w:pStyle w:val="ae"/>
               <w:jc w:val="center"/>
-              <w:rPr>
-                <w:rFonts w:hint="eastAsia"/>
-              </w:rPr>
-            </w:pPr>
-          </w:p>
-        </w:tc>
-        <w:tc>
-          <w:tcPr>
-            <w:tcW w:w="1408" w:type="pct"/>
+            </w:pPr>
+          </w:p>
+        </w:tc>
+        <w:tc>
+          <w:tcPr>
+            <w:tcW w:w="1320" w:type="pct"/>
             <w:vAlign w:val="center"/>
           </w:tcPr>
           <w:p>
             <w:pPr>
               <w:pStyle w:val="ae"/>
               <w:jc w:val="both"/>
-              <w:rPr>
-                <w:rFonts w:hint="eastAsia"/>
-              </w:rPr>
             </w:pPr>
             <w:r>
               <w:rPr>
@@ -10146,66 +9332,51 @@
         </w:tc>
         <w:tc>
           <w:tcPr>
-            <w:tcW w:w="663" w:type="pct"/>
-          </w:tcPr>
-          <w:p>
-            <w:pPr>
-              <w:pStyle w:val="ae"/>
-              <w:rPr>
-                <w:rFonts w:hint="eastAsia"/>
-              </w:rPr>
-            </w:pPr>
-          </w:p>
-        </w:tc>
-        <w:tc>
-          <w:tcPr>
-            <w:tcW w:w="663" w:type="pct"/>
-          </w:tcPr>
-          <w:p>
-            <w:pPr>
-              <w:pStyle w:val="ae"/>
-              <w:rPr>
-                <w:rFonts w:hint="eastAsia"/>
-              </w:rPr>
-            </w:pPr>
-          </w:p>
-        </w:tc>
-        <w:tc>
-          <w:tcPr>
-            <w:tcW w:w="663" w:type="pct"/>
-          </w:tcPr>
-          <w:p>
-            <w:pPr>
-              <w:pStyle w:val="ae"/>
-              <w:rPr>
-                <w:rFonts w:hint="eastAsia"/>
-              </w:rPr>
-            </w:pPr>
-          </w:p>
-        </w:tc>
-        <w:tc>
-          <w:tcPr>
-            <w:tcW w:w="664" w:type="pct"/>
-          </w:tcPr>
-          <w:p>
-            <w:pPr>
-              <w:pStyle w:val="ae"/>
-              <w:rPr>
-                <w:rFonts w:hint="eastAsia"/>
-              </w:rPr>
-            </w:pPr>
-          </w:p>
-        </w:tc>
-        <w:tc>
-          <w:tcPr>
-            <w:tcW w:w="663" w:type="pct"/>
-          </w:tcPr>
-          <w:p>
-            <w:pPr>
-              <w:pStyle w:val="ae"/>
-              <w:rPr>
-                <w:rFonts w:hint="eastAsia"/>
-              </w:rPr>
+            <w:tcW w:w="543" w:type="pct"/>
+          </w:tcPr>
+          <w:p>
+            <w:pPr>
+              <w:pStyle w:val="ae"/>
+            </w:pPr>
+          </w:p>
+        </w:tc>
+        <w:tc>
+          <w:tcPr>
+            <w:tcW w:w="680" w:type="pct"/>
+          </w:tcPr>
+          <w:p>
+            <w:pPr>
+              <w:pStyle w:val="ae"/>
+            </w:pPr>
+          </w:p>
+        </w:tc>
+        <w:tc>
+          <w:tcPr>
+            <w:tcW w:w="681" w:type="pct"/>
+          </w:tcPr>
+          <w:p>
+            <w:pPr>
+              <w:pStyle w:val="ae"/>
+            </w:pPr>
+          </w:p>
+        </w:tc>
+        <w:tc>
+          <w:tcPr>
+            <w:tcW w:w="680" w:type="pct"/>
+          </w:tcPr>
+          <w:p>
+            <w:pPr>
+              <w:pStyle w:val="ae"/>
+            </w:pPr>
+          </w:p>
+        </w:tc>
+        <w:tc>
+          <w:tcPr>
+            <w:tcW w:w="681" w:type="pct"/>
+          </w:tcPr>
+          <w:p>
+            <w:pPr>
+              <w:pStyle w:val="ae"/>
             </w:pPr>
           </w:p>
         </w:tc>
@@ -10213,31 +9384,25 @@
       <w:tr>
         <w:tc>
           <w:tcPr>
-            <w:tcW w:w="276" w:type="pct"/>
+            <w:tcW w:w="415" w:type="pct"/>
             <w:vMerge/>
           </w:tcPr>
           <w:p>
             <w:pPr>
               <w:pStyle w:val="ae"/>
               <w:jc w:val="center"/>
-              <w:rPr>
-                <w:rFonts w:hint="eastAsia"/>
-              </w:rPr>
-            </w:pPr>
-          </w:p>
-        </w:tc>
-        <w:tc>
-          <w:tcPr>
-            <w:tcW w:w="1408" w:type="pct"/>
+            </w:pPr>
+          </w:p>
+        </w:tc>
+        <w:tc>
+          <w:tcPr>
+            <w:tcW w:w="1320" w:type="pct"/>
             <w:vAlign w:val="center"/>
           </w:tcPr>
           <w:p>
             <w:pPr>
               <w:pStyle w:val="ae"/>
               <w:jc w:val="both"/>
-              <w:rPr>
-                <w:rFonts w:hint="eastAsia"/>
-              </w:rPr>
             </w:pPr>
             <w:r>
               <w:rPr>
@@ -10273,66 +9438,51 @@
         </w:tc>
         <w:tc>
           <w:tcPr>
-            <w:tcW w:w="663" w:type="pct"/>
-          </w:tcPr>
-          <w:p>
-            <w:pPr>
-              <w:pStyle w:val="ae"/>
-              <w:rPr>
-                <w:rFonts w:hint="eastAsia"/>
-              </w:rPr>
-            </w:pPr>
-          </w:p>
-        </w:tc>
-        <w:tc>
-          <w:tcPr>
-            <w:tcW w:w="663" w:type="pct"/>
-          </w:tcPr>
-          <w:p>
-            <w:pPr>
-              <w:pStyle w:val="ae"/>
-              <w:rPr>
-                <w:rFonts w:hint="eastAsia"/>
-              </w:rPr>
-            </w:pPr>
-          </w:p>
-        </w:tc>
-        <w:tc>
-          <w:tcPr>
-            <w:tcW w:w="663" w:type="pct"/>
-          </w:tcPr>
-          <w:p>
-            <w:pPr>
-              <w:pStyle w:val="ae"/>
-              <w:rPr>
-                <w:rFonts w:hint="eastAsia"/>
-              </w:rPr>
-            </w:pPr>
-          </w:p>
-        </w:tc>
-        <w:tc>
-          <w:tcPr>
-            <w:tcW w:w="664" w:type="pct"/>
-          </w:tcPr>
-          <w:p>
-            <w:pPr>
-              <w:pStyle w:val="ae"/>
-              <w:rPr>
-                <w:rFonts w:hint="eastAsia"/>
-              </w:rPr>
-            </w:pPr>
-          </w:p>
-        </w:tc>
-        <w:tc>
-          <w:tcPr>
-            <w:tcW w:w="663" w:type="pct"/>
-          </w:tcPr>
-          <w:p>
-            <w:pPr>
-              <w:pStyle w:val="ae"/>
-              <w:rPr>
-                <w:rFonts w:hint="eastAsia"/>
-              </w:rPr>
+            <w:tcW w:w="543" w:type="pct"/>
+          </w:tcPr>
+          <w:p>
+            <w:pPr>
+              <w:pStyle w:val="ae"/>
+            </w:pPr>
+          </w:p>
+        </w:tc>
+        <w:tc>
+          <w:tcPr>
+            <w:tcW w:w="680" w:type="pct"/>
+          </w:tcPr>
+          <w:p>
+            <w:pPr>
+              <w:pStyle w:val="ae"/>
+            </w:pPr>
+          </w:p>
+        </w:tc>
+        <w:tc>
+          <w:tcPr>
+            <w:tcW w:w="681" w:type="pct"/>
+          </w:tcPr>
+          <w:p>
+            <w:pPr>
+              <w:pStyle w:val="ae"/>
+            </w:pPr>
+          </w:p>
+        </w:tc>
+        <w:tc>
+          <w:tcPr>
+            <w:tcW w:w="680" w:type="pct"/>
+          </w:tcPr>
+          <w:p>
+            <w:pPr>
+              <w:pStyle w:val="ae"/>
+            </w:pPr>
+          </w:p>
+        </w:tc>
+        <w:tc>
+          <w:tcPr>
+            <w:tcW w:w="681" w:type="pct"/>
+          </w:tcPr>
+          <w:p>
+            <w:pPr>
+              <w:pStyle w:val="ae"/>
             </w:pPr>
           </w:p>
         </w:tc>
@@ -10340,31 +9490,25 @@
       <w:tr>
         <w:tc>
           <w:tcPr>
-            <w:tcW w:w="276" w:type="pct"/>
+            <w:tcW w:w="415" w:type="pct"/>
             <w:vMerge/>
           </w:tcPr>
           <w:p>
             <w:pPr>
               <w:pStyle w:val="ae"/>
               <w:jc w:val="center"/>
-              <w:rPr>
-                <w:rFonts w:hint="eastAsia"/>
-              </w:rPr>
-            </w:pPr>
-          </w:p>
-        </w:tc>
-        <w:tc>
-          <w:tcPr>
-            <w:tcW w:w="1408" w:type="pct"/>
+            </w:pPr>
+          </w:p>
+        </w:tc>
+        <w:tc>
+          <w:tcPr>
+            <w:tcW w:w="1320" w:type="pct"/>
             <w:vAlign w:val="center"/>
           </w:tcPr>
           <w:p>
             <w:pPr>
               <w:pStyle w:val="ae"/>
               <w:jc w:val="both"/>
-              <w:rPr>
-                <w:rFonts w:hint="eastAsia"/>
-              </w:rPr>
             </w:pPr>
             <w:r>
               <w:rPr>
@@ -10400,66 +9544,51 @@
         </w:tc>
         <w:tc>
           <w:tcPr>
-            <w:tcW w:w="663" w:type="pct"/>
-          </w:tcPr>
-          <w:p>
-            <w:pPr>
-              <w:pStyle w:val="ae"/>
-              <w:rPr>
-                <w:rFonts w:hint="eastAsia"/>
-              </w:rPr>
-            </w:pPr>
-          </w:p>
-        </w:tc>
-        <w:tc>
-          <w:tcPr>
-            <w:tcW w:w="663" w:type="pct"/>
-          </w:tcPr>
-          <w:p>
-            <w:pPr>
-              <w:pStyle w:val="ae"/>
-              <w:rPr>
-                <w:rFonts w:hint="eastAsia"/>
-              </w:rPr>
-            </w:pPr>
-          </w:p>
-        </w:tc>
-        <w:tc>
-          <w:tcPr>
-            <w:tcW w:w="663" w:type="pct"/>
-          </w:tcPr>
-          <w:p>
-            <w:pPr>
-              <w:pStyle w:val="ae"/>
-              <w:rPr>
-                <w:rFonts w:hint="eastAsia"/>
-              </w:rPr>
-            </w:pPr>
-          </w:p>
-        </w:tc>
-        <w:tc>
-          <w:tcPr>
-            <w:tcW w:w="664" w:type="pct"/>
-          </w:tcPr>
-          <w:p>
-            <w:pPr>
-              <w:pStyle w:val="ae"/>
-              <w:rPr>
-                <w:rFonts w:hint="eastAsia"/>
-              </w:rPr>
-            </w:pPr>
-          </w:p>
-        </w:tc>
-        <w:tc>
-          <w:tcPr>
-            <w:tcW w:w="663" w:type="pct"/>
-          </w:tcPr>
-          <w:p>
-            <w:pPr>
-              <w:pStyle w:val="ae"/>
-              <w:rPr>
-                <w:rFonts w:hint="eastAsia"/>
-              </w:rPr>
+            <w:tcW w:w="543" w:type="pct"/>
+          </w:tcPr>
+          <w:p>
+            <w:pPr>
+              <w:pStyle w:val="ae"/>
+            </w:pPr>
+          </w:p>
+        </w:tc>
+        <w:tc>
+          <w:tcPr>
+            <w:tcW w:w="680" w:type="pct"/>
+          </w:tcPr>
+          <w:p>
+            <w:pPr>
+              <w:pStyle w:val="ae"/>
+            </w:pPr>
+          </w:p>
+        </w:tc>
+        <w:tc>
+          <w:tcPr>
+            <w:tcW w:w="681" w:type="pct"/>
+          </w:tcPr>
+          <w:p>
+            <w:pPr>
+              <w:pStyle w:val="ae"/>
+            </w:pPr>
+          </w:p>
+        </w:tc>
+        <w:tc>
+          <w:tcPr>
+            <w:tcW w:w="680" w:type="pct"/>
+          </w:tcPr>
+          <w:p>
+            <w:pPr>
+              <w:pStyle w:val="ae"/>
+            </w:pPr>
+          </w:p>
+        </w:tc>
+        <w:tc>
+          <w:tcPr>
+            <w:tcW w:w="681" w:type="pct"/>
+          </w:tcPr>
+          <w:p>
+            <w:pPr>
+              <w:pStyle w:val="ae"/>
             </w:pPr>
           </w:p>
         </w:tc>
@@ -10467,31 +9596,25 @@
       <w:tr>
         <w:tc>
           <w:tcPr>
-            <w:tcW w:w="276" w:type="pct"/>
+            <w:tcW w:w="415" w:type="pct"/>
             <w:vMerge/>
           </w:tcPr>
           <w:p>
             <w:pPr>
               <w:pStyle w:val="ae"/>
               <w:jc w:val="center"/>
-              <w:rPr>
-                <w:rFonts w:hint="eastAsia"/>
-              </w:rPr>
-            </w:pPr>
-          </w:p>
-        </w:tc>
-        <w:tc>
-          <w:tcPr>
-            <w:tcW w:w="1408" w:type="pct"/>
+            </w:pPr>
+          </w:p>
+        </w:tc>
+        <w:tc>
+          <w:tcPr>
+            <w:tcW w:w="1320" w:type="pct"/>
             <w:vAlign w:val="center"/>
           </w:tcPr>
           <w:p>
             <w:pPr>
               <w:pStyle w:val="ae"/>
               <w:jc w:val="both"/>
-              <w:rPr>
-                <w:rFonts w:hint="eastAsia"/>
-              </w:rPr>
             </w:pPr>
             <w:r>
               <w:rPr>
@@ -10527,66 +9650,51 @@
         </w:tc>
         <w:tc>
           <w:tcPr>
-            <w:tcW w:w="663" w:type="pct"/>
-          </w:tcPr>
-          <w:p>
-            <w:pPr>
-              <w:pStyle w:val="ae"/>
-              <w:rPr>
-                <w:rFonts w:hint="eastAsia"/>
-              </w:rPr>
-            </w:pPr>
-          </w:p>
-        </w:tc>
-        <w:tc>
-          <w:tcPr>
-            <w:tcW w:w="663" w:type="pct"/>
-          </w:tcPr>
-          <w:p>
-            <w:pPr>
-              <w:pStyle w:val="ae"/>
-              <w:rPr>
-                <w:rFonts w:hint="eastAsia"/>
-              </w:rPr>
-            </w:pPr>
-          </w:p>
-        </w:tc>
-        <w:tc>
-          <w:tcPr>
-            <w:tcW w:w="663" w:type="pct"/>
-          </w:tcPr>
-          <w:p>
-            <w:pPr>
-              <w:pStyle w:val="ae"/>
-              <w:rPr>
-                <w:rFonts w:hint="eastAsia"/>
-              </w:rPr>
-            </w:pPr>
-          </w:p>
-        </w:tc>
-        <w:tc>
-          <w:tcPr>
-            <w:tcW w:w="664" w:type="pct"/>
-          </w:tcPr>
-          <w:p>
-            <w:pPr>
-              <w:pStyle w:val="ae"/>
-              <w:rPr>
-                <w:rFonts w:hint="eastAsia"/>
-              </w:rPr>
-            </w:pPr>
-          </w:p>
-        </w:tc>
-        <w:tc>
-          <w:tcPr>
-            <w:tcW w:w="663" w:type="pct"/>
-          </w:tcPr>
-          <w:p>
-            <w:pPr>
-              <w:pStyle w:val="ae"/>
-              <w:rPr>
-                <w:rFonts w:hint="eastAsia"/>
-              </w:rPr>
+            <w:tcW w:w="543" w:type="pct"/>
+          </w:tcPr>
+          <w:p>
+            <w:pPr>
+              <w:pStyle w:val="ae"/>
+            </w:pPr>
+          </w:p>
+        </w:tc>
+        <w:tc>
+          <w:tcPr>
+            <w:tcW w:w="680" w:type="pct"/>
+          </w:tcPr>
+          <w:p>
+            <w:pPr>
+              <w:pStyle w:val="ae"/>
+            </w:pPr>
+          </w:p>
+        </w:tc>
+        <w:tc>
+          <w:tcPr>
+            <w:tcW w:w="681" w:type="pct"/>
+          </w:tcPr>
+          <w:p>
+            <w:pPr>
+              <w:pStyle w:val="ae"/>
+            </w:pPr>
+          </w:p>
+        </w:tc>
+        <w:tc>
+          <w:tcPr>
+            <w:tcW w:w="680" w:type="pct"/>
+          </w:tcPr>
+          <w:p>
+            <w:pPr>
+              <w:pStyle w:val="ae"/>
+            </w:pPr>
+          </w:p>
+        </w:tc>
+        <w:tc>
+          <w:tcPr>
+            <w:tcW w:w="681" w:type="pct"/>
+          </w:tcPr>
+          <w:p>
+            <w:pPr>
+              <w:pStyle w:val="ae"/>
             </w:pPr>
           </w:p>
         </w:tc>
@@ -10594,31 +9702,25 @@
       <w:tr>
         <w:tc>
           <w:tcPr>
-            <w:tcW w:w="276" w:type="pct"/>
+            <w:tcW w:w="415" w:type="pct"/>
             <w:vMerge/>
           </w:tcPr>
           <w:p>
             <w:pPr>
               <w:pStyle w:val="ae"/>
               <w:jc w:val="center"/>
-              <w:rPr>
-                <w:rFonts w:hint="eastAsia"/>
-              </w:rPr>
-            </w:pPr>
-          </w:p>
-        </w:tc>
-        <w:tc>
-          <w:tcPr>
-            <w:tcW w:w="1408" w:type="pct"/>
+            </w:pPr>
+          </w:p>
+        </w:tc>
+        <w:tc>
+          <w:tcPr>
+            <w:tcW w:w="1320" w:type="pct"/>
             <w:vAlign w:val="center"/>
           </w:tcPr>
           <w:p>
             <w:pPr>
               <w:pStyle w:val="ae"/>
               <w:jc w:val="both"/>
-              <w:rPr>
-                <w:rFonts w:hint="eastAsia"/>
-              </w:rPr>
             </w:pPr>
             <w:r>
               <w:rPr>
@@ -10654,66 +9756,51 @@
         </w:tc>
         <w:tc>
           <w:tcPr>
-            <w:tcW w:w="663" w:type="pct"/>
-          </w:tcPr>
-          <w:p>
-            <w:pPr>
-              <w:pStyle w:val="ae"/>
-              <w:rPr>
-                <w:rFonts w:hint="eastAsia"/>
-              </w:rPr>
-            </w:pPr>
-          </w:p>
-        </w:tc>
-        <w:tc>
-          <w:tcPr>
-            <w:tcW w:w="663" w:type="pct"/>
-          </w:tcPr>
-          <w:p>
-            <w:pPr>
-              <w:pStyle w:val="ae"/>
-              <w:rPr>
-                <w:rFonts w:hint="eastAsia"/>
-              </w:rPr>
-            </w:pPr>
-          </w:p>
-        </w:tc>
-        <w:tc>
-          <w:tcPr>
-            <w:tcW w:w="663" w:type="pct"/>
-          </w:tcPr>
-          <w:p>
-            <w:pPr>
-              <w:pStyle w:val="ae"/>
-              <w:rPr>
-                <w:rFonts w:hint="eastAsia"/>
-              </w:rPr>
-            </w:pPr>
-          </w:p>
-        </w:tc>
-        <w:tc>
-          <w:tcPr>
-            <w:tcW w:w="664" w:type="pct"/>
-          </w:tcPr>
-          <w:p>
-            <w:pPr>
-              <w:pStyle w:val="ae"/>
-              <w:rPr>
-                <w:rFonts w:hint="eastAsia"/>
-              </w:rPr>
-            </w:pPr>
-          </w:p>
-        </w:tc>
-        <w:tc>
-          <w:tcPr>
-            <w:tcW w:w="663" w:type="pct"/>
-          </w:tcPr>
-          <w:p>
-            <w:pPr>
-              <w:pStyle w:val="ae"/>
-              <w:rPr>
-                <w:rFonts w:hint="eastAsia"/>
-              </w:rPr>
+            <w:tcW w:w="543" w:type="pct"/>
+          </w:tcPr>
+          <w:p>
+            <w:pPr>
+              <w:pStyle w:val="ae"/>
+            </w:pPr>
+          </w:p>
+        </w:tc>
+        <w:tc>
+          <w:tcPr>
+            <w:tcW w:w="680" w:type="pct"/>
+          </w:tcPr>
+          <w:p>
+            <w:pPr>
+              <w:pStyle w:val="ae"/>
+            </w:pPr>
+          </w:p>
+        </w:tc>
+        <w:tc>
+          <w:tcPr>
+            <w:tcW w:w="681" w:type="pct"/>
+          </w:tcPr>
+          <w:p>
+            <w:pPr>
+              <w:pStyle w:val="ae"/>
+            </w:pPr>
+          </w:p>
+        </w:tc>
+        <w:tc>
+          <w:tcPr>
+            <w:tcW w:w="680" w:type="pct"/>
+          </w:tcPr>
+          <w:p>
+            <w:pPr>
+              <w:pStyle w:val="ae"/>
+            </w:pPr>
+          </w:p>
+        </w:tc>
+        <w:tc>
+          <w:tcPr>
+            <w:tcW w:w="681" w:type="pct"/>
+          </w:tcPr>
+          <w:p>
+            <w:pPr>
+              <w:pStyle w:val="ae"/>
             </w:pPr>
           </w:p>
         </w:tc>
@@ -10721,31 +9808,25 @@
       <w:tr>
         <w:tc>
           <w:tcPr>
-            <w:tcW w:w="276" w:type="pct"/>
+            <w:tcW w:w="415" w:type="pct"/>
             <w:vMerge/>
           </w:tcPr>
           <w:p>
             <w:pPr>
               <w:pStyle w:val="ae"/>
               <w:jc w:val="center"/>
-              <w:rPr>
-                <w:rFonts w:hint="eastAsia"/>
-              </w:rPr>
-            </w:pPr>
-          </w:p>
-        </w:tc>
-        <w:tc>
-          <w:tcPr>
-            <w:tcW w:w="1408" w:type="pct"/>
+            </w:pPr>
+          </w:p>
+        </w:tc>
+        <w:tc>
+          <w:tcPr>
+            <w:tcW w:w="1320" w:type="pct"/>
             <w:vAlign w:val="center"/>
           </w:tcPr>
           <w:p>
             <w:pPr>
               <w:pStyle w:val="ae"/>
               <w:jc w:val="both"/>
-              <w:rPr>
-                <w:rFonts w:hint="eastAsia"/>
-              </w:rPr>
             </w:pPr>
             <w:r>
               <w:rPr>
@@ -10781,66 +9862,51 @@
         </w:tc>
         <w:tc>
           <w:tcPr>
-            <w:tcW w:w="663" w:type="pct"/>
-          </w:tcPr>
-          <w:p>
-            <w:pPr>
-              <w:pStyle w:val="ae"/>
-              <w:rPr>
-                <w:rFonts w:hint="eastAsia"/>
-              </w:rPr>
-            </w:pPr>
-          </w:p>
-        </w:tc>
-        <w:tc>
-          <w:tcPr>
-            <w:tcW w:w="663" w:type="pct"/>
-          </w:tcPr>
-          <w:p>
-            <w:pPr>
-              <w:pStyle w:val="ae"/>
-              <w:rPr>
-                <w:rFonts w:hint="eastAsia"/>
-              </w:rPr>
-            </w:pPr>
-          </w:p>
-        </w:tc>
-        <w:tc>
-          <w:tcPr>
-            <w:tcW w:w="663" w:type="pct"/>
-          </w:tcPr>
-          <w:p>
-            <w:pPr>
-              <w:pStyle w:val="ae"/>
-              <w:rPr>
-                <w:rFonts w:hint="eastAsia"/>
-              </w:rPr>
-            </w:pPr>
-          </w:p>
-        </w:tc>
-        <w:tc>
-          <w:tcPr>
-            <w:tcW w:w="664" w:type="pct"/>
-          </w:tcPr>
-          <w:p>
-            <w:pPr>
-              <w:pStyle w:val="ae"/>
-              <w:rPr>
-                <w:rFonts w:hint="eastAsia"/>
-              </w:rPr>
-            </w:pPr>
-          </w:p>
-        </w:tc>
-        <w:tc>
-          <w:tcPr>
-            <w:tcW w:w="663" w:type="pct"/>
-          </w:tcPr>
-          <w:p>
-            <w:pPr>
-              <w:pStyle w:val="ae"/>
-              <w:rPr>
-                <w:rFonts w:hint="eastAsia"/>
-              </w:rPr>
+            <w:tcW w:w="543" w:type="pct"/>
+          </w:tcPr>
+          <w:p>
+            <w:pPr>
+              <w:pStyle w:val="ae"/>
+            </w:pPr>
+          </w:p>
+        </w:tc>
+        <w:tc>
+          <w:tcPr>
+            <w:tcW w:w="680" w:type="pct"/>
+          </w:tcPr>
+          <w:p>
+            <w:pPr>
+              <w:pStyle w:val="ae"/>
+            </w:pPr>
+          </w:p>
+        </w:tc>
+        <w:tc>
+          <w:tcPr>
+            <w:tcW w:w="681" w:type="pct"/>
+          </w:tcPr>
+          <w:p>
+            <w:pPr>
+              <w:pStyle w:val="ae"/>
+            </w:pPr>
+          </w:p>
+        </w:tc>
+        <w:tc>
+          <w:tcPr>
+            <w:tcW w:w="680" w:type="pct"/>
+          </w:tcPr>
+          <w:p>
+            <w:pPr>
+              <w:pStyle w:val="ae"/>
+            </w:pPr>
+          </w:p>
+        </w:tc>
+        <w:tc>
+          <w:tcPr>
+            <w:tcW w:w="681" w:type="pct"/>
+          </w:tcPr>
+          <w:p>
+            <w:pPr>
+              <w:pStyle w:val="ae"/>
             </w:pPr>
           </w:p>
         </w:tc>
@@ -10848,31 +9914,25 @@
       <w:tr>
         <w:tc>
           <w:tcPr>
-            <w:tcW w:w="276" w:type="pct"/>
+            <w:tcW w:w="415" w:type="pct"/>
             <w:vMerge/>
           </w:tcPr>
           <w:p>
             <w:pPr>
               <w:pStyle w:val="ae"/>
               <w:jc w:val="center"/>
-              <w:rPr>
-                <w:rFonts w:hint="eastAsia"/>
-              </w:rPr>
-            </w:pPr>
-          </w:p>
-        </w:tc>
-        <w:tc>
-          <w:tcPr>
-            <w:tcW w:w="1408" w:type="pct"/>
+            </w:pPr>
+          </w:p>
+        </w:tc>
+        <w:tc>
+          <w:tcPr>
+            <w:tcW w:w="1320" w:type="pct"/>
             <w:vAlign w:val="center"/>
           </w:tcPr>
           <w:p>
             <w:pPr>
               <w:pStyle w:val="ae"/>
               <w:jc w:val="both"/>
-              <w:rPr>
-                <w:rFonts w:hint="eastAsia"/>
-              </w:rPr>
             </w:pPr>
             <w:r>
               <w:rPr>
@@ -10908,82 +9968,67 @@
         </w:tc>
         <w:tc>
           <w:tcPr>
-            <w:tcW w:w="663" w:type="pct"/>
-          </w:tcPr>
-          <w:p>
-            <w:pPr>
-              <w:pStyle w:val="ae"/>
-              <w:rPr>
-                <w:rFonts w:hint="eastAsia"/>
-              </w:rPr>
-            </w:pPr>
-          </w:p>
-        </w:tc>
-        <w:tc>
-          <w:tcPr>
-            <w:tcW w:w="663" w:type="pct"/>
-          </w:tcPr>
-          <w:p>
-            <w:pPr>
-              <w:pStyle w:val="ae"/>
-              <w:rPr>
-                <w:rFonts w:hint="eastAsia"/>
-              </w:rPr>
-            </w:pPr>
-          </w:p>
-        </w:tc>
-        <w:tc>
-          <w:tcPr>
-            <w:tcW w:w="663" w:type="pct"/>
-          </w:tcPr>
-          <w:p>
-            <w:pPr>
-              <w:pStyle w:val="ae"/>
-              <w:rPr>
-                <w:rFonts w:hint="eastAsia"/>
-              </w:rPr>
-            </w:pPr>
-          </w:p>
-        </w:tc>
-        <w:tc>
-          <w:tcPr>
-            <w:tcW w:w="664" w:type="pct"/>
-          </w:tcPr>
-          <w:p>
-            <w:pPr>
-              <w:pStyle w:val="ae"/>
-              <w:rPr>
-                <w:rFonts w:hint="eastAsia"/>
-              </w:rPr>
-            </w:pPr>
-          </w:p>
-        </w:tc>
-        <w:tc>
-          <w:tcPr>
-            <w:tcW w:w="663" w:type="pct"/>
-          </w:tcPr>
-          <w:p>
-            <w:pPr>
-              <w:pStyle w:val="ae"/>
-              <w:rPr>
-                <w:rFonts w:hint="eastAsia"/>
-              </w:rPr>
+            <w:tcW w:w="543" w:type="pct"/>
+          </w:tcPr>
+          <w:p>
+            <w:pPr>
+              <w:pStyle w:val="ae"/>
+            </w:pPr>
+          </w:p>
+        </w:tc>
+        <w:tc>
+          <w:tcPr>
+            <w:tcW w:w="680" w:type="pct"/>
+          </w:tcPr>
+          <w:p>
+            <w:pPr>
+              <w:pStyle w:val="ae"/>
+            </w:pPr>
+          </w:p>
+        </w:tc>
+        <w:tc>
+          <w:tcPr>
+            <w:tcW w:w="681" w:type="pct"/>
+          </w:tcPr>
+          <w:p>
+            <w:pPr>
+              <w:pStyle w:val="ae"/>
+            </w:pPr>
+          </w:p>
+        </w:tc>
+        <w:tc>
+          <w:tcPr>
+            <w:tcW w:w="680" w:type="pct"/>
+          </w:tcPr>
+          <w:p>
+            <w:pPr>
+              <w:pStyle w:val="ae"/>
+            </w:pPr>
+          </w:p>
+        </w:tc>
+        <w:tc>
+          <w:tcPr>
+            <w:tcW w:w="681" w:type="pct"/>
+          </w:tcPr>
+          <w:p>
+            <w:pPr>
+              <w:pStyle w:val="ae"/>
             </w:pPr>
           </w:p>
         </w:tc>
       </w:tr>
       <w:tr>
-        <w:tc>
-          <w:tcPr>
-            <w:tcW w:w="276" w:type="pct"/>
+        <w:trPr>
+          <w:trHeight w:val="565"/>
+        </w:trPr>
+        <w:tc>
+          <w:tcPr>
+            <w:tcW w:w="415" w:type="pct"/>
           </w:tcPr>
           <w:p>
             <w:pPr>
               <w:pStyle w:val="ae"/>
               <w:jc w:val="center"/>
-              <w:rPr>
-                <w:rFonts w:hint="eastAsia"/>
-              </w:rPr>
             </w:pPr>
             <w:r>
               <w:rPr>
@@ -10995,16 +10040,12 @@
         </w:tc>
         <w:tc>
           <w:tcPr>
-            <w:tcW w:w="1408" w:type="pct"/>
-            <w:vAlign w:val="center"/>
+            <w:tcW w:w="1320" w:type="pct"/>
           </w:tcPr>
           <w:p>
             <w:pPr>
               <w:pStyle w:val="ae"/>
               <w:jc w:val="both"/>
-              <w:rPr>
-                <w:rFonts w:hint="eastAsia"/>
-              </w:rPr>
             </w:pPr>
             <w:r>
               <w:rPr>
@@ -11016,71 +10057,61 @@
         </w:tc>
         <w:tc>
           <w:tcPr>
-            <w:tcW w:w="663" w:type="pct"/>
-          </w:tcPr>
-          <w:p>
-            <w:pPr>
-              <w:pStyle w:val="ae"/>
-              <w:rPr>
-                <w:rFonts w:hint="eastAsia"/>
-              </w:rPr>
-            </w:pPr>
-          </w:p>
-        </w:tc>
-        <w:tc>
-          <w:tcPr>
-            <w:tcW w:w="663" w:type="pct"/>
-          </w:tcPr>
-          <w:p>
-            <w:pPr>
-              <w:pStyle w:val="ae"/>
-              <w:rPr>
-                <w:rFonts w:hint="eastAsia"/>
-              </w:rPr>
-            </w:pPr>
-          </w:p>
-        </w:tc>
-        <w:tc>
-          <w:tcPr>
-            <w:tcW w:w="663" w:type="pct"/>
-          </w:tcPr>
-          <w:p>
-            <w:pPr>
-              <w:pStyle w:val="ae"/>
-              <w:rPr>
-                <w:rFonts w:hint="eastAsia"/>
-              </w:rPr>
-            </w:pPr>
-          </w:p>
-        </w:tc>
-        <w:tc>
-          <w:tcPr>
-            <w:tcW w:w="664" w:type="pct"/>
-          </w:tcPr>
-          <w:p>
-            <w:pPr>
-              <w:pStyle w:val="ae"/>
-              <w:rPr>
-                <w:rFonts w:hint="eastAsia"/>
-              </w:rPr>
-            </w:pPr>
-          </w:p>
-        </w:tc>
-        <w:tc>
-          <w:tcPr>
-            <w:tcW w:w="663" w:type="pct"/>
-          </w:tcPr>
-          <w:p>
-            <w:pPr>
-              <w:pStyle w:val="ae"/>
-              <w:rPr>
-                <w:rFonts w:hint="eastAsia"/>
-              </w:rPr>
+            <w:tcW w:w="543" w:type="pct"/>
+          </w:tcPr>
+          <w:p>
+            <w:pPr>
+              <w:pStyle w:val="ae"/>
+            </w:pPr>
+          </w:p>
+        </w:tc>
+        <w:tc>
+          <w:tcPr>
+            <w:tcW w:w="680" w:type="pct"/>
+          </w:tcPr>
+          <w:p>
+            <w:pPr>
+              <w:pStyle w:val="ae"/>
+            </w:pPr>
+          </w:p>
+        </w:tc>
+        <w:tc>
+          <w:tcPr>
+            <w:tcW w:w="681" w:type="pct"/>
+          </w:tcPr>
+          <w:p>
+            <w:pPr>
+              <w:pStyle w:val="ae"/>
+            </w:pPr>
+          </w:p>
+        </w:tc>
+        <w:tc>
+          <w:tcPr>
+            <w:tcW w:w="680" w:type="pct"/>
+          </w:tcPr>
+          <w:p>
+            <w:pPr>
+              <w:pStyle w:val="ae"/>
+            </w:pPr>
+          </w:p>
+        </w:tc>
+        <w:tc>
+          <w:tcPr>
+            <w:tcW w:w="681" w:type="pct"/>
+          </w:tcPr>
+          <w:p>
+            <w:pPr>
+              <w:pStyle w:val="ae"/>
             </w:pPr>
           </w:p>
         </w:tc>
       </w:tr>
     </w:tbl>
+    <w:p>
+      <w:pPr>
+        <w:pStyle w:val="-"/>
+      </w:pPr>
+    </w:p>
     <w:p>
       <w:pPr>
         <w:pStyle w:val="-"/>
@@ -11631,18 +10662,19 @@
   </w:style>
   <w:style w:type="paragraph" w:customStyle="1" w:styleId="a3">
     <w:name w:val="表"/>
-    <w:basedOn w:val="1"/>
+    <w:basedOn w:val="a"/>
     <w:link w:val="a4"/>
     <w:qFormat/>
-    <w:rsid w:val="00D54D57"/>
+    <w:rsid w:val="00E02409"/>
     <w:pPr>
-      <w:spacing w:before="0" w:after="0" w:line="360" w:lineRule="auto"/>
+      <w:spacing w:line="360" w:lineRule="auto"/>
       <w:jc w:val="center"/>
     </w:pPr>
     <w:rPr>
       <w:rFonts w:ascii="標楷體" w:eastAsia="標楷體" w:hAnsi="標楷體"/>
-      <w:b w:val="0"/>
-      <w:bCs w:val="0"/>
+      <w:b/>
+      <w:bCs/>
+      <w:sz w:val="28"/>
       <w:szCs w:val="24"/>
     </w:rPr>
   </w:style>
@@ -11650,13 +10682,13 @@
     <w:name w:val="表 字元"/>
     <w:basedOn w:val="10"/>
     <w:link w:val="a3"/>
-    <w:rsid w:val="00D54D57"/>
+    <w:rsid w:val="00E02409"/>
     <w:rPr>
       <w:rFonts w:ascii="標楷體" w:eastAsia="標楷體" w:hAnsi="標楷體" w:cstheme="majorBidi"/>
-      <w:b w:val="0"/>
-      <w:bCs w:val="0"/>
+      <w:b/>
+      <w:bCs/>
       <w:kern w:val="52"/>
-      <w:sz w:val="52"/>
+      <w:sz w:val="28"/>
       <w:szCs w:val="24"/>
     </w:rPr>
   </w:style>
@@ -11701,19 +10733,29 @@
     <w:basedOn w:val="a3"/>
     <w:link w:val="a8"/>
     <w:qFormat/>
-    <w:rsid w:val="000B12B0"/>
+    <w:rsid w:val="00E02409"/>
+    <w:pPr>
+      <w:keepNext/>
+      <w:outlineLvl w:val="0"/>
+    </w:pPr>
+    <w:rPr>
+      <w:rFonts w:cstheme="majorBidi"/>
+      <w:b w:val="0"/>
+      <w:bCs w:val="0"/>
+      <w:kern w:val="52"/>
+    </w:rPr>
   </w:style>
   <w:style w:type="character" w:customStyle="1" w:styleId="a8">
     <w:name w:val="圖 字元"/>
     <w:basedOn w:val="a4"/>
     <w:link w:val="a7"/>
-    <w:rsid w:val="000B12B0"/>
+    <w:rsid w:val="00E02409"/>
     <w:rPr>
       <w:rFonts w:ascii="標楷體" w:eastAsia="標楷體" w:hAnsi="標楷體" w:cstheme="majorBidi"/>
-      <w:b w:val="0"/>
-      <w:bCs w:val="0"/>
+      <w:b/>
+      <w:bCs/>
       <w:kern w:val="52"/>
-      <w:sz w:val="52"/>
+      <w:sz w:val="28"/>
       <w:szCs w:val="24"/>
     </w:rPr>
   </w:style>

--- a/系統文件/第4章/第四章 專案時程與組織分工.docx
+++ b/系統文件/第4章/第四章 專案時程與組織分工.docx
@@ -5990,8 +5990,37 @@
     </w:tbl>
     <w:p>
       <w:pPr>
-        <w:pStyle w:val="-"/>
+        <w:pStyle w:val="a7"/>
       </w:pPr>
+      <w:r>
+        <w:rPr>
+          <w:rFonts w:hint="eastAsia"/>
+        </w:rPr>
+        <w:t>圖4</w:t>
+      </w:r>
+      <w:r>
+        <w:t xml:space="preserve">-1-1 </w:t>
+      </w:r>
+      <w:r>
+        <w:rPr>
+          <w:rFonts w:hint="eastAsia"/>
+        </w:rPr>
+        <w:t>專案</w:t>
+      </w:r>
+      <w:proofErr w:type="gramStart"/>
+      <w:r>
+        <w:rPr>
+          <w:rFonts w:hint="eastAsia"/>
+        </w:rPr>
+        <w:t>時程甘特</w:t>
+      </w:r>
+      <w:proofErr w:type="gramEnd"/>
+      <w:r>
+        <w:rPr>
+          <w:rFonts w:hint="eastAsia"/>
+        </w:rPr>
+        <w:t>圖</w:t>
+      </w:r>
     </w:p>
     <w:p>
       <w:pPr>
@@ -6061,17 +6090,17 @@
       </w:tblPr>
       <w:tblGrid>
         <w:gridCol w:w="847"/>
-        <w:gridCol w:w="2694"/>
-        <w:gridCol w:w="1107"/>
-        <w:gridCol w:w="1386"/>
-        <w:gridCol w:w="1388"/>
-        <w:gridCol w:w="1386"/>
-        <w:gridCol w:w="1386"/>
+        <w:gridCol w:w="2698"/>
+        <w:gridCol w:w="1330"/>
+        <w:gridCol w:w="1330"/>
+        <w:gridCol w:w="1329"/>
+        <w:gridCol w:w="1329"/>
+        <w:gridCol w:w="1331"/>
       </w:tblGrid>
       <w:tr>
         <w:tc>
           <w:tcPr>
-            <w:tcW w:w="1736" w:type="pct"/>
+            <w:tcW w:w="1738" w:type="pct"/>
             <w:gridSpan w:val="2"/>
             <w:tcBorders>
               <w:tl2br w:val="single" w:sz="4" w:space="0" w:color="auto"/>
@@ -6103,21 +6132,28 @@
         </w:tc>
         <w:tc>
           <w:tcPr>
-            <w:tcW w:w="543" w:type="pct"/>
+            <w:tcW w:w="652" w:type="pct"/>
             <w:vAlign w:val="center"/>
           </w:tcPr>
           <w:p>
             <w:pPr>
               <w:pStyle w:val="ae"/>
               <w:jc w:val="center"/>
-            </w:pPr>
-            <w:r>
-              <w:rPr>
-                <w:rFonts w:hint="eastAsia"/>
+              <w:rPr>
+                <w:w w:val="90"/>
+              </w:rPr>
+            </w:pPr>
+            <w:r>
+              <w:rPr>
+                <w:rFonts w:hint="eastAsia"/>
+                <w:w w:val="90"/>
               </w:rPr>
               <w:t>1</w:t>
             </w:r>
             <w:r>
+              <w:rPr>
+                <w:w w:val="90"/>
+              </w:rPr>
               <w:t>1156001</w:t>
             </w:r>
           </w:p>
@@ -6125,10 +6161,14 @@
             <w:pPr>
               <w:pStyle w:val="ae"/>
               <w:jc w:val="center"/>
-            </w:pPr>
-            <w:r>
-              <w:rPr>
-                <w:rFonts w:hint="eastAsia"/>
+              <w:rPr>
+                <w:w w:val="90"/>
+              </w:rPr>
+            </w:pPr>
+            <w:r>
+              <w:rPr>
+                <w:rFonts w:hint="eastAsia"/>
+                <w:w w:val="90"/>
               </w:rPr>
               <w:t>彭婧奕</w:t>
             </w:r>
@@ -6136,21 +6176,28 @@
         </w:tc>
         <w:tc>
           <w:tcPr>
-            <w:tcW w:w="680" w:type="pct"/>
+            <w:tcW w:w="652" w:type="pct"/>
             <w:vAlign w:val="center"/>
           </w:tcPr>
           <w:p>
             <w:pPr>
               <w:pStyle w:val="ae"/>
               <w:jc w:val="center"/>
-            </w:pPr>
-            <w:r>
-              <w:rPr>
-                <w:rFonts w:hint="eastAsia"/>
+              <w:rPr>
+                <w:w w:val="90"/>
+              </w:rPr>
+            </w:pPr>
+            <w:r>
+              <w:rPr>
+                <w:rFonts w:hint="eastAsia"/>
+                <w:w w:val="90"/>
               </w:rPr>
               <w:t>1</w:t>
             </w:r>
             <w:r>
+              <w:rPr>
+                <w:w w:val="90"/>
+              </w:rPr>
               <w:t>1156006</w:t>
             </w:r>
           </w:p>
@@ -6158,10 +6205,14 @@
             <w:pPr>
               <w:pStyle w:val="ae"/>
               <w:jc w:val="center"/>
-            </w:pPr>
-            <w:r>
-              <w:rPr>
-                <w:rFonts w:hint="eastAsia"/>
+              <w:rPr>
+                <w:w w:val="90"/>
+              </w:rPr>
+            </w:pPr>
+            <w:r>
+              <w:rPr>
+                <w:rFonts w:hint="eastAsia"/>
+                <w:w w:val="90"/>
               </w:rPr>
               <w:t>丁泳瑄</w:t>
             </w:r>
@@ -6169,21 +6220,28 @@
         </w:tc>
         <w:tc>
           <w:tcPr>
-            <w:tcW w:w="681" w:type="pct"/>
+            <w:tcW w:w="652" w:type="pct"/>
             <w:vAlign w:val="center"/>
           </w:tcPr>
           <w:p>
             <w:pPr>
               <w:pStyle w:val="ae"/>
               <w:jc w:val="center"/>
-            </w:pPr>
-            <w:r>
-              <w:rPr>
-                <w:rFonts w:hint="eastAsia"/>
+              <w:rPr>
+                <w:w w:val="90"/>
+              </w:rPr>
+            </w:pPr>
+            <w:r>
+              <w:rPr>
+                <w:rFonts w:hint="eastAsia"/>
+                <w:w w:val="90"/>
               </w:rPr>
               <w:t>1</w:t>
             </w:r>
             <w:r>
+              <w:rPr>
+                <w:w w:val="90"/>
+              </w:rPr>
               <w:t>1156015</w:t>
             </w:r>
           </w:p>
@@ -6191,10 +6249,14 @@
             <w:pPr>
               <w:pStyle w:val="ae"/>
               <w:jc w:val="center"/>
-            </w:pPr>
-            <w:r>
-              <w:rPr>
-                <w:rFonts w:hint="eastAsia"/>
+              <w:rPr>
+                <w:w w:val="90"/>
+              </w:rPr>
+            </w:pPr>
+            <w:r>
+              <w:rPr>
+                <w:rFonts w:hint="eastAsia"/>
+                <w:w w:val="90"/>
               </w:rPr>
               <w:t>蘇品</w:t>
             </w:r>
@@ -6202,6 +6264,7 @@
             <w:r>
               <w:rPr>
                 <w:rFonts w:hint="eastAsia"/>
+                <w:w w:val="90"/>
               </w:rPr>
               <w:t>璇</w:t>
             </w:r>
@@ -6210,21 +6273,28 @@
         </w:tc>
         <w:tc>
           <w:tcPr>
-            <w:tcW w:w="680" w:type="pct"/>
+            <w:tcW w:w="652" w:type="pct"/>
             <w:vAlign w:val="center"/>
           </w:tcPr>
           <w:p>
             <w:pPr>
               <w:pStyle w:val="ae"/>
               <w:jc w:val="center"/>
-            </w:pPr>
-            <w:r>
-              <w:rPr>
-                <w:rFonts w:hint="eastAsia"/>
+              <w:rPr>
+                <w:w w:val="90"/>
+              </w:rPr>
+            </w:pPr>
+            <w:r>
+              <w:rPr>
+                <w:rFonts w:hint="eastAsia"/>
+                <w:w w:val="90"/>
               </w:rPr>
               <w:t>1</w:t>
             </w:r>
             <w:r>
+              <w:rPr>
+                <w:w w:val="90"/>
+              </w:rPr>
               <w:t>1156039</w:t>
             </w:r>
           </w:p>
@@ -6232,10 +6302,14 @@
             <w:pPr>
               <w:pStyle w:val="ae"/>
               <w:jc w:val="center"/>
-            </w:pPr>
-            <w:r>
-              <w:rPr>
-                <w:rFonts w:hint="eastAsia"/>
+              <w:rPr>
+                <w:w w:val="90"/>
+              </w:rPr>
+            </w:pPr>
+            <w:r>
+              <w:rPr>
+                <w:rFonts w:hint="eastAsia"/>
+                <w:w w:val="90"/>
               </w:rPr>
               <w:t>廖唯岑</w:t>
             </w:r>
@@ -6243,21 +6317,28 @@
         </w:tc>
         <w:tc>
           <w:tcPr>
-            <w:tcW w:w="681" w:type="pct"/>
+            <w:tcW w:w="653" w:type="pct"/>
             <w:vAlign w:val="center"/>
           </w:tcPr>
           <w:p>
             <w:pPr>
               <w:pStyle w:val="ae"/>
               <w:jc w:val="center"/>
-            </w:pPr>
-            <w:r>
-              <w:rPr>
-                <w:rFonts w:hint="eastAsia"/>
+              <w:rPr>
+                <w:w w:val="90"/>
+              </w:rPr>
+            </w:pPr>
+            <w:r>
+              <w:rPr>
+                <w:rFonts w:hint="eastAsia"/>
+                <w:w w:val="90"/>
               </w:rPr>
               <w:t>1</w:t>
             </w:r>
             <w:r>
+              <w:rPr>
+                <w:w w:val="90"/>
+              </w:rPr>
               <w:t>1156047</w:t>
             </w:r>
           </w:p>
@@ -6265,10 +6346,14 @@
             <w:pPr>
               <w:pStyle w:val="ae"/>
               <w:jc w:val="center"/>
-            </w:pPr>
-            <w:r>
-              <w:rPr>
-                <w:rFonts w:hint="eastAsia"/>
+              <w:rPr>
+                <w:w w:val="90"/>
+              </w:rPr>
+            </w:pPr>
+            <w:r>
+              <w:rPr>
+                <w:rFonts w:hint="eastAsia"/>
+                <w:w w:val="90"/>
               </w:rPr>
               <w:t>施品妤</w:t>
             </w:r>
@@ -6296,7 +6381,7 @@
         </w:tc>
         <w:tc>
           <w:tcPr>
-            <w:tcW w:w="1320" w:type="pct"/>
+            <w:tcW w:w="1322" w:type="pct"/>
             <w:vAlign w:val="center"/>
           </w:tcPr>
           <w:p>
@@ -6314,47 +6399,47 @@
         </w:tc>
         <w:tc>
           <w:tcPr>
-            <w:tcW w:w="543" w:type="pct"/>
-          </w:tcPr>
-          <w:p>
-            <w:pPr>
-              <w:pStyle w:val="ae"/>
-            </w:pPr>
-          </w:p>
-        </w:tc>
-        <w:tc>
-          <w:tcPr>
-            <w:tcW w:w="680" w:type="pct"/>
-          </w:tcPr>
-          <w:p>
-            <w:pPr>
-              <w:pStyle w:val="ae"/>
-            </w:pPr>
-          </w:p>
-        </w:tc>
-        <w:tc>
-          <w:tcPr>
-            <w:tcW w:w="681" w:type="pct"/>
-          </w:tcPr>
-          <w:p>
-            <w:pPr>
-              <w:pStyle w:val="ae"/>
-            </w:pPr>
-          </w:p>
-        </w:tc>
-        <w:tc>
-          <w:tcPr>
-            <w:tcW w:w="680" w:type="pct"/>
-          </w:tcPr>
-          <w:p>
-            <w:pPr>
-              <w:pStyle w:val="ae"/>
-            </w:pPr>
-          </w:p>
-        </w:tc>
-        <w:tc>
-          <w:tcPr>
-            <w:tcW w:w="681" w:type="pct"/>
+            <w:tcW w:w="652" w:type="pct"/>
+          </w:tcPr>
+          <w:p>
+            <w:pPr>
+              <w:pStyle w:val="ae"/>
+            </w:pPr>
+          </w:p>
+        </w:tc>
+        <w:tc>
+          <w:tcPr>
+            <w:tcW w:w="652" w:type="pct"/>
+          </w:tcPr>
+          <w:p>
+            <w:pPr>
+              <w:pStyle w:val="ae"/>
+            </w:pPr>
+          </w:p>
+        </w:tc>
+        <w:tc>
+          <w:tcPr>
+            <w:tcW w:w="652" w:type="pct"/>
+          </w:tcPr>
+          <w:p>
+            <w:pPr>
+              <w:pStyle w:val="ae"/>
+            </w:pPr>
+          </w:p>
+        </w:tc>
+        <w:tc>
+          <w:tcPr>
+            <w:tcW w:w="652" w:type="pct"/>
+          </w:tcPr>
+          <w:p>
+            <w:pPr>
+              <w:pStyle w:val="ae"/>
+            </w:pPr>
+          </w:p>
+        </w:tc>
+        <w:tc>
+          <w:tcPr>
+            <w:tcW w:w="653" w:type="pct"/>
           </w:tcPr>
           <w:p>
             <w:pPr>
@@ -6378,7 +6463,7 @@
         </w:tc>
         <w:tc>
           <w:tcPr>
-            <w:tcW w:w="1320" w:type="pct"/>
+            <w:tcW w:w="1322" w:type="pct"/>
             <w:vAlign w:val="center"/>
           </w:tcPr>
           <w:p>
@@ -6396,47 +6481,47 @@
         </w:tc>
         <w:tc>
           <w:tcPr>
-            <w:tcW w:w="543" w:type="pct"/>
-          </w:tcPr>
-          <w:p>
-            <w:pPr>
-              <w:pStyle w:val="ae"/>
-            </w:pPr>
-          </w:p>
-        </w:tc>
-        <w:tc>
-          <w:tcPr>
-            <w:tcW w:w="680" w:type="pct"/>
-          </w:tcPr>
-          <w:p>
-            <w:pPr>
-              <w:pStyle w:val="ae"/>
-            </w:pPr>
-          </w:p>
-        </w:tc>
-        <w:tc>
-          <w:tcPr>
-            <w:tcW w:w="681" w:type="pct"/>
-          </w:tcPr>
-          <w:p>
-            <w:pPr>
-              <w:pStyle w:val="ae"/>
-            </w:pPr>
-          </w:p>
-        </w:tc>
-        <w:tc>
-          <w:tcPr>
-            <w:tcW w:w="680" w:type="pct"/>
-          </w:tcPr>
-          <w:p>
-            <w:pPr>
-              <w:pStyle w:val="ae"/>
-            </w:pPr>
-          </w:p>
-        </w:tc>
-        <w:tc>
-          <w:tcPr>
-            <w:tcW w:w="681" w:type="pct"/>
+            <w:tcW w:w="652" w:type="pct"/>
+          </w:tcPr>
+          <w:p>
+            <w:pPr>
+              <w:pStyle w:val="ae"/>
+            </w:pPr>
+          </w:p>
+        </w:tc>
+        <w:tc>
+          <w:tcPr>
+            <w:tcW w:w="652" w:type="pct"/>
+          </w:tcPr>
+          <w:p>
+            <w:pPr>
+              <w:pStyle w:val="ae"/>
+            </w:pPr>
+          </w:p>
+        </w:tc>
+        <w:tc>
+          <w:tcPr>
+            <w:tcW w:w="652" w:type="pct"/>
+          </w:tcPr>
+          <w:p>
+            <w:pPr>
+              <w:pStyle w:val="ae"/>
+            </w:pPr>
+          </w:p>
+        </w:tc>
+        <w:tc>
+          <w:tcPr>
+            <w:tcW w:w="652" w:type="pct"/>
+          </w:tcPr>
+          <w:p>
+            <w:pPr>
+              <w:pStyle w:val="ae"/>
+            </w:pPr>
+          </w:p>
+        </w:tc>
+        <w:tc>
+          <w:tcPr>
+            <w:tcW w:w="653" w:type="pct"/>
           </w:tcPr>
           <w:p>
             <w:pPr>
@@ -6460,7 +6545,7 @@
         </w:tc>
         <w:tc>
           <w:tcPr>
-            <w:tcW w:w="1320" w:type="pct"/>
+            <w:tcW w:w="1322" w:type="pct"/>
             <w:vAlign w:val="center"/>
           </w:tcPr>
           <w:p>
@@ -6490,47 +6575,47 @@
         </w:tc>
         <w:tc>
           <w:tcPr>
-            <w:tcW w:w="543" w:type="pct"/>
-          </w:tcPr>
-          <w:p>
-            <w:pPr>
-              <w:pStyle w:val="ae"/>
-            </w:pPr>
-          </w:p>
-        </w:tc>
-        <w:tc>
-          <w:tcPr>
-            <w:tcW w:w="680" w:type="pct"/>
-          </w:tcPr>
-          <w:p>
-            <w:pPr>
-              <w:pStyle w:val="ae"/>
-            </w:pPr>
-          </w:p>
-        </w:tc>
-        <w:tc>
-          <w:tcPr>
-            <w:tcW w:w="681" w:type="pct"/>
-          </w:tcPr>
-          <w:p>
-            <w:pPr>
-              <w:pStyle w:val="ae"/>
-            </w:pPr>
-          </w:p>
-        </w:tc>
-        <w:tc>
-          <w:tcPr>
-            <w:tcW w:w="680" w:type="pct"/>
-          </w:tcPr>
-          <w:p>
-            <w:pPr>
-              <w:pStyle w:val="ae"/>
-            </w:pPr>
-          </w:p>
-        </w:tc>
-        <w:tc>
-          <w:tcPr>
-            <w:tcW w:w="681" w:type="pct"/>
+            <w:tcW w:w="652" w:type="pct"/>
+          </w:tcPr>
+          <w:p>
+            <w:pPr>
+              <w:pStyle w:val="ae"/>
+            </w:pPr>
+          </w:p>
+        </w:tc>
+        <w:tc>
+          <w:tcPr>
+            <w:tcW w:w="652" w:type="pct"/>
+          </w:tcPr>
+          <w:p>
+            <w:pPr>
+              <w:pStyle w:val="ae"/>
+            </w:pPr>
+          </w:p>
+        </w:tc>
+        <w:tc>
+          <w:tcPr>
+            <w:tcW w:w="652" w:type="pct"/>
+          </w:tcPr>
+          <w:p>
+            <w:pPr>
+              <w:pStyle w:val="ae"/>
+            </w:pPr>
+          </w:p>
+        </w:tc>
+        <w:tc>
+          <w:tcPr>
+            <w:tcW w:w="652" w:type="pct"/>
+          </w:tcPr>
+          <w:p>
+            <w:pPr>
+              <w:pStyle w:val="ae"/>
+            </w:pPr>
+          </w:p>
+        </w:tc>
+        <w:tc>
+          <w:tcPr>
+            <w:tcW w:w="653" w:type="pct"/>
           </w:tcPr>
           <w:p>
             <w:pPr>
@@ -6554,7 +6639,7 @@
         </w:tc>
         <w:tc>
           <w:tcPr>
-            <w:tcW w:w="1320" w:type="pct"/>
+            <w:tcW w:w="1322" w:type="pct"/>
             <w:vAlign w:val="center"/>
           </w:tcPr>
           <w:p>
@@ -6572,47 +6657,47 @@
         </w:tc>
         <w:tc>
           <w:tcPr>
-            <w:tcW w:w="543" w:type="pct"/>
-          </w:tcPr>
-          <w:p>
-            <w:pPr>
-              <w:pStyle w:val="ae"/>
-            </w:pPr>
-          </w:p>
-        </w:tc>
-        <w:tc>
-          <w:tcPr>
-            <w:tcW w:w="680" w:type="pct"/>
-          </w:tcPr>
-          <w:p>
-            <w:pPr>
-              <w:pStyle w:val="ae"/>
-            </w:pPr>
-          </w:p>
-        </w:tc>
-        <w:tc>
-          <w:tcPr>
-            <w:tcW w:w="681" w:type="pct"/>
-          </w:tcPr>
-          <w:p>
-            <w:pPr>
-              <w:pStyle w:val="ae"/>
-            </w:pPr>
-          </w:p>
-        </w:tc>
-        <w:tc>
-          <w:tcPr>
-            <w:tcW w:w="680" w:type="pct"/>
-          </w:tcPr>
-          <w:p>
-            <w:pPr>
-              <w:pStyle w:val="ae"/>
-            </w:pPr>
-          </w:p>
-        </w:tc>
-        <w:tc>
-          <w:tcPr>
-            <w:tcW w:w="681" w:type="pct"/>
+            <w:tcW w:w="652" w:type="pct"/>
+          </w:tcPr>
+          <w:p>
+            <w:pPr>
+              <w:pStyle w:val="ae"/>
+            </w:pPr>
+          </w:p>
+        </w:tc>
+        <w:tc>
+          <w:tcPr>
+            <w:tcW w:w="652" w:type="pct"/>
+          </w:tcPr>
+          <w:p>
+            <w:pPr>
+              <w:pStyle w:val="ae"/>
+            </w:pPr>
+          </w:p>
+        </w:tc>
+        <w:tc>
+          <w:tcPr>
+            <w:tcW w:w="652" w:type="pct"/>
+          </w:tcPr>
+          <w:p>
+            <w:pPr>
+              <w:pStyle w:val="ae"/>
+            </w:pPr>
+          </w:p>
+        </w:tc>
+        <w:tc>
+          <w:tcPr>
+            <w:tcW w:w="652" w:type="pct"/>
+          </w:tcPr>
+          <w:p>
+            <w:pPr>
+              <w:pStyle w:val="ae"/>
+            </w:pPr>
+          </w:p>
+        </w:tc>
+        <w:tc>
+          <w:tcPr>
+            <w:tcW w:w="653" w:type="pct"/>
           </w:tcPr>
           <w:p>
             <w:pPr>
@@ -6636,7 +6721,7 @@
         </w:tc>
         <w:tc>
           <w:tcPr>
-            <w:tcW w:w="1320" w:type="pct"/>
+            <w:tcW w:w="1322" w:type="pct"/>
             <w:vAlign w:val="center"/>
           </w:tcPr>
           <w:p>
@@ -6654,47 +6739,47 @@
         </w:tc>
         <w:tc>
           <w:tcPr>
-            <w:tcW w:w="543" w:type="pct"/>
-          </w:tcPr>
-          <w:p>
-            <w:pPr>
-              <w:pStyle w:val="ae"/>
-            </w:pPr>
-          </w:p>
-        </w:tc>
-        <w:tc>
-          <w:tcPr>
-            <w:tcW w:w="680" w:type="pct"/>
-          </w:tcPr>
-          <w:p>
-            <w:pPr>
-              <w:pStyle w:val="ae"/>
-            </w:pPr>
-          </w:p>
-        </w:tc>
-        <w:tc>
-          <w:tcPr>
-            <w:tcW w:w="681" w:type="pct"/>
-          </w:tcPr>
-          <w:p>
-            <w:pPr>
-              <w:pStyle w:val="ae"/>
-            </w:pPr>
-          </w:p>
-        </w:tc>
-        <w:tc>
-          <w:tcPr>
-            <w:tcW w:w="680" w:type="pct"/>
-          </w:tcPr>
-          <w:p>
-            <w:pPr>
-              <w:pStyle w:val="ae"/>
-            </w:pPr>
-          </w:p>
-        </w:tc>
-        <w:tc>
-          <w:tcPr>
-            <w:tcW w:w="681" w:type="pct"/>
+            <w:tcW w:w="652" w:type="pct"/>
+          </w:tcPr>
+          <w:p>
+            <w:pPr>
+              <w:pStyle w:val="ae"/>
+            </w:pPr>
+          </w:p>
+        </w:tc>
+        <w:tc>
+          <w:tcPr>
+            <w:tcW w:w="652" w:type="pct"/>
+          </w:tcPr>
+          <w:p>
+            <w:pPr>
+              <w:pStyle w:val="ae"/>
+            </w:pPr>
+          </w:p>
+        </w:tc>
+        <w:tc>
+          <w:tcPr>
+            <w:tcW w:w="652" w:type="pct"/>
+          </w:tcPr>
+          <w:p>
+            <w:pPr>
+              <w:pStyle w:val="ae"/>
+            </w:pPr>
+          </w:p>
+        </w:tc>
+        <w:tc>
+          <w:tcPr>
+            <w:tcW w:w="652" w:type="pct"/>
+          </w:tcPr>
+          <w:p>
+            <w:pPr>
+              <w:pStyle w:val="ae"/>
+            </w:pPr>
+          </w:p>
+        </w:tc>
+        <w:tc>
+          <w:tcPr>
+            <w:tcW w:w="653" w:type="pct"/>
           </w:tcPr>
           <w:p>
             <w:pPr>
@@ -6718,7 +6803,7 @@
         </w:tc>
         <w:tc>
           <w:tcPr>
-            <w:tcW w:w="1320" w:type="pct"/>
+            <w:tcW w:w="1322" w:type="pct"/>
             <w:vAlign w:val="center"/>
           </w:tcPr>
           <w:p>
@@ -6736,47 +6821,47 @@
         </w:tc>
         <w:tc>
           <w:tcPr>
-            <w:tcW w:w="543" w:type="pct"/>
-          </w:tcPr>
-          <w:p>
-            <w:pPr>
-              <w:pStyle w:val="ae"/>
-            </w:pPr>
-          </w:p>
-        </w:tc>
-        <w:tc>
-          <w:tcPr>
-            <w:tcW w:w="680" w:type="pct"/>
-          </w:tcPr>
-          <w:p>
-            <w:pPr>
-              <w:pStyle w:val="ae"/>
-            </w:pPr>
-          </w:p>
-        </w:tc>
-        <w:tc>
-          <w:tcPr>
-            <w:tcW w:w="681" w:type="pct"/>
-          </w:tcPr>
-          <w:p>
-            <w:pPr>
-              <w:pStyle w:val="ae"/>
-            </w:pPr>
-          </w:p>
-        </w:tc>
-        <w:tc>
-          <w:tcPr>
-            <w:tcW w:w="680" w:type="pct"/>
-          </w:tcPr>
-          <w:p>
-            <w:pPr>
-              <w:pStyle w:val="ae"/>
-            </w:pPr>
-          </w:p>
-        </w:tc>
-        <w:tc>
-          <w:tcPr>
-            <w:tcW w:w="681" w:type="pct"/>
+            <w:tcW w:w="652" w:type="pct"/>
+          </w:tcPr>
+          <w:p>
+            <w:pPr>
+              <w:pStyle w:val="ae"/>
+            </w:pPr>
+          </w:p>
+        </w:tc>
+        <w:tc>
+          <w:tcPr>
+            <w:tcW w:w="652" w:type="pct"/>
+          </w:tcPr>
+          <w:p>
+            <w:pPr>
+              <w:pStyle w:val="ae"/>
+            </w:pPr>
+          </w:p>
+        </w:tc>
+        <w:tc>
+          <w:tcPr>
+            <w:tcW w:w="652" w:type="pct"/>
+          </w:tcPr>
+          <w:p>
+            <w:pPr>
+              <w:pStyle w:val="ae"/>
+            </w:pPr>
+          </w:p>
+        </w:tc>
+        <w:tc>
+          <w:tcPr>
+            <w:tcW w:w="652" w:type="pct"/>
+          </w:tcPr>
+          <w:p>
+            <w:pPr>
+              <w:pStyle w:val="ae"/>
+            </w:pPr>
+          </w:p>
+        </w:tc>
+        <w:tc>
+          <w:tcPr>
+            <w:tcW w:w="653" w:type="pct"/>
           </w:tcPr>
           <w:p>
             <w:pPr>
@@ -6800,7 +6885,7 @@
         </w:tc>
         <w:tc>
           <w:tcPr>
-            <w:tcW w:w="1320" w:type="pct"/>
+            <w:tcW w:w="1322" w:type="pct"/>
             <w:vAlign w:val="center"/>
           </w:tcPr>
           <w:p>
@@ -6818,47 +6903,47 @@
         </w:tc>
         <w:tc>
           <w:tcPr>
-            <w:tcW w:w="543" w:type="pct"/>
-          </w:tcPr>
-          <w:p>
-            <w:pPr>
-              <w:pStyle w:val="ae"/>
-            </w:pPr>
-          </w:p>
-        </w:tc>
-        <w:tc>
-          <w:tcPr>
-            <w:tcW w:w="680" w:type="pct"/>
-          </w:tcPr>
-          <w:p>
-            <w:pPr>
-              <w:pStyle w:val="ae"/>
-            </w:pPr>
-          </w:p>
-        </w:tc>
-        <w:tc>
-          <w:tcPr>
-            <w:tcW w:w="681" w:type="pct"/>
-          </w:tcPr>
-          <w:p>
-            <w:pPr>
-              <w:pStyle w:val="ae"/>
-            </w:pPr>
-          </w:p>
-        </w:tc>
-        <w:tc>
-          <w:tcPr>
-            <w:tcW w:w="680" w:type="pct"/>
-          </w:tcPr>
-          <w:p>
-            <w:pPr>
-              <w:pStyle w:val="ae"/>
-            </w:pPr>
-          </w:p>
-        </w:tc>
-        <w:tc>
-          <w:tcPr>
-            <w:tcW w:w="681" w:type="pct"/>
+            <w:tcW w:w="652" w:type="pct"/>
+          </w:tcPr>
+          <w:p>
+            <w:pPr>
+              <w:pStyle w:val="ae"/>
+            </w:pPr>
+          </w:p>
+        </w:tc>
+        <w:tc>
+          <w:tcPr>
+            <w:tcW w:w="652" w:type="pct"/>
+          </w:tcPr>
+          <w:p>
+            <w:pPr>
+              <w:pStyle w:val="ae"/>
+            </w:pPr>
+          </w:p>
+        </w:tc>
+        <w:tc>
+          <w:tcPr>
+            <w:tcW w:w="652" w:type="pct"/>
+          </w:tcPr>
+          <w:p>
+            <w:pPr>
+              <w:pStyle w:val="ae"/>
+            </w:pPr>
+          </w:p>
+        </w:tc>
+        <w:tc>
+          <w:tcPr>
+            <w:tcW w:w="652" w:type="pct"/>
+          </w:tcPr>
+          <w:p>
+            <w:pPr>
+              <w:pStyle w:val="ae"/>
+            </w:pPr>
+          </w:p>
+        </w:tc>
+        <w:tc>
+          <w:tcPr>
+            <w:tcW w:w="653" w:type="pct"/>
           </w:tcPr>
           <w:p>
             <w:pPr>
@@ -6882,7 +6967,7 @@
         </w:tc>
         <w:tc>
           <w:tcPr>
-            <w:tcW w:w="1320" w:type="pct"/>
+            <w:tcW w:w="1322" w:type="pct"/>
             <w:vAlign w:val="center"/>
           </w:tcPr>
           <w:p>
@@ -6900,47 +6985,47 @@
         </w:tc>
         <w:tc>
           <w:tcPr>
-            <w:tcW w:w="543" w:type="pct"/>
-          </w:tcPr>
-          <w:p>
-            <w:pPr>
-              <w:pStyle w:val="ae"/>
-            </w:pPr>
-          </w:p>
-        </w:tc>
-        <w:tc>
-          <w:tcPr>
-            <w:tcW w:w="680" w:type="pct"/>
-          </w:tcPr>
-          <w:p>
-            <w:pPr>
-              <w:pStyle w:val="ae"/>
-            </w:pPr>
-          </w:p>
-        </w:tc>
-        <w:tc>
-          <w:tcPr>
-            <w:tcW w:w="681" w:type="pct"/>
-          </w:tcPr>
-          <w:p>
-            <w:pPr>
-              <w:pStyle w:val="ae"/>
-            </w:pPr>
-          </w:p>
-        </w:tc>
-        <w:tc>
-          <w:tcPr>
-            <w:tcW w:w="680" w:type="pct"/>
-          </w:tcPr>
-          <w:p>
-            <w:pPr>
-              <w:pStyle w:val="ae"/>
-            </w:pPr>
-          </w:p>
-        </w:tc>
-        <w:tc>
-          <w:tcPr>
-            <w:tcW w:w="681" w:type="pct"/>
+            <w:tcW w:w="652" w:type="pct"/>
+          </w:tcPr>
+          <w:p>
+            <w:pPr>
+              <w:pStyle w:val="ae"/>
+            </w:pPr>
+          </w:p>
+        </w:tc>
+        <w:tc>
+          <w:tcPr>
+            <w:tcW w:w="652" w:type="pct"/>
+          </w:tcPr>
+          <w:p>
+            <w:pPr>
+              <w:pStyle w:val="ae"/>
+            </w:pPr>
+          </w:p>
+        </w:tc>
+        <w:tc>
+          <w:tcPr>
+            <w:tcW w:w="652" w:type="pct"/>
+          </w:tcPr>
+          <w:p>
+            <w:pPr>
+              <w:pStyle w:val="ae"/>
+            </w:pPr>
+          </w:p>
+        </w:tc>
+        <w:tc>
+          <w:tcPr>
+            <w:tcW w:w="652" w:type="pct"/>
+          </w:tcPr>
+          <w:p>
+            <w:pPr>
+              <w:pStyle w:val="ae"/>
+            </w:pPr>
+          </w:p>
+        </w:tc>
+        <w:tc>
+          <w:tcPr>
+            <w:tcW w:w="653" w:type="pct"/>
           </w:tcPr>
           <w:p>
             <w:pPr>
@@ -6964,7 +7049,7 @@
         </w:tc>
         <w:tc>
           <w:tcPr>
-            <w:tcW w:w="1320" w:type="pct"/>
+            <w:tcW w:w="1322" w:type="pct"/>
             <w:vAlign w:val="center"/>
           </w:tcPr>
           <w:p>
@@ -6982,47 +7067,47 @@
         </w:tc>
         <w:tc>
           <w:tcPr>
-            <w:tcW w:w="543" w:type="pct"/>
-          </w:tcPr>
-          <w:p>
-            <w:pPr>
-              <w:pStyle w:val="ae"/>
-            </w:pPr>
-          </w:p>
-        </w:tc>
-        <w:tc>
-          <w:tcPr>
-            <w:tcW w:w="680" w:type="pct"/>
-          </w:tcPr>
-          <w:p>
-            <w:pPr>
-              <w:pStyle w:val="ae"/>
-            </w:pPr>
-          </w:p>
-        </w:tc>
-        <w:tc>
-          <w:tcPr>
-            <w:tcW w:w="681" w:type="pct"/>
-          </w:tcPr>
-          <w:p>
-            <w:pPr>
-              <w:pStyle w:val="ae"/>
-            </w:pPr>
-          </w:p>
-        </w:tc>
-        <w:tc>
-          <w:tcPr>
-            <w:tcW w:w="680" w:type="pct"/>
-          </w:tcPr>
-          <w:p>
-            <w:pPr>
-              <w:pStyle w:val="ae"/>
-            </w:pPr>
-          </w:p>
-        </w:tc>
-        <w:tc>
-          <w:tcPr>
-            <w:tcW w:w="681" w:type="pct"/>
+            <w:tcW w:w="652" w:type="pct"/>
+          </w:tcPr>
+          <w:p>
+            <w:pPr>
+              <w:pStyle w:val="ae"/>
+            </w:pPr>
+          </w:p>
+        </w:tc>
+        <w:tc>
+          <w:tcPr>
+            <w:tcW w:w="652" w:type="pct"/>
+          </w:tcPr>
+          <w:p>
+            <w:pPr>
+              <w:pStyle w:val="ae"/>
+            </w:pPr>
+          </w:p>
+        </w:tc>
+        <w:tc>
+          <w:tcPr>
+            <w:tcW w:w="652" w:type="pct"/>
+          </w:tcPr>
+          <w:p>
+            <w:pPr>
+              <w:pStyle w:val="ae"/>
+            </w:pPr>
+          </w:p>
+        </w:tc>
+        <w:tc>
+          <w:tcPr>
+            <w:tcW w:w="652" w:type="pct"/>
+          </w:tcPr>
+          <w:p>
+            <w:pPr>
+              <w:pStyle w:val="ae"/>
+            </w:pPr>
+          </w:p>
+        </w:tc>
+        <w:tc>
+          <w:tcPr>
+            <w:tcW w:w="653" w:type="pct"/>
           </w:tcPr>
           <w:p>
             <w:pPr>
@@ -7046,7 +7131,7 @@
         </w:tc>
         <w:tc>
           <w:tcPr>
-            <w:tcW w:w="1320" w:type="pct"/>
+            <w:tcW w:w="1322" w:type="pct"/>
             <w:vAlign w:val="center"/>
           </w:tcPr>
           <w:p>
@@ -7064,47 +7149,47 @@
         </w:tc>
         <w:tc>
           <w:tcPr>
-            <w:tcW w:w="543" w:type="pct"/>
-          </w:tcPr>
-          <w:p>
-            <w:pPr>
-              <w:pStyle w:val="ae"/>
-            </w:pPr>
-          </w:p>
-        </w:tc>
-        <w:tc>
-          <w:tcPr>
-            <w:tcW w:w="680" w:type="pct"/>
-          </w:tcPr>
-          <w:p>
-            <w:pPr>
-              <w:pStyle w:val="ae"/>
-            </w:pPr>
-          </w:p>
-        </w:tc>
-        <w:tc>
-          <w:tcPr>
-            <w:tcW w:w="681" w:type="pct"/>
-          </w:tcPr>
-          <w:p>
-            <w:pPr>
-              <w:pStyle w:val="ae"/>
-            </w:pPr>
-          </w:p>
-        </w:tc>
-        <w:tc>
-          <w:tcPr>
-            <w:tcW w:w="680" w:type="pct"/>
-          </w:tcPr>
-          <w:p>
-            <w:pPr>
-              <w:pStyle w:val="ae"/>
-            </w:pPr>
-          </w:p>
-        </w:tc>
-        <w:tc>
-          <w:tcPr>
-            <w:tcW w:w="681" w:type="pct"/>
+            <w:tcW w:w="652" w:type="pct"/>
+          </w:tcPr>
+          <w:p>
+            <w:pPr>
+              <w:pStyle w:val="ae"/>
+            </w:pPr>
+          </w:p>
+        </w:tc>
+        <w:tc>
+          <w:tcPr>
+            <w:tcW w:w="652" w:type="pct"/>
+          </w:tcPr>
+          <w:p>
+            <w:pPr>
+              <w:pStyle w:val="ae"/>
+            </w:pPr>
+          </w:p>
+        </w:tc>
+        <w:tc>
+          <w:tcPr>
+            <w:tcW w:w="652" w:type="pct"/>
+          </w:tcPr>
+          <w:p>
+            <w:pPr>
+              <w:pStyle w:val="ae"/>
+            </w:pPr>
+          </w:p>
+        </w:tc>
+        <w:tc>
+          <w:tcPr>
+            <w:tcW w:w="652" w:type="pct"/>
+          </w:tcPr>
+          <w:p>
+            <w:pPr>
+              <w:pStyle w:val="ae"/>
+            </w:pPr>
+          </w:p>
+        </w:tc>
+        <w:tc>
+          <w:tcPr>
+            <w:tcW w:w="653" w:type="pct"/>
           </w:tcPr>
           <w:p>
             <w:pPr>
@@ -7128,7 +7213,7 @@
         </w:tc>
         <w:tc>
           <w:tcPr>
-            <w:tcW w:w="1320" w:type="pct"/>
+            <w:tcW w:w="1322" w:type="pct"/>
             <w:vAlign w:val="center"/>
           </w:tcPr>
           <w:p>
@@ -7146,47 +7231,47 @@
         </w:tc>
         <w:tc>
           <w:tcPr>
-            <w:tcW w:w="543" w:type="pct"/>
-          </w:tcPr>
-          <w:p>
-            <w:pPr>
-              <w:pStyle w:val="ae"/>
-            </w:pPr>
-          </w:p>
-        </w:tc>
-        <w:tc>
-          <w:tcPr>
-            <w:tcW w:w="680" w:type="pct"/>
-          </w:tcPr>
-          <w:p>
-            <w:pPr>
-              <w:pStyle w:val="ae"/>
-            </w:pPr>
-          </w:p>
-        </w:tc>
-        <w:tc>
-          <w:tcPr>
-            <w:tcW w:w="681" w:type="pct"/>
-          </w:tcPr>
-          <w:p>
-            <w:pPr>
-              <w:pStyle w:val="ae"/>
-            </w:pPr>
-          </w:p>
-        </w:tc>
-        <w:tc>
-          <w:tcPr>
-            <w:tcW w:w="680" w:type="pct"/>
-          </w:tcPr>
-          <w:p>
-            <w:pPr>
-              <w:pStyle w:val="ae"/>
-            </w:pPr>
-          </w:p>
-        </w:tc>
-        <w:tc>
-          <w:tcPr>
-            <w:tcW w:w="681" w:type="pct"/>
+            <w:tcW w:w="652" w:type="pct"/>
+          </w:tcPr>
+          <w:p>
+            <w:pPr>
+              <w:pStyle w:val="ae"/>
+            </w:pPr>
+          </w:p>
+        </w:tc>
+        <w:tc>
+          <w:tcPr>
+            <w:tcW w:w="652" w:type="pct"/>
+          </w:tcPr>
+          <w:p>
+            <w:pPr>
+              <w:pStyle w:val="ae"/>
+            </w:pPr>
+          </w:p>
+        </w:tc>
+        <w:tc>
+          <w:tcPr>
+            <w:tcW w:w="652" w:type="pct"/>
+          </w:tcPr>
+          <w:p>
+            <w:pPr>
+              <w:pStyle w:val="ae"/>
+            </w:pPr>
+          </w:p>
+        </w:tc>
+        <w:tc>
+          <w:tcPr>
+            <w:tcW w:w="652" w:type="pct"/>
+          </w:tcPr>
+          <w:p>
+            <w:pPr>
+              <w:pStyle w:val="ae"/>
+            </w:pPr>
+          </w:p>
+        </w:tc>
+        <w:tc>
+          <w:tcPr>
+            <w:tcW w:w="653" w:type="pct"/>
           </w:tcPr>
           <w:p>
             <w:pPr>
@@ -7210,7 +7295,7 @@
         </w:tc>
         <w:tc>
           <w:tcPr>
-            <w:tcW w:w="1320" w:type="pct"/>
+            <w:tcW w:w="1322" w:type="pct"/>
             <w:vAlign w:val="center"/>
           </w:tcPr>
           <w:p>
@@ -7228,47 +7313,47 @@
         </w:tc>
         <w:tc>
           <w:tcPr>
-            <w:tcW w:w="543" w:type="pct"/>
-          </w:tcPr>
-          <w:p>
-            <w:pPr>
-              <w:pStyle w:val="ae"/>
-            </w:pPr>
-          </w:p>
-        </w:tc>
-        <w:tc>
-          <w:tcPr>
-            <w:tcW w:w="680" w:type="pct"/>
-          </w:tcPr>
-          <w:p>
-            <w:pPr>
-              <w:pStyle w:val="ae"/>
-            </w:pPr>
-          </w:p>
-        </w:tc>
-        <w:tc>
-          <w:tcPr>
-            <w:tcW w:w="681" w:type="pct"/>
-          </w:tcPr>
-          <w:p>
-            <w:pPr>
-              <w:pStyle w:val="ae"/>
-            </w:pPr>
-          </w:p>
-        </w:tc>
-        <w:tc>
-          <w:tcPr>
-            <w:tcW w:w="680" w:type="pct"/>
-          </w:tcPr>
-          <w:p>
-            <w:pPr>
-              <w:pStyle w:val="ae"/>
-            </w:pPr>
-          </w:p>
-        </w:tc>
-        <w:tc>
-          <w:tcPr>
-            <w:tcW w:w="681" w:type="pct"/>
+            <w:tcW w:w="652" w:type="pct"/>
+          </w:tcPr>
+          <w:p>
+            <w:pPr>
+              <w:pStyle w:val="ae"/>
+            </w:pPr>
+          </w:p>
+        </w:tc>
+        <w:tc>
+          <w:tcPr>
+            <w:tcW w:w="652" w:type="pct"/>
+          </w:tcPr>
+          <w:p>
+            <w:pPr>
+              <w:pStyle w:val="ae"/>
+            </w:pPr>
+          </w:p>
+        </w:tc>
+        <w:tc>
+          <w:tcPr>
+            <w:tcW w:w="652" w:type="pct"/>
+          </w:tcPr>
+          <w:p>
+            <w:pPr>
+              <w:pStyle w:val="ae"/>
+            </w:pPr>
+          </w:p>
+        </w:tc>
+        <w:tc>
+          <w:tcPr>
+            <w:tcW w:w="652" w:type="pct"/>
+          </w:tcPr>
+          <w:p>
+            <w:pPr>
+              <w:pStyle w:val="ae"/>
+            </w:pPr>
+          </w:p>
+        </w:tc>
+        <w:tc>
+          <w:tcPr>
+            <w:tcW w:w="653" w:type="pct"/>
           </w:tcPr>
           <w:p>
             <w:pPr>
@@ -7298,7 +7383,7 @@
         </w:tc>
         <w:tc>
           <w:tcPr>
-            <w:tcW w:w="1320" w:type="pct"/>
+            <w:tcW w:w="1322" w:type="pct"/>
             <w:vAlign w:val="center"/>
           </w:tcPr>
           <w:p>
@@ -7328,47 +7413,47 @@
         </w:tc>
         <w:tc>
           <w:tcPr>
-            <w:tcW w:w="543" w:type="pct"/>
-          </w:tcPr>
-          <w:p>
-            <w:pPr>
-              <w:pStyle w:val="ae"/>
-            </w:pPr>
-          </w:p>
-        </w:tc>
-        <w:tc>
-          <w:tcPr>
-            <w:tcW w:w="680" w:type="pct"/>
-          </w:tcPr>
-          <w:p>
-            <w:pPr>
-              <w:pStyle w:val="ae"/>
-            </w:pPr>
-          </w:p>
-        </w:tc>
-        <w:tc>
-          <w:tcPr>
-            <w:tcW w:w="681" w:type="pct"/>
-          </w:tcPr>
-          <w:p>
-            <w:pPr>
-              <w:pStyle w:val="ae"/>
-            </w:pPr>
-          </w:p>
-        </w:tc>
-        <w:tc>
-          <w:tcPr>
-            <w:tcW w:w="680" w:type="pct"/>
-          </w:tcPr>
-          <w:p>
-            <w:pPr>
-              <w:pStyle w:val="ae"/>
-            </w:pPr>
-          </w:p>
-        </w:tc>
-        <w:tc>
-          <w:tcPr>
-            <w:tcW w:w="681" w:type="pct"/>
+            <w:tcW w:w="652" w:type="pct"/>
+          </w:tcPr>
+          <w:p>
+            <w:pPr>
+              <w:pStyle w:val="ae"/>
+            </w:pPr>
+          </w:p>
+        </w:tc>
+        <w:tc>
+          <w:tcPr>
+            <w:tcW w:w="652" w:type="pct"/>
+          </w:tcPr>
+          <w:p>
+            <w:pPr>
+              <w:pStyle w:val="ae"/>
+            </w:pPr>
+          </w:p>
+        </w:tc>
+        <w:tc>
+          <w:tcPr>
+            <w:tcW w:w="652" w:type="pct"/>
+          </w:tcPr>
+          <w:p>
+            <w:pPr>
+              <w:pStyle w:val="ae"/>
+            </w:pPr>
+          </w:p>
+        </w:tc>
+        <w:tc>
+          <w:tcPr>
+            <w:tcW w:w="652" w:type="pct"/>
+          </w:tcPr>
+          <w:p>
+            <w:pPr>
+              <w:pStyle w:val="ae"/>
+            </w:pPr>
+          </w:p>
+        </w:tc>
+        <w:tc>
+          <w:tcPr>
+            <w:tcW w:w="653" w:type="pct"/>
           </w:tcPr>
           <w:p>
             <w:pPr>
@@ -7392,7 +7477,7 @@
         </w:tc>
         <w:tc>
           <w:tcPr>
-            <w:tcW w:w="1320" w:type="pct"/>
+            <w:tcW w:w="1322" w:type="pct"/>
             <w:vAlign w:val="center"/>
           </w:tcPr>
           <w:p>
@@ -7410,47 +7495,47 @@
         </w:tc>
         <w:tc>
           <w:tcPr>
-            <w:tcW w:w="543" w:type="pct"/>
-          </w:tcPr>
-          <w:p>
-            <w:pPr>
-              <w:pStyle w:val="ae"/>
-            </w:pPr>
-          </w:p>
-        </w:tc>
-        <w:tc>
-          <w:tcPr>
-            <w:tcW w:w="680" w:type="pct"/>
-          </w:tcPr>
-          <w:p>
-            <w:pPr>
-              <w:pStyle w:val="ae"/>
-            </w:pPr>
-          </w:p>
-        </w:tc>
-        <w:tc>
-          <w:tcPr>
-            <w:tcW w:w="681" w:type="pct"/>
-          </w:tcPr>
-          <w:p>
-            <w:pPr>
-              <w:pStyle w:val="ae"/>
-            </w:pPr>
-          </w:p>
-        </w:tc>
-        <w:tc>
-          <w:tcPr>
-            <w:tcW w:w="680" w:type="pct"/>
-          </w:tcPr>
-          <w:p>
-            <w:pPr>
-              <w:pStyle w:val="ae"/>
-            </w:pPr>
-          </w:p>
-        </w:tc>
-        <w:tc>
-          <w:tcPr>
-            <w:tcW w:w="681" w:type="pct"/>
+            <w:tcW w:w="652" w:type="pct"/>
+          </w:tcPr>
+          <w:p>
+            <w:pPr>
+              <w:pStyle w:val="ae"/>
+            </w:pPr>
+          </w:p>
+        </w:tc>
+        <w:tc>
+          <w:tcPr>
+            <w:tcW w:w="652" w:type="pct"/>
+          </w:tcPr>
+          <w:p>
+            <w:pPr>
+              <w:pStyle w:val="ae"/>
+            </w:pPr>
+          </w:p>
+        </w:tc>
+        <w:tc>
+          <w:tcPr>
+            <w:tcW w:w="652" w:type="pct"/>
+          </w:tcPr>
+          <w:p>
+            <w:pPr>
+              <w:pStyle w:val="ae"/>
+            </w:pPr>
+          </w:p>
+        </w:tc>
+        <w:tc>
+          <w:tcPr>
+            <w:tcW w:w="652" w:type="pct"/>
+          </w:tcPr>
+          <w:p>
+            <w:pPr>
+              <w:pStyle w:val="ae"/>
+            </w:pPr>
+          </w:p>
+        </w:tc>
+        <w:tc>
+          <w:tcPr>
+            <w:tcW w:w="653" w:type="pct"/>
           </w:tcPr>
           <w:p>
             <w:pPr>
@@ -7474,7 +7559,7 @@
         </w:tc>
         <w:tc>
           <w:tcPr>
-            <w:tcW w:w="1320" w:type="pct"/>
+            <w:tcW w:w="1322" w:type="pct"/>
             <w:vAlign w:val="center"/>
           </w:tcPr>
           <w:p>
@@ -7492,47 +7577,47 @@
         </w:tc>
         <w:tc>
           <w:tcPr>
-            <w:tcW w:w="543" w:type="pct"/>
-          </w:tcPr>
-          <w:p>
-            <w:pPr>
-              <w:pStyle w:val="ae"/>
-            </w:pPr>
-          </w:p>
-        </w:tc>
-        <w:tc>
-          <w:tcPr>
-            <w:tcW w:w="680" w:type="pct"/>
-          </w:tcPr>
-          <w:p>
-            <w:pPr>
-              <w:pStyle w:val="ae"/>
-            </w:pPr>
-          </w:p>
-        </w:tc>
-        <w:tc>
-          <w:tcPr>
-            <w:tcW w:w="681" w:type="pct"/>
-          </w:tcPr>
-          <w:p>
-            <w:pPr>
-              <w:pStyle w:val="ae"/>
-            </w:pPr>
-          </w:p>
-        </w:tc>
-        <w:tc>
-          <w:tcPr>
-            <w:tcW w:w="680" w:type="pct"/>
-          </w:tcPr>
-          <w:p>
-            <w:pPr>
-              <w:pStyle w:val="ae"/>
-            </w:pPr>
-          </w:p>
-        </w:tc>
-        <w:tc>
-          <w:tcPr>
-            <w:tcW w:w="681" w:type="pct"/>
+            <w:tcW w:w="652" w:type="pct"/>
+          </w:tcPr>
+          <w:p>
+            <w:pPr>
+              <w:pStyle w:val="ae"/>
+            </w:pPr>
+          </w:p>
+        </w:tc>
+        <w:tc>
+          <w:tcPr>
+            <w:tcW w:w="652" w:type="pct"/>
+          </w:tcPr>
+          <w:p>
+            <w:pPr>
+              <w:pStyle w:val="ae"/>
+            </w:pPr>
+          </w:p>
+        </w:tc>
+        <w:tc>
+          <w:tcPr>
+            <w:tcW w:w="652" w:type="pct"/>
+          </w:tcPr>
+          <w:p>
+            <w:pPr>
+              <w:pStyle w:val="ae"/>
+            </w:pPr>
+          </w:p>
+        </w:tc>
+        <w:tc>
+          <w:tcPr>
+            <w:tcW w:w="652" w:type="pct"/>
+          </w:tcPr>
+          <w:p>
+            <w:pPr>
+              <w:pStyle w:val="ae"/>
+            </w:pPr>
+          </w:p>
+        </w:tc>
+        <w:tc>
+          <w:tcPr>
+            <w:tcW w:w="653" w:type="pct"/>
           </w:tcPr>
           <w:p>
             <w:pPr>
@@ -7556,7 +7641,7 @@
         </w:tc>
         <w:tc>
           <w:tcPr>
-            <w:tcW w:w="1320" w:type="pct"/>
+            <w:tcW w:w="1322" w:type="pct"/>
             <w:vAlign w:val="center"/>
           </w:tcPr>
           <w:p>
@@ -7574,47 +7659,47 @@
         </w:tc>
         <w:tc>
           <w:tcPr>
-            <w:tcW w:w="543" w:type="pct"/>
-          </w:tcPr>
-          <w:p>
-            <w:pPr>
-              <w:pStyle w:val="ae"/>
-            </w:pPr>
-          </w:p>
-        </w:tc>
-        <w:tc>
-          <w:tcPr>
-            <w:tcW w:w="680" w:type="pct"/>
-          </w:tcPr>
-          <w:p>
-            <w:pPr>
-              <w:pStyle w:val="ae"/>
-            </w:pPr>
-          </w:p>
-        </w:tc>
-        <w:tc>
-          <w:tcPr>
-            <w:tcW w:w="681" w:type="pct"/>
-          </w:tcPr>
-          <w:p>
-            <w:pPr>
-              <w:pStyle w:val="ae"/>
-            </w:pPr>
-          </w:p>
-        </w:tc>
-        <w:tc>
-          <w:tcPr>
-            <w:tcW w:w="680" w:type="pct"/>
-          </w:tcPr>
-          <w:p>
-            <w:pPr>
-              <w:pStyle w:val="ae"/>
-            </w:pPr>
-          </w:p>
-        </w:tc>
-        <w:tc>
-          <w:tcPr>
-            <w:tcW w:w="681" w:type="pct"/>
+            <w:tcW w:w="652" w:type="pct"/>
+          </w:tcPr>
+          <w:p>
+            <w:pPr>
+              <w:pStyle w:val="ae"/>
+            </w:pPr>
+          </w:p>
+        </w:tc>
+        <w:tc>
+          <w:tcPr>
+            <w:tcW w:w="652" w:type="pct"/>
+          </w:tcPr>
+          <w:p>
+            <w:pPr>
+              <w:pStyle w:val="ae"/>
+            </w:pPr>
+          </w:p>
+        </w:tc>
+        <w:tc>
+          <w:tcPr>
+            <w:tcW w:w="652" w:type="pct"/>
+          </w:tcPr>
+          <w:p>
+            <w:pPr>
+              <w:pStyle w:val="ae"/>
+            </w:pPr>
+          </w:p>
+        </w:tc>
+        <w:tc>
+          <w:tcPr>
+            <w:tcW w:w="652" w:type="pct"/>
+          </w:tcPr>
+          <w:p>
+            <w:pPr>
+              <w:pStyle w:val="ae"/>
+            </w:pPr>
+          </w:p>
+        </w:tc>
+        <w:tc>
+          <w:tcPr>
+            <w:tcW w:w="653" w:type="pct"/>
           </w:tcPr>
           <w:p>
             <w:pPr>
@@ -7638,7 +7723,7 @@
         </w:tc>
         <w:tc>
           <w:tcPr>
-            <w:tcW w:w="1320" w:type="pct"/>
+            <w:tcW w:w="1322" w:type="pct"/>
             <w:vAlign w:val="center"/>
           </w:tcPr>
           <w:p>
@@ -7656,47 +7741,47 @@
         </w:tc>
         <w:tc>
           <w:tcPr>
-            <w:tcW w:w="543" w:type="pct"/>
-          </w:tcPr>
-          <w:p>
-            <w:pPr>
-              <w:pStyle w:val="ae"/>
-            </w:pPr>
-          </w:p>
-        </w:tc>
-        <w:tc>
-          <w:tcPr>
-            <w:tcW w:w="680" w:type="pct"/>
-          </w:tcPr>
-          <w:p>
-            <w:pPr>
-              <w:pStyle w:val="ae"/>
-            </w:pPr>
-          </w:p>
-        </w:tc>
-        <w:tc>
-          <w:tcPr>
-            <w:tcW w:w="681" w:type="pct"/>
-          </w:tcPr>
-          <w:p>
-            <w:pPr>
-              <w:pStyle w:val="ae"/>
-            </w:pPr>
-          </w:p>
-        </w:tc>
-        <w:tc>
-          <w:tcPr>
-            <w:tcW w:w="680" w:type="pct"/>
-          </w:tcPr>
-          <w:p>
-            <w:pPr>
-              <w:pStyle w:val="ae"/>
-            </w:pPr>
-          </w:p>
-        </w:tc>
-        <w:tc>
-          <w:tcPr>
-            <w:tcW w:w="681" w:type="pct"/>
+            <w:tcW w:w="652" w:type="pct"/>
+          </w:tcPr>
+          <w:p>
+            <w:pPr>
+              <w:pStyle w:val="ae"/>
+            </w:pPr>
+          </w:p>
+        </w:tc>
+        <w:tc>
+          <w:tcPr>
+            <w:tcW w:w="652" w:type="pct"/>
+          </w:tcPr>
+          <w:p>
+            <w:pPr>
+              <w:pStyle w:val="ae"/>
+            </w:pPr>
+          </w:p>
+        </w:tc>
+        <w:tc>
+          <w:tcPr>
+            <w:tcW w:w="652" w:type="pct"/>
+          </w:tcPr>
+          <w:p>
+            <w:pPr>
+              <w:pStyle w:val="ae"/>
+            </w:pPr>
+          </w:p>
+        </w:tc>
+        <w:tc>
+          <w:tcPr>
+            <w:tcW w:w="652" w:type="pct"/>
+          </w:tcPr>
+          <w:p>
+            <w:pPr>
+              <w:pStyle w:val="ae"/>
+            </w:pPr>
+          </w:p>
+        </w:tc>
+        <w:tc>
+          <w:tcPr>
+            <w:tcW w:w="653" w:type="pct"/>
           </w:tcPr>
           <w:p>
             <w:pPr>
@@ -7720,7 +7805,7 @@
         </w:tc>
         <w:tc>
           <w:tcPr>
-            <w:tcW w:w="1320" w:type="pct"/>
+            <w:tcW w:w="1322" w:type="pct"/>
             <w:vAlign w:val="center"/>
           </w:tcPr>
           <w:p>
@@ -7738,47 +7823,47 @@
         </w:tc>
         <w:tc>
           <w:tcPr>
-            <w:tcW w:w="543" w:type="pct"/>
-          </w:tcPr>
-          <w:p>
-            <w:pPr>
-              <w:pStyle w:val="ae"/>
-            </w:pPr>
-          </w:p>
-        </w:tc>
-        <w:tc>
-          <w:tcPr>
-            <w:tcW w:w="680" w:type="pct"/>
-          </w:tcPr>
-          <w:p>
-            <w:pPr>
-              <w:pStyle w:val="ae"/>
-            </w:pPr>
-          </w:p>
-        </w:tc>
-        <w:tc>
-          <w:tcPr>
-            <w:tcW w:w="681" w:type="pct"/>
-          </w:tcPr>
-          <w:p>
-            <w:pPr>
-              <w:pStyle w:val="ae"/>
-            </w:pPr>
-          </w:p>
-        </w:tc>
-        <w:tc>
-          <w:tcPr>
-            <w:tcW w:w="680" w:type="pct"/>
-          </w:tcPr>
-          <w:p>
-            <w:pPr>
-              <w:pStyle w:val="ae"/>
-            </w:pPr>
-          </w:p>
-        </w:tc>
-        <w:tc>
-          <w:tcPr>
-            <w:tcW w:w="681" w:type="pct"/>
+            <w:tcW w:w="652" w:type="pct"/>
+          </w:tcPr>
+          <w:p>
+            <w:pPr>
+              <w:pStyle w:val="ae"/>
+            </w:pPr>
+          </w:p>
+        </w:tc>
+        <w:tc>
+          <w:tcPr>
+            <w:tcW w:w="652" w:type="pct"/>
+          </w:tcPr>
+          <w:p>
+            <w:pPr>
+              <w:pStyle w:val="ae"/>
+            </w:pPr>
+          </w:p>
+        </w:tc>
+        <w:tc>
+          <w:tcPr>
+            <w:tcW w:w="652" w:type="pct"/>
+          </w:tcPr>
+          <w:p>
+            <w:pPr>
+              <w:pStyle w:val="ae"/>
+            </w:pPr>
+          </w:p>
+        </w:tc>
+        <w:tc>
+          <w:tcPr>
+            <w:tcW w:w="652" w:type="pct"/>
+          </w:tcPr>
+          <w:p>
+            <w:pPr>
+              <w:pStyle w:val="ae"/>
+            </w:pPr>
+          </w:p>
+        </w:tc>
+        <w:tc>
+          <w:tcPr>
+            <w:tcW w:w="653" w:type="pct"/>
           </w:tcPr>
           <w:p>
             <w:pPr>
@@ -7802,7 +7887,7 @@
         </w:tc>
         <w:tc>
           <w:tcPr>
-            <w:tcW w:w="1320" w:type="pct"/>
+            <w:tcW w:w="1322" w:type="pct"/>
             <w:vAlign w:val="center"/>
           </w:tcPr>
           <w:p>
@@ -7820,47 +7905,47 @@
         </w:tc>
         <w:tc>
           <w:tcPr>
-            <w:tcW w:w="543" w:type="pct"/>
-          </w:tcPr>
-          <w:p>
-            <w:pPr>
-              <w:pStyle w:val="ae"/>
-            </w:pPr>
-          </w:p>
-        </w:tc>
-        <w:tc>
-          <w:tcPr>
-            <w:tcW w:w="680" w:type="pct"/>
-          </w:tcPr>
-          <w:p>
-            <w:pPr>
-              <w:pStyle w:val="ae"/>
-            </w:pPr>
-          </w:p>
-        </w:tc>
-        <w:tc>
-          <w:tcPr>
-            <w:tcW w:w="681" w:type="pct"/>
-          </w:tcPr>
-          <w:p>
-            <w:pPr>
-              <w:pStyle w:val="ae"/>
-            </w:pPr>
-          </w:p>
-        </w:tc>
-        <w:tc>
-          <w:tcPr>
-            <w:tcW w:w="680" w:type="pct"/>
-          </w:tcPr>
-          <w:p>
-            <w:pPr>
-              <w:pStyle w:val="ae"/>
-            </w:pPr>
-          </w:p>
-        </w:tc>
-        <w:tc>
-          <w:tcPr>
-            <w:tcW w:w="681" w:type="pct"/>
+            <w:tcW w:w="652" w:type="pct"/>
+          </w:tcPr>
+          <w:p>
+            <w:pPr>
+              <w:pStyle w:val="ae"/>
+            </w:pPr>
+          </w:p>
+        </w:tc>
+        <w:tc>
+          <w:tcPr>
+            <w:tcW w:w="652" w:type="pct"/>
+          </w:tcPr>
+          <w:p>
+            <w:pPr>
+              <w:pStyle w:val="ae"/>
+            </w:pPr>
+          </w:p>
+        </w:tc>
+        <w:tc>
+          <w:tcPr>
+            <w:tcW w:w="652" w:type="pct"/>
+          </w:tcPr>
+          <w:p>
+            <w:pPr>
+              <w:pStyle w:val="ae"/>
+            </w:pPr>
+          </w:p>
+        </w:tc>
+        <w:tc>
+          <w:tcPr>
+            <w:tcW w:w="652" w:type="pct"/>
+          </w:tcPr>
+          <w:p>
+            <w:pPr>
+              <w:pStyle w:val="ae"/>
+            </w:pPr>
+          </w:p>
+        </w:tc>
+        <w:tc>
+          <w:tcPr>
+            <w:tcW w:w="653" w:type="pct"/>
           </w:tcPr>
           <w:p>
             <w:pPr>
@@ -7884,7 +7969,7 @@
         </w:tc>
         <w:tc>
           <w:tcPr>
-            <w:tcW w:w="1320" w:type="pct"/>
+            <w:tcW w:w="1322" w:type="pct"/>
             <w:vAlign w:val="center"/>
           </w:tcPr>
           <w:p>
@@ -7902,47 +7987,47 @@
         </w:tc>
         <w:tc>
           <w:tcPr>
-            <w:tcW w:w="543" w:type="pct"/>
-          </w:tcPr>
-          <w:p>
-            <w:pPr>
-              <w:pStyle w:val="ae"/>
-            </w:pPr>
-          </w:p>
-        </w:tc>
-        <w:tc>
-          <w:tcPr>
-            <w:tcW w:w="680" w:type="pct"/>
-          </w:tcPr>
-          <w:p>
-            <w:pPr>
-              <w:pStyle w:val="ae"/>
-            </w:pPr>
-          </w:p>
-        </w:tc>
-        <w:tc>
-          <w:tcPr>
-            <w:tcW w:w="681" w:type="pct"/>
-          </w:tcPr>
-          <w:p>
-            <w:pPr>
-              <w:pStyle w:val="ae"/>
-            </w:pPr>
-          </w:p>
-        </w:tc>
-        <w:tc>
-          <w:tcPr>
-            <w:tcW w:w="680" w:type="pct"/>
-          </w:tcPr>
-          <w:p>
-            <w:pPr>
-              <w:pStyle w:val="ae"/>
-            </w:pPr>
-          </w:p>
-        </w:tc>
-        <w:tc>
-          <w:tcPr>
-            <w:tcW w:w="681" w:type="pct"/>
+            <w:tcW w:w="652" w:type="pct"/>
+          </w:tcPr>
+          <w:p>
+            <w:pPr>
+              <w:pStyle w:val="ae"/>
+            </w:pPr>
+          </w:p>
+        </w:tc>
+        <w:tc>
+          <w:tcPr>
+            <w:tcW w:w="652" w:type="pct"/>
+          </w:tcPr>
+          <w:p>
+            <w:pPr>
+              <w:pStyle w:val="ae"/>
+            </w:pPr>
+          </w:p>
+        </w:tc>
+        <w:tc>
+          <w:tcPr>
+            <w:tcW w:w="652" w:type="pct"/>
+          </w:tcPr>
+          <w:p>
+            <w:pPr>
+              <w:pStyle w:val="ae"/>
+            </w:pPr>
+          </w:p>
+        </w:tc>
+        <w:tc>
+          <w:tcPr>
+            <w:tcW w:w="652" w:type="pct"/>
+          </w:tcPr>
+          <w:p>
+            <w:pPr>
+              <w:pStyle w:val="ae"/>
+            </w:pPr>
+          </w:p>
+        </w:tc>
+        <w:tc>
+          <w:tcPr>
+            <w:tcW w:w="653" w:type="pct"/>
           </w:tcPr>
           <w:p>
             <w:pPr>
@@ -7966,7 +8051,7 @@
         </w:tc>
         <w:tc>
           <w:tcPr>
-            <w:tcW w:w="1320" w:type="pct"/>
+            <w:tcW w:w="1322" w:type="pct"/>
             <w:vAlign w:val="center"/>
           </w:tcPr>
           <w:p>
@@ -7984,47 +8069,47 @@
         </w:tc>
         <w:tc>
           <w:tcPr>
-            <w:tcW w:w="543" w:type="pct"/>
-          </w:tcPr>
-          <w:p>
-            <w:pPr>
-              <w:pStyle w:val="ae"/>
-            </w:pPr>
-          </w:p>
-        </w:tc>
-        <w:tc>
-          <w:tcPr>
-            <w:tcW w:w="680" w:type="pct"/>
-          </w:tcPr>
-          <w:p>
-            <w:pPr>
-              <w:pStyle w:val="ae"/>
-            </w:pPr>
-          </w:p>
-        </w:tc>
-        <w:tc>
-          <w:tcPr>
-            <w:tcW w:w="681" w:type="pct"/>
-          </w:tcPr>
-          <w:p>
-            <w:pPr>
-              <w:pStyle w:val="ae"/>
-            </w:pPr>
-          </w:p>
-        </w:tc>
-        <w:tc>
-          <w:tcPr>
-            <w:tcW w:w="680" w:type="pct"/>
-          </w:tcPr>
-          <w:p>
-            <w:pPr>
-              <w:pStyle w:val="ae"/>
-            </w:pPr>
-          </w:p>
-        </w:tc>
-        <w:tc>
-          <w:tcPr>
-            <w:tcW w:w="681" w:type="pct"/>
+            <w:tcW w:w="652" w:type="pct"/>
+          </w:tcPr>
+          <w:p>
+            <w:pPr>
+              <w:pStyle w:val="ae"/>
+            </w:pPr>
+          </w:p>
+        </w:tc>
+        <w:tc>
+          <w:tcPr>
+            <w:tcW w:w="652" w:type="pct"/>
+          </w:tcPr>
+          <w:p>
+            <w:pPr>
+              <w:pStyle w:val="ae"/>
+            </w:pPr>
+          </w:p>
+        </w:tc>
+        <w:tc>
+          <w:tcPr>
+            <w:tcW w:w="652" w:type="pct"/>
+          </w:tcPr>
+          <w:p>
+            <w:pPr>
+              <w:pStyle w:val="ae"/>
+            </w:pPr>
+          </w:p>
+        </w:tc>
+        <w:tc>
+          <w:tcPr>
+            <w:tcW w:w="652" w:type="pct"/>
+          </w:tcPr>
+          <w:p>
+            <w:pPr>
+              <w:pStyle w:val="ae"/>
+            </w:pPr>
+          </w:p>
+        </w:tc>
+        <w:tc>
+          <w:tcPr>
+            <w:tcW w:w="653" w:type="pct"/>
           </w:tcPr>
           <w:p>
             <w:pPr>
@@ -8048,7 +8133,7 @@
         </w:tc>
         <w:tc>
           <w:tcPr>
-            <w:tcW w:w="1320" w:type="pct"/>
+            <w:tcW w:w="1322" w:type="pct"/>
             <w:vAlign w:val="center"/>
           </w:tcPr>
           <w:p>
@@ -8066,47 +8151,47 @@
         </w:tc>
         <w:tc>
           <w:tcPr>
-            <w:tcW w:w="543" w:type="pct"/>
-          </w:tcPr>
-          <w:p>
-            <w:pPr>
-              <w:pStyle w:val="ae"/>
-            </w:pPr>
-          </w:p>
-        </w:tc>
-        <w:tc>
-          <w:tcPr>
-            <w:tcW w:w="680" w:type="pct"/>
-          </w:tcPr>
-          <w:p>
-            <w:pPr>
-              <w:pStyle w:val="ae"/>
-            </w:pPr>
-          </w:p>
-        </w:tc>
-        <w:tc>
-          <w:tcPr>
-            <w:tcW w:w="681" w:type="pct"/>
-          </w:tcPr>
-          <w:p>
-            <w:pPr>
-              <w:pStyle w:val="ae"/>
-            </w:pPr>
-          </w:p>
-        </w:tc>
-        <w:tc>
-          <w:tcPr>
-            <w:tcW w:w="680" w:type="pct"/>
-          </w:tcPr>
-          <w:p>
-            <w:pPr>
-              <w:pStyle w:val="ae"/>
-            </w:pPr>
-          </w:p>
-        </w:tc>
-        <w:tc>
-          <w:tcPr>
-            <w:tcW w:w="681" w:type="pct"/>
+            <w:tcW w:w="652" w:type="pct"/>
+          </w:tcPr>
+          <w:p>
+            <w:pPr>
+              <w:pStyle w:val="ae"/>
+            </w:pPr>
+          </w:p>
+        </w:tc>
+        <w:tc>
+          <w:tcPr>
+            <w:tcW w:w="652" w:type="pct"/>
+          </w:tcPr>
+          <w:p>
+            <w:pPr>
+              <w:pStyle w:val="ae"/>
+            </w:pPr>
+          </w:p>
+        </w:tc>
+        <w:tc>
+          <w:tcPr>
+            <w:tcW w:w="652" w:type="pct"/>
+          </w:tcPr>
+          <w:p>
+            <w:pPr>
+              <w:pStyle w:val="ae"/>
+            </w:pPr>
+          </w:p>
+        </w:tc>
+        <w:tc>
+          <w:tcPr>
+            <w:tcW w:w="652" w:type="pct"/>
+          </w:tcPr>
+          <w:p>
+            <w:pPr>
+              <w:pStyle w:val="ae"/>
+            </w:pPr>
+          </w:p>
+        </w:tc>
+        <w:tc>
+          <w:tcPr>
+            <w:tcW w:w="653" w:type="pct"/>
           </w:tcPr>
           <w:p>
             <w:pPr>
@@ -8139,7 +8224,7 @@
         </w:tc>
         <w:tc>
           <w:tcPr>
-            <w:tcW w:w="1320" w:type="pct"/>
+            <w:tcW w:w="1322" w:type="pct"/>
             <w:vAlign w:val="center"/>
           </w:tcPr>
           <w:p>
@@ -8160,47 +8245,47 @@
         </w:tc>
         <w:tc>
           <w:tcPr>
-            <w:tcW w:w="543" w:type="pct"/>
-          </w:tcPr>
-          <w:p>
-            <w:pPr>
-              <w:pStyle w:val="ae"/>
-            </w:pPr>
-          </w:p>
-        </w:tc>
-        <w:tc>
-          <w:tcPr>
-            <w:tcW w:w="680" w:type="pct"/>
-          </w:tcPr>
-          <w:p>
-            <w:pPr>
-              <w:pStyle w:val="ae"/>
-            </w:pPr>
-          </w:p>
-        </w:tc>
-        <w:tc>
-          <w:tcPr>
-            <w:tcW w:w="681" w:type="pct"/>
-          </w:tcPr>
-          <w:p>
-            <w:pPr>
-              <w:pStyle w:val="ae"/>
-            </w:pPr>
-          </w:p>
-        </w:tc>
-        <w:tc>
-          <w:tcPr>
-            <w:tcW w:w="680" w:type="pct"/>
-          </w:tcPr>
-          <w:p>
-            <w:pPr>
-              <w:pStyle w:val="ae"/>
-            </w:pPr>
-          </w:p>
-        </w:tc>
-        <w:tc>
-          <w:tcPr>
-            <w:tcW w:w="681" w:type="pct"/>
+            <w:tcW w:w="652" w:type="pct"/>
+          </w:tcPr>
+          <w:p>
+            <w:pPr>
+              <w:pStyle w:val="ae"/>
+            </w:pPr>
+          </w:p>
+        </w:tc>
+        <w:tc>
+          <w:tcPr>
+            <w:tcW w:w="652" w:type="pct"/>
+          </w:tcPr>
+          <w:p>
+            <w:pPr>
+              <w:pStyle w:val="ae"/>
+            </w:pPr>
+          </w:p>
+        </w:tc>
+        <w:tc>
+          <w:tcPr>
+            <w:tcW w:w="652" w:type="pct"/>
+          </w:tcPr>
+          <w:p>
+            <w:pPr>
+              <w:pStyle w:val="ae"/>
+            </w:pPr>
+          </w:p>
+        </w:tc>
+        <w:tc>
+          <w:tcPr>
+            <w:tcW w:w="652" w:type="pct"/>
+          </w:tcPr>
+          <w:p>
+            <w:pPr>
+              <w:pStyle w:val="ae"/>
+            </w:pPr>
+          </w:p>
+        </w:tc>
+        <w:tc>
+          <w:tcPr>
+            <w:tcW w:w="653" w:type="pct"/>
           </w:tcPr>
           <w:p>
             <w:pPr>
@@ -8227,7 +8312,7 @@
         </w:tc>
         <w:tc>
           <w:tcPr>
-            <w:tcW w:w="1320" w:type="pct"/>
+            <w:tcW w:w="1322" w:type="pct"/>
             <w:vAlign w:val="center"/>
           </w:tcPr>
           <w:p>
@@ -8253,7 +8338,7 @@
         </w:tc>
         <w:tc>
           <w:tcPr>
-            <w:tcW w:w="543" w:type="pct"/>
+            <w:tcW w:w="652" w:type="pct"/>
             <w:vAlign w:val="center"/>
           </w:tcPr>
           <w:p>
@@ -8264,7 +8349,7 @@
         </w:tc>
         <w:tc>
           <w:tcPr>
-            <w:tcW w:w="680" w:type="pct"/>
+            <w:tcW w:w="652" w:type="pct"/>
             <w:vAlign w:val="center"/>
           </w:tcPr>
           <w:p>
@@ -8275,7 +8360,7 @@
         </w:tc>
         <w:tc>
           <w:tcPr>
-            <w:tcW w:w="681" w:type="pct"/>
+            <w:tcW w:w="652" w:type="pct"/>
             <w:vAlign w:val="center"/>
           </w:tcPr>
           <w:p>
@@ -8286,7 +8371,7 @@
         </w:tc>
         <w:tc>
           <w:tcPr>
-            <w:tcW w:w="680" w:type="pct"/>
+            <w:tcW w:w="652" w:type="pct"/>
             <w:vAlign w:val="center"/>
           </w:tcPr>
           <w:p>
@@ -8297,7 +8382,7 @@
         </w:tc>
         <w:tc>
           <w:tcPr>
-            <w:tcW w:w="681" w:type="pct"/>
+            <w:tcW w:w="653" w:type="pct"/>
             <w:vAlign w:val="center"/>
           </w:tcPr>
           <w:p>
@@ -8325,7 +8410,7 @@
         </w:tc>
         <w:tc>
           <w:tcPr>
-            <w:tcW w:w="1320" w:type="pct"/>
+            <w:tcW w:w="1322" w:type="pct"/>
             <w:vAlign w:val="center"/>
           </w:tcPr>
           <w:p>
@@ -8342,7 +8427,7 @@
         </w:tc>
         <w:tc>
           <w:tcPr>
-            <w:tcW w:w="543" w:type="pct"/>
+            <w:tcW w:w="652" w:type="pct"/>
             <w:vAlign w:val="center"/>
           </w:tcPr>
           <w:p>
@@ -8353,7 +8438,7 @@
         </w:tc>
         <w:tc>
           <w:tcPr>
-            <w:tcW w:w="680" w:type="pct"/>
+            <w:tcW w:w="652" w:type="pct"/>
             <w:vAlign w:val="center"/>
           </w:tcPr>
           <w:p>
@@ -8364,7 +8449,7 @@
         </w:tc>
         <w:tc>
           <w:tcPr>
-            <w:tcW w:w="681" w:type="pct"/>
+            <w:tcW w:w="652" w:type="pct"/>
             <w:vAlign w:val="center"/>
           </w:tcPr>
           <w:p>
@@ -8375,7 +8460,7 @@
         </w:tc>
         <w:tc>
           <w:tcPr>
-            <w:tcW w:w="680" w:type="pct"/>
+            <w:tcW w:w="652" w:type="pct"/>
             <w:vAlign w:val="center"/>
           </w:tcPr>
           <w:p>
@@ -8386,7 +8471,7 @@
         </w:tc>
         <w:tc>
           <w:tcPr>
-            <w:tcW w:w="681" w:type="pct"/>
+            <w:tcW w:w="653" w:type="pct"/>
             <w:vAlign w:val="center"/>
           </w:tcPr>
           <w:p>
@@ -8411,7 +8496,7 @@
         </w:tc>
         <w:tc>
           <w:tcPr>
-            <w:tcW w:w="1320" w:type="pct"/>
+            <w:tcW w:w="1322" w:type="pct"/>
             <w:vAlign w:val="center"/>
           </w:tcPr>
           <w:p>
@@ -8429,47 +8514,47 @@
         </w:tc>
         <w:tc>
           <w:tcPr>
-            <w:tcW w:w="543" w:type="pct"/>
-          </w:tcPr>
-          <w:p>
-            <w:pPr>
-              <w:pStyle w:val="ae"/>
-            </w:pPr>
-          </w:p>
-        </w:tc>
-        <w:tc>
-          <w:tcPr>
-            <w:tcW w:w="680" w:type="pct"/>
-          </w:tcPr>
-          <w:p>
-            <w:pPr>
-              <w:pStyle w:val="ae"/>
-            </w:pPr>
-          </w:p>
-        </w:tc>
-        <w:tc>
-          <w:tcPr>
-            <w:tcW w:w="681" w:type="pct"/>
-          </w:tcPr>
-          <w:p>
-            <w:pPr>
-              <w:pStyle w:val="ae"/>
-            </w:pPr>
-          </w:p>
-        </w:tc>
-        <w:tc>
-          <w:tcPr>
-            <w:tcW w:w="680" w:type="pct"/>
-          </w:tcPr>
-          <w:p>
-            <w:pPr>
-              <w:pStyle w:val="ae"/>
-            </w:pPr>
-          </w:p>
-        </w:tc>
-        <w:tc>
-          <w:tcPr>
-            <w:tcW w:w="681" w:type="pct"/>
+            <w:tcW w:w="652" w:type="pct"/>
+          </w:tcPr>
+          <w:p>
+            <w:pPr>
+              <w:pStyle w:val="ae"/>
+            </w:pPr>
+          </w:p>
+        </w:tc>
+        <w:tc>
+          <w:tcPr>
+            <w:tcW w:w="652" w:type="pct"/>
+          </w:tcPr>
+          <w:p>
+            <w:pPr>
+              <w:pStyle w:val="ae"/>
+            </w:pPr>
+          </w:p>
+        </w:tc>
+        <w:tc>
+          <w:tcPr>
+            <w:tcW w:w="652" w:type="pct"/>
+          </w:tcPr>
+          <w:p>
+            <w:pPr>
+              <w:pStyle w:val="ae"/>
+            </w:pPr>
+          </w:p>
+        </w:tc>
+        <w:tc>
+          <w:tcPr>
+            <w:tcW w:w="652" w:type="pct"/>
+          </w:tcPr>
+          <w:p>
+            <w:pPr>
+              <w:pStyle w:val="ae"/>
+            </w:pPr>
+          </w:p>
+        </w:tc>
+        <w:tc>
+          <w:tcPr>
+            <w:tcW w:w="653" w:type="pct"/>
           </w:tcPr>
           <w:p>
             <w:pPr>
@@ -8493,7 +8578,7 @@
         </w:tc>
         <w:tc>
           <w:tcPr>
-            <w:tcW w:w="1320" w:type="pct"/>
+            <w:tcW w:w="1322" w:type="pct"/>
             <w:vAlign w:val="center"/>
           </w:tcPr>
           <w:p>
@@ -8514,47 +8599,47 @@
         </w:tc>
         <w:tc>
           <w:tcPr>
-            <w:tcW w:w="543" w:type="pct"/>
-          </w:tcPr>
-          <w:p>
-            <w:pPr>
-              <w:pStyle w:val="ae"/>
-            </w:pPr>
-          </w:p>
-        </w:tc>
-        <w:tc>
-          <w:tcPr>
-            <w:tcW w:w="680" w:type="pct"/>
-          </w:tcPr>
-          <w:p>
-            <w:pPr>
-              <w:pStyle w:val="ae"/>
-            </w:pPr>
-          </w:p>
-        </w:tc>
-        <w:tc>
-          <w:tcPr>
-            <w:tcW w:w="681" w:type="pct"/>
-          </w:tcPr>
-          <w:p>
-            <w:pPr>
-              <w:pStyle w:val="ae"/>
-            </w:pPr>
-          </w:p>
-        </w:tc>
-        <w:tc>
-          <w:tcPr>
-            <w:tcW w:w="680" w:type="pct"/>
-          </w:tcPr>
-          <w:p>
-            <w:pPr>
-              <w:pStyle w:val="ae"/>
-            </w:pPr>
-          </w:p>
-        </w:tc>
-        <w:tc>
-          <w:tcPr>
-            <w:tcW w:w="681" w:type="pct"/>
+            <w:tcW w:w="652" w:type="pct"/>
+          </w:tcPr>
+          <w:p>
+            <w:pPr>
+              <w:pStyle w:val="ae"/>
+            </w:pPr>
+          </w:p>
+        </w:tc>
+        <w:tc>
+          <w:tcPr>
+            <w:tcW w:w="652" w:type="pct"/>
+          </w:tcPr>
+          <w:p>
+            <w:pPr>
+              <w:pStyle w:val="ae"/>
+            </w:pPr>
+          </w:p>
+        </w:tc>
+        <w:tc>
+          <w:tcPr>
+            <w:tcW w:w="652" w:type="pct"/>
+          </w:tcPr>
+          <w:p>
+            <w:pPr>
+              <w:pStyle w:val="ae"/>
+            </w:pPr>
+          </w:p>
+        </w:tc>
+        <w:tc>
+          <w:tcPr>
+            <w:tcW w:w="652" w:type="pct"/>
+          </w:tcPr>
+          <w:p>
+            <w:pPr>
+              <w:pStyle w:val="ae"/>
+            </w:pPr>
+          </w:p>
+        </w:tc>
+        <w:tc>
+          <w:tcPr>
+            <w:tcW w:w="653" w:type="pct"/>
           </w:tcPr>
           <w:p>
             <w:pPr>
@@ -8578,7 +8663,7 @@
         </w:tc>
         <w:tc>
           <w:tcPr>
-            <w:tcW w:w="1320" w:type="pct"/>
+            <w:tcW w:w="1322" w:type="pct"/>
             <w:vAlign w:val="center"/>
           </w:tcPr>
           <w:p>
@@ -8596,47 +8681,47 @@
         </w:tc>
         <w:tc>
           <w:tcPr>
-            <w:tcW w:w="543" w:type="pct"/>
-          </w:tcPr>
-          <w:p>
-            <w:pPr>
-              <w:pStyle w:val="ae"/>
-            </w:pPr>
-          </w:p>
-        </w:tc>
-        <w:tc>
-          <w:tcPr>
-            <w:tcW w:w="680" w:type="pct"/>
-          </w:tcPr>
-          <w:p>
-            <w:pPr>
-              <w:pStyle w:val="ae"/>
-            </w:pPr>
-          </w:p>
-        </w:tc>
-        <w:tc>
-          <w:tcPr>
-            <w:tcW w:w="681" w:type="pct"/>
-          </w:tcPr>
-          <w:p>
-            <w:pPr>
-              <w:pStyle w:val="ae"/>
-            </w:pPr>
-          </w:p>
-        </w:tc>
-        <w:tc>
-          <w:tcPr>
-            <w:tcW w:w="680" w:type="pct"/>
-          </w:tcPr>
-          <w:p>
-            <w:pPr>
-              <w:pStyle w:val="ae"/>
-            </w:pPr>
-          </w:p>
-        </w:tc>
-        <w:tc>
-          <w:tcPr>
-            <w:tcW w:w="681" w:type="pct"/>
+            <w:tcW w:w="652" w:type="pct"/>
+          </w:tcPr>
+          <w:p>
+            <w:pPr>
+              <w:pStyle w:val="ae"/>
+            </w:pPr>
+          </w:p>
+        </w:tc>
+        <w:tc>
+          <w:tcPr>
+            <w:tcW w:w="652" w:type="pct"/>
+          </w:tcPr>
+          <w:p>
+            <w:pPr>
+              <w:pStyle w:val="ae"/>
+            </w:pPr>
+          </w:p>
+        </w:tc>
+        <w:tc>
+          <w:tcPr>
+            <w:tcW w:w="652" w:type="pct"/>
+          </w:tcPr>
+          <w:p>
+            <w:pPr>
+              <w:pStyle w:val="ae"/>
+            </w:pPr>
+          </w:p>
+        </w:tc>
+        <w:tc>
+          <w:tcPr>
+            <w:tcW w:w="652" w:type="pct"/>
+          </w:tcPr>
+          <w:p>
+            <w:pPr>
+              <w:pStyle w:val="ae"/>
+            </w:pPr>
+          </w:p>
+        </w:tc>
+        <w:tc>
+          <w:tcPr>
+            <w:tcW w:w="653" w:type="pct"/>
           </w:tcPr>
           <w:p>
             <w:pPr>
@@ -8666,7 +8751,7 @@
         </w:tc>
         <w:tc>
           <w:tcPr>
-            <w:tcW w:w="1320" w:type="pct"/>
+            <w:tcW w:w="1322" w:type="pct"/>
             <w:vAlign w:val="center"/>
           </w:tcPr>
           <w:p>
@@ -8684,47 +8769,47 @@
         </w:tc>
         <w:tc>
           <w:tcPr>
-            <w:tcW w:w="543" w:type="pct"/>
-          </w:tcPr>
-          <w:p>
-            <w:pPr>
-              <w:pStyle w:val="ae"/>
-            </w:pPr>
-          </w:p>
-        </w:tc>
-        <w:tc>
-          <w:tcPr>
-            <w:tcW w:w="680" w:type="pct"/>
-          </w:tcPr>
-          <w:p>
-            <w:pPr>
-              <w:pStyle w:val="ae"/>
-            </w:pPr>
-          </w:p>
-        </w:tc>
-        <w:tc>
-          <w:tcPr>
-            <w:tcW w:w="681" w:type="pct"/>
-          </w:tcPr>
-          <w:p>
-            <w:pPr>
-              <w:pStyle w:val="ae"/>
-            </w:pPr>
-          </w:p>
-        </w:tc>
-        <w:tc>
-          <w:tcPr>
-            <w:tcW w:w="680" w:type="pct"/>
-          </w:tcPr>
-          <w:p>
-            <w:pPr>
-              <w:pStyle w:val="ae"/>
-            </w:pPr>
-          </w:p>
-        </w:tc>
-        <w:tc>
-          <w:tcPr>
-            <w:tcW w:w="681" w:type="pct"/>
+            <w:tcW w:w="652" w:type="pct"/>
+          </w:tcPr>
+          <w:p>
+            <w:pPr>
+              <w:pStyle w:val="ae"/>
+            </w:pPr>
+          </w:p>
+        </w:tc>
+        <w:tc>
+          <w:tcPr>
+            <w:tcW w:w="652" w:type="pct"/>
+          </w:tcPr>
+          <w:p>
+            <w:pPr>
+              <w:pStyle w:val="ae"/>
+            </w:pPr>
+          </w:p>
+        </w:tc>
+        <w:tc>
+          <w:tcPr>
+            <w:tcW w:w="652" w:type="pct"/>
+          </w:tcPr>
+          <w:p>
+            <w:pPr>
+              <w:pStyle w:val="ae"/>
+            </w:pPr>
+          </w:p>
+        </w:tc>
+        <w:tc>
+          <w:tcPr>
+            <w:tcW w:w="652" w:type="pct"/>
+          </w:tcPr>
+          <w:p>
+            <w:pPr>
+              <w:pStyle w:val="ae"/>
+            </w:pPr>
+          </w:p>
+        </w:tc>
+        <w:tc>
+          <w:tcPr>
+            <w:tcW w:w="653" w:type="pct"/>
           </w:tcPr>
           <w:p>
             <w:pPr>
@@ -8748,7 +8833,7 @@
         </w:tc>
         <w:tc>
           <w:tcPr>
-            <w:tcW w:w="1320" w:type="pct"/>
+            <w:tcW w:w="1322" w:type="pct"/>
             <w:vAlign w:val="center"/>
           </w:tcPr>
           <w:p>
@@ -8790,47 +8875,47 @@
         </w:tc>
         <w:tc>
           <w:tcPr>
-            <w:tcW w:w="543" w:type="pct"/>
-          </w:tcPr>
-          <w:p>
-            <w:pPr>
-              <w:pStyle w:val="ae"/>
-            </w:pPr>
-          </w:p>
-        </w:tc>
-        <w:tc>
-          <w:tcPr>
-            <w:tcW w:w="680" w:type="pct"/>
-          </w:tcPr>
-          <w:p>
-            <w:pPr>
-              <w:pStyle w:val="ae"/>
-            </w:pPr>
-          </w:p>
-        </w:tc>
-        <w:tc>
-          <w:tcPr>
-            <w:tcW w:w="681" w:type="pct"/>
-          </w:tcPr>
-          <w:p>
-            <w:pPr>
-              <w:pStyle w:val="ae"/>
-            </w:pPr>
-          </w:p>
-        </w:tc>
-        <w:tc>
-          <w:tcPr>
-            <w:tcW w:w="680" w:type="pct"/>
-          </w:tcPr>
-          <w:p>
-            <w:pPr>
-              <w:pStyle w:val="ae"/>
-            </w:pPr>
-          </w:p>
-        </w:tc>
-        <w:tc>
-          <w:tcPr>
-            <w:tcW w:w="681" w:type="pct"/>
+            <w:tcW w:w="652" w:type="pct"/>
+          </w:tcPr>
+          <w:p>
+            <w:pPr>
+              <w:pStyle w:val="ae"/>
+            </w:pPr>
+          </w:p>
+        </w:tc>
+        <w:tc>
+          <w:tcPr>
+            <w:tcW w:w="652" w:type="pct"/>
+          </w:tcPr>
+          <w:p>
+            <w:pPr>
+              <w:pStyle w:val="ae"/>
+            </w:pPr>
+          </w:p>
+        </w:tc>
+        <w:tc>
+          <w:tcPr>
+            <w:tcW w:w="652" w:type="pct"/>
+          </w:tcPr>
+          <w:p>
+            <w:pPr>
+              <w:pStyle w:val="ae"/>
+            </w:pPr>
+          </w:p>
+        </w:tc>
+        <w:tc>
+          <w:tcPr>
+            <w:tcW w:w="652" w:type="pct"/>
+          </w:tcPr>
+          <w:p>
+            <w:pPr>
+              <w:pStyle w:val="ae"/>
+            </w:pPr>
+          </w:p>
+        </w:tc>
+        <w:tc>
+          <w:tcPr>
+            <w:tcW w:w="653" w:type="pct"/>
           </w:tcPr>
           <w:p>
             <w:pPr>
@@ -8854,7 +8939,7 @@
         </w:tc>
         <w:tc>
           <w:tcPr>
-            <w:tcW w:w="1320" w:type="pct"/>
+            <w:tcW w:w="1322" w:type="pct"/>
             <w:vAlign w:val="center"/>
           </w:tcPr>
           <w:p>
@@ -8896,47 +8981,47 @@
         </w:tc>
         <w:tc>
           <w:tcPr>
-            <w:tcW w:w="543" w:type="pct"/>
-          </w:tcPr>
-          <w:p>
-            <w:pPr>
-              <w:pStyle w:val="ae"/>
-            </w:pPr>
-          </w:p>
-        </w:tc>
-        <w:tc>
-          <w:tcPr>
-            <w:tcW w:w="680" w:type="pct"/>
-          </w:tcPr>
-          <w:p>
-            <w:pPr>
-              <w:pStyle w:val="ae"/>
-            </w:pPr>
-          </w:p>
-        </w:tc>
-        <w:tc>
-          <w:tcPr>
-            <w:tcW w:w="681" w:type="pct"/>
-          </w:tcPr>
-          <w:p>
-            <w:pPr>
-              <w:pStyle w:val="ae"/>
-            </w:pPr>
-          </w:p>
-        </w:tc>
-        <w:tc>
-          <w:tcPr>
-            <w:tcW w:w="680" w:type="pct"/>
-          </w:tcPr>
-          <w:p>
-            <w:pPr>
-              <w:pStyle w:val="ae"/>
-            </w:pPr>
-          </w:p>
-        </w:tc>
-        <w:tc>
-          <w:tcPr>
-            <w:tcW w:w="681" w:type="pct"/>
+            <w:tcW w:w="652" w:type="pct"/>
+          </w:tcPr>
+          <w:p>
+            <w:pPr>
+              <w:pStyle w:val="ae"/>
+            </w:pPr>
+          </w:p>
+        </w:tc>
+        <w:tc>
+          <w:tcPr>
+            <w:tcW w:w="652" w:type="pct"/>
+          </w:tcPr>
+          <w:p>
+            <w:pPr>
+              <w:pStyle w:val="ae"/>
+            </w:pPr>
+          </w:p>
+        </w:tc>
+        <w:tc>
+          <w:tcPr>
+            <w:tcW w:w="652" w:type="pct"/>
+          </w:tcPr>
+          <w:p>
+            <w:pPr>
+              <w:pStyle w:val="ae"/>
+            </w:pPr>
+          </w:p>
+        </w:tc>
+        <w:tc>
+          <w:tcPr>
+            <w:tcW w:w="652" w:type="pct"/>
+          </w:tcPr>
+          <w:p>
+            <w:pPr>
+              <w:pStyle w:val="ae"/>
+            </w:pPr>
+          </w:p>
+        </w:tc>
+        <w:tc>
+          <w:tcPr>
+            <w:tcW w:w="653" w:type="pct"/>
           </w:tcPr>
           <w:p>
             <w:pPr>
@@ -8960,7 +9045,7 @@
         </w:tc>
         <w:tc>
           <w:tcPr>
-            <w:tcW w:w="1320" w:type="pct"/>
+            <w:tcW w:w="1322" w:type="pct"/>
             <w:vAlign w:val="center"/>
           </w:tcPr>
           <w:p>
@@ -9002,47 +9087,47 @@
         </w:tc>
         <w:tc>
           <w:tcPr>
-            <w:tcW w:w="543" w:type="pct"/>
-          </w:tcPr>
-          <w:p>
-            <w:pPr>
-              <w:pStyle w:val="ae"/>
-            </w:pPr>
-          </w:p>
-        </w:tc>
-        <w:tc>
-          <w:tcPr>
-            <w:tcW w:w="680" w:type="pct"/>
-          </w:tcPr>
-          <w:p>
-            <w:pPr>
-              <w:pStyle w:val="ae"/>
-            </w:pPr>
-          </w:p>
-        </w:tc>
-        <w:tc>
-          <w:tcPr>
-            <w:tcW w:w="681" w:type="pct"/>
-          </w:tcPr>
-          <w:p>
-            <w:pPr>
-              <w:pStyle w:val="ae"/>
-            </w:pPr>
-          </w:p>
-        </w:tc>
-        <w:tc>
-          <w:tcPr>
-            <w:tcW w:w="680" w:type="pct"/>
-          </w:tcPr>
-          <w:p>
-            <w:pPr>
-              <w:pStyle w:val="ae"/>
-            </w:pPr>
-          </w:p>
-        </w:tc>
-        <w:tc>
-          <w:tcPr>
-            <w:tcW w:w="681" w:type="pct"/>
+            <w:tcW w:w="652" w:type="pct"/>
+          </w:tcPr>
+          <w:p>
+            <w:pPr>
+              <w:pStyle w:val="ae"/>
+            </w:pPr>
+          </w:p>
+        </w:tc>
+        <w:tc>
+          <w:tcPr>
+            <w:tcW w:w="652" w:type="pct"/>
+          </w:tcPr>
+          <w:p>
+            <w:pPr>
+              <w:pStyle w:val="ae"/>
+            </w:pPr>
+          </w:p>
+        </w:tc>
+        <w:tc>
+          <w:tcPr>
+            <w:tcW w:w="652" w:type="pct"/>
+          </w:tcPr>
+          <w:p>
+            <w:pPr>
+              <w:pStyle w:val="ae"/>
+            </w:pPr>
+          </w:p>
+        </w:tc>
+        <w:tc>
+          <w:tcPr>
+            <w:tcW w:w="652" w:type="pct"/>
+          </w:tcPr>
+          <w:p>
+            <w:pPr>
+              <w:pStyle w:val="ae"/>
+            </w:pPr>
+          </w:p>
+        </w:tc>
+        <w:tc>
+          <w:tcPr>
+            <w:tcW w:w="653" w:type="pct"/>
           </w:tcPr>
           <w:p>
             <w:pPr>
@@ -9066,7 +9151,7 @@
         </w:tc>
         <w:tc>
           <w:tcPr>
-            <w:tcW w:w="1320" w:type="pct"/>
+            <w:tcW w:w="1322" w:type="pct"/>
             <w:vAlign w:val="center"/>
           </w:tcPr>
           <w:p>
@@ -9120,47 +9205,47 @@
         </w:tc>
         <w:tc>
           <w:tcPr>
-            <w:tcW w:w="543" w:type="pct"/>
-          </w:tcPr>
-          <w:p>
-            <w:pPr>
-              <w:pStyle w:val="ae"/>
-            </w:pPr>
-          </w:p>
-        </w:tc>
-        <w:tc>
-          <w:tcPr>
-            <w:tcW w:w="680" w:type="pct"/>
-          </w:tcPr>
-          <w:p>
-            <w:pPr>
-              <w:pStyle w:val="ae"/>
-            </w:pPr>
-          </w:p>
-        </w:tc>
-        <w:tc>
-          <w:tcPr>
-            <w:tcW w:w="681" w:type="pct"/>
-          </w:tcPr>
-          <w:p>
-            <w:pPr>
-              <w:pStyle w:val="ae"/>
-            </w:pPr>
-          </w:p>
-        </w:tc>
-        <w:tc>
-          <w:tcPr>
-            <w:tcW w:w="680" w:type="pct"/>
-          </w:tcPr>
-          <w:p>
-            <w:pPr>
-              <w:pStyle w:val="ae"/>
-            </w:pPr>
-          </w:p>
-        </w:tc>
-        <w:tc>
-          <w:tcPr>
-            <w:tcW w:w="681" w:type="pct"/>
+            <w:tcW w:w="652" w:type="pct"/>
+          </w:tcPr>
+          <w:p>
+            <w:pPr>
+              <w:pStyle w:val="ae"/>
+            </w:pPr>
+          </w:p>
+        </w:tc>
+        <w:tc>
+          <w:tcPr>
+            <w:tcW w:w="652" w:type="pct"/>
+          </w:tcPr>
+          <w:p>
+            <w:pPr>
+              <w:pStyle w:val="ae"/>
+            </w:pPr>
+          </w:p>
+        </w:tc>
+        <w:tc>
+          <w:tcPr>
+            <w:tcW w:w="652" w:type="pct"/>
+          </w:tcPr>
+          <w:p>
+            <w:pPr>
+              <w:pStyle w:val="ae"/>
+            </w:pPr>
+          </w:p>
+        </w:tc>
+        <w:tc>
+          <w:tcPr>
+            <w:tcW w:w="652" w:type="pct"/>
+          </w:tcPr>
+          <w:p>
+            <w:pPr>
+              <w:pStyle w:val="ae"/>
+            </w:pPr>
+          </w:p>
+        </w:tc>
+        <w:tc>
+          <w:tcPr>
+            <w:tcW w:w="653" w:type="pct"/>
           </w:tcPr>
           <w:p>
             <w:pPr>
@@ -9184,7 +9269,7 @@
         </w:tc>
         <w:tc>
           <w:tcPr>
-            <w:tcW w:w="1320" w:type="pct"/>
+            <w:tcW w:w="1322" w:type="pct"/>
             <w:vAlign w:val="center"/>
           </w:tcPr>
           <w:p>
@@ -9226,47 +9311,47 @@
         </w:tc>
         <w:tc>
           <w:tcPr>
-            <w:tcW w:w="543" w:type="pct"/>
-          </w:tcPr>
-          <w:p>
-            <w:pPr>
-              <w:pStyle w:val="ae"/>
-            </w:pPr>
-          </w:p>
-        </w:tc>
-        <w:tc>
-          <w:tcPr>
-            <w:tcW w:w="680" w:type="pct"/>
-          </w:tcPr>
-          <w:p>
-            <w:pPr>
-              <w:pStyle w:val="ae"/>
-            </w:pPr>
-          </w:p>
-        </w:tc>
-        <w:tc>
-          <w:tcPr>
-            <w:tcW w:w="681" w:type="pct"/>
-          </w:tcPr>
-          <w:p>
-            <w:pPr>
-              <w:pStyle w:val="ae"/>
-            </w:pPr>
-          </w:p>
-        </w:tc>
-        <w:tc>
-          <w:tcPr>
-            <w:tcW w:w="680" w:type="pct"/>
-          </w:tcPr>
-          <w:p>
-            <w:pPr>
-              <w:pStyle w:val="ae"/>
-            </w:pPr>
-          </w:p>
-        </w:tc>
-        <w:tc>
-          <w:tcPr>
-            <w:tcW w:w="681" w:type="pct"/>
+            <w:tcW w:w="652" w:type="pct"/>
+          </w:tcPr>
+          <w:p>
+            <w:pPr>
+              <w:pStyle w:val="ae"/>
+            </w:pPr>
+          </w:p>
+        </w:tc>
+        <w:tc>
+          <w:tcPr>
+            <w:tcW w:w="652" w:type="pct"/>
+          </w:tcPr>
+          <w:p>
+            <w:pPr>
+              <w:pStyle w:val="ae"/>
+            </w:pPr>
+          </w:p>
+        </w:tc>
+        <w:tc>
+          <w:tcPr>
+            <w:tcW w:w="652" w:type="pct"/>
+          </w:tcPr>
+          <w:p>
+            <w:pPr>
+              <w:pStyle w:val="ae"/>
+            </w:pPr>
+          </w:p>
+        </w:tc>
+        <w:tc>
+          <w:tcPr>
+            <w:tcW w:w="652" w:type="pct"/>
+          </w:tcPr>
+          <w:p>
+            <w:pPr>
+              <w:pStyle w:val="ae"/>
+            </w:pPr>
+          </w:p>
+        </w:tc>
+        <w:tc>
+          <w:tcPr>
+            <w:tcW w:w="653" w:type="pct"/>
           </w:tcPr>
           <w:p>
             <w:pPr>
@@ -9290,7 +9375,7 @@
         </w:tc>
         <w:tc>
           <w:tcPr>
-            <w:tcW w:w="1320" w:type="pct"/>
+            <w:tcW w:w="1322" w:type="pct"/>
             <w:vAlign w:val="center"/>
           </w:tcPr>
           <w:p>
@@ -9332,47 +9417,47 @@
         </w:tc>
         <w:tc>
           <w:tcPr>
-            <w:tcW w:w="543" w:type="pct"/>
-          </w:tcPr>
-          <w:p>
-            <w:pPr>
-              <w:pStyle w:val="ae"/>
-            </w:pPr>
-          </w:p>
-        </w:tc>
-        <w:tc>
-          <w:tcPr>
-            <w:tcW w:w="680" w:type="pct"/>
-          </w:tcPr>
-          <w:p>
-            <w:pPr>
-              <w:pStyle w:val="ae"/>
-            </w:pPr>
-          </w:p>
-        </w:tc>
-        <w:tc>
-          <w:tcPr>
-            <w:tcW w:w="681" w:type="pct"/>
-          </w:tcPr>
-          <w:p>
-            <w:pPr>
-              <w:pStyle w:val="ae"/>
-            </w:pPr>
-          </w:p>
-        </w:tc>
-        <w:tc>
-          <w:tcPr>
-            <w:tcW w:w="680" w:type="pct"/>
-          </w:tcPr>
-          <w:p>
-            <w:pPr>
-              <w:pStyle w:val="ae"/>
-            </w:pPr>
-          </w:p>
-        </w:tc>
-        <w:tc>
-          <w:tcPr>
-            <w:tcW w:w="681" w:type="pct"/>
+            <w:tcW w:w="652" w:type="pct"/>
+          </w:tcPr>
+          <w:p>
+            <w:pPr>
+              <w:pStyle w:val="ae"/>
+            </w:pPr>
+          </w:p>
+        </w:tc>
+        <w:tc>
+          <w:tcPr>
+            <w:tcW w:w="652" w:type="pct"/>
+          </w:tcPr>
+          <w:p>
+            <w:pPr>
+              <w:pStyle w:val="ae"/>
+            </w:pPr>
+          </w:p>
+        </w:tc>
+        <w:tc>
+          <w:tcPr>
+            <w:tcW w:w="652" w:type="pct"/>
+          </w:tcPr>
+          <w:p>
+            <w:pPr>
+              <w:pStyle w:val="ae"/>
+            </w:pPr>
+          </w:p>
+        </w:tc>
+        <w:tc>
+          <w:tcPr>
+            <w:tcW w:w="652" w:type="pct"/>
+          </w:tcPr>
+          <w:p>
+            <w:pPr>
+              <w:pStyle w:val="ae"/>
+            </w:pPr>
+          </w:p>
+        </w:tc>
+        <w:tc>
+          <w:tcPr>
+            <w:tcW w:w="653" w:type="pct"/>
           </w:tcPr>
           <w:p>
             <w:pPr>
@@ -9396,7 +9481,7 @@
         </w:tc>
         <w:tc>
           <w:tcPr>
-            <w:tcW w:w="1320" w:type="pct"/>
+            <w:tcW w:w="1322" w:type="pct"/>
             <w:vAlign w:val="center"/>
           </w:tcPr>
           <w:p>
@@ -9438,47 +9523,47 @@
         </w:tc>
         <w:tc>
           <w:tcPr>
-            <w:tcW w:w="543" w:type="pct"/>
-          </w:tcPr>
-          <w:p>
-            <w:pPr>
-              <w:pStyle w:val="ae"/>
-            </w:pPr>
-          </w:p>
-        </w:tc>
-        <w:tc>
-          <w:tcPr>
-            <w:tcW w:w="680" w:type="pct"/>
-          </w:tcPr>
-          <w:p>
-            <w:pPr>
-              <w:pStyle w:val="ae"/>
-            </w:pPr>
-          </w:p>
-        </w:tc>
-        <w:tc>
-          <w:tcPr>
-            <w:tcW w:w="681" w:type="pct"/>
-          </w:tcPr>
-          <w:p>
-            <w:pPr>
-              <w:pStyle w:val="ae"/>
-            </w:pPr>
-          </w:p>
-        </w:tc>
-        <w:tc>
-          <w:tcPr>
-            <w:tcW w:w="680" w:type="pct"/>
-          </w:tcPr>
-          <w:p>
-            <w:pPr>
-              <w:pStyle w:val="ae"/>
-            </w:pPr>
-          </w:p>
-        </w:tc>
-        <w:tc>
-          <w:tcPr>
-            <w:tcW w:w="681" w:type="pct"/>
+            <w:tcW w:w="652" w:type="pct"/>
+          </w:tcPr>
+          <w:p>
+            <w:pPr>
+              <w:pStyle w:val="ae"/>
+            </w:pPr>
+          </w:p>
+        </w:tc>
+        <w:tc>
+          <w:tcPr>
+            <w:tcW w:w="652" w:type="pct"/>
+          </w:tcPr>
+          <w:p>
+            <w:pPr>
+              <w:pStyle w:val="ae"/>
+            </w:pPr>
+          </w:p>
+        </w:tc>
+        <w:tc>
+          <w:tcPr>
+            <w:tcW w:w="652" w:type="pct"/>
+          </w:tcPr>
+          <w:p>
+            <w:pPr>
+              <w:pStyle w:val="ae"/>
+            </w:pPr>
+          </w:p>
+        </w:tc>
+        <w:tc>
+          <w:tcPr>
+            <w:tcW w:w="652" w:type="pct"/>
+          </w:tcPr>
+          <w:p>
+            <w:pPr>
+              <w:pStyle w:val="ae"/>
+            </w:pPr>
+          </w:p>
+        </w:tc>
+        <w:tc>
+          <w:tcPr>
+            <w:tcW w:w="653" w:type="pct"/>
           </w:tcPr>
           <w:p>
             <w:pPr>
@@ -9502,7 +9587,7 @@
         </w:tc>
         <w:tc>
           <w:tcPr>
-            <w:tcW w:w="1320" w:type="pct"/>
+            <w:tcW w:w="1322" w:type="pct"/>
             <w:vAlign w:val="center"/>
           </w:tcPr>
           <w:p>
@@ -9544,47 +9629,47 @@
         </w:tc>
         <w:tc>
           <w:tcPr>
-            <w:tcW w:w="543" w:type="pct"/>
-          </w:tcPr>
-          <w:p>
-            <w:pPr>
-              <w:pStyle w:val="ae"/>
-            </w:pPr>
-          </w:p>
-        </w:tc>
-        <w:tc>
-          <w:tcPr>
-            <w:tcW w:w="680" w:type="pct"/>
-          </w:tcPr>
-          <w:p>
-            <w:pPr>
-              <w:pStyle w:val="ae"/>
-            </w:pPr>
-          </w:p>
-        </w:tc>
-        <w:tc>
-          <w:tcPr>
-            <w:tcW w:w="681" w:type="pct"/>
-          </w:tcPr>
-          <w:p>
-            <w:pPr>
-              <w:pStyle w:val="ae"/>
-            </w:pPr>
-          </w:p>
-        </w:tc>
-        <w:tc>
-          <w:tcPr>
-            <w:tcW w:w="680" w:type="pct"/>
-          </w:tcPr>
-          <w:p>
-            <w:pPr>
-              <w:pStyle w:val="ae"/>
-            </w:pPr>
-          </w:p>
-        </w:tc>
-        <w:tc>
-          <w:tcPr>
-            <w:tcW w:w="681" w:type="pct"/>
+            <w:tcW w:w="652" w:type="pct"/>
+          </w:tcPr>
+          <w:p>
+            <w:pPr>
+              <w:pStyle w:val="ae"/>
+            </w:pPr>
+          </w:p>
+        </w:tc>
+        <w:tc>
+          <w:tcPr>
+            <w:tcW w:w="652" w:type="pct"/>
+          </w:tcPr>
+          <w:p>
+            <w:pPr>
+              <w:pStyle w:val="ae"/>
+            </w:pPr>
+          </w:p>
+        </w:tc>
+        <w:tc>
+          <w:tcPr>
+            <w:tcW w:w="652" w:type="pct"/>
+          </w:tcPr>
+          <w:p>
+            <w:pPr>
+              <w:pStyle w:val="ae"/>
+            </w:pPr>
+          </w:p>
+        </w:tc>
+        <w:tc>
+          <w:tcPr>
+            <w:tcW w:w="652" w:type="pct"/>
+          </w:tcPr>
+          <w:p>
+            <w:pPr>
+              <w:pStyle w:val="ae"/>
+            </w:pPr>
+          </w:p>
+        </w:tc>
+        <w:tc>
+          <w:tcPr>
+            <w:tcW w:w="653" w:type="pct"/>
           </w:tcPr>
           <w:p>
             <w:pPr>
@@ -9608,7 +9693,7 @@
         </w:tc>
         <w:tc>
           <w:tcPr>
-            <w:tcW w:w="1320" w:type="pct"/>
+            <w:tcW w:w="1322" w:type="pct"/>
             <w:vAlign w:val="center"/>
           </w:tcPr>
           <w:p>
@@ -9650,47 +9735,47 @@
         </w:tc>
         <w:tc>
           <w:tcPr>
-            <w:tcW w:w="543" w:type="pct"/>
-          </w:tcPr>
-          <w:p>
-            <w:pPr>
-              <w:pStyle w:val="ae"/>
-            </w:pPr>
-          </w:p>
-        </w:tc>
-        <w:tc>
-          <w:tcPr>
-            <w:tcW w:w="680" w:type="pct"/>
-          </w:tcPr>
-          <w:p>
-            <w:pPr>
-              <w:pStyle w:val="ae"/>
-            </w:pPr>
-          </w:p>
-        </w:tc>
-        <w:tc>
-          <w:tcPr>
-            <w:tcW w:w="681" w:type="pct"/>
-          </w:tcPr>
-          <w:p>
-            <w:pPr>
-              <w:pStyle w:val="ae"/>
-            </w:pPr>
-          </w:p>
-        </w:tc>
-        <w:tc>
-          <w:tcPr>
-            <w:tcW w:w="680" w:type="pct"/>
-          </w:tcPr>
-          <w:p>
-            <w:pPr>
-              <w:pStyle w:val="ae"/>
-            </w:pPr>
-          </w:p>
-        </w:tc>
-        <w:tc>
-          <w:tcPr>
-            <w:tcW w:w="681" w:type="pct"/>
+            <w:tcW w:w="652" w:type="pct"/>
+          </w:tcPr>
+          <w:p>
+            <w:pPr>
+              <w:pStyle w:val="ae"/>
+            </w:pPr>
+          </w:p>
+        </w:tc>
+        <w:tc>
+          <w:tcPr>
+            <w:tcW w:w="652" w:type="pct"/>
+          </w:tcPr>
+          <w:p>
+            <w:pPr>
+              <w:pStyle w:val="ae"/>
+            </w:pPr>
+          </w:p>
+        </w:tc>
+        <w:tc>
+          <w:tcPr>
+            <w:tcW w:w="652" w:type="pct"/>
+          </w:tcPr>
+          <w:p>
+            <w:pPr>
+              <w:pStyle w:val="ae"/>
+            </w:pPr>
+          </w:p>
+        </w:tc>
+        <w:tc>
+          <w:tcPr>
+            <w:tcW w:w="652" w:type="pct"/>
+          </w:tcPr>
+          <w:p>
+            <w:pPr>
+              <w:pStyle w:val="ae"/>
+            </w:pPr>
+          </w:p>
+        </w:tc>
+        <w:tc>
+          <w:tcPr>
+            <w:tcW w:w="653" w:type="pct"/>
           </w:tcPr>
           <w:p>
             <w:pPr>
@@ -9714,7 +9799,7 @@
         </w:tc>
         <w:tc>
           <w:tcPr>
-            <w:tcW w:w="1320" w:type="pct"/>
+            <w:tcW w:w="1322" w:type="pct"/>
             <w:vAlign w:val="center"/>
           </w:tcPr>
           <w:p>
@@ -9756,47 +9841,47 @@
         </w:tc>
         <w:tc>
           <w:tcPr>
-            <w:tcW w:w="543" w:type="pct"/>
-          </w:tcPr>
-          <w:p>
-            <w:pPr>
-              <w:pStyle w:val="ae"/>
-            </w:pPr>
-          </w:p>
-        </w:tc>
-        <w:tc>
-          <w:tcPr>
-            <w:tcW w:w="680" w:type="pct"/>
-          </w:tcPr>
-          <w:p>
-            <w:pPr>
-              <w:pStyle w:val="ae"/>
-            </w:pPr>
-          </w:p>
-        </w:tc>
-        <w:tc>
-          <w:tcPr>
-            <w:tcW w:w="681" w:type="pct"/>
-          </w:tcPr>
-          <w:p>
-            <w:pPr>
-              <w:pStyle w:val="ae"/>
-            </w:pPr>
-          </w:p>
-        </w:tc>
-        <w:tc>
-          <w:tcPr>
-            <w:tcW w:w="680" w:type="pct"/>
-          </w:tcPr>
-          <w:p>
-            <w:pPr>
-              <w:pStyle w:val="ae"/>
-            </w:pPr>
-          </w:p>
-        </w:tc>
-        <w:tc>
-          <w:tcPr>
-            <w:tcW w:w="681" w:type="pct"/>
+            <w:tcW w:w="652" w:type="pct"/>
+          </w:tcPr>
+          <w:p>
+            <w:pPr>
+              <w:pStyle w:val="ae"/>
+            </w:pPr>
+          </w:p>
+        </w:tc>
+        <w:tc>
+          <w:tcPr>
+            <w:tcW w:w="652" w:type="pct"/>
+          </w:tcPr>
+          <w:p>
+            <w:pPr>
+              <w:pStyle w:val="ae"/>
+            </w:pPr>
+          </w:p>
+        </w:tc>
+        <w:tc>
+          <w:tcPr>
+            <w:tcW w:w="652" w:type="pct"/>
+          </w:tcPr>
+          <w:p>
+            <w:pPr>
+              <w:pStyle w:val="ae"/>
+            </w:pPr>
+          </w:p>
+        </w:tc>
+        <w:tc>
+          <w:tcPr>
+            <w:tcW w:w="652" w:type="pct"/>
+          </w:tcPr>
+          <w:p>
+            <w:pPr>
+              <w:pStyle w:val="ae"/>
+            </w:pPr>
+          </w:p>
+        </w:tc>
+        <w:tc>
+          <w:tcPr>
+            <w:tcW w:w="653" w:type="pct"/>
           </w:tcPr>
           <w:p>
             <w:pPr>
@@ -9820,7 +9905,7 @@
         </w:tc>
         <w:tc>
           <w:tcPr>
-            <w:tcW w:w="1320" w:type="pct"/>
+            <w:tcW w:w="1322" w:type="pct"/>
             <w:vAlign w:val="center"/>
           </w:tcPr>
           <w:p>
@@ -9862,47 +9947,47 @@
         </w:tc>
         <w:tc>
           <w:tcPr>
-            <w:tcW w:w="543" w:type="pct"/>
-          </w:tcPr>
-          <w:p>
-            <w:pPr>
-              <w:pStyle w:val="ae"/>
-            </w:pPr>
-          </w:p>
-        </w:tc>
-        <w:tc>
-          <w:tcPr>
-            <w:tcW w:w="680" w:type="pct"/>
-          </w:tcPr>
-          <w:p>
-            <w:pPr>
-              <w:pStyle w:val="ae"/>
-            </w:pPr>
-          </w:p>
-        </w:tc>
-        <w:tc>
-          <w:tcPr>
-            <w:tcW w:w="681" w:type="pct"/>
-          </w:tcPr>
-          <w:p>
-            <w:pPr>
-              <w:pStyle w:val="ae"/>
-            </w:pPr>
-          </w:p>
-        </w:tc>
-        <w:tc>
-          <w:tcPr>
-            <w:tcW w:w="680" w:type="pct"/>
-          </w:tcPr>
-          <w:p>
-            <w:pPr>
-              <w:pStyle w:val="ae"/>
-            </w:pPr>
-          </w:p>
-        </w:tc>
-        <w:tc>
-          <w:tcPr>
-            <w:tcW w:w="681" w:type="pct"/>
+            <w:tcW w:w="652" w:type="pct"/>
+          </w:tcPr>
+          <w:p>
+            <w:pPr>
+              <w:pStyle w:val="ae"/>
+            </w:pPr>
+          </w:p>
+        </w:tc>
+        <w:tc>
+          <w:tcPr>
+            <w:tcW w:w="652" w:type="pct"/>
+          </w:tcPr>
+          <w:p>
+            <w:pPr>
+              <w:pStyle w:val="ae"/>
+            </w:pPr>
+          </w:p>
+        </w:tc>
+        <w:tc>
+          <w:tcPr>
+            <w:tcW w:w="652" w:type="pct"/>
+          </w:tcPr>
+          <w:p>
+            <w:pPr>
+              <w:pStyle w:val="ae"/>
+            </w:pPr>
+          </w:p>
+        </w:tc>
+        <w:tc>
+          <w:tcPr>
+            <w:tcW w:w="652" w:type="pct"/>
+          </w:tcPr>
+          <w:p>
+            <w:pPr>
+              <w:pStyle w:val="ae"/>
+            </w:pPr>
+          </w:p>
+        </w:tc>
+        <w:tc>
+          <w:tcPr>
+            <w:tcW w:w="653" w:type="pct"/>
           </w:tcPr>
           <w:p>
             <w:pPr>
@@ -9926,7 +10011,7 @@
         </w:tc>
         <w:tc>
           <w:tcPr>
-            <w:tcW w:w="1320" w:type="pct"/>
+            <w:tcW w:w="1322" w:type="pct"/>
             <w:vAlign w:val="center"/>
           </w:tcPr>
           <w:p>
@@ -9968,47 +10053,47 @@
         </w:tc>
         <w:tc>
           <w:tcPr>
-            <w:tcW w:w="543" w:type="pct"/>
-          </w:tcPr>
-          <w:p>
-            <w:pPr>
-              <w:pStyle w:val="ae"/>
-            </w:pPr>
-          </w:p>
-        </w:tc>
-        <w:tc>
-          <w:tcPr>
-            <w:tcW w:w="680" w:type="pct"/>
-          </w:tcPr>
-          <w:p>
-            <w:pPr>
-              <w:pStyle w:val="ae"/>
-            </w:pPr>
-          </w:p>
-        </w:tc>
-        <w:tc>
-          <w:tcPr>
-            <w:tcW w:w="681" w:type="pct"/>
-          </w:tcPr>
-          <w:p>
-            <w:pPr>
-              <w:pStyle w:val="ae"/>
-            </w:pPr>
-          </w:p>
-        </w:tc>
-        <w:tc>
-          <w:tcPr>
-            <w:tcW w:w="680" w:type="pct"/>
-          </w:tcPr>
-          <w:p>
-            <w:pPr>
-              <w:pStyle w:val="ae"/>
-            </w:pPr>
-          </w:p>
-        </w:tc>
-        <w:tc>
-          <w:tcPr>
-            <w:tcW w:w="681" w:type="pct"/>
+            <w:tcW w:w="652" w:type="pct"/>
+          </w:tcPr>
+          <w:p>
+            <w:pPr>
+              <w:pStyle w:val="ae"/>
+            </w:pPr>
+          </w:p>
+        </w:tc>
+        <w:tc>
+          <w:tcPr>
+            <w:tcW w:w="652" w:type="pct"/>
+          </w:tcPr>
+          <w:p>
+            <w:pPr>
+              <w:pStyle w:val="ae"/>
+            </w:pPr>
+          </w:p>
+        </w:tc>
+        <w:tc>
+          <w:tcPr>
+            <w:tcW w:w="652" w:type="pct"/>
+          </w:tcPr>
+          <w:p>
+            <w:pPr>
+              <w:pStyle w:val="ae"/>
+            </w:pPr>
+          </w:p>
+        </w:tc>
+        <w:tc>
+          <w:tcPr>
+            <w:tcW w:w="652" w:type="pct"/>
+          </w:tcPr>
+          <w:p>
+            <w:pPr>
+              <w:pStyle w:val="ae"/>
+            </w:pPr>
+          </w:p>
+        </w:tc>
+        <w:tc>
+          <w:tcPr>
+            <w:tcW w:w="653" w:type="pct"/>
           </w:tcPr>
           <w:p>
             <w:pPr>
@@ -10040,7 +10125,7 @@
         </w:tc>
         <w:tc>
           <w:tcPr>
-            <w:tcW w:w="1320" w:type="pct"/>
+            <w:tcW w:w="1322" w:type="pct"/>
           </w:tcPr>
           <w:p>
             <w:pPr>
@@ -10057,47 +10142,47 @@
         </w:tc>
         <w:tc>
           <w:tcPr>
-            <w:tcW w:w="543" w:type="pct"/>
-          </w:tcPr>
-          <w:p>
-            <w:pPr>
-              <w:pStyle w:val="ae"/>
-            </w:pPr>
-          </w:p>
-        </w:tc>
-        <w:tc>
-          <w:tcPr>
-            <w:tcW w:w="680" w:type="pct"/>
-          </w:tcPr>
-          <w:p>
-            <w:pPr>
-              <w:pStyle w:val="ae"/>
-            </w:pPr>
-          </w:p>
-        </w:tc>
-        <w:tc>
-          <w:tcPr>
-            <w:tcW w:w="681" w:type="pct"/>
-          </w:tcPr>
-          <w:p>
-            <w:pPr>
-              <w:pStyle w:val="ae"/>
-            </w:pPr>
-          </w:p>
-        </w:tc>
-        <w:tc>
-          <w:tcPr>
-            <w:tcW w:w="680" w:type="pct"/>
-          </w:tcPr>
-          <w:p>
-            <w:pPr>
-              <w:pStyle w:val="ae"/>
-            </w:pPr>
-          </w:p>
-        </w:tc>
-        <w:tc>
-          <w:tcPr>
-            <w:tcW w:w="681" w:type="pct"/>
+            <w:tcW w:w="652" w:type="pct"/>
+          </w:tcPr>
+          <w:p>
+            <w:pPr>
+              <w:pStyle w:val="ae"/>
+            </w:pPr>
+          </w:p>
+        </w:tc>
+        <w:tc>
+          <w:tcPr>
+            <w:tcW w:w="652" w:type="pct"/>
+          </w:tcPr>
+          <w:p>
+            <w:pPr>
+              <w:pStyle w:val="ae"/>
+            </w:pPr>
+          </w:p>
+        </w:tc>
+        <w:tc>
+          <w:tcPr>
+            <w:tcW w:w="652" w:type="pct"/>
+          </w:tcPr>
+          <w:p>
+            <w:pPr>
+              <w:pStyle w:val="ae"/>
+            </w:pPr>
+          </w:p>
+        </w:tc>
+        <w:tc>
+          <w:tcPr>
+            <w:tcW w:w="652" w:type="pct"/>
+          </w:tcPr>
+          <w:p>
+            <w:pPr>
+              <w:pStyle w:val="ae"/>
+            </w:pPr>
+          </w:p>
+        </w:tc>
+        <w:tc>
+          <w:tcPr>
+            <w:tcW w:w="653" w:type="pct"/>
           </w:tcPr>
           <w:p>
             <w:pPr>
@@ -10112,6 +10197,646 @@
         <w:pStyle w:val="-"/>
       </w:pPr>
     </w:p>
+    <w:p>
+      <w:pPr>
+        <w:widowControl/>
+        <w:rPr>
+          <w:rFonts w:ascii="標楷體" w:eastAsia="標楷體" w:hAnsi="標楷體"/>
+          <w:bCs/>
+          <w:sz w:val="28"/>
+          <w:szCs w:val="24"/>
+        </w:rPr>
+      </w:pPr>
+      <w:r>
+        <w:br w:type="page"/>
+      </w:r>
+    </w:p>
+    <w:p>
+      <w:pPr>
+        <w:pStyle w:val="a3"/>
+      </w:pPr>
+      <w:r>
+        <w:rPr>
+          <w:rFonts w:hint="eastAsia"/>
+        </w:rPr>
+        <w:lastRenderedPageBreak/>
+        <w:t>表</w:t>
+      </w:r>
+      <w:r>
+        <w:t xml:space="preserve">4-2-2 </w:t>
+      </w:r>
+      <w:r>
+        <w:rPr>
+          <w:rFonts w:hint="eastAsia"/>
+        </w:rPr>
+        <w:t>專題成果工作內容與貢獻度表</w:t>
+      </w:r>
+    </w:p>
+    <w:tbl>
+      <w:tblPr>
+        <w:tblStyle w:val="a9"/>
+        <w:tblW w:w="5000" w:type="pct"/>
+        <w:tblLook w:val="04A0" w:firstRow="1" w:lastRow="0" w:firstColumn="1" w:lastColumn="0" w:noHBand="0" w:noVBand="1"/>
+      </w:tblPr>
+      <w:tblGrid>
+        <w:gridCol w:w="1115"/>
+        <w:gridCol w:w="1531"/>
+        <w:gridCol w:w="5501"/>
+        <w:gridCol w:w="2047"/>
+      </w:tblGrid>
+      <w:tr>
+        <w:tc>
+          <w:tcPr>
+            <w:tcW w:w="547" w:type="pct"/>
+          </w:tcPr>
+          <w:p>
+            <w:pPr>
+              <w:pStyle w:val="-"/>
+              <w:jc w:val="center"/>
+              <w:rPr>
+                <w:rFonts w:hint="eastAsia"/>
+              </w:rPr>
+            </w:pPr>
+            <w:r>
+              <w:rPr>
+                <w:rFonts w:hint="eastAsia"/>
+              </w:rPr>
+              <w:t>序號</w:t>
+            </w:r>
+          </w:p>
+        </w:tc>
+        <w:tc>
+          <w:tcPr>
+            <w:tcW w:w="751" w:type="pct"/>
+          </w:tcPr>
+          <w:p>
+            <w:pPr>
+              <w:pStyle w:val="-"/>
+              <w:jc w:val="center"/>
+              <w:rPr>
+                <w:rFonts w:hint="eastAsia"/>
+              </w:rPr>
+            </w:pPr>
+            <w:r>
+              <w:rPr>
+                <w:rFonts w:hint="eastAsia"/>
+              </w:rPr>
+              <w:t>姓名</w:t>
+            </w:r>
+          </w:p>
+        </w:tc>
+        <w:tc>
+          <w:tcPr>
+            <w:tcW w:w="2697" w:type="pct"/>
+          </w:tcPr>
+          <w:p>
+            <w:pPr>
+              <w:pStyle w:val="-"/>
+              <w:jc w:val="center"/>
+              <w:rPr>
+                <w:rFonts w:hint="eastAsia"/>
+              </w:rPr>
+            </w:pPr>
+            <w:r>
+              <w:t>工作內容</w:t>
+            </w:r>
+            <w:r>
+              <w:rPr>
+                <w:rFonts w:hint="eastAsia"/>
+              </w:rPr>
+              <w:t>&lt;</w:t>
+            </w:r>
+            <w:r>
+              <w:rPr>
+                <w:rFonts w:hint="eastAsia"/>
+              </w:rPr>
+              <w:t>各限</w:t>
+            </w:r>
+            <w:r>
+              <w:rPr>
+                <w:rFonts w:hint="eastAsia"/>
+              </w:rPr>
+              <w:t>1</w:t>
+            </w:r>
+            <w:r>
+              <w:t>00</w:t>
+            </w:r>
+            <w:r>
+              <w:rPr>
+                <w:rFonts w:hint="eastAsia"/>
+              </w:rPr>
+              <w:t>字以內</w:t>
+            </w:r>
+            <w:r>
+              <w:t>&gt;</w:t>
+            </w:r>
+          </w:p>
+        </w:tc>
+        <w:tc>
+          <w:tcPr>
+            <w:tcW w:w="1004" w:type="pct"/>
+          </w:tcPr>
+          <w:p>
+            <w:pPr>
+              <w:pStyle w:val="-"/>
+              <w:jc w:val="center"/>
+              <w:rPr>
+                <w:rFonts w:hint="eastAsia"/>
+              </w:rPr>
+            </w:pPr>
+            <w:r>
+              <w:rPr>
+                <w:rFonts w:hint="eastAsia"/>
+              </w:rPr>
+              <w:t>貢獻度</w:t>
+            </w:r>
+          </w:p>
+        </w:tc>
+      </w:tr>
+      <w:tr>
+        <w:tc>
+          <w:tcPr>
+            <w:tcW w:w="547" w:type="pct"/>
+            <w:vAlign w:val="center"/>
+          </w:tcPr>
+          <w:p>
+            <w:pPr>
+              <w:pStyle w:val="-"/>
+              <w:jc w:val="center"/>
+              <w:rPr>
+                <w:rFonts w:hint="eastAsia"/>
+              </w:rPr>
+            </w:pPr>
+            <w:r>
+              <w:rPr>
+                <w:rFonts w:hint="eastAsia"/>
+              </w:rPr>
+              <w:t>1</w:t>
+            </w:r>
+          </w:p>
+        </w:tc>
+        <w:tc>
+          <w:tcPr>
+            <w:tcW w:w="751" w:type="pct"/>
+            <w:vAlign w:val="center"/>
+          </w:tcPr>
+          <w:p>
+            <w:pPr>
+              <w:pStyle w:val="-"/>
+              <w:jc w:val="center"/>
+            </w:pPr>
+            <w:r>
+              <w:rPr>
+                <w:rFonts w:hint="eastAsia"/>
+              </w:rPr>
+              <w:t>組長</w:t>
+            </w:r>
+          </w:p>
+          <w:p>
+            <w:pPr>
+              <w:pStyle w:val="-"/>
+              <w:jc w:val="center"/>
+              <w:rPr>
+                <w:rFonts w:hint="eastAsia"/>
+                <w:u w:val="single"/>
+              </w:rPr>
+            </w:pPr>
+            <w:r>
+              <w:rPr>
+                <w:rFonts w:hint="eastAsia"/>
+                <w:u w:val="single"/>
+              </w:rPr>
+              <w:t>彭婧奕</w:t>
+            </w:r>
+          </w:p>
+        </w:tc>
+        <w:tc>
+          <w:tcPr>
+            <w:tcW w:w="2697" w:type="pct"/>
+          </w:tcPr>
+          <w:p>
+            <w:pPr>
+              <w:pStyle w:val="-"/>
+              <w:rPr>
+                <w:rFonts w:hint="eastAsia"/>
+              </w:rPr>
+            </w:pPr>
+          </w:p>
+        </w:tc>
+        <w:tc>
+          <w:tcPr>
+            <w:tcW w:w="1004" w:type="pct"/>
+          </w:tcPr>
+          <w:p>
+            <w:pPr>
+              <w:pStyle w:val="-"/>
+              <w:jc w:val="center"/>
+              <w:rPr>
+                <w:rFonts w:hint="eastAsia"/>
+              </w:rPr>
+            </w:pPr>
+          </w:p>
+        </w:tc>
+      </w:tr>
+      <w:tr>
+        <w:tc>
+          <w:tcPr>
+            <w:tcW w:w="547" w:type="pct"/>
+            <w:vAlign w:val="center"/>
+          </w:tcPr>
+          <w:p>
+            <w:pPr>
+              <w:pStyle w:val="-"/>
+              <w:jc w:val="center"/>
+              <w:rPr>
+                <w:rFonts w:hint="eastAsia"/>
+              </w:rPr>
+            </w:pPr>
+            <w:r>
+              <w:rPr>
+                <w:rFonts w:hint="eastAsia"/>
+              </w:rPr>
+              <w:t>2</w:t>
+            </w:r>
+          </w:p>
+        </w:tc>
+        <w:tc>
+          <w:tcPr>
+            <w:tcW w:w="751" w:type="pct"/>
+            <w:vAlign w:val="center"/>
+          </w:tcPr>
+          <w:p>
+            <w:pPr>
+              <w:pStyle w:val="-"/>
+              <w:jc w:val="center"/>
+            </w:pPr>
+            <w:r>
+              <w:rPr>
+                <w:rFonts w:hint="eastAsia"/>
+              </w:rPr>
+              <w:t>組員</w:t>
+            </w:r>
+          </w:p>
+          <w:p>
+            <w:pPr>
+              <w:pStyle w:val="-"/>
+              <w:jc w:val="center"/>
+              <w:rPr>
+                <w:rFonts w:hint="eastAsia"/>
+                <w:u w:val="single"/>
+              </w:rPr>
+            </w:pPr>
+            <w:r>
+              <w:rPr>
+                <w:rFonts w:hint="eastAsia"/>
+                <w:u w:val="single"/>
+              </w:rPr>
+              <w:t>丁</w:t>
+            </w:r>
+            <w:r>
+              <w:rPr>
+                <w:rFonts w:hint="eastAsia"/>
+                <w:u w:val="single"/>
+              </w:rPr>
+              <w:t>泳瑄</w:t>
+            </w:r>
+          </w:p>
+        </w:tc>
+        <w:tc>
+          <w:tcPr>
+            <w:tcW w:w="2697" w:type="pct"/>
+          </w:tcPr>
+          <w:p>
+            <w:pPr>
+              <w:pStyle w:val="-"/>
+              <w:rPr>
+                <w:rFonts w:hint="eastAsia"/>
+              </w:rPr>
+            </w:pPr>
+          </w:p>
+        </w:tc>
+        <w:tc>
+          <w:tcPr>
+            <w:tcW w:w="1004" w:type="pct"/>
+          </w:tcPr>
+          <w:p>
+            <w:pPr>
+              <w:pStyle w:val="-"/>
+              <w:jc w:val="center"/>
+              <w:rPr>
+                <w:rFonts w:hint="eastAsia"/>
+              </w:rPr>
+            </w:pPr>
+          </w:p>
+        </w:tc>
+      </w:tr>
+      <w:tr>
+        <w:tc>
+          <w:tcPr>
+            <w:tcW w:w="547" w:type="pct"/>
+            <w:vAlign w:val="center"/>
+          </w:tcPr>
+          <w:p>
+            <w:pPr>
+              <w:pStyle w:val="-"/>
+              <w:jc w:val="center"/>
+              <w:rPr>
+                <w:rFonts w:hint="eastAsia"/>
+              </w:rPr>
+            </w:pPr>
+            <w:r>
+              <w:rPr>
+                <w:rFonts w:hint="eastAsia"/>
+              </w:rPr>
+              <w:t>3</w:t>
+            </w:r>
+          </w:p>
+        </w:tc>
+        <w:tc>
+          <w:tcPr>
+            <w:tcW w:w="751" w:type="pct"/>
+            <w:vAlign w:val="center"/>
+          </w:tcPr>
+          <w:p>
+            <w:pPr>
+              <w:pStyle w:val="-"/>
+              <w:jc w:val="center"/>
+            </w:pPr>
+            <w:r>
+              <w:rPr>
+                <w:rFonts w:hint="eastAsia"/>
+              </w:rPr>
+              <w:t>組員</w:t>
+            </w:r>
+          </w:p>
+          <w:p>
+            <w:pPr>
+              <w:pStyle w:val="-"/>
+              <w:jc w:val="center"/>
+              <w:rPr>
+                <w:rFonts w:hint="eastAsia"/>
+                <w:u w:val="single"/>
+              </w:rPr>
+            </w:pPr>
+            <w:r>
+              <w:rPr>
+                <w:rFonts w:hint="eastAsia"/>
+                <w:u w:val="single"/>
+              </w:rPr>
+              <w:t>蘇品</w:t>
+            </w:r>
+            <w:proofErr w:type="gramStart"/>
+            <w:r>
+              <w:rPr>
+                <w:rFonts w:hint="eastAsia"/>
+                <w:u w:val="single"/>
+              </w:rPr>
+              <w:t>璇</w:t>
+            </w:r>
+            <w:proofErr w:type="gramEnd"/>
+          </w:p>
+        </w:tc>
+        <w:tc>
+          <w:tcPr>
+            <w:tcW w:w="2697" w:type="pct"/>
+          </w:tcPr>
+          <w:p>
+            <w:pPr>
+              <w:pStyle w:val="-"/>
+              <w:rPr>
+                <w:rFonts w:hint="eastAsia"/>
+              </w:rPr>
+            </w:pPr>
+          </w:p>
+        </w:tc>
+        <w:tc>
+          <w:tcPr>
+            <w:tcW w:w="1004" w:type="pct"/>
+          </w:tcPr>
+          <w:p>
+            <w:pPr>
+              <w:pStyle w:val="-"/>
+              <w:jc w:val="center"/>
+              <w:rPr>
+                <w:rFonts w:hint="eastAsia"/>
+              </w:rPr>
+            </w:pPr>
+          </w:p>
+        </w:tc>
+      </w:tr>
+      <w:tr>
+        <w:tc>
+          <w:tcPr>
+            <w:tcW w:w="547" w:type="pct"/>
+            <w:vAlign w:val="center"/>
+          </w:tcPr>
+          <w:p>
+            <w:pPr>
+              <w:pStyle w:val="-"/>
+              <w:jc w:val="center"/>
+              <w:rPr>
+                <w:rFonts w:hint="eastAsia"/>
+              </w:rPr>
+            </w:pPr>
+            <w:r>
+              <w:rPr>
+                <w:rFonts w:hint="eastAsia"/>
+              </w:rPr>
+              <w:t>4</w:t>
+            </w:r>
+          </w:p>
+        </w:tc>
+        <w:tc>
+          <w:tcPr>
+            <w:tcW w:w="751" w:type="pct"/>
+            <w:vAlign w:val="center"/>
+          </w:tcPr>
+          <w:p>
+            <w:pPr>
+              <w:pStyle w:val="-"/>
+              <w:jc w:val="center"/>
+            </w:pPr>
+            <w:r>
+              <w:rPr>
+                <w:rFonts w:hint="eastAsia"/>
+              </w:rPr>
+              <w:t>組員</w:t>
+            </w:r>
+          </w:p>
+          <w:p>
+            <w:pPr>
+              <w:pStyle w:val="-"/>
+              <w:jc w:val="center"/>
+              <w:rPr>
+                <w:rFonts w:hint="eastAsia"/>
+                <w:u w:val="single"/>
+              </w:rPr>
+            </w:pPr>
+            <w:r>
+              <w:rPr>
+                <w:rFonts w:hint="eastAsia"/>
+                <w:u w:val="single"/>
+              </w:rPr>
+              <w:t>廖唯岑</w:t>
+            </w:r>
+          </w:p>
+        </w:tc>
+        <w:tc>
+          <w:tcPr>
+            <w:tcW w:w="2697" w:type="pct"/>
+          </w:tcPr>
+          <w:p>
+            <w:pPr>
+              <w:pStyle w:val="-"/>
+              <w:rPr>
+                <w:rFonts w:hint="eastAsia"/>
+              </w:rPr>
+            </w:pPr>
+          </w:p>
+        </w:tc>
+        <w:tc>
+          <w:tcPr>
+            <w:tcW w:w="1004" w:type="pct"/>
+          </w:tcPr>
+          <w:p>
+            <w:pPr>
+              <w:pStyle w:val="-"/>
+              <w:jc w:val="center"/>
+              <w:rPr>
+                <w:rFonts w:hint="eastAsia"/>
+              </w:rPr>
+            </w:pPr>
+          </w:p>
+        </w:tc>
+      </w:tr>
+      <w:tr>
+        <w:tc>
+          <w:tcPr>
+            <w:tcW w:w="547" w:type="pct"/>
+            <w:vAlign w:val="center"/>
+          </w:tcPr>
+          <w:p>
+            <w:pPr>
+              <w:pStyle w:val="-"/>
+              <w:jc w:val="center"/>
+              <w:rPr>
+                <w:rFonts w:hint="eastAsia"/>
+              </w:rPr>
+            </w:pPr>
+            <w:r>
+              <w:rPr>
+                <w:rFonts w:hint="eastAsia"/>
+              </w:rPr>
+              <w:t>5</w:t>
+            </w:r>
+          </w:p>
+        </w:tc>
+        <w:tc>
+          <w:tcPr>
+            <w:tcW w:w="751" w:type="pct"/>
+            <w:vAlign w:val="center"/>
+          </w:tcPr>
+          <w:p>
+            <w:pPr>
+              <w:pStyle w:val="-"/>
+              <w:jc w:val="center"/>
+            </w:pPr>
+            <w:r>
+              <w:rPr>
+                <w:rFonts w:hint="eastAsia"/>
+              </w:rPr>
+              <w:t>組員</w:t>
+            </w:r>
+          </w:p>
+          <w:p>
+            <w:pPr>
+              <w:pStyle w:val="-"/>
+              <w:jc w:val="center"/>
+              <w:rPr>
+                <w:rFonts w:hint="eastAsia"/>
+                <w:u w:val="single"/>
+              </w:rPr>
+            </w:pPr>
+            <w:r>
+              <w:rPr>
+                <w:rFonts w:hint="eastAsia"/>
+                <w:u w:val="single"/>
+              </w:rPr>
+              <w:t>施品妤</w:t>
+            </w:r>
+          </w:p>
+        </w:tc>
+        <w:tc>
+          <w:tcPr>
+            <w:tcW w:w="2697" w:type="pct"/>
+          </w:tcPr>
+          <w:p>
+            <w:pPr>
+              <w:pStyle w:val="-"/>
+              <w:rPr>
+                <w:rFonts w:hint="eastAsia"/>
+              </w:rPr>
+            </w:pPr>
+          </w:p>
+        </w:tc>
+        <w:tc>
+          <w:tcPr>
+            <w:tcW w:w="1004" w:type="pct"/>
+          </w:tcPr>
+          <w:p>
+            <w:pPr>
+              <w:pStyle w:val="-"/>
+              <w:jc w:val="center"/>
+              <w:rPr>
+                <w:rFonts w:hint="eastAsia"/>
+              </w:rPr>
+            </w:pPr>
+          </w:p>
+        </w:tc>
+      </w:tr>
+      <w:tr>
+        <w:tc>
+          <w:tcPr>
+            <w:tcW w:w="3996" w:type="pct"/>
+            <w:gridSpan w:val="3"/>
+          </w:tcPr>
+          <w:p>
+            <w:pPr>
+              <w:pStyle w:val="-"/>
+              <w:rPr>
+                <w:rFonts w:hint="eastAsia"/>
+              </w:rPr>
+            </w:pPr>
+          </w:p>
+        </w:tc>
+        <w:tc>
+          <w:tcPr>
+            <w:tcW w:w="1004" w:type="pct"/>
+          </w:tcPr>
+          <w:p>
+            <w:pPr>
+              <w:pStyle w:val="-"/>
+              <w:jc w:val="center"/>
+              <w:rPr>
+                <w:rFonts w:hint="eastAsia"/>
+              </w:rPr>
+            </w:pPr>
+            <w:r>
+              <w:rPr>
+                <w:rFonts w:hint="eastAsia"/>
+              </w:rPr>
+              <w:t>總：</w:t>
+            </w:r>
+            <w:r>
+              <w:rPr>
+                <w:rFonts w:hint="eastAsia"/>
+              </w:rPr>
+              <w:t>100%</w:t>
+            </w:r>
+          </w:p>
+        </w:tc>
+      </w:tr>
+    </w:tbl>
     <w:p>
       <w:pPr>
         <w:pStyle w:val="-"/>
@@ -10664,15 +11389,15 @@
     <w:name w:val="表"/>
     <w:basedOn w:val="a"/>
     <w:link w:val="a4"/>
+    <w:autoRedefine/>
     <w:qFormat/>
-    <w:rsid w:val="00E02409"/>
+    <w:rsid w:val="00040326"/>
     <w:pPr>
       <w:spacing w:line="360" w:lineRule="auto"/>
       <w:jc w:val="center"/>
     </w:pPr>
     <w:rPr>
       <w:rFonts w:ascii="標楷體" w:eastAsia="標楷體" w:hAnsi="標楷體"/>
-      <w:b/>
       <w:bCs/>
       <w:sz w:val="28"/>
       <w:szCs w:val="24"/>
@@ -10682,10 +11407,10 @@
     <w:name w:val="表 字元"/>
     <w:basedOn w:val="10"/>
     <w:link w:val="a3"/>
-    <w:rsid w:val="00E02409"/>
+    <w:rsid w:val="00040326"/>
     <w:rPr>
       <w:rFonts w:ascii="標楷體" w:eastAsia="標楷體" w:hAnsi="標楷體" w:cstheme="majorBidi"/>
-      <w:b/>
+      <w:b w:val="0"/>
       <w:bCs/>
       <w:kern w:val="52"/>
       <w:sz w:val="28"/>
@@ -10734,16 +11459,6 @@
     <w:link w:val="a8"/>
     <w:qFormat/>
     <w:rsid w:val="00E02409"/>
-    <w:pPr>
-      <w:keepNext/>
-      <w:outlineLvl w:val="0"/>
-    </w:pPr>
-    <w:rPr>
-      <w:rFonts w:cstheme="majorBidi"/>
-      <w:b w:val="0"/>
-      <w:bCs w:val="0"/>
-      <w:kern w:val="52"/>
-    </w:rPr>
   </w:style>
   <w:style w:type="character" w:customStyle="1" w:styleId="a8">
     <w:name w:val="圖 字元"/>
@@ -10752,7 +11467,7 @@
     <w:rsid w:val="00E02409"/>
     <w:rPr>
       <w:rFonts w:ascii="標楷體" w:eastAsia="標楷體" w:hAnsi="標楷體" w:cstheme="majorBidi"/>
-      <w:b/>
+      <w:b w:val="0"/>
       <w:bCs/>
       <w:kern w:val="52"/>
       <w:sz w:val="28"/>

--- a/系統文件/第4章/第四章 專案時程與組織分工.docx
+++ b/系統文件/第4章/第四章 專案時程與組織分工.docx
@@ -6005,21 +6005,7 @@
         <w:rPr>
           <w:rFonts w:hint="eastAsia"/>
         </w:rPr>
-        <w:t>專案</w:t>
-      </w:r>
-      <w:proofErr w:type="gramStart"/>
-      <w:r>
-        <w:rPr>
-          <w:rFonts w:hint="eastAsia"/>
-        </w:rPr>
-        <w:t>時程甘特</w:t>
-      </w:r>
-      <w:proofErr w:type="gramEnd"/>
-      <w:r>
-        <w:rPr>
-          <w:rFonts w:hint="eastAsia"/>
-        </w:rPr>
-        <w:t>圖</w:t>
+        <w:t>專案時程甘特圖</w:t>
       </w:r>
     </w:p>
     <w:p>
@@ -6090,9 +6076,9 @@
       </w:tblPr>
       <w:tblGrid>
         <w:gridCol w:w="847"/>
-        <w:gridCol w:w="2698"/>
-        <w:gridCol w:w="1330"/>
-        <w:gridCol w:w="1330"/>
+        <w:gridCol w:w="2700"/>
+        <w:gridCol w:w="1329"/>
+        <w:gridCol w:w="1329"/>
         <w:gridCol w:w="1329"/>
         <w:gridCol w:w="1329"/>
         <w:gridCol w:w="1331"/>
@@ -6100,7 +6086,7 @@
       <w:tr>
         <w:tc>
           <w:tcPr>
-            <w:tcW w:w="1738" w:type="pct"/>
+            <w:tcW w:w="1739" w:type="pct"/>
             <w:gridSpan w:val="2"/>
             <w:tcBorders>
               <w:tl2br w:val="single" w:sz="4" w:space="0" w:color="auto"/>
@@ -6258,17 +6244,8 @@
                 <w:rFonts w:hint="eastAsia"/>
                 <w:w w:val="90"/>
               </w:rPr>
-              <w:t>蘇品</w:t>
-            </w:r>
-            <w:proofErr w:type="gramStart"/>
-            <w:r>
-              <w:rPr>
-                <w:rFonts w:hint="eastAsia"/>
-                <w:w w:val="90"/>
-              </w:rPr>
-              <w:t>璇</w:t>
-            </w:r>
-            <w:proofErr w:type="gramEnd"/>
+              <w:t>蘇品璇</w:t>
+            </w:r>
           </w:p>
         </w:tc>
         <w:tc>
@@ -6381,7 +6358,7 @@
         </w:tc>
         <w:tc>
           <w:tcPr>
-            <w:tcW w:w="1322" w:type="pct"/>
+            <w:tcW w:w="1323" w:type="pct"/>
             <w:vAlign w:val="center"/>
           </w:tcPr>
           <w:p>
@@ -6463,7 +6440,7 @@
         </w:tc>
         <w:tc>
           <w:tcPr>
-            <w:tcW w:w="1322" w:type="pct"/>
+            <w:tcW w:w="1323" w:type="pct"/>
             <w:vAlign w:val="center"/>
           </w:tcPr>
           <w:p>
@@ -6545,31 +6522,22 @@
         </w:tc>
         <w:tc>
           <w:tcPr>
-            <w:tcW w:w="1322" w:type="pct"/>
+            <w:tcW w:w="1323" w:type="pct"/>
             <w:vAlign w:val="center"/>
           </w:tcPr>
           <w:p>
             <w:pPr>
               <w:pStyle w:val="ae"/>
               <w:jc w:val="both"/>
-            </w:pPr>
-            <w:r>
-              <w:rPr>
-                <w:rFonts w:hint="eastAsia"/>
-              </w:rPr>
-              <w:t>登入</w:t>
-            </w:r>
-            <w:r>
-              <w:rPr>
-                <w:rFonts w:hint="eastAsia"/>
-              </w:rPr>
-              <w:t>/</w:t>
-            </w:r>
-            <w:r>
-              <w:rPr>
-                <w:rFonts w:hint="eastAsia"/>
-              </w:rPr>
-              <w:t>登出</w:t>
+              <w:rPr>
+                <w:rFonts w:hint="eastAsia"/>
+              </w:rPr>
+            </w:pPr>
+            <w:r>
+              <w:rPr>
+                <w:rFonts w:hint="eastAsia"/>
+              </w:rPr>
+              <w:t>管理者功能</w:t>
             </w:r>
           </w:p>
         </w:tc>
@@ -6639,7 +6607,7 @@
         </w:tc>
         <w:tc>
           <w:tcPr>
-            <w:tcW w:w="1322" w:type="pct"/>
+            <w:tcW w:w="1323" w:type="pct"/>
             <w:vAlign w:val="center"/>
           </w:tcPr>
           <w:p>
@@ -6651,7 +6619,19 @@
               <w:rPr>
                 <w:rFonts w:hint="eastAsia"/>
               </w:rPr>
-              <w:t>首頁</w:t>
+              <w:t>登入</w:t>
+            </w:r>
+            <w:r>
+              <w:rPr>
+                <w:rFonts w:hint="eastAsia"/>
+              </w:rPr>
+              <w:t>/</w:t>
+            </w:r>
+            <w:r>
+              <w:rPr>
+                <w:rFonts w:hint="eastAsia"/>
+              </w:rPr>
+              <w:t>登出</w:t>
             </w:r>
           </w:p>
         </w:tc>
@@ -6721,7 +6701,7 @@
         </w:tc>
         <w:tc>
           <w:tcPr>
-            <w:tcW w:w="1322" w:type="pct"/>
+            <w:tcW w:w="1323" w:type="pct"/>
             <w:vAlign w:val="center"/>
           </w:tcPr>
           <w:p>
@@ -6733,7 +6713,7 @@
               <w:rPr>
                 <w:rFonts w:hint="eastAsia"/>
               </w:rPr>
-              <w:t>拍照功能</w:t>
+              <w:t>首頁</w:t>
             </w:r>
           </w:p>
         </w:tc>
@@ -6803,7 +6783,7 @@
         </w:tc>
         <w:tc>
           <w:tcPr>
-            <w:tcW w:w="1322" w:type="pct"/>
+            <w:tcW w:w="1323" w:type="pct"/>
             <w:vAlign w:val="center"/>
           </w:tcPr>
           <w:p>
@@ -6815,7 +6795,7 @@
               <w:rPr>
                 <w:rFonts w:hint="eastAsia"/>
               </w:rPr>
-              <w:t>手動建立情境</w:t>
+              <w:t>拍照功能</w:t>
             </w:r>
           </w:p>
         </w:tc>
@@ -6885,7 +6865,7 @@
         </w:tc>
         <w:tc>
           <w:tcPr>
-            <w:tcW w:w="1322" w:type="pct"/>
+            <w:tcW w:w="1323" w:type="pct"/>
             <w:vAlign w:val="center"/>
           </w:tcPr>
           <w:p>
@@ -6897,7 +6877,7 @@
               <w:rPr>
                 <w:rFonts w:hint="eastAsia"/>
               </w:rPr>
-              <w:t>我的單字探險</w:t>
+              <w:t>手動建立情境</w:t>
             </w:r>
           </w:p>
         </w:tc>
@@ -6967,7 +6947,7 @@
         </w:tc>
         <w:tc>
           <w:tcPr>
-            <w:tcW w:w="1322" w:type="pct"/>
+            <w:tcW w:w="1323" w:type="pct"/>
             <w:vAlign w:val="center"/>
           </w:tcPr>
           <w:p>
@@ -6979,7 +6959,7 @@
               <w:rPr>
                 <w:rFonts w:hint="eastAsia"/>
               </w:rPr>
-              <w:t>學習小組</w:t>
+              <w:t>我的單字探險</w:t>
             </w:r>
           </w:p>
         </w:tc>
@@ -7049,7 +7029,7 @@
         </w:tc>
         <w:tc>
           <w:tcPr>
-            <w:tcW w:w="1322" w:type="pct"/>
+            <w:tcW w:w="1323" w:type="pct"/>
             <w:vAlign w:val="center"/>
           </w:tcPr>
           <w:p>
@@ -7061,7 +7041,7 @@
               <w:rPr>
                 <w:rFonts w:hint="eastAsia"/>
               </w:rPr>
-              <w:t>個人檔案</w:t>
+              <w:t>學習小組</w:t>
             </w:r>
           </w:p>
         </w:tc>
@@ -7131,7 +7111,7 @@
         </w:tc>
         <w:tc>
           <w:tcPr>
-            <w:tcW w:w="1322" w:type="pct"/>
+            <w:tcW w:w="1323" w:type="pct"/>
             <w:vAlign w:val="center"/>
           </w:tcPr>
           <w:p>
@@ -7143,7 +7123,7 @@
               <w:rPr>
                 <w:rFonts w:hint="eastAsia"/>
               </w:rPr>
-              <w:t>好友</w:t>
+              <w:t>個人檔案</w:t>
             </w:r>
           </w:p>
         </w:tc>
@@ -7213,7 +7193,7 @@
         </w:tc>
         <w:tc>
           <w:tcPr>
-            <w:tcW w:w="1322" w:type="pct"/>
+            <w:tcW w:w="1323" w:type="pct"/>
             <w:vAlign w:val="center"/>
           </w:tcPr>
           <w:p>
@@ -7225,7 +7205,7 @@
               <w:rPr>
                 <w:rFonts w:hint="eastAsia"/>
               </w:rPr>
-              <w:t>訂閱與點數</w:t>
+              <w:t>好友</w:t>
             </w:r>
           </w:p>
         </w:tc>
@@ -7295,7 +7275,7 @@
         </w:tc>
         <w:tc>
           <w:tcPr>
-            <w:tcW w:w="1322" w:type="pct"/>
+            <w:tcW w:w="1323" w:type="pct"/>
             <w:vAlign w:val="center"/>
           </w:tcPr>
           <w:p>
@@ -7307,7 +7287,7 @@
               <w:rPr>
                 <w:rFonts w:hint="eastAsia"/>
               </w:rPr>
-              <w:t>系統設定</w:t>
+              <w:t>訂閱與點數</w:t>
             </w:r>
           </w:p>
         </w:tc>
@@ -7366,24 +7346,18 @@
         <w:tc>
           <w:tcPr>
             <w:tcW w:w="415" w:type="pct"/>
-            <w:vMerge w:val="restart"/>
+            <w:vMerge/>
           </w:tcPr>
           <w:p>
             <w:pPr>
               <w:pStyle w:val="ae"/>
               <w:jc w:val="center"/>
             </w:pPr>
-            <w:r>
-              <w:rPr>
-                <w:rFonts w:hint="eastAsia"/>
-              </w:rPr>
-              <w:t>前端開發</w:t>
-            </w:r>
-          </w:p>
-        </w:tc>
-        <w:tc>
-          <w:tcPr>
-            <w:tcW w:w="1322" w:type="pct"/>
+          </w:p>
+        </w:tc>
+        <w:tc>
+          <w:tcPr>
+            <w:tcW w:w="1323" w:type="pct"/>
             <w:vAlign w:val="center"/>
           </w:tcPr>
           <w:p>
@@ -7395,19 +7369,7 @@
               <w:rPr>
                 <w:rFonts w:hint="eastAsia"/>
               </w:rPr>
-              <w:t>登入</w:t>
-            </w:r>
-            <w:r>
-              <w:rPr>
-                <w:rFonts w:hint="eastAsia"/>
-              </w:rPr>
-              <w:t>/</w:t>
-            </w:r>
-            <w:r>
-              <w:rPr>
-                <w:rFonts w:hint="eastAsia"/>
-              </w:rPr>
-              <w:t>登出</w:t>
+              <w:t>系統設定</w:t>
             </w:r>
           </w:p>
         </w:tc>
@@ -7466,18 +7428,24 @@
         <w:tc>
           <w:tcPr>
             <w:tcW w:w="415" w:type="pct"/>
-            <w:vMerge/>
+            <w:vMerge w:val="restart"/>
           </w:tcPr>
           <w:p>
             <w:pPr>
               <w:pStyle w:val="ae"/>
               <w:jc w:val="center"/>
             </w:pPr>
-          </w:p>
-        </w:tc>
-        <w:tc>
-          <w:tcPr>
-            <w:tcW w:w="1322" w:type="pct"/>
+            <w:r>
+              <w:rPr>
+                <w:rFonts w:hint="eastAsia"/>
+              </w:rPr>
+              <w:t>前端開發</w:t>
+            </w:r>
+          </w:p>
+        </w:tc>
+        <w:tc>
+          <w:tcPr>
+            <w:tcW w:w="1323" w:type="pct"/>
             <w:vAlign w:val="center"/>
           </w:tcPr>
           <w:p>
@@ -7489,7 +7457,7 @@
               <w:rPr>
                 <w:rFonts w:hint="eastAsia"/>
               </w:rPr>
-              <w:t>首頁</w:t>
+              <w:t>管理者介面</w:t>
             </w:r>
           </w:p>
         </w:tc>
@@ -7554,24 +7522,42 @@
             <w:pPr>
               <w:pStyle w:val="ae"/>
               <w:jc w:val="center"/>
-            </w:pPr>
-          </w:p>
-        </w:tc>
-        <w:tc>
-          <w:tcPr>
-            <w:tcW w:w="1322" w:type="pct"/>
+              <w:rPr>
+                <w:rFonts w:hint="eastAsia"/>
+              </w:rPr>
+            </w:pPr>
+          </w:p>
+        </w:tc>
+        <w:tc>
+          <w:tcPr>
+            <w:tcW w:w="1323" w:type="pct"/>
             <w:vAlign w:val="center"/>
           </w:tcPr>
           <w:p>
             <w:pPr>
               <w:pStyle w:val="ae"/>
               <w:jc w:val="both"/>
-            </w:pPr>
-            <w:r>
-              <w:rPr>
-                <w:rFonts w:hint="eastAsia"/>
-              </w:rPr>
-              <w:t>拍照功能</w:t>
+              <w:rPr>
+                <w:rFonts w:hint="eastAsia"/>
+              </w:rPr>
+            </w:pPr>
+            <w:r>
+              <w:rPr>
+                <w:rFonts w:hint="eastAsia"/>
+              </w:rPr>
+              <w:t>登入</w:t>
+            </w:r>
+            <w:r>
+              <w:rPr>
+                <w:rFonts w:hint="eastAsia"/>
+              </w:rPr>
+              <w:t>/</w:t>
+            </w:r>
+            <w:r>
+              <w:rPr>
+                <w:rFonts w:hint="eastAsia"/>
+              </w:rPr>
+              <w:t>登出</w:t>
             </w:r>
           </w:p>
         </w:tc>
@@ -7641,7 +7627,7 @@
         </w:tc>
         <w:tc>
           <w:tcPr>
-            <w:tcW w:w="1322" w:type="pct"/>
+            <w:tcW w:w="1323" w:type="pct"/>
             <w:vAlign w:val="center"/>
           </w:tcPr>
           <w:p>
@@ -7653,7 +7639,7 @@
               <w:rPr>
                 <w:rFonts w:hint="eastAsia"/>
               </w:rPr>
-              <w:t>手動建立情境</w:t>
+              <w:t>首頁</w:t>
             </w:r>
           </w:p>
         </w:tc>
@@ -7723,7 +7709,7 @@
         </w:tc>
         <w:tc>
           <w:tcPr>
-            <w:tcW w:w="1322" w:type="pct"/>
+            <w:tcW w:w="1323" w:type="pct"/>
             <w:vAlign w:val="center"/>
           </w:tcPr>
           <w:p>
@@ -7735,7 +7721,7 @@
               <w:rPr>
                 <w:rFonts w:hint="eastAsia"/>
               </w:rPr>
-              <w:t>我的單字探險</w:t>
+              <w:t>拍照功能</w:t>
             </w:r>
           </w:p>
         </w:tc>
@@ -7805,7 +7791,7 @@
         </w:tc>
         <w:tc>
           <w:tcPr>
-            <w:tcW w:w="1322" w:type="pct"/>
+            <w:tcW w:w="1323" w:type="pct"/>
             <w:vAlign w:val="center"/>
           </w:tcPr>
           <w:p>
@@ -7817,7 +7803,7 @@
               <w:rPr>
                 <w:rFonts w:hint="eastAsia"/>
               </w:rPr>
-              <w:t>學習小組</w:t>
+              <w:t>手動建立情境</w:t>
             </w:r>
           </w:p>
         </w:tc>
@@ -7887,7 +7873,7 @@
         </w:tc>
         <w:tc>
           <w:tcPr>
-            <w:tcW w:w="1322" w:type="pct"/>
+            <w:tcW w:w="1323" w:type="pct"/>
             <w:vAlign w:val="center"/>
           </w:tcPr>
           <w:p>
@@ -7899,7 +7885,7 @@
               <w:rPr>
                 <w:rFonts w:hint="eastAsia"/>
               </w:rPr>
-              <w:t>個人檔案</w:t>
+              <w:t>我的單字探險</w:t>
             </w:r>
           </w:p>
         </w:tc>
@@ -7969,7 +7955,7 @@
         </w:tc>
         <w:tc>
           <w:tcPr>
-            <w:tcW w:w="1322" w:type="pct"/>
+            <w:tcW w:w="1323" w:type="pct"/>
             <w:vAlign w:val="center"/>
           </w:tcPr>
           <w:p>
@@ -7981,7 +7967,7 @@
               <w:rPr>
                 <w:rFonts w:hint="eastAsia"/>
               </w:rPr>
-              <w:t>好友</w:t>
+              <w:t>學習小組</w:t>
             </w:r>
           </w:p>
         </w:tc>
@@ -8051,7 +8037,7 @@
         </w:tc>
         <w:tc>
           <w:tcPr>
-            <w:tcW w:w="1322" w:type="pct"/>
+            <w:tcW w:w="1323" w:type="pct"/>
             <w:vAlign w:val="center"/>
           </w:tcPr>
           <w:p>
@@ -8063,7 +8049,7 @@
               <w:rPr>
                 <w:rFonts w:hint="eastAsia"/>
               </w:rPr>
-              <w:t>訂閱與點數</w:t>
+              <w:t>個人檔案</w:t>
             </w:r>
           </w:p>
         </w:tc>
@@ -8133,7 +8119,171 @@
         </w:tc>
         <w:tc>
           <w:tcPr>
-            <w:tcW w:w="1322" w:type="pct"/>
+            <w:tcW w:w="1323" w:type="pct"/>
+            <w:vAlign w:val="center"/>
+          </w:tcPr>
+          <w:p>
+            <w:pPr>
+              <w:pStyle w:val="ae"/>
+              <w:jc w:val="both"/>
+            </w:pPr>
+            <w:r>
+              <w:rPr>
+                <w:rFonts w:hint="eastAsia"/>
+              </w:rPr>
+              <w:t>好友</w:t>
+            </w:r>
+          </w:p>
+        </w:tc>
+        <w:tc>
+          <w:tcPr>
+            <w:tcW w:w="652" w:type="pct"/>
+          </w:tcPr>
+          <w:p>
+            <w:pPr>
+              <w:pStyle w:val="ae"/>
+            </w:pPr>
+          </w:p>
+        </w:tc>
+        <w:tc>
+          <w:tcPr>
+            <w:tcW w:w="652" w:type="pct"/>
+          </w:tcPr>
+          <w:p>
+            <w:pPr>
+              <w:pStyle w:val="ae"/>
+            </w:pPr>
+          </w:p>
+        </w:tc>
+        <w:tc>
+          <w:tcPr>
+            <w:tcW w:w="652" w:type="pct"/>
+          </w:tcPr>
+          <w:p>
+            <w:pPr>
+              <w:pStyle w:val="ae"/>
+            </w:pPr>
+          </w:p>
+        </w:tc>
+        <w:tc>
+          <w:tcPr>
+            <w:tcW w:w="652" w:type="pct"/>
+          </w:tcPr>
+          <w:p>
+            <w:pPr>
+              <w:pStyle w:val="ae"/>
+            </w:pPr>
+          </w:p>
+        </w:tc>
+        <w:tc>
+          <w:tcPr>
+            <w:tcW w:w="653" w:type="pct"/>
+          </w:tcPr>
+          <w:p>
+            <w:pPr>
+              <w:pStyle w:val="ae"/>
+            </w:pPr>
+          </w:p>
+        </w:tc>
+      </w:tr>
+      <w:tr>
+        <w:tc>
+          <w:tcPr>
+            <w:tcW w:w="415" w:type="pct"/>
+            <w:vMerge/>
+          </w:tcPr>
+          <w:p>
+            <w:pPr>
+              <w:pStyle w:val="ae"/>
+              <w:jc w:val="center"/>
+            </w:pPr>
+          </w:p>
+        </w:tc>
+        <w:tc>
+          <w:tcPr>
+            <w:tcW w:w="1323" w:type="pct"/>
+            <w:vAlign w:val="center"/>
+          </w:tcPr>
+          <w:p>
+            <w:pPr>
+              <w:pStyle w:val="ae"/>
+              <w:jc w:val="both"/>
+            </w:pPr>
+            <w:r>
+              <w:rPr>
+                <w:rFonts w:hint="eastAsia"/>
+              </w:rPr>
+              <w:t>訂閱與點數</w:t>
+            </w:r>
+          </w:p>
+        </w:tc>
+        <w:tc>
+          <w:tcPr>
+            <w:tcW w:w="652" w:type="pct"/>
+          </w:tcPr>
+          <w:p>
+            <w:pPr>
+              <w:pStyle w:val="ae"/>
+            </w:pPr>
+          </w:p>
+        </w:tc>
+        <w:tc>
+          <w:tcPr>
+            <w:tcW w:w="652" w:type="pct"/>
+          </w:tcPr>
+          <w:p>
+            <w:pPr>
+              <w:pStyle w:val="ae"/>
+            </w:pPr>
+          </w:p>
+        </w:tc>
+        <w:tc>
+          <w:tcPr>
+            <w:tcW w:w="652" w:type="pct"/>
+          </w:tcPr>
+          <w:p>
+            <w:pPr>
+              <w:pStyle w:val="ae"/>
+            </w:pPr>
+          </w:p>
+        </w:tc>
+        <w:tc>
+          <w:tcPr>
+            <w:tcW w:w="652" w:type="pct"/>
+          </w:tcPr>
+          <w:p>
+            <w:pPr>
+              <w:pStyle w:val="ae"/>
+            </w:pPr>
+          </w:p>
+        </w:tc>
+        <w:tc>
+          <w:tcPr>
+            <w:tcW w:w="653" w:type="pct"/>
+          </w:tcPr>
+          <w:p>
+            <w:pPr>
+              <w:pStyle w:val="ae"/>
+            </w:pPr>
+          </w:p>
+        </w:tc>
+      </w:tr>
+      <w:tr>
+        <w:tc>
+          <w:tcPr>
+            <w:tcW w:w="415" w:type="pct"/>
+            <w:vMerge/>
+          </w:tcPr>
+          <w:p>
+            <w:pPr>
+              <w:pStyle w:val="ae"/>
+              <w:jc w:val="center"/>
+            </w:pPr>
+          </w:p>
+        </w:tc>
+        <w:tc>
+          <w:tcPr>
+            <w:tcW w:w="1323" w:type="pct"/>
             <w:vAlign w:val="center"/>
           </w:tcPr>
           <w:p>
@@ -8224,7 +8374,7 @@
         </w:tc>
         <w:tc>
           <w:tcPr>
-            <w:tcW w:w="1322" w:type="pct"/>
+            <w:tcW w:w="1323" w:type="pct"/>
             <w:vAlign w:val="center"/>
           </w:tcPr>
           <w:p>
@@ -8312,7 +8462,7 @@
         </w:tc>
         <w:tc>
           <w:tcPr>
-            <w:tcW w:w="1322" w:type="pct"/>
+            <w:tcW w:w="1323" w:type="pct"/>
             <w:vAlign w:val="center"/>
           </w:tcPr>
           <w:p>
@@ -8410,7 +8560,7 @@
         </w:tc>
         <w:tc>
           <w:tcPr>
-            <w:tcW w:w="1322" w:type="pct"/>
+            <w:tcW w:w="1323" w:type="pct"/>
             <w:vAlign w:val="center"/>
           </w:tcPr>
           <w:p>
@@ -8496,7 +8646,7 @@
         </w:tc>
         <w:tc>
           <w:tcPr>
-            <w:tcW w:w="1322" w:type="pct"/>
+            <w:tcW w:w="1323" w:type="pct"/>
             <w:vAlign w:val="center"/>
           </w:tcPr>
           <w:p>
@@ -8578,7 +8728,7 @@
         </w:tc>
         <w:tc>
           <w:tcPr>
-            <w:tcW w:w="1322" w:type="pct"/>
+            <w:tcW w:w="1323" w:type="pct"/>
             <w:vAlign w:val="center"/>
           </w:tcPr>
           <w:p>
@@ -8663,7 +8813,7 @@
         </w:tc>
         <w:tc>
           <w:tcPr>
-            <w:tcW w:w="1322" w:type="pct"/>
+            <w:tcW w:w="1323" w:type="pct"/>
             <w:vAlign w:val="center"/>
           </w:tcPr>
           <w:p>
@@ -8751,7 +8901,7 @@
         </w:tc>
         <w:tc>
           <w:tcPr>
-            <w:tcW w:w="1322" w:type="pct"/>
+            <w:tcW w:w="1323" w:type="pct"/>
             <w:vAlign w:val="center"/>
           </w:tcPr>
           <w:p>
@@ -8833,7 +8983,7 @@
         </w:tc>
         <w:tc>
           <w:tcPr>
-            <w:tcW w:w="1322" w:type="pct"/>
+            <w:tcW w:w="1323" w:type="pct"/>
             <w:vAlign w:val="center"/>
           </w:tcPr>
           <w:p>
@@ -8939,7 +9089,7 @@
         </w:tc>
         <w:tc>
           <w:tcPr>
-            <w:tcW w:w="1322" w:type="pct"/>
+            <w:tcW w:w="1323" w:type="pct"/>
             <w:vAlign w:val="center"/>
           </w:tcPr>
           <w:p>
@@ -9045,7 +9195,7 @@
         </w:tc>
         <w:tc>
           <w:tcPr>
-            <w:tcW w:w="1322" w:type="pct"/>
+            <w:tcW w:w="1323" w:type="pct"/>
             <w:vAlign w:val="center"/>
           </w:tcPr>
           <w:p>
@@ -9151,7 +9301,7 @@
         </w:tc>
         <w:tc>
           <w:tcPr>
-            <w:tcW w:w="1322" w:type="pct"/>
+            <w:tcW w:w="1323" w:type="pct"/>
             <w:vAlign w:val="center"/>
           </w:tcPr>
           <w:p>
@@ -9269,7 +9419,7 @@
         </w:tc>
         <w:tc>
           <w:tcPr>
-            <w:tcW w:w="1322" w:type="pct"/>
+            <w:tcW w:w="1323" w:type="pct"/>
             <w:vAlign w:val="center"/>
           </w:tcPr>
           <w:p>
@@ -9375,7 +9525,7 @@
         </w:tc>
         <w:tc>
           <w:tcPr>
-            <w:tcW w:w="1322" w:type="pct"/>
+            <w:tcW w:w="1323" w:type="pct"/>
             <w:vAlign w:val="center"/>
           </w:tcPr>
           <w:p>
@@ -9481,7 +9631,7 @@
         </w:tc>
         <w:tc>
           <w:tcPr>
-            <w:tcW w:w="1322" w:type="pct"/>
+            <w:tcW w:w="1323" w:type="pct"/>
             <w:vAlign w:val="center"/>
           </w:tcPr>
           <w:p>
@@ -9587,7 +9737,7 @@
         </w:tc>
         <w:tc>
           <w:tcPr>
-            <w:tcW w:w="1322" w:type="pct"/>
+            <w:tcW w:w="1323" w:type="pct"/>
             <w:vAlign w:val="center"/>
           </w:tcPr>
           <w:p>
@@ -9693,7 +9843,7 @@
         </w:tc>
         <w:tc>
           <w:tcPr>
-            <w:tcW w:w="1322" w:type="pct"/>
+            <w:tcW w:w="1323" w:type="pct"/>
             <w:vAlign w:val="center"/>
           </w:tcPr>
           <w:p>
@@ -9799,7 +9949,7 @@
         </w:tc>
         <w:tc>
           <w:tcPr>
-            <w:tcW w:w="1322" w:type="pct"/>
+            <w:tcW w:w="1323" w:type="pct"/>
             <w:vAlign w:val="center"/>
           </w:tcPr>
           <w:p>
@@ -9905,7 +10055,7 @@
         </w:tc>
         <w:tc>
           <w:tcPr>
-            <w:tcW w:w="1322" w:type="pct"/>
+            <w:tcW w:w="1323" w:type="pct"/>
             <w:vAlign w:val="center"/>
           </w:tcPr>
           <w:p>
@@ -10011,7 +10161,7 @@
         </w:tc>
         <w:tc>
           <w:tcPr>
-            <w:tcW w:w="1322" w:type="pct"/>
+            <w:tcW w:w="1323" w:type="pct"/>
             <w:vAlign w:val="center"/>
           </w:tcPr>
           <w:p>
@@ -10125,7 +10275,7 @@
         </w:tc>
         <w:tc>
           <w:tcPr>
-            <w:tcW w:w="1322" w:type="pct"/>
+            <w:tcW w:w="1323" w:type="pct"/>
           </w:tcPr>
           <w:p>
             <w:pPr>
@@ -10583,17 +10733,8 @@
                 <w:rFonts w:hint="eastAsia"/>
                 <w:u w:val="single"/>
               </w:rPr>
-              <w:t>蘇品</w:t>
-            </w:r>
-            <w:proofErr w:type="gramStart"/>
-            <w:r>
-              <w:rPr>
-                <w:rFonts w:hint="eastAsia"/>
-                <w:u w:val="single"/>
-              </w:rPr>
-              <w:t>璇</w:t>
-            </w:r>
-            <w:proofErr w:type="gramEnd"/>
+              <w:t>蘇品璇</w:t>
+            </w:r>
           </w:p>
         </w:tc>
         <w:tc>
@@ -10825,7 +10966,19 @@
               <w:rPr>
                 <w:rFonts w:hint="eastAsia"/>
               </w:rPr>
-              <w:t>總：</w:t>
+              <w:t>總</w:t>
+            </w:r>
+            <w:r>
+              <w:rPr>
+                <w:rFonts w:hint="eastAsia"/>
+              </w:rPr>
+              <w:t>計</w:t>
+            </w:r>
+            <w:r>
+              <w:rPr>
+                <w:rFonts w:hint="eastAsia"/>
+              </w:rPr>
+              <w:t>：</w:t>
             </w:r>
             <w:r>
               <w:rPr>

--- a/系統文件/第4章/第四章 專案時程與組織分工.docx
+++ b/系統文件/第4章/第四章 專案時程與組織分工.docx
@@ -10990,6 +10990,193 @@
         </w:tc>
       </w:tr>
     </w:tbl>
+    <w:p>
+      <w:pPr>
+        <w:pStyle w:val="-"/>
+      </w:pPr>
+    </w:p>
+    <w:p>
+      <w:pPr>
+        <w:widowControl/>
+        <w:rPr>
+          <w:rFonts w:eastAsia="標楷體"/>
+          <w:sz w:val="32"/>
+        </w:rPr>
+      </w:pPr>
+      <w:r>
+        <w:br w:type="page"/>
+      </w:r>
+    </w:p>
+    <w:p>
+      <w:pPr>
+        <w:pStyle w:val="-"/>
+      </w:pPr>
+      <w:r>
+        <w:rPr>
+          <w:rFonts w:hint="eastAsia"/>
+        </w:rPr>
+        <w:lastRenderedPageBreak/>
+        <w:t>每周進度上傳至</w:t>
+      </w:r>
+      <w:r>
+        <w:t>GitHub</w:t>
+      </w:r>
+      <w:r>
+        <w:rPr>
+          <w:rFonts w:hint="eastAsia"/>
+        </w:rPr>
+        <w:t>紀錄</w:t>
+      </w:r>
+    </w:p>
+    <w:p>
+      <w:pPr>
+        <w:pStyle w:val="-"/>
+      </w:pPr>
+    </w:p>
+    <w:p>
+      <w:pPr>
+        <w:pStyle w:val="a7"/>
+      </w:pPr>
+      <w:r>
+        <w:rPr>
+          <w:rFonts w:hint="eastAsia"/>
+        </w:rPr>
+        <w:t>圖4-2-1 1115600</w:t>
+      </w:r>
+      <w:r>
+        <w:t>1</w:t>
+      </w:r>
+      <w:r>
+        <w:rPr>
+          <w:rFonts w:hint="eastAsia"/>
+        </w:rPr>
+        <w:t>彭婧奕上傳GitHub紀錄</w:t>
+      </w:r>
+    </w:p>
+    <w:p>
+      <w:pPr>
+        <w:pStyle w:val="-"/>
+      </w:pPr>
+    </w:p>
+    <w:p>
+      <w:pPr>
+        <w:pStyle w:val="a7"/>
+      </w:pPr>
+      <w:r>
+        <w:rPr>
+          <w:rFonts w:hint="eastAsia"/>
+        </w:rPr>
+        <w:t>圖4-2-1 1115600</w:t>
+      </w:r>
+      <w:r>
+        <w:t>06</w:t>
+      </w:r>
+      <w:r>
+        <w:rPr>
+          <w:rFonts w:hint="eastAsia"/>
+        </w:rPr>
+        <w:t>丁泳瑄</w:t>
+      </w:r>
+      <w:r>
+        <w:rPr>
+          <w:rFonts w:hint="eastAsia"/>
+        </w:rPr>
+        <w:t>上傳GitHub紀錄</w:t>
+      </w:r>
+    </w:p>
+    <w:p>
+      <w:pPr>
+        <w:pStyle w:val="-"/>
+      </w:pPr>
+    </w:p>
+    <w:p>
+      <w:pPr>
+        <w:pStyle w:val="a7"/>
+      </w:pPr>
+      <w:r>
+        <w:rPr>
+          <w:rFonts w:hint="eastAsia"/>
+        </w:rPr>
+        <w:t>圖4-2-1 111560</w:t>
+      </w:r>
+      <w:r>
+        <w:t>15</w:t>
+      </w:r>
+      <w:r>
+        <w:rPr>
+          <w:rFonts w:hint="eastAsia"/>
+        </w:rPr>
+        <w:t>蘇品璇</w:t>
+      </w:r>
+      <w:r>
+        <w:rPr>
+          <w:rFonts w:hint="eastAsia"/>
+        </w:rPr>
+        <w:t>上傳GitHub紀錄</w:t>
+      </w:r>
+    </w:p>
+    <w:p>
+      <w:pPr>
+        <w:pStyle w:val="-"/>
+      </w:pPr>
+    </w:p>
+    <w:p>
+      <w:pPr>
+        <w:pStyle w:val="a7"/>
+      </w:pPr>
+      <w:r>
+        <w:rPr>
+          <w:rFonts w:hint="eastAsia"/>
+        </w:rPr>
+        <w:t>圖4-2-1 111560</w:t>
+      </w:r>
+      <w:r>
+        <w:t>39</w:t>
+      </w:r>
+      <w:r>
+        <w:rPr>
+          <w:rFonts w:hint="eastAsia"/>
+        </w:rPr>
+        <w:t>廖唯岑</w:t>
+      </w:r>
+      <w:r>
+        <w:rPr>
+          <w:rFonts w:hint="eastAsia"/>
+        </w:rPr>
+        <w:t>上傳GitHub紀錄</w:t>
+      </w:r>
+    </w:p>
+    <w:p>
+      <w:pPr>
+        <w:pStyle w:val="-"/>
+      </w:pPr>
+    </w:p>
+    <w:p>
+      <w:pPr>
+        <w:pStyle w:val="a7"/>
+      </w:pPr>
+      <w:r>
+        <w:rPr>
+          <w:rFonts w:hint="eastAsia"/>
+        </w:rPr>
+        <w:t>圖4-2-1 111560</w:t>
+      </w:r>
+      <w:r>
+        <w:t>47</w:t>
+      </w:r>
+      <w:r>
+        <w:rPr>
+          <w:rFonts w:hint="eastAsia"/>
+        </w:rPr>
+        <w:t>施品妤</w:t>
+      </w:r>
+      <w:r>
+        <w:rPr>
+          <w:rFonts w:hint="eastAsia"/>
+        </w:rPr>
+        <w:t>上傳GitHub紀錄</w:t>
+      </w:r>
+    </w:p>
     <w:p>
       <w:pPr>
         <w:pStyle w:val="-"/>
